--- a/Cybersecurity-Risk-Management-Plan.docx
+++ b/Cybersecurity-Risk-Management-Plan.docx
@@ -146,9 +146,9 @@
         </w:tblBorders>
       </w:tblPr>
       <w:tblGrid>
-        <w:gridCol w:w="1620"/>
-        <w:gridCol w:w="5127"/>
-        <w:gridCol w:w="2273"/>
+        <w:gridCol w:w="1890"/>
+        <w:gridCol w:w="4932"/>
+        <w:gridCol w:w="2198"/>
       </w:tblGrid>
       <w:tr>
         <w:trPr>
@@ -156,7 +156,7 @@
         </w:trPr>
         <w:tc>
           <w:tcPr>
-            <w:tcW w:type="dxa" w:w="1620"/>
+            <w:tcW w:type="dxa" w:w="1890"/>
             <w:shd w:fill="EDEDED" w:val="clear"/>
             <w:tcMar>
               <w:top w:type="dxa" w:w="60"/>
@@ -182,7 +182,7 @@
         </w:tc>
         <w:tc>
           <w:tcPr>
-            <w:tcW w:type="dxa" w:w="5127"/>
+            <w:tcW w:type="dxa" w:w="4932"/>
             <w:shd w:fill="EDEDED" w:val="clear"/>
             <w:tcMar>
               <w:top w:type="dxa" w:w="60"/>
@@ -208,7 +208,7 @@
         </w:tc>
         <w:tc>
           <w:tcPr>
-            <w:tcW w:type="dxa" w:w="2273"/>
+            <w:tcW w:type="dxa" w:w="2198"/>
             <w:shd w:fill="EDEDED" w:val="clear"/>
             <w:tcMar>
               <w:top w:type="dxa" w:w="60"/>
@@ -236,7 +236,7 @@
       <w:tr>
         <w:tc>
           <w:tcPr>
-            <w:tcW w:type="dxa" w:w="1620"/>
+            <w:tcW w:type="dxa" w:w="1890"/>
             <w:tcMar>
               <w:top w:type="dxa" w:w="60"/>
               <w:left w:type="dxa" w:w="100"/>
@@ -261,7 +261,7 @@
         </w:tc>
         <w:tc>
           <w:tcPr>
-            <w:tcW w:type="dxa" w:w="5127"/>
+            <w:tcW w:type="dxa" w:w="4932"/>
             <w:tcMar>
               <w:top w:type="dxa" w:w="60"/>
               <w:left w:type="dxa" w:w="100"/>
@@ -286,7 +286,7 @@
         </w:tc>
         <w:tc>
           <w:tcPr>
-            <w:tcW w:type="dxa" w:w="2273"/>
+            <w:tcW w:type="dxa" w:w="2198"/>
             <w:tcMar>
               <w:top w:type="dxa" w:w="60"/>
               <w:left w:type="dxa" w:w="100"/>
@@ -327,7 +327,7 @@
       <w:tr>
         <w:tc>
           <w:tcPr>
-            <w:tcW w:type="dxa" w:w="1620"/>
+            <w:tcW w:type="dxa" w:w="1890"/>
             <w:tcMar>
               <w:top w:type="dxa" w:w="60"/>
               <w:left w:type="dxa" w:w="100"/>
@@ -352,7 +352,7 @@
         </w:tc>
         <w:tc>
           <w:tcPr>
-            <w:tcW w:type="dxa" w:w="5127"/>
+            <w:tcW w:type="dxa" w:w="4932"/>
             <w:tcMar>
               <w:top w:type="dxa" w:w="60"/>
               <w:left w:type="dxa" w:w="100"/>
@@ -377,7 +377,7 @@
         </w:tc>
         <w:tc>
           <w:tcPr>
-            <w:tcW w:type="dxa" w:w="2273"/>
+            <w:tcW w:type="dxa" w:w="2198"/>
             <w:tcMar>
               <w:top w:type="dxa" w:w="60"/>
               <w:left w:type="dxa" w:w="100"/>
@@ -409,7 +409,7 @@
       <w:tr>
         <w:tc>
           <w:tcPr>
-            <w:tcW w:type="dxa" w:w="1620"/>
+            <w:tcW w:type="dxa" w:w="1890"/>
             <w:tcMar>
               <w:top w:type="dxa" w:w="60"/>
               <w:left w:type="dxa" w:w="100"/>
@@ -434,7 +434,7 @@
         </w:tc>
         <w:tc>
           <w:tcPr>
-            <w:tcW w:type="dxa" w:w="5127"/>
+            <w:tcW w:type="dxa" w:w="4932"/>
             <w:tcMar>
               <w:top w:type="dxa" w:w="60"/>
               <w:left w:type="dxa" w:w="100"/>
@@ -459,7 +459,7 @@
         </w:tc>
         <w:tc>
           <w:tcPr>
-            <w:tcW w:type="dxa" w:w="2273"/>
+            <w:tcW w:type="dxa" w:w="2198"/>
             <w:tcMar>
               <w:top w:type="dxa" w:w="60"/>
               <w:left w:type="dxa" w:w="100"/>
@@ -491,7 +491,7 @@
       <w:tr>
         <w:tc>
           <w:tcPr>
-            <w:tcW w:type="dxa" w:w="1620"/>
+            <w:tcW w:type="dxa" w:w="1890"/>
             <w:tcMar>
               <w:top w:type="dxa" w:w="60"/>
               <w:left w:type="dxa" w:w="100"/>
@@ -516,7 +516,7 @@
         </w:tc>
         <w:tc>
           <w:tcPr>
-            <w:tcW w:type="dxa" w:w="5127"/>
+            <w:tcW w:type="dxa" w:w="4932"/>
             <w:tcMar>
               <w:top w:type="dxa" w:w="60"/>
               <w:left w:type="dxa" w:w="100"/>
@@ -541,7 +541,7 @@
         </w:tc>
         <w:tc>
           <w:tcPr>
-            <w:tcW w:type="dxa" w:w="2273"/>
+            <w:tcW w:type="dxa" w:w="2198"/>
             <w:tcMar>
               <w:top w:type="dxa" w:w="60"/>
               <w:left w:type="dxa" w:w="100"/>
@@ -573,7 +573,7 @@
       <w:tr>
         <w:tc>
           <w:tcPr>
-            <w:tcW w:type="dxa" w:w="1620"/>
+            <w:tcW w:type="dxa" w:w="1890"/>
             <w:tcMar>
               <w:top w:type="dxa" w:w="60"/>
               <w:left w:type="dxa" w:w="100"/>
@@ -598,7 +598,7 @@
         </w:tc>
         <w:tc>
           <w:tcPr>
-            <w:tcW w:type="dxa" w:w="5127"/>
+            <w:tcW w:type="dxa" w:w="4932"/>
             <w:tcMar>
               <w:top w:type="dxa" w:w="60"/>
               <w:left w:type="dxa" w:w="100"/>
@@ -623,7 +623,7 @@
         </w:tc>
         <w:tc>
           <w:tcPr>
-            <w:tcW w:type="dxa" w:w="2273"/>
+            <w:tcW w:type="dxa" w:w="2198"/>
             <w:tcMar>
               <w:top w:type="dxa" w:w="60"/>
               <w:left w:type="dxa" w:w="100"/>
@@ -655,7 +655,7 @@
       <w:tr>
         <w:tc>
           <w:tcPr>
-            <w:tcW w:type="dxa" w:w="1620"/>
+            <w:tcW w:type="dxa" w:w="1890"/>
             <w:tcMar>
               <w:top w:type="dxa" w:w="60"/>
               <w:left w:type="dxa" w:w="100"/>
@@ -680,7 +680,7 @@
         </w:tc>
         <w:tc>
           <w:tcPr>
-            <w:tcW w:type="dxa" w:w="5127"/>
+            <w:tcW w:type="dxa" w:w="4932"/>
             <w:tcMar>
               <w:top w:type="dxa" w:w="60"/>
               <w:left w:type="dxa" w:w="100"/>
@@ -705,7 +705,7 @@
         </w:tc>
         <w:tc>
           <w:tcPr>
-            <w:tcW w:type="dxa" w:w="2273"/>
+            <w:tcW w:type="dxa" w:w="2198"/>
             <w:tcMar>
               <w:top w:type="dxa" w:w="60"/>
               <w:left w:type="dxa" w:w="100"/>
@@ -751,7 +751,7 @@
       <w:tr>
         <w:tc>
           <w:tcPr>
-            <w:tcW w:type="dxa" w:w="1620"/>
+            <w:tcW w:type="dxa" w:w="1890"/>
             <w:tcMar>
               <w:top w:type="dxa" w:w="60"/>
               <w:left w:type="dxa" w:w="100"/>
@@ -776,7 +776,7 @@
         </w:tc>
         <w:tc>
           <w:tcPr>
-            <w:tcW w:type="dxa" w:w="5127"/>
+            <w:tcW w:type="dxa" w:w="4932"/>
             <w:tcMar>
               <w:top w:type="dxa" w:w="60"/>
               <w:left w:type="dxa" w:w="100"/>
@@ -801,7 +801,7 @@
         </w:tc>
         <w:tc>
           <w:tcPr>
-            <w:tcW w:type="dxa" w:w="2273"/>
+            <w:tcW w:type="dxa" w:w="2198"/>
             <w:tcMar>
               <w:top w:type="dxa" w:w="60"/>
               <w:left w:type="dxa" w:w="100"/>
@@ -828,7 +828,7 @@
       <w:tr>
         <w:tc>
           <w:tcPr>
-            <w:tcW w:type="dxa" w:w="1620"/>
+            <w:tcW w:type="dxa" w:w="1890"/>
             <w:tcMar>
               <w:top w:type="dxa" w:w="60"/>
               <w:left w:type="dxa" w:w="100"/>
@@ -853,7 +853,7 @@
         </w:tc>
         <w:tc>
           <w:tcPr>
-            <w:tcW w:type="dxa" w:w="5127"/>
+            <w:tcW w:type="dxa" w:w="4932"/>
             <w:tcMar>
               <w:top w:type="dxa" w:w="60"/>
               <w:left w:type="dxa" w:w="100"/>
@@ -878,7 +878,7 @@
         </w:tc>
         <w:tc>
           <w:tcPr>
-            <w:tcW w:type="dxa" w:w="2273"/>
+            <w:tcW w:type="dxa" w:w="2198"/>
             <w:tcMar>
               <w:top w:type="dxa" w:w="60"/>
               <w:left w:type="dxa" w:w="100"/>
@@ -905,7 +905,7 @@
       <w:tr>
         <w:tc>
           <w:tcPr>
-            <w:tcW w:type="dxa" w:w="1620"/>
+            <w:tcW w:type="dxa" w:w="1890"/>
             <w:tcMar>
               <w:top w:type="dxa" w:w="60"/>
               <w:left w:type="dxa" w:w="100"/>
@@ -930,7 +930,7 @@
         </w:tc>
         <w:tc>
           <w:tcPr>
-            <w:tcW w:type="dxa" w:w="5127"/>
+            <w:tcW w:type="dxa" w:w="4932"/>
             <w:tcMar>
               <w:top w:type="dxa" w:w="60"/>
               <w:left w:type="dxa" w:w="100"/>
@@ -955,7 +955,7 @@
         </w:tc>
         <w:tc>
           <w:tcPr>
-            <w:tcW w:type="dxa" w:w="2273"/>
+            <w:tcW w:type="dxa" w:w="2198"/>
             <w:tcMar>
               <w:top w:type="dxa" w:w="60"/>
               <w:left w:type="dxa" w:w="100"/>
@@ -982,7 +982,7 @@
       <w:tr>
         <w:tc>
           <w:tcPr>
-            <w:tcW w:type="dxa" w:w="1620"/>
+            <w:tcW w:type="dxa" w:w="1890"/>
             <w:tcMar>
               <w:top w:type="dxa" w:w="60"/>
               <w:left w:type="dxa" w:w="100"/>
@@ -1007,7 +1007,7 @@
         </w:tc>
         <w:tc>
           <w:tcPr>
-            <w:tcW w:type="dxa" w:w="5127"/>
+            <w:tcW w:type="dxa" w:w="4932"/>
             <w:tcMar>
               <w:top w:type="dxa" w:w="60"/>
               <w:left w:type="dxa" w:w="100"/>
@@ -1032,7 +1032,7 @@
         </w:tc>
         <w:tc>
           <w:tcPr>
-            <w:tcW w:type="dxa" w:w="2273"/>
+            <w:tcW w:type="dxa" w:w="2198"/>
             <w:tcMar>
               <w:top w:type="dxa" w:w="60"/>
               <w:left w:type="dxa" w:w="100"/>
@@ -1064,7 +1064,7 @@
       <w:tr>
         <w:tc>
           <w:tcPr>
-            <w:tcW w:type="dxa" w:w="1620"/>
+            <w:tcW w:type="dxa" w:w="1890"/>
             <w:tcMar>
               <w:top w:type="dxa" w:w="60"/>
               <w:left w:type="dxa" w:w="100"/>
@@ -1089,7 +1089,7 @@
         </w:tc>
         <w:tc>
           <w:tcPr>
-            <w:tcW w:type="dxa" w:w="5127"/>
+            <w:tcW w:type="dxa" w:w="4932"/>
             <w:tcMar>
               <w:top w:type="dxa" w:w="60"/>
               <w:left w:type="dxa" w:w="100"/>
@@ -1114,7 +1114,7 @@
         </w:tc>
         <w:tc>
           <w:tcPr>
-            <w:tcW w:type="dxa" w:w="2273"/>
+            <w:tcW w:type="dxa" w:w="2198"/>
             <w:tcMar>
               <w:top w:type="dxa" w:w="60"/>
               <w:left w:type="dxa" w:w="100"/>
@@ -1146,7 +1146,7 @@
       <w:tr>
         <w:tc>
           <w:tcPr>
-            <w:tcW w:type="dxa" w:w="1620"/>
+            <w:tcW w:type="dxa" w:w="1890"/>
             <w:tcMar>
               <w:top w:type="dxa" w:w="60"/>
               <w:left w:type="dxa" w:w="100"/>
@@ -1171,7 +1171,7 @@
         </w:tc>
         <w:tc>
           <w:tcPr>
-            <w:tcW w:type="dxa" w:w="5127"/>
+            <w:tcW w:type="dxa" w:w="4932"/>
             <w:tcMar>
               <w:top w:type="dxa" w:w="60"/>
               <w:left w:type="dxa" w:w="100"/>
@@ -1196,7 +1196,7 @@
         </w:tc>
         <w:tc>
           <w:tcPr>
-            <w:tcW w:type="dxa" w:w="2273"/>
+            <w:tcW w:type="dxa" w:w="2198"/>
             <w:tcMar>
               <w:top w:type="dxa" w:w="60"/>
               <w:left w:type="dxa" w:w="100"/>
@@ -1228,7 +1228,7 @@
       <w:tr>
         <w:tc>
           <w:tcPr>
-            <w:tcW w:type="dxa" w:w="1620"/>
+            <w:tcW w:type="dxa" w:w="1890"/>
             <w:tcMar>
               <w:top w:type="dxa" w:w="60"/>
               <w:left w:type="dxa" w:w="100"/>
@@ -1253,7 +1253,7 @@
         </w:tc>
         <w:tc>
           <w:tcPr>
-            <w:tcW w:type="dxa" w:w="5127"/>
+            <w:tcW w:type="dxa" w:w="4932"/>
             <w:tcMar>
               <w:top w:type="dxa" w:w="60"/>
               <w:left w:type="dxa" w:w="100"/>
@@ -1278,7 +1278,7 @@
         </w:tc>
         <w:tc>
           <w:tcPr>
-            <w:tcW w:type="dxa" w:w="2273"/>
+            <w:tcW w:type="dxa" w:w="2198"/>
             <w:tcMar>
               <w:top w:type="dxa" w:w="60"/>
               <w:left w:type="dxa" w:w="100"/>
@@ -1310,7 +1310,7 @@
       <w:tr>
         <w:tc>
           <w:tcPr>
-            <w:tcW w:type="dxa" w:w="1620"/>
+            <w:tcW w:type="dxa" w:w="1890"/>
             <w:tcMar>
               <w:top w:type="dxa" w:w="60"/>
               <w:left w:type="dxa" w:w="100"/>
@@ -1335,7 +1335,7 @@
         </w:tc>
         <w:tc>
           <w:tcPr>
-            <w:tcW w:type="dxa" w:w="5127"/>
+            <w:tcW w:type="dxa" w:w="4932"/>
             <w:tcMar>
               <w:top w:type="dxa" w:w="60"/>
               <w:left w:type="dxa" w:w="100"/>
@@ -1360,7 +1360,7 @@
         </w:tc>
         <w:tc>
           <w:tcPr>
-            <w:tcW w:type="dxa" w:w="2273"/>
+            <w:tcW w:type="dxa" w:w="2198"/>
             <w:tcMar>
               <w:top w:type="dxa" w:w="60"/>
               <w:left w:type="dxa" w:w="100"/>
@@ -1392,7 +1392,7 @@
       <w:tr>
         <w:tc>
           <w:tcPr>
-            <w:tcW w:type="dxa" w:w="1620"/>
+            <w:tcW w:type="dxa" w:w="1890"/>
             <w:tcMar>
               <w:top w:type="dxa" w:w="60"/>
               <w:left w:type="dxa" w:w="100"/>
@@ -1417,7 +1417,7 @@
         </w:tc>
         <w:tc>
           <w:tcPr>
-            <w:tcW w:type="dxa" w:w="5127"/>
+            <w:tcW w:type="dxa" w:w="4932"/>
             <w:tcMar>
               <w:top w:type="dxa" w:w="60"/>
               <w:left w:type="dxa" w:w="100"/>
@@ -1442,7 +1442,7 @@
         </w:tc>
         <w:tc>
           <w:tcPr>
-            <w:tcW w:type="dxa" w:w="2273"/>
+            <w:tcW w:type="dxa" w:w="2198"/>
             <w:tcMar>
               <w:top w:type="dxa" w:w="60"/>
               <w:left w:type="dxa" w:w="100"/>
@@ -1474,7 +1474,7 @@
       <w:tr>
         <w:tc>
           <w:tcPr>
-            <w:tcW w:type="dxa" w:w="1620"/>
+            <w:tcW w:type="dxa" w:w="1890"/>
             <w:tcMar>
               <w:top w:type="dxa" w:w="60"/>
               <w:left w:type="dxa" w:w="100"/>
@@ -1499,7 +1499,7 @@
         </w:tc>
         <w:tc>
           <w:tcPr>
-            <w:tcW w:type="dxa" w:w="5127"/>
+            <w:tcW w:type="dxa" w:w="4932"/>
             <w:tcMar>
               <w:top w:type="dxa" w:w="60"/>
               <w:left w:type="dxa" w:w="100"/>
@@ -1524,7 +1524,7 @@
         </w:tc>
         <w:tc>
           <w:tcPr>
-            <w:tcW w:type="dxa" w:w="2273"/>
+            <w:tcW w:type="dxa" w:w="2198"/>
             <w:tcMar>
               <w:top w:type="dxa" w:w="60"/>
               <w:left w:type="dxa" w:w="100"/>
@@ -1551,7 +1551,7 @@
       <w:tr>
         <w:tc>
           <w:tcPr>
-            <w:tcW w:type="dxa" w:w="1620"/>
+            <w:tcW w:type="dxa" w:w="1890"/>
             <w:tcMar>
               <w:top w:type="dxa" w:w="60"/>
               <w:left w:type="dxa" w:w="100"/>
@@ -1576,7 +1576,7 @@
         </w:tc>
         <w:tc>
           <w:tcPr>
-            <w:tcW w:type="dxa" w:w="5127"/>
+            <w:tcW w:type="dxa" w:w="4932"/>
             <w:tcMar>
               <w:top w:type="dxa" w:w="60"/>
               <w:left w:type="dxa" w:w="100"/>
@@ -1601,7 +1601,7 @@
         </w:tc>
         <w:tc>
           <w:tcPr>
-            <w:tcW w:type="dxa" w:w="2273"/>
+            <w:tcW w:type="dxa" w:w="2198"/>
             <w:tcMar>
               <w:top w:type="dxa" w:w="60"/>
               <w:left w:type="dxa" w:w="100"/>
@@ -1628,7 +1628,7 @@
       <w:tr>
         <w:tc>
           <w:tcPr>
-            <w:tcW w:type="dxa" w:w="1620"/>
+            <w:tcW w:type="dxa" w:w="1890"/>
             <w:tcMar>
               <w:top w:type="dxa" w:w="60"/>
               <w:left w:type="dxa" w:w="100"/>
@@ -1653,7 +1653,7 @@
         </w:tc>
         <w:tc>
           <w:tcPr>
-            <w:tcW w:type="dxa" w:w="5127"/>
+            <w:tcW w:type="dxa" w:w="4932"/>
             <w:tcMar>
               <w:top w:type="dxa" w:w="60"/>
               <w:left w:type="dxa" w:w="100"/>
@@ -1678,7 +1678,7 @@
         </w:tc>
         <w:tc>
           <w:tcPr>
-            <w:tcW w:type="dxa" w:w="2273"/>
+            <w:tcW w:type="dxa" w:w="2198"/>
             <w:tcMar>
               <w:top w:type="dxa" w:w="60"/>
               <w:left w:type="dxa" w:w="100"/>
@@ -2666,9 +2666,9 @@
         </w:tblBorders>
       </w:tblPr>
       <w:tblGrid>
-        <w:gridCol w:w="1477"/>
-        <w:gridCol w:w="5166"/>
-        <w:gridCol w:w="2377"/>
+        <w:gridCol w:w="1670"/>
+        <w:gridCol w:w="5012"/>
+        <w:gridCol w:w="2338"/>
       </w:tblGrid>
       <w:tr>
         <w:trPr>
@@ -2676,7 +2676,7 @@
         </w:trPr>
         <w:tc>
           <w:tcPr>
-            <w:tcW w:type="dxa" w:w="1477"/>
+            <w:tcW w:type="dxa" w:w="1670"/>
             <w:shd w:fill="EDEDED" w:val="clear"/>
             <w:tcMar>
               <w:top w:type="dxa" w:w="60"/>
@@ -2702,7 +2702,7 @@
         </w:tc>
         <w:tc>
           <w:tcPr>
-            <w:tcW w:type="dxa" w:w="5166"/>
+            <w:tcW w:type="dxa" w:w="5012"/>
             <w:shd w:fill="EDEDED" w:val="clear"/>
             <w:tcMar>
               <w:top w:type="dxa" w:w="60"/>
@@ -2728,7 +2728,7 @@
         </w:tc>
         <w:tc>
           <w:tcPr>
-            <w:tcW w:type="dxa" w:w="2377"/>
+            <w:tcW w:type="dxa" w:w="2338"/>
             <w:shd w:fill="EDEDED" w:val="clear"/>
             <w:tcMar>
               <w:top w:type="dxa" w:w="60"/>
@@ -2756,7 +2756,7 @@
       <w:tr>
         <w:tc>
           <w:tcPr>
-            <w:tcW w:type="dxa" w:w="1477"/>
+            <w:tcW w:type="dxa" w:w="1670"/>
             <w:tcMar>
               <w:top w:type="dxa" w:w="60"/>
               <w:left w:type="dxa" w:w="100"/>
@@ -2781,7 +2781,7 @@
         </w:tc>
         <w:tc>
           <w:tcPr>
-            <w:tcW w:type="dxa" w:w="5166"/>
+            <w:tcW w:type="dxa" w:w="5012"/>
             <w:tcMar>
               <w:top w:type="dxa" w:w="60"/>
               <w:left w:type="dxa" w:w="100"/>
@@ -2806,7 +2806,7 @@
         </w:tc>
         <w:tc>
           <w:tcPr>
-            <w:tcW w:type="dxa" w:w="2377"/>
+            <w:tcW w:type="dxa" w:w="2338"/>
             <w:tcMar>
               <w:top w:type="dxa" w:w="60"/>
               <w:left w:type="dxa" w:w="100"/>
@@ -2833,7 +2833,7 @@
       <w:tr>
         <w:tc>
           <w:tcPr>
-            <w:tcW w:type="dxa" w:w="1477"/>
+            <w:tcW w:type="dxa" w:w="1670"/>
             <w:tcMar>
               <w:top w:type="dxa" w:w="60"/>
               <w:left w:type="dxa" w:w="100"/>
@@ -2858,7 +2858,7 @@
         </w:tc>
         <w:tc>
           <w:tcPr>
-            <w:tcW w:type="dxa" w:w="5166"/>
+            <w:tcW w:type="dxa" w:w="5012"/>
             <w:tcMar>
               <w:top w:type="dxa" w:w="60"/>
               <w:left w:type="dxa" w:w="100"/>
@@ -2883,7 +2883,7 @@
         </w:tc>
         <w:tc>
           <w:tcPr>
-            <w:tcW w:type="dxa" w:w="2377"/>
+            <w:tcW w:type="dxa" w:w="2338"/>
             <w:tcMar>
               <w:top w:type="dxa" w:w="60"/>
               <w:left w:type="dxa" w:w="100"/>
@@ -2910,7 +2910,7 @@
       <w:tr>
         <w:tc>
           <w:tcPr>
-            <w:tcW w:type="dxa" w:w="1477"/>
+            <w:tcW w:type="dxa" w:w="1670"/>
             <w:tcMar>
               <w:top w:type="dxa" w:w="60"/>
               <w:left w:type="dxa" w:w="100"/>
@@ -2935,7 +2935,7 @@
         </w:tc>
         <w:tc>
           <w:tcPr>
-            <w:tcW w:type="dxa" w:w="5166"/>
+            <w:tcW w:type="dxa" w:w="5012"/>
             <w:tcMar>
               <w:top w:type="dxa" w:w="60"/>
               <w:left w:type="dxa" w:w="100"/>
@@ -2960,7 +2960,7 @@
         </w:tc>
         <w:tc>
           <w:tcPr>
-            <w:tcW w:type="dxa" w:w="2377"/>
+            <w:tcW w:type="dxa" w:w="2338"/>
             <w:tcMar>
               <w:top w:type="dxa" w:w="60"/>
               <w:left w:type="dxa" w:w="100"/>
@@ -2987,7 +2987,7 @@
       <w:tr>
         <w:tc>
           <w:tcPr>
-            <w:tcW w:type="dxa" w:w="1477"/>
+            <w:tcW w:type="dxa" w:w="1670"/>
             <w:tcMar>
               <w:top w:type="dxa" w:w="60"/>
               <w:left w:type="dxa" w:w="100"/>
@@ -3012,7 +3012,7 @@
         </w:tc>
         <w:tc>
           <w:tcPr>
-            <w:tcW w:type="dxa" w:w="5166"/>
+            <w:tcW w:type="dxa" w:w="5012"/>
             <w:tcMar>
               <w:top w:type="dxa" w:w="60"/>
               <w:left w:type="dxa" w:w="100"/>
@@ -3037,7 +3037,7 @@
         </w:tc>
         <w:tc>
           <w:tcPr>
-            <w:tcW w:type="dxa" w:w="2377"/>
+            <w:tcW w:type="dxa" w:w="2338"/>
             <w:tcMar>
               <w:top w:type="dxa" w:w="60"/>
               <w:left w:type="dxa" w:w="100"/>
@@ -3064,7 +3064,7 @@
       <w:tr>
         <w:tc>
           <w:tcPr>
-            <w:tcW w:type="dxa" w:w="1477"/>
+            <w:tcW w:type="dxa" w:w="1670"/>
             <w:tcMar>
               <w:top w:type="dxa" w:w="60"/>
               <w:left w:type="dxa" w:w="100"/>
@@ -3089,7 +3089,7 @@
         </w:tc>
         <w:tc>
           <w:tcPr>
-            <w:tcW w:type="dxa" w:w="5166"/>
+            <w:tcW w:type="dxa" w:w="5012"/>
             <w:tcMar>
               <w:top w:type="dxa" w:w="60"/>
               <w:left w:type="dxa" w:w="100"/>
@@ -3114,7 +3114,7 @@
         </w:tc>
         <w:tc>
           <w:tcPr>
-            <w:tcW w:type="dxa" w:w="2377"/>
+            <w:tcW w:type="dxa" w:w="2338"/>
             <w:tcMar>
               <w:top w:type="dxa" w:w="60"/>
               <w:left w:type="dxa" w:w="100"/>
@@ -3141,7 +3141,7 @@
       <w:tr>
         <w:tc>
           <w:tcPr>
-            <w:tcW w:type="dxa" w:w="1477"/>
+            <w:tcW w:type="dxa" w:w="1670"/>
             <w:tcMar>
               <w:top w:type="dxa" w:w="60"/>
               <w:left w:type="dxa" w:w="100"/>
@@ -3166,7 +3166,7 @@
         </w:tc>
         <w:tc>
           <w:tcPr>
-            <w:tcW w:type="dxa" w:w="5166"/>
+            <w:tcW w:type="dxa" w:w="5012"/>
             <w:tcMar>
               <w:top w:type="dxa" w:w="60"/>
               <w:left w:type="dxa" w:w="100"/>
@@ -3191,7 +3191,7 @@
         </w:tc>
         <w:tc>
           <w:tcPr>
-            <w:tcW w:type="dxa" w:w="2377"/>
+            <w:tcW w:type="dxa" w:w="2338"/>
             <w:tcMar>
               <w:top w:type="dxa" w:w="60"/>
               <w:left w:type="dxa" w:w="100"/>
@@ -3218,7 +3218,7 @@
       <w:tr>
         <w:tc>
           <w:tcPr>
-            <w:tcW w:type="dxa" w:w="1477"/>
+            <w:tcW w:type="dxa" w:w="1670"/>
             <w:tcMar>
               <w:top w:type="dxa" w:w="60"/>
               <w:left w:type="dxa" w:w="100"/>
@@ -3243,7 +3243,7 @@
         </w:tc>
         <w:tc>
           <w:tcPr>
-            <w:tcW w:type="dxa" w:w="5166"/>
+            <w:tcW w:type="dxa" w:w="5012"/>
             <w:tcMar>
               <w:top w:type="dxa" w:w="60"/>
               <w:left w:type="dxa" w:w="100"/>
@@ -3268,7 +3268,7 @@
         </w:tc>
         <w:tc>
           <w:tcPr>
-            <w:tcW w:type="dxa" w:w="2377"/>
+            <w:tcW w:type="dxa" w:w="2338"/>
             <w:tcMar>
               <w:top w:type="dxa" w:w="60"/>
               <w:left w:type="dxa" w:w="100"/>
@@ -3295,7 +3295,7 @@
       <w:tr>
         <w:tc>
           <w:tcPr>
-            <w:tcW w:type="dxa" w:w="1477"/>
+            <w:tcW w:type="dxa" w:w="1670"/>
             <w:tcMar>
               <w:top w:type="dxa" w:w="60"/>
               <w:left w:type="dxa" w:w="100"/>
@@ -3320,7 +3320,7 @@
         </w:tc>
         <w:tc>
           <w:tcPr>
-            <w:tcW w:type="dxa" w:w="5166"/>
+            <w:tcW w:type="dxa" w:w="5012"/>
             <w:tcMar>
               <w:top w:type="dxa" w:w="60"/>
               <w:left w:type="dxa" w:w="100"/>
@@ -3345,7 +3345,7 @@
         </w:tc>
         <w:tc>
           <w:tcPr>
-            <w:tcW w:type="dxa" w:w="2377"/>
+            <w:tcW w:type="dxa" w:w="2338"/>
             <w:tcMar>
               <w:top w:type="dxa" w:w="60"/>
               <w:left w:type="dxa" w:w="100"/>
@@ -3559,9 +3559,9 @@
         </w:tblBorders>
       </w:tblPr>
       <w:tblGrid>
-        <w:gridCol w:w="2615"/>
-        <w:gridCol w:w="4952"/>
-        <w:gridCol w:w="1453"/>
+        <w:gridCol w:w="2470"/>
+        <w:gridCol w:w="4440"/>
+        <w:gridCol w:w="2110"/>
       </w:tblGrid>
       <w:tr>
         <w:trPr>
@@ -3569,7 +3569,7 @@
         </w:trPr>
         <w:tc>
           <w:tcPr>
-            <w:tcW w:type="dxa" w:w="2615"/>
+            <w:tcW w:type="dxa" w:w="2470"/>
             <w:shd w:fill="EDEDED" w:val="clear"/>
             <w:tcMar>
               <w:top w:type="dxa" w:w="60"/>
@@ -3595,7 +3595,7 @@
         </w:tc>
         <w:tc>
           <w:tcPr>
-            <w:tcW w:type="dxa" w:w="4952"/>
+            <w:tcW w:type="dxa" w:w="4440"/>
             <w:shd w:fill="EDEDED" w:val="clear"/>
             <w:tcMar>
               <w:top w:type="dxa" w:w="60"/>
@@ -3621,7 +3621,7 @@
         </w:tc>
         <w:tc>
           <w:tcPr>
-            <w:tcW w:type="dxa" w:w="1453"/>
+            <w:tcW w:type="dxa" w:w="2110"/>
             <w:shd w:fill="EDEDED" w:val="clear"/>
             <w:tcMar>
               <w:top w:type="dxa" w:w="60"/>
@@ -3649,7 +3649,7 @@
       <w:tr>
         <w:tc>
           <w:tcPr>
-            <w:tcW w:type="dxa" w:w="2615"/>
+            <w:tcW w:type="dxa" w:w="2470"/>
             <w:tcMar>
               <w:top w:type="dxa" w:w="60"/>
               <w:left w:type="dxa" w:w="100"/>
@@ -3674,7 +3674,7 @@
         </w:tc>
         <w:tc>
           <w:tcPr>
-            <w:tcW w:type="dxa" w:w="4952"/>
+            <w:tcW w:type="dxa" w:w="4440"/>
             <w:tcMar>
               <w:top w:type="dxa" w:w="60"/>
               <w:left w:type="dxa" w:w="100"/>
@@ -3713,7 +3713,7 @@
         </w:tc>
         <w:tc>
           <w:tcPr>
-            <w:tcW w:type="dxa" w:w="1453"/>
+            <w:tcW w:type="dxa" w:w="2110"/>
             <w:tcMar>
               <w:top w:type="dxa" w:w="60"/>
               <w:left w:type="dxa" w:w="100"/>
@@ -3740,7 +3740,7 @@
       <w:tr>
         <w:tc>
           <w:tcPr>
-            <w:tcW w:type="dxa" w:w="2615"/>
+            <w:tcW w:type="dxa" w:w="2470"/>
             <w:tcMar>
               <w:top w:type="dxa" w:w="60"/>
               <w:left w:type="dxa" w:w="100"/>
@@ -3765,7 +3765,7 @@
         </w:tc>
         <w:tc>
           <w:tcPr>
-            <w:tcW w:type="dxa" w:w="4952"/>
+            <w:tcW w:type="dxa" w:w="4440"/>
             <w:tcMar>
               <w:top w:type="dxa" w:w="60"/>
               <w:left w:type="dxa" w:w="100"/>
@@ -3799,7 +3799,7 @@
         </w:tc>
         <w:tc>
           <w:tcPr>
-            <w:tcW w:type="dxa" w:w="1453"/>
+            <w:tcW w:type="dxa" w:w="2110"/>
             <w:tcMar>
               <w:top w:type="dxa" w:w="60"/>
               <w:left w:type="dxa" w:w="100"/>
@@ -3826,7 +3826,7 @@
       <w:tr>
         <w:tc>
           <w:tcPr>
-            <w:tcW w:type="dxa" w:w="2615"/>
+            <w:tcW w:type="dxa" w:w="2470"/>
             <w:tcMar>
               <w:top w:type="dxa" w:w="60"/>
               <w:left w:type="dxa" w:w="100"/>
@@ -3851,7 +3851,7 @@
         </w:tc>
         <w:tc>
           <w:tcPr>
-            <w:tcW w:type="dxa" w:w="4952"/>
+            <w:tcW w:type="dxa" w:w="4440"/>
             <w:tcMar>
               <w:top w:type="dxa" w:w="60"/>
               <w:left w:type="dxa" w:w="100"/>
@@ -3913,7 +3913,7 @@
         </w:tc>
         <w:tc>
           <w:tcPr>
-            <w:tcW w:type="dxa" w:w="1453"/>
+            <w:tcW w:type="dxa" w:w="2110"/>
             <w:tcMar>
               <w:top w:type="dxa" w:w="60"/>
               <w:left w:type="dxa" w:w="100"/>
@@ -3940,7 +3940,7 @@
       <w:tr>
         <w:tc>
           <w:tcPr>
-            <w:tcW w:type="dxa" w:w="2615"/>
+            <w:tcW w:type="dxa" w:w="2470"/>
             <w:tcMar>
               <w:top w:type="dxa" w:w="60"/>
               <w:left w:type="dxa" w:w="100"/>
@@ -3965,7 +3965,7 @@
         </w:tc>
         <w:tc>
           <w:tcPr>
-            <w:tcW w:type="dxa" w:w="4952"/>
+            <w:tcW w:type="dxa" w:w="4440"/>
             <w:tcMar>
               <w:top w:type="dxa" w:w="60"/>
               <w:left w:type="dxa" w:w="100"/>
@@ -4004,7 +4004,7 @@
         </w:tc>
         <w:tc>
           <w:tcPr>
-            <w:tcW w:type="dxa" w:w="1453"/>
+            <w:tcW w:type="dxa" w:w="2110"/>
             <w:tcMar>
               <w:top w:type="dxa" w:w="60"/>
               <w:left w:type="dxa" w:w="100"/>
@@ -4031,7 +4031,7 @@
       <w:tr>
         <w:tc>
           <w:tcPr>
-            <w:tcW w:type="dxa" w:w="2615"/>
+            <w:tcW w:type="dxa" w:w="2470"/>
             <w:tcMar>
               <w:top w:type="dxa" w:w="60"/>
               <w:left w:type="dxa" w:w="100"/>
@@ -4056,7 +4056,7 @@
         </w:tc>
         <w:tc>
           <w:tcPr>
-            <w:tcW w:type="dxa" w:w="4952"/>
+            <w:tcW w:type="dxa" w:w="4440"/>
             <w:tcMar>
               <w:top w:type="dxa" w:w="60"/>
               <w:left w:type="dxa" w:w="100"/>
@@ -4095,7 +4095,7 @@
         </w:tc>
         <w:tc>
           <w:tcPr>
-            <w:tcW w:type="dxa" w:w="1453"/>
+            <w:tcW w:type="dxa" w:w="2110"/>
             <w:tcMar>
               <w:top w:type="dxa" w:w="60"/>
               <w:left w:type="dxa" w:w="100"/>
@@ -4122,7 +4122,7 @@
       <w:tr>
         <w:tc>
           <w:tcPr>
-            <w:tcW w:type="dxa" w:w="2615"/>
+            <w:tcW w:type="dxa" w:w="2470"/>
             <w:tcMar>
               <w:top w:type="dxa" w:w="60"/>
               <w:left w:type="dxa" w:w="100"/>
@@ -4147,7 +4147,7 @@
         </w:tc>
         <w:tc>
           <w:tcPr>
-            <w:tcW w:type="dxa" w:w="4952"/>
+            <w:tcW w:type="dxa" w:w="4440"/>
             <w:tcMar>
               <w:top w:type="dxa" w:w="60"/>
               <w:left w:type="dxa" w:w="100"/>
@@ -4186,7 +4186,7 @@
         </w:tc>
         <w:tc>
           <w:tcPr>
-            <w:tcW w:type="dxa" w:w="1453"/>
+            <w:tcW w:type="dxa" w:w="2110"/>
             <w:tcMar>
               <w:top w:type="dxa" w:w="60"/>
               <w:left w:type="dxa" w:w="100"/>
@@ -4213,7 +4213,7 @@
       <w:tr>
         <w:tc>
           <w:tcPr>
-            <w:tcW w:type="dxa" w:w="2615"/>
+            <w:tcW w:type="dxa" w:w="2470"/>
             <w:tcMar>
               <w:top w:type="dxa" w:w="60"/>
               <w:left w:type="dxa" w:w="100"/>
@@ -4238,7 +4238,7 @@
         </w:tc>
         <w:tc>
           <w:tcPr>
-            <w:tcW w:type="dxa" w:w="4952"/>
+            <w:tcW w:type="dxa" w:w="4440"/>
             <w:tcMar>
               <w:top w:type="dxa" w:w="60"/>
               <w:left w:type="dxa" w:w="100"/>
@@ -4263,7 +4263,7 @@
         </w:tc>
         <w:tc>
           <w:tcPr>
-            <w:tcW w:type="dxa" w:w="1453"/>
+            <w:tcW w:type="dxa" w:w="2110"/>
             <w:tcMar>
               <w:top w:type="dxa" w:w="60"/>
               <w:left w:type="dxa" w:w="100"/>
@@ -4290,7 +4290,7 @@
       <w:tr>
         <w:tc>
           <w:tcPr>
-            <w:tcW w:type="dxa" w:w="2615"/>
+            <w:tcW w:type="dxa" w:w="2470"/>
             <w:tcMar>
               <w:top w:type="dxa" w:w="60"/>
               <w:left w:type="dxa" w:w="100"/>
@@ -4315,7 +4315,7 @@
         </w:tc>
         <w:tc>
           <w:tcPr>
-            <w:tcW w:type="dxa" w:w="4952"/>
+            <w:tcW w:type="dxa" w:w="4440"/>
             <w:tcMar>
               <w:top w:type="dxa" w:w="60"/>
               <w:left w:type="dxa" w:w="100"/>
@@ -4354,7 +4354,7 @@
         </w:tc>
         <w:tc>
           <w:tcPr>
-            <w:tcW w:type="dxa" w:w="1453"/>
+            <w:tcW w:type="dxa" w:w="2110"/>
             <w:tcMar>
               <w:top w:type="dxa" w:w="60"/>
               <w:left w:type="dxa" w:w="100"/>
@@ -4381,7 +4381,7 @@
       <w:tr>
         <w:tc>
           <w:tcPr>
-            <w:tcW w:type="dxa" w:w="2615"/>
+            <w:tcW w:type="dxa" w:w="2470"/>
             <w:tcMar>
               <w:top w:type="dxa" w:w="60"/>
               <w:left w:type="dxa" w:w="100"/>
@@ -4406,7 +4406,7 @@
         </w:tc>
         <w:tc>
           <w:tcPr>
-            <w:tcW w:type="dxa" w:w="4952"/>
+            <w:tcW w:type="dxa" w:w="4440"/>
             <w:tcMar>
               <w:top w:type="dxa" w:w="60"/>
               <w:left w:type="dxa" w:w="100"/>
@@ -4431,7 +4431,7 @@
         </w:tc>
         <w:tc>
           <w:tcPr>
-            <w:tcW w:type="dxa" w:w="1453"/>
+            <w:tcW w:type="dxa" w:w="2110"/>
             <w:tcMar>
               <w:top w:type="dxa" w:w="60"/>
               <w:left w:type="dxa" w:w="100"/>
@@ -4458,7 +4458,7 @@
       <w:tr>
         <w:tc>
           <w:tcPr>
-            <w:tcW w:type="dxa" w:w="2615"/>
+            <w:tcW w:type="dxa" w:w="2470"/>
             <w:tcMar>
               <w:top w:type="dxa" w:w="60"/>
               <w:left w:type="dxa" w:w="100"/>
@@ -4483,7 +4483,7 @@
         </w:tc>
         <w:tc>
           <w:tcPr>
-            <w:tcW w:type="dxa" w:w="4952"/>
+            <w:tcW w:type="dxa" w:w="4440"/>
             <w:tcMar>
               <w:top w:type="dxa" w:w="60"/>
               <w:left w:type="dxa" w:w="100"/>
@@ -4508,7 +4508,7 @@
         </w:tc>
         <w:tc>
           <w:tcPr>
-            <w:tcW w:type="dxa" w:w="1453"/>
+            <w:tcW w:type="dxa" w:w="2110"/>
             <w:tcMar>
               <w:top w:type="dxa" w:w="60"/>
               <w:left w:type="dxa" w:w="100"/>
@@ -4535,7 +4535,7 @@
       <w:tr>
         <w:tc>
           <w:tcPr>
-            <w:tcW w:type="dxa" w:w="2615"/>
+            <w:tcW w:type="dxa" w:w="2470"/>
             <w:tcMar>
               <w:top w:type="dxa" w:w="60"/>
               <w:left w:type="dxa" w:w="100"/>
@@ -4560,7 +4560,7 @@
         </w:tc>
         <w:tc>
           <w:tcPr>
-            <w:tcW w:type="dxa" w:w="4952"/>
+            <w:tcW w:type="dxa" w:w="4440"/>
             <w:tcMar>
               <w:top w:type="dxa" w:w="60"/>
               <w:left w:type="dxa" w:w="100"/>
@@ -4599,7 +4599,7 @@
         </w:tc>
         <w:tc>
           <w:tcPr>
-            <w:tcW w:type="dxa" w:w="1453"/>
+            <w:tcW w:type="dxa" w:w="2110"/>
             <w:tcMar>
               <w:top w:type="dxa" w:w="60"/>
               <w:left w:type="dxa" w:w="100"/>
@@ -4626,7 +4626,7 @@
       <w:tr>
         <w:tc>
           <w:tcPr>
-            <w:tcW w:type="dxa" w:w="2615"/>
+            <w:tcW w:type="dxa" w:w="2470"/>
             <w:tcMar>
               <w:top w:type="dxa" w:w="60"/>
               <w:left w:type="dxa" w:w="100"/>
@@ -4651,7 +4651,7 @@
         </w:tc>
         <w:tc>
           <w:tcPr>
-            <w:tcW w:type="dxa" w:w="4952"/>
+            <w:tcW w:type="dxa" w:w="4440"/>
             <w:tcMar>
               <w:top w:type="dxa" w:w="60"/>
               <w:left w:type="dxa" w:w="100"/>
@@ -4676,7 +4676,7 @@
         </w:tc>
         <w:tc>
           <w:tcPr>
-            <w:tcW w:type="dxa" w:w="1453"/>
+            <w:tcW w:type="dxa" w:w="2110"/>
             <w:tcMar>
               <w:top w:type="dxa" w:w="60"/>
               <w:left w:type="dxa" w:w="100"/>
@@ -4703,7 +4703,7 @@
       <w:tr>
         <w:tc>
           <w:tcPr>
-            <w:tcW w:type="dxa" w:w="2615"/>
+            <w:tcW w:type="dxa" w:w="2470"/>
             <w:tcMar>
               <w:top w:type="dxa" w:w="60"/>
               <w:left w:type="dxa" w:w="100"/>
@@ -4728,7 +4728,7 @@
         </w:tc>
         <w:tc>
           <w:tcPr>
-            <w:tcW w:type="dxa" w:w="4952"/>
+            <w:tcW w:type="dxa" w:w="4440"/>
             <w:tcMar>
               <w:top w:type="dxa" w:w="60"/>
               <w:left w:type="dxa" w:w="100"/>
@@ -4753,7 +4753,7 @@
         </w:tc>
         <w:tc>
           <w:tcPr>
-            <w:tcW w:type="dxa" w:w="1453"/>
+            <w:tcW w:type="dxa" w:w="2110"/>
             <w:tcMar>
               <w:top w:type="dxa" w:w="60"/>
               <w:left w:type="dxa" w:w="100"/>
@@ -4780,7 +4780,7 @@
       <w:tr>
         <w:tc>
           <w:tcPr>
-            <w:tcW w:type="dxa" w:w="2615"/>
+            <w:tcW w:type="dxa" w:w="2470"/>
             <w:tcMar>
               <w:top w:type="dxa" w:w="60"/>
               <w:left w:type="dxa" w:w="100"/>
@@ -4805,7 +4805,7 @@
         </w:tc>
         <w:tc>
           <w:tcPr>
-            <w:tcW w:type="dxa" w:w="4952"/>
+            <w:tcW w:type="dxa" w:w="4440"/>
             <w:tcMar>
               <w:top w:type="dxa" w:w="60"/>
               <w:left w:type="dxa" w:w="100"/>
@@ -4830,7 +4830,7 @@
         </w:tc>
         <w:tc>
           <w:tcPr>
-            <w:tcW w:type="dxa" w:w="1453"/>
+            <w:tcW w:type="dxa" w:w="2110"/>
             <w:tcMar>
               <w:top w:type="dxa" w:w="60"/>
               <w:left w:type="dxa" w:w="100"/>
@@ -4857,7 +4857,7 @@
       <w:tr>
         <w:tc>
           <w:tcPr>
-            <w:tcW w:type="dxa" w:w="2615"/>
+            <w:tcW w:type="dxa" w:w="2470"/>
             <w:tcMar>
               <w:top w:type="dxa" w:w="60"/>
               <w:left w:type="dxa" w:w="100"/>
@@ -4882,7 +4882,7 @@
         </w:tc>
         <w:tc>
           <w:tcPr>
-            <w:tcW w:type="dxa" w:w="4952"/>
+            <w:tcW w:type="dxa" w:w="4440"/>
             <w:tcMar>
               <w:top w:type="dxa" w:w="60"/>
               <w:left w:type="dxa" w:w="100"/>
@@ -4907,7 +4907,7 @@
         </w:tc>
         <w:tc>
           <w:tcPr>
-            <w:tcW w:type="dxa" w:w="1453"/>
+            <w:tcW w:type="dxa" w:w="2110"/>
             <w:tcMar>
               <w:top w:type="dxa" w:w="60"/>
               <w:left w:type="dxa" w:w="100"/>
@@ -4934,7 +4934,7 @@
       <w:tr>
         <w:tc>
           <w:tcPr>
-            <w:tcW w:type="dxa" w:w="2615"/>
+            <w:tcW w:type="dxa" w:w="2470"/>
             <w:tcMar>
               <w:top w:type="dxa" w:w="60"/>
               <w:left w:type="dxa" w:w="100"/>
@@ -4959,7 +4959,7 @@
         </w:tc>
         <w:tc>
           <w:tcPr>
-            <w:tcW w:type="dxa" w:w="4952"/>
+            <w:tcW w:type="dxa" w:w="4440"/>
             <w:tcMar>
               <w:top w:type="dxa" w:w="60"/>
               <w:left w:type="dxa" w:w="100"/>
@@ -5007,7 +5007,7 @@
         </w:tc>
         <w:tc>
           <w:tcPr>
-            <w:tcW w:type="dxa" w:w="1453"/>
+            <w:tcW w:type="dxa" w:w="2110"/>
             <w:tcMar>
               <w:top w:type="dxa" w:w="60"/>
               <w:left w:type="dxa" w:w="100"/>
@@ -5034,7 +5034,7 @@
       <w:tr>
         <w:tc>
           <w:tcPr>
-            <w:tcW w:type="dxa" w:w="2615"/>
+            <w:tcW w:type="dxa" w:w="2470"/>
             <w:tcMar>
               <w:top w:type="dxa" w:w="60"/>
               <w:left w:type="dxa" w:w="100"/>
@@ -5059,7 +5059,7 @@
         </w:tc>
         <w:tc>
           <w:tcPr>
-            <w:tcW w:type="dxa" w:w="4952"/>
+            <w:tcW w:type="dxa" w:w="4440"/>
             <w:tcMar>
               <w:top w:type="dxa" w:w="60"/>
               <w:left w:type="dxa" w:w="100"/>
@@ -5093,7 +5093,7 @@
         </w:tc>
         <w:tc>
           <w:tcPr>
-            <w:tcW w:type="dxa" w:w="1453"/>
+            <w:tcW w:type="dxa" w:w="2110"/>
             <w:tcMar>
               <w:top w:type="dxa" w:w="60"/>
               <w:left w:type="dxa" w:w="100"/>
@@ -5120,7 +5120,7 @@
       <w:tr>
         <w:tc>
           <w:tcPr>
-            <w:tcW w:type="dxa" w:w="2615"/>
+            <w:tcW w:type="dxa" w:w="2470"/>
             <w:tcMar>
               <w:top w:type="dxa" w:w="60"/>
               <w:left w:type="dxa" w:w="100"/>
@@ -5145,7 +5145,7 @@
         </w:tc>
         <w:tc>
           <w:tcPr>
-            <w:tcW w:type="dxa" w:w="4952"/>
+            <w:tcW w:type="dxa" w:w="4440"/>
             <w:tcMar>
               <w:top w:type="dxa" w:w="60"/>
               <w:left w:type="dxa" w:w="100"/>
@@ -5170,7 +5170,7 @@
         </w:tc>
         <w:tc>
           <w:tcPr>
-            <w:tcW w:type="dxa" w:w="1453"/>
+            <w:tcW w:type="dxa" w:w="2110"/>
             <w:tcMar>
               <w:top w:type="dxa" w:w="60"/>
               <w:left w:type="dxa" w:w="100"/>
@@ -5197,7 +5197,7 @@
       <w:tr>
         <w:tc>
           <w:tcPr>
-            <w:tcW w:type="dxa" w:w="2615"/>
+            <w:tcW w:type="dxa" w:w="2470"/>
             <w:tcMar>
               <w:top w:type="dxa" w:w="60"/>
               <w:left w:type="dxa" w:w="100"/>
@@ -5222,7 +5222,7 @@
         </w:tc>
         <w:tc>
           <w:tcPr>
-            <w:tcW w:type="dxa" w:w="4952"/>
+            <w:tcW w:type="dxa" w:w="4440"/>
             <w:tcMar>
               <w:top w:type="dxa" w:w="60"/>
               <w:left w:type="dxa" w:w="100"/>
@@ -5261,7 +5261,7 @@
         </w:tc>
         <w:tc>
           <w:tcPr>
-            <w:tcW w:type="dxa" w:w="1453"/>
+            <w:tcW w:type="dxa" w:w="2110"/>
             <w:tcMar>
               <w:top w:type="dxa" w:w="60"/>
               <w:left w:type="dxa" w:w="100"/>
@@ -5288,7 +5288,7 @@
       <w:tr>
         <w:tc>
           <w:tcPr>
-            <w:tcW w:type="dxa" w:w="2615"/>
+            <w:tcW w:type="dxa" w:w="2470"/>
             <w:tcMar>
               <w:top w:type="dxa" w:w="60"/>
               <w:left w:type="dxa" w:w="100"/>
@@ -5313,7 +5313,7 @@
         </w:tc>
         <w:tc>
           <w:tcPr>
-            <w:tcW w:type="dxa" w:w="4952"/>
+            <w:tcW w:type="dxa" w:w="4440"/>
             <w:tcMar>
               <w:top w:type="dxa" w:w="60"/>
               <w:left w:type="dxa" w:w="100"/>
@@ -5352,7 +5352,7 @@
         </w:tc>
         <w:tc>
           <w:tcPr>
-            <w:tcW w:type="dxa" w:w="1453"/>
+            <w:tcW w:type="dxa" w:w="2110"/>
             <w:tcMar>
               <w:top w:type="dxa" w:w="60"/>
               <w:left w:type="dxa" w:w="100"/>
@@ -5379,7 +5379,7 @@
       <w:tr>
         <w:tc>
           <w:tcPr>
-            <w:tcW w:type="dxa" w:w="2615"/>
+            <w:tcW w:type="dxa" w:w="2470"/>
             <w:tcMar>
               <w:top w:type="dxa" w:w="60"/>
               <w:left w:type="dxa" w:w="100"/>
@@ -5404,7 +5404,7 @@
         </w:tc>
         <w:tc>
           <w:tcPr>
-            <w:tcW w:type="dxa" w:w="4952"/>
+            <w:tcW w:type="dxa" w:w="4440"/>
             <w:tcMar>
               <w:top w:type="dxa" w:w="60"/>
               <w:left w:type="dxa" w:w="100"/>
@@ -5438,7 +5438,7 @@
         </w:tc>
         <w:tc>
           <w:tcPr>
-            <w:tcW w:type="dxa" w:w="1453"/>
+            <w:tcW w:type="dxa" w:w="2110"/>
             <w:tcMar>
               <w:top w:type="dxa" w:w="60"/>
               <w:left w:type="dxa" w:w="100"/>
@@ -5465,7 +5465,7 @@
       <w:tr>
         <w:tc>
           <w:tcPr>
-            <w:tcW w:type="dxa" w:w="2615"/>
+            <w:tcW w:type="dxa" w:w="2470"/>
             <w:tcMar>
               <w:top w:type="dxa" w:w="60"/>
               <w:left w:type="dxa" w:w="100"/>
@@ -5490,7 +5490,7 @@
         </w:tc>
         <w:tc>
           <w:tcPr>
-            <w:tcW w:type="dxa" w:w="4952"/>
+            <w:tcW w:type="dxa" w:w="4440"/>
             <w:tcMar>
               <w:top w:type="dxa" w:w="60"/>
               <w:left w:type="dxa" w:w="100"/>
@@ -5529,7 +5529,7 @@
         </w:tc>
         <w:tc>
           <w:tcPr>
-            <w:tcW w:type="dxa" w:w="1453"/>
+            <w:tcW w:type="dxa" w:w="2110"/>
             <w:tcMar>
               <w:top w:type="dxa" w:w="60"/>
               <w:left w:type="dxa" w:w="100"/>
@@ -9548,12 +9548,12 @@
         </w:tblBorders>
       </w:tblPr>
       <w:tblGrid>
-        <w:gridCol w:w="2428"/>
-        <w:gridCol w:w="1041"/>
-        <w:gridCol w:w="1041"/>
-        <w:gridCol w:w="2428"/>
-        <w:gridCol w:w="1041"/>
-        <w:gridCol w:w="1041"/>
+        <w:gridCol w:w="2399"/>
+        <w:gridCol w:w="1031"/>
+        <w:gridCol w:w="1120"/>
+        <w:gridCol w:w="2393"/>
+        <w:gridCol w:w="1037"/>
+        <w:gridCol w:w="1040"/>
       </w:tblGrid>
       <w:tr>
         <w:trPr>
@@ -9561,7 +9561,7 @@
         </w:trPr>
         <w:tc>
           <w:tcPr>
-            <w:tcW w:type="dxa" w:w="2428"/>
+            <w:tcW w:type="dxa" w:w="2399"/>
             <w:shd w:fill="EDEDED" w:val="clear"/>
             <w:tcMar>
               <w:top w:type="dxa" w:w="60"/>
@@ -9587,7 +9587,7 @@
         </w:tc>
         <w:tc>
           <w:tcPr>
-            <w:tcW w:type="dxa" w:w="1041"/>
+            <w:tcW w:type="dxa" w:w="1031"/>
             <w:shd w:fill="EDEDED" w:val="clear"/>
             <w:tcMar>
               <w:top w:type="dxa" w:w="60"/>
@@ -9613,7 +9613,7 @@
         </w:tc>
         <w:tc>
           <w:tcPr>
-            <w:tcW w:type="dxa" w:w="1041"/>
+            <w:tcW w:type="dxa" w:w="1120"/>
             <w:shd w:fill="EDEDED" w:val="clear"/>
             <w:tcMar>
               <w:top w:type="dxa" w:w="60"/>
@@ -9639,7 +9639,7 @@
         </w:tc>
         <w:tc>
           <w:tcPr>
-            <w:tcW w:type="dxa" w:w="2428"/>
+            <w:tcW w:type="dxa" w:w="2393"/>
             <w:shd w:fill="EDEDED" w:val="clear"/>
             <w:tcMar>
               <w:top w:type="dxa" w:w="60"/>
@@ -9665,7 +9665,7 @@
         </w:tc>
         <w:tc>
           <w:tcPr>
-            <w:tcW w:type="dxa" w:w="1041"/>
+            <w:tcW w:type="dxa" w:w="1037"/>
             <w:shd w:fill="EDEDED" w:val="clear"/>
             <w:tcMar>
               <w:top w:type="dxa" w:w="60"/>
@@ -9691,7 +9691,7 @@
         </w:tc>
         <w:tc>
           <w:tcPr>
-            <w:tcW w:type="dxa" w:w="1041"/>
+            <w:tcW w:type="dxa" w:w="1040"/>
             <w:shd w:fill="EDEDED" w:val="clear"/>
             <w:tcMar>
               <w:top w:type="dxa" w:w="60"/>
@@ -9719,7 +9719,7 @@
       <w:tr>
         <w:tc>
           <w:tcPr>
-            <w:tcW w:type="dxa" w:w="2428"/>
+            <w:tcW w:type="dxa" w:w="2399"/>
             <w:tcMar>
               <w:top w:type="dxa" w:w="60"/>
               <w:left w:type="dxa" w:w="100"/>
@@ -9744,7 +9744,7 @@
         </w:tc>
         <w:tc>
           <w:tcPr>
-            <w:tcW w:type="dxa" w:w="1041"/>
+            <w:tcW w:type="dxa" w:w="1031"/>
             <w:tcMar>
               <w:top w:type="dxa" w:w="60"/>
               <w:left w:type="dxa" w:w="100"/>
@@ -9769,7 +9769,7 @@
         </w:tc>
         <w:tc>
           <w:tcPr>
-            <w:tcW w:type="dxa" w:w="1041"/>
+            <w:tcW w:type="dxa" w:w="1120"/>
             <w:tcMar>
               <w:top w:type="dxa" w:w="60"/>
               <w:left w:type="dxa" w:w="100"/>
@@ -9794,7 +9794,7 @@
         </w:tc>
         <w:tc>
           <w:tcPr>
-            <w:tcW w:type="dxa" w:w="2428"/>
+            <w:tcW w:type="dxa" w:w="2393"/>
             <w:tcMar>
               <w:top w:type="dxa" w:w="60"/>
               <w:left w:type="dxa" w:w="100"/>
@@ -9819,7 +9819,7 @@
         </w:tc>
         <w:tc>
           <w:tcPr>
-            <w:tcW w:type="dxa" w:w="1041"/>
+            <w:tcW w:type="dxa" w:w="1037"/>
             <w:tcMar>
               <w:top w:type="dxa" w:w="60"/>
               <w:left w:type="dxa" w:w="100"/>
@@ -9844,7 +9844,7 @@
         </w:tc>
         <w:tc>
           <w:tcPr>
-            <w:tcW w:type="dxa" w:w="1041"/>
+            <w:tcW w:type="dxa" w:w="1040"/>
             <w:tcMar>
               <w:top w:type="dxa" w:w="60"/>
               <w:left w:type="dxa" w:w="100"/>
@@ -9871,7 +9871,7 @@
       <w:tr>
         <w:tc>
           <w:tcPr>
-            <w:tcW w:type="dxa" w:w="2428"/>
+            <w:tcW w:type="dxa" w:w="2399"/>
             <w:tcMar>
               <w:top w:type="dxa" w:w="60"/>
               <w:left w:type="dxa" w:w="100"/>
@@ -9896,7 +9896,7 @@
         </w:tc>
         <w:tc>
           <w:tcPr>
-            <w:tcW w:type="dxa" w:w="1041"/>
+            <w:tcW w:type="dxa" w:w="1031"/>
             <w:tcMar>
               <w:top w:type="dxa" w:w="60"/>
               <w:left w:type="dxa" w:w="100"/>
@@ -9921,7 +9921,7 @@
         </w:tc>
         <w:tc>
           <w:tcPr>
-            <w:tcW w:type="dxa" w:w="1041"/>
+            <w:tcW w:type="dxa" w:w="1120"/>
             <w:tcMar>
               <w:top w:type="dxa" w:w="60"/>
               <w:left w:type="dxa" w:w="100"/>
@@ -9946,7 +9946,7 @@
         </w:tc>
         <w:tc>
           <w:tcPr>
-            <w:tcW w:type="dxa" w:w="2428"/>
+            <w:tcW w:type="dxa" w:w="2393"/>
             <w:tcMar>
               <w:top w:type="dxa" w:w="60"/>
               <w:left w:type="dxa" w:w="100"/>
@@ -9971,7 +9971,7 @@
         </w:tc>
         <w:tc>
           <w:tcPr>
-            <w:tcW w:type="dxa" w:w="1041"/>
+            <w:tcW w:type="dxa" w:w="1037"/>
             <w:tcMar>
               <w:top w:type="dxa" w:w="60"/>
               <w:left w:type="dxa" w:w="100"/>
@@ -9996,7 +9996,7 @@
         </w:tc>
         <w:tc>
           <w:tcPr>
-            <w:tcW w:type="dxa" w:w="1041"/>
+            <w:tcW w:type="dxa" w:w="1040"/>
             <w:tcMar>
               <w:top w:type="dxa" w:w="60"/>
               <w:left w:type="dxa" w:w="100"/>
@@ -10023,7 +10023,7 @@
       <w:tr>
         <w:tc>
           <w:tcPr>
-            <w:tcW w:type="dxa" w:w="2428"/>
+            <w:tcW w:type="dxa" w:w="2399"/>
             <w:tcMar>
               <w:top w:type="dxa" w:w="60"/>
               <w:left w:type="dxa" w:w="100"/>
@@ -10048,7 +10048,7 @@
         </w:tc>
         <w:tc>
           <w:tcPr>
-            <w:tcW w:type="dxa" w:w="1041"/>
+            <w:tcW w:type="dxa" w:w="1031"/>
             <w:tcMar>
               <w:top w:type="dxa" w:w="60"/>
               <w:left w:type="dxa" w:w="100"/>
@@ -10073,7 +10073,7 @@
         </w:tc>
         <w:tc>
           <w:tcPr>
-            <w:tcW w:type="dxa" w:w="1041"/>
+            <w:tcW w:type="dxa" w:w="1120"/>
             <w:tcMar>
               <w:top w:type="dxa" w:w="60"/>
               <w:left w:type="dxa" w:w="100"/>
@@ -10098,7 +10098,7 @@
         </w:tc>
         <w:tc>
           <w:tcPr>
-            <w:tcW w:type="dxa" w:w="2428"/>
+            <w:tcW w:type="dxa" w:w="2393"/>
             <w:tcMar>
               <w:top w:type="dxa" w:w="60"/>
               <w:left w:type="dxa" w:w="100"/>
@@ -10123,7 +10123,7 @@
         </w:tc>
         <w:tc>
           <w:tcPr>
-            <w:tcW w:type="dxa" w:w="1041"/>
+            <w:tcW w:type="dxa" w:w="1037"/>
             <w:tcMar>
               <w:top w:type="dxa" w:w="60"/>
               <w:left w:type="dxa" w:w="100"/>
@@ -10148,7 +10148,7 @@
         </w:tc>
         <w:tc>
           <w:tcPr>
-            <w:tcW w:type="dxa" w:w="1041"/>
+            <w:tcW w:type="dxa" w:w="1040"/>
             <w:tcMar>
               <w:top w:type="dxa" w:w="60"/>
               <w:left w:type="dxa" w:w="100"/>
@@ -10205,11 +10205,11 @@
         </w:tblBorders>
       </w:tblPr>
       <w:tblGrid>
-        <w:gridCol w:w="2394"/>
-        <w:gridCol w:w="1795"/>
-        <w:gridCol w:w="1753"/>
-        <w:gridCol w:w="1026"/>
-        <w:gridCol w:w="1026"/>
+        <w:gridCol w:w="2360"/>
+        <w:gridCol w:w="1759"/>
+        <w:gridCol w:w="1733"/>
+        <w:gridCol w:w="1120"/>
+        <w:gridCol w:w="1022"/>
         <w:gridCol w:w="1026"/>
       </w:tblGrid>
       <w:tr>
@@ -10218,7 +10218,7 @@
         </w:trPr>
         <w:tc>
           <w:tcPr>
-            <w:tcW w:type="dxa" w:w="2394"/>
+            <w:tcW w:type="dxa" w:w="2360"/>
             <w:shd w:fill="EDEDED" w:val="clear"/>
             <w:tcMar>
               <w:top w:type="dxa" w:w="60"/>
@@ -10244,7 +10244,7 @@
         </w:tc>
         <w:tc>
           <w:tcPr>
-            <w:tcW w:type="dxa" w:w="1795"/>
+            <w:tcW w:type="dxa" w:w="1759"/>
             <w:shd w:fill="EDEDED" w:val="clear"/>
             <w:tcMar>
               <w:top w:type="dxa" w:w="60"/>
@@ -10270,7 +10270,7 @@
         </w:tc>
         <w:tc>
           <w:tcPr>
-            <w:tcW w:type="dxa" w:w="1753"/>
+            <w:tcW w:type="dxa" w:w="1733"/>
             <w:shd w:fill="EDEDED" w:val="clear"/>
             <w:tcMar>
               <w:top w:type="dxa" w:w="60"/>
@@ -10296,6 +10296,58 @@
         </w:tc>
         <w:tc>
           <w:tcPr>
+            <w:tcW w:type="dxa" w:w="1120"/>
+            <w:shd w:fill="EDEDED" w:val="clear"/>
+            <w:tcMar>
+              <w:top w:type="dxa" w:w="60"/>
+              <w:left w:type="dxa" w:w="100"/>
+              <w:bottom w:type="dxa" w:w="60"/>
+              <w:right w:type="dxa" w:w="100"/>
+            </w:tcMar>
+          </w:tcPr>
+          <w:p>
+            <w:pPr>
+              <w:spacing w:after="0" w:before="0"/>
+            </w:pPr>
+            <w:r>
+              <w:rPr>
+                <w:b/>
+                <w:bCs/>
+                <w:i w:val="false"/>
+                <w:iCs w:val="false"/>
+              </w:rPr>
+              <w:t xml:space="preserve">3 Possible</w:t>
+            </w:r>
+          </w:p>
+        </w:tc>
+        <w:tc>
+          <w:tcPr>
+            <w:tcW w:type="dxa" w:w="1022"/>
+            <w:shd w:fill="EDEDED" w:val="clear"/>
+            <w:tcMar>
+              <w:top w:type="dxa" w:w="60"/>
+              <w:left w:type="dxa" w:w="100"/>
+              <w:bottom w:type="dxa" w:w="60"/>
+              <w:right w:type="dxa" w:w="100"/>
+            </w:tcMar>
+          </w:tcPr>
+          <w:p>
+            <w:pPr>
+              <w:spacing w:after="0" w:before="0"/>
+            </w:pPr>
+            <w:r>
+              <w:rPr>
+                <w:b/>
+                <w:bCs/>
+                <w:i w:val="false"/>
+                <w:iCs w:val="false"/>
+              </w:rPr>
+              <w:t xml:space="preserve">4 Likely</w:t>
+            </w:r>
+          </w:p>
+        </w:tc>
+        <w:tc>
+          <w:tcPr>
             <w:tcW w:type="dxa" w:w="1026"/>
             <w:shd w:fill="EDEDED" w:val="clear"/>
             <w:tcMar>
@@ -10316,14 +10368,15 @@
                 <w:i w:val="false"/>
                 <w:iCs w:val="false"/>
               </w:rPr>
-              <w:t xml:space="preserve">3 Possible</w:t>
-            </w:r>
-          </w:p>
-        </w:tc>
-        <w:tc>
-          <w:tcPr>
-            <w:tcW w:type="dxa" w:w="1026"/>
-            <w:shd w:fill="EDEDED" w:val="clear"/>
+              <w:t xml:space="preserve">5 Almost certain</w:t>
+            </w:r>
+          </w:p>
+        </w:tc>
+      </w:tr>
+      <w:tr>
+        <w:tc>
+          <w:tcPr>
+            <w:tcW w:type="dxa" w:w="2360"/>
             <w:tcMar>
               <w:top w:type="dxa" w:w="60"/>
               <w:left w:type="dxa" w:w="100"/>
@@ -10342,14 +10395,140 @@
                 <w:i w:val="false"/>
                 <w:iCs w:val="false"/>
               </w:rPr>
-              <w:t xml:space="preserve">4 Likely</w:t>
+              <w:t xml:space="preserve">5 Severe</w:t>
+            </w:r>
+          </w:p>
+        </w:tc>
+        <w:tc>
+          <w:tcPr>
+            <w:tcW w:type="dxa" w:w="1759"/>
+            <w:tcMar>
+              <w:top w:type="dxa" w:w="60"/>
+              <w:left w:type="dxa" w:w="100"/>
+              <w:bottom w:type="dxa" w:w="60"/>
+              <w:right w:type="dxa" w:w="100"/>
+            </w:tcMar>
+          </w:tcPr>
+          <w:p>
+            <w:pPr>
+              <w:spacing w:after="0" w:before="0"/>
+            </w:pPr>
+            <w:r>
+              <w:rPr>
+                <w:b w:val="false"/>
+                <w:bCs w:val="false"/>
+                <w:i w:val="false"/>
+                <w:iCs w:val="false"/>
+              </w:rPr>
+              <w:t xml:space="preserve">C01, C02, C07</w:t>
+            </w:r>
+          </w:p>
+        </w:tc>
+        <w:tc>
+          <w:tcPr>
+            <w:tcW w:type="dxa" w:w="1733"/>
+            <w:tcMar>
+              <w:top w:type="dxa" w:w="60"/>
+              <w:left w:type="dxa" w:w="100"/>
+              <w:bottom w:type="dxa" w:w="60"/>
+              <w:right w:type="dxa" w:w="100"/>
+            </w:tcMar>
+          </w:tcPr>
+          <w:p>
+            <w:pPr>
+              <w:spacing w:after="0" w:before="0"/>
+            </w:pPr>
+            <w:r>
+              <w:rPr>
+                <w:b w:val="false"/>
+                <w:bCs w:val="false"/>
+                <w:i w:val="false"/>
+                <w:iCs w:val="false"/>
+              </w:rPr>
+              <w:t xml:space="preserve"/>
+            </w:r>
+          </w:p>
+        </w:tc>
+        <w:tc>
+          <w:tcPr>
+            <w:tcW w:type="dxa" w:w="1120"/>
+            <w:tcMar>
+              <w:top w:type="dxa" w:w="60"/>
+              <w:left w:type="dxa" w:w="100"/>
+              <w:bottom w:type="dxa" w:w="60"/>
+              <w:right w:type="dxa" w:w="100"/>
+            </w:tcMar>
+          </w:tcPr>
+          <w:p>
+            <w:pPr>
+              <w:spacing w:after="0" w:before="0"/>
+            </w:pPr>
+            <w:r>
+              <w:rPr>
+                <w:b w:val="false"/>
+                <w:bCs w:val="false"/>
+                <w:i w:val="false"/>
+                <w:iCs w:val="false"/>
+              </w:rPr>
+              <w:t xml:space="preserve"/>
+            </w:r>
+          </w:p>
+        </w:tc>
+        <w:tc>
+          <w:tcPr>
+            <w:tcW w:type="dxa" w:w="1022"/>
+            <w:tcMar>
+              <w:top w:type="dxa" w:w="60"/>
+              <w:left w:type="dxa" w:w="100"/>
+              <w:bottom w:type="dxa" w:w="60"/>
+              <w:right w:type="dxa" w:w="100"/>
+            </w:tcMar>
+          </w:tcPr>
+          <w:p>
+            <w:pPr>
+              <w:spacing w:after="0" w:before="0"/>
+            </w:pPr>
+            <w:r>
+              <w:rPr>
+                <w:b w:val="false"/>
+                <w:bCs w:val="false"/>
+                <w:i w:val="false"/>
+                <w:iCs w:val="false"/>
+              </w:rPr>
+              <w:t xml:space="preserve"/>
             </w:r>
           </w:p>
         </w:tc>
         <w:tc>
           <w:tcPr>
             <w:tcW w:type="dxa" w:w="1026"/>
-            <w:shd w:fill="EDEDED" w:val="clear"/>
+            <w:tcMar>
+              <w:top w:type="dxa" w:w="60"/>
+              <w:left w:type="dxa" w:w="100"/>
+              <w:bottom w:type="dxa" w:w="60"/>
+              <w:right w:type="dxa" w:w="100"/>
+            </w:tcMar>
+          </w:tcPr>
+          <w:p>
+            <w:pPr>
+              <w:spacing w:after="0" w:before="0"/>
+            </w:pPr>
+            <w:r>
+              <w:rPr>
+                <w:b w:val="false"/>
+                <w:bCs w:val="false"/>
+                <w:i w:val="false"/>
+                <w:iCs w:val="false"/>
+              </w:rPr>
+              <w:t xml:space="preserve"/>
+            </w:r>
+          </w:p>
+        </w:tc>
+      </w:tr>
+      <w:tr>
+        <w:tc>
+          <w:tcPr>
+            <w:tcW w:type="dxa" w:w="2360"/>
             <w:tcMar>
               <w:top w:type="dxa" w:w="60"/>
               <w:left w:type="dxa" w:w="100"/>
@@ -10368,15 +10547,140 @@
                 <w:i w:val="false"/>
                 <w:iCs w:val="false"/>
               </w:rPr>
-              <w:t xml:space="preserve">5 Almost certain</w:t>
-            </w:r>
-          </w:p>
-        </w:tc>
-      </w:tr>
-      <w:tr>
-        <w:tc>
-          <w:tcPr>
-            <w:tcW w:type="dxa" w:w="2394"/>
+              <w:t xml:space="preserve">4 Major</w:t>
+            </w:r>
+          </w:p>
+        </w:tc>
+        <w:tc>
+          <w:tcPr>
+            <w:tcW w:type="dxa" w:w="1759"/>
+            <w:tcMar>
+              <w:top w:type="dxa" w:w="60"/>
+              <w:left w:type="dxa" w:w="100"/>
+              <w:bottom w:type="dxa" w:w="60"/>
+              <w:right w:type="dxa" w:w="100"/>
+            </w:tcMar>
+          </w:tcPr>
+          <w:p>
+            <w:pPr>
+              <w:spacing w:after="0" w:before="0"/>
+            </w:pPr>
+            <w:r>
+              <w:rPr>
+                <w:b w:val="false"/>
+                <w:bCs w:val="false"/>
+                <w:i w:val="false"/>
+                <w:iCs w:val="false"/>
+              </w:rPr>
+              <w:t xml:space="preserve">C03, C09, C11, C12, C14</w:t>
+            </w:r>
+          </w:p>
+        </w:tc>
+        <w:tc>
+          <w:tcPr>
+            <w:tcW w:type="dxa" w:w="1733"/>
+            <w:tcMar>
+              <w:top w:type="dxa" w:w="60"/>
+              <w:left w:type="dxa" w:w="100"/>
+              <w:bottom w:type="dxa" w:w="60"/>
+              <w:right w:type="dxa" w:w="100"/>
+            </w:tcMar>
+          </w:tcPr>
+          <w:p>
+            <w:pPr>
+              <w:spacing w:after="0" w:before="0"/>
+            </w:pPr>
+            <w:r>
+              <w:rPr>
+                <w:b w:val="false"/>
+                <w:bCs w:val="false"/>
+                <w:i w:val="false"/>
+                <w:iCs w:val="false"/>
+              </w:rPr>
+              <w:t xml:space="preserve">C04, C06</w:t>
+            </w:r>
+          </w:p>
+        </w:tc>
+        <w:tc>
+          <w:tcPr>
+            <w:tcW w:type="dxa" w:w="1120"/>
+            <w:tcMar>
+              <w:top w:type="dxa" w:w="60"/>
+              <w:left w:type="dxa" w:w="100"/>
+              <w:bottom w:type="dxa" w:w="60"/>
+              <w:right w:type="dxa" w:w="100"/>
+            </w:tcMar>
+          </w:tcPr>
+          <w:p>
+            <w:pPr>
+              <w:spacing w:after="0" w:before="0"/>
+            </w:pPr>
+            <w:r>
+              <w:rPr>
+                <w:b w:val="false"/>
+                <w:bCs w:val="false"/>
+                <w:i w:val="false"/>
+                <w:iCs w:val="false"/>
+              </w:rPr>
+              <w:t xml:space="preserve"/>
+            </w:r>
+          </w:p>
+        </w:tc>
+        <w:tc>
+          <w:tcPr>
+            <w:tcW w:type="dxa" w:w="1022"/>
+            <w:tcMar>
+              <w:top w:type="dxa" w:w="60"/>
+              <w:left w:type="dxa" w:w="100"/>
+              <w:bottom w:type="dxa" w:w="60"/>
+              <w:right w:type="dxa" w:w="100"/>
+            </w:tcMar>
+          </w:tcPr>
+          <w:p>
+            <w:pPr>
+              <w:spacing w:after="0" w:before="0"/>
+            </w:pPr>
+            <w:r>
+              <w:rPr>
+                <w:b w:val="false"/>
+                <w:bCs w:val="false"/>
+                <w:i w:val="false"/>
+                <w:iCs w:val="false"/>
+              </w:rPr>
+              <w:t xml:space="preserve"/>
+            </w:r>
+          </w:p>
+        </w:tc>
+        <w:tc>
+          <w:tcPr>
+            <w:tcW w:type="dxa" w:w="1026"/>
+            <w:tcMar>
+              <w:top w:type="dxa" w:w="60"/>
+              <w:left w:type="dxa" w:w="100"/>
+              <w:bottom w:type="dxa" w:w="60"/>
+              <w:right w:type="dxa" w:w="100"/>
+            </w:tcMar>
+          </w:tcPr>
+          <w:p>
+            <w:pPr>
+              <w:spacing w:after="0" w:before="0"/>
+            </w:pPr>
+            <w:r>
+              <w:rPr>
+                <w:b w:val="false"/>
+                <w:bCs w:val="false"/>
+                <w:i w:val="false"/>
+                <w:iCs w:val="false"/>
+              </w:rPr>
+              <w:t xml:space="preserve"/>
+            </w:r>
+          </w:p>
+        </w:tc>
+      </w:tr>
+      <w:tr>
+        <w:tc>
+          <w:tcPr>
+            <w:tcW w:type="dxa" w:w="2360"/>
             <w:tcMar>
               <w:top w:type="dxa" w:w="60"/>
               <w:left w:type="dxa" w:w="100"/>
@@ -10395,38 +10699,13 @@
                 <w:i w:val="false"/>
                 <w:iCs w:val="false"/>
               </w:rPr>
-              <w:t xml:space="preserve">5 Severe</w:t>
-            </w:r>
-          </w:p>
-        </w:tc>
-        <w:tc>
-          <w:tcPr>
-            <w:tcW w:type="dxa" w:w="1795"/>
-            <w:tcMar>
-              <w:top w:type="dxa" w:w="60"/>
-              <w:left w:type="dxa" w:w="100"/>
-              <w:bottom w:type="dxa" w:w="60"/>
-              <w:right w:type="dxa" w:w="100"/>
-            </w:tcMar>
-          </w:tcPr>
-          <w:p>
-            <w:pPr>
-              <w:spacing w:after="0" w:before="0"/>
-            </w:pPr>
-            <w:r>
-              <w:rPr>
-                <w:b w:val="false"/>
-                <w:bCs w:val="false"/>
-                <w:i w:val="false"/>
-                <w:iCs w:val="false"/>
-              </w:rPr>
-              <w:t xml:space="preserve">C01, C02, C07</w:t>
-            </w:r>
-          </w:p>
-        </w:tc>
-        <w:tc>
-          <w:tcPr>
-            <w:tcW w:type="dxa" w:w="1753"/>
+              <w:t xml:space="preserve">3 Moderate</w:t>
+            </w:r>
+          </w:p>
+        </w:tc>
+        <w:tc>
+          <w:tcPr>
+            <w:tcW w:type="dxa" w:w="1759"/>
             <w:tcMar>
               <w:top w:type="dxa" w:w="60"/>
               <w:left w:type="dxa" w:w="100"/>
@@ -10451,7 +10730,32 @@
         </w:tc>
         <w:tc>
           <w:tcPr>
-            <w:tcW w:type="dxa" w:w="1026"/>
+            <w:tcW w:type="dxa" w:w="1733"/>
+            <w:tcMar>
+              <w:top w:type="dxa" w:w="60"/>
+              <w:left w:type="dxa" w:w="100"/>
+              <w:bottom w:type="dxa" w:w="60"/>
+              <w:right w:type="dxa" w:w="100"/>
+            </w:tcMar>
+          </w:tcPr>
+          <w:p>
+            <w:pPr>
+              <w:spacing w:after="0" w:before="0"/>
+            </w:pPr>
+            <w:r>
+              <w:rPr>
+                <w:b w:val="false"/>
+                <w:bCs w:val="false"/>
+                <w:i w:val="false"/>
+                <w:iCs w:val="false"/>
+              </w:rPr>
+              <w:t xml:space="preserve">C05, C08, C10, C13, C15</w:t>
+            </w:r>
+          </w:p>
+        </w:tc>
+        <w:tc>
+          <w:tcPr>
+            <w:tcW w:type="dxa" w:w="1120"/>
             <w:tcMar>
               <w:top w:type="dxa" w:w="60"/>
               <w:left w:type="dxa" w:w="100"/>
@@ -10476,311 +10780,7 @@
         </w:tc>
         <w:tc>
           <w:tcPr>
-            <w:tcW w:type="dxa" w:w="1026"/>
-            <w:tcMar>
-              <w:top w:type="dxa" w:w="60"/>
-              <w:left w:type="dxa" w:w="100"/>
-              <w:bottom w:type="dxa" w:w="60"/>
-              <w:right w:type="dxa" w:w="100"/>
-            </w:tcMar>
-          </w:tcPr>
-          <w:p>
-            <w:pPr>
-              <w:spacing w:after="0" w:before="0"/>
-            </w:pPr>
-            <w:r>
-              <w:rPr>
-                <w:b w:val="false"/>
-                <w:bCs w:val="false"/>
-                <w:i w:val="false"/>
-                <w:iCs w:val="false"/>
-              </w:rPr>
-              <w:t xml:space="preserve"/>
-            </w:r>
-          </w:p>
-        </w:tc>
-        <w:tc>
-          <w:tcPr>
-            <w:tcW w:type="dxa" w:w="1026"/>
-            <w:tcMar>
-              <w:top w:type="dxa" w:w="60"/>
-              <w:left w:type="dxa" w:w="100"/>
-              <w:bottom w:type="dxa" w:w="60"/>
-              <w:right w:type="dxa" w:w="100"/>
-            </w:tcMar>
-          </w:tcPr>
-          <w:p>
-            <w:pPr>
-              <w:spacing w:after="0" w:before="0"/>
-            </w:pPr>
-            <w:r>
-              <w:rPr>
-                <w:b w:val="false"/>
-                <w:bCs w:val="false"/>
-                <w:i w:val="false"/>
-                <w:iCs w:val="false"/>
-              </w:rPr>
-              <w:t xml:space="preserve"/>
-            </w:r>
-          </w:p>
-        </w:tc>
-      </w:tr>
-      <w:tr>
-        <w:tc>
-          <w:tcPr>
-            <w:tcW w:type="dxa" w:w="2394"/>
-            <w:tcMar>
-              <w:top w:type="dxa" w:w="60"/>
-              <w:left w:type="dxa" w:w="100"/>
-              <w:bottom w:type="dxa" w:w="60"/>
-              <w:right w:type="dxa" w:w="100"/>
-            </w:tcMar>
-          </w:tcPr>
-          <w:p>
-            <w:pPr>
-              <w:spacing w:after="0" w:before="0"/>
-            </w:pPr>
-            <w:r>
-              <w:rPr>
-                <w:b/>
-                <w:bCs/>
-                <w:i w:val="false"/>
-                <w:iCs w:val="false"/>
-              </w:rPr>
-              <w:t xml:space="preserve">4 Major</w:t>
-            </w:r>
-          </w:p>
-        </w:tc>
-        <w:tc>
-          <w:tcPr>
-            <w:tcW w:type="dxa" w:w="1795"/>
-            <w:tcMar>
-              <w:top w:type="dxa" w:w="60"/>
-              <w:left w:type="dxa" w:w="100"/>
-              <w:bottom w:type="dxa" w:w="60"/>
-              <w:right w:type="dxa" w:w="100"/>
-            </w:tcMar>
-          </w:tcPr>
-          <w:p>
-            <w:pPr>
-              <w:spacing w:after="0" w:before="0"/>
-            </w:pPr>
-            <w:r>
-              <w:rPr>
-                <w:b w:val="false"/>
-                <w:bCs w:val="false"/>
-                <w:i w:val="false"/>
-                <w:iCs w:val="false"/>
-              </w:rPr>
-              <w:t xml:space="preserve">C03, C09, C11, C12, C14</w:t>
-            </w:r>
-          </w:p>
-        </w:tc>
-        <w:tc>
-          <w:tcPr>
-            <w:tcW w:type="dxa" w:w="1753"/>
-            <w:tcMar>
-              <w:top w:type="dxa" w:w="60"/>
-              <w:left w:type="dxa" w:w="100"/>
-              <w:bottom w:type="dxa" w:w="60"/>
-              <w:right w:type="dxa" w:w="100"/>
-            </w:tcMar>
-          </w:tcPr>
-          <w:p>
-            <w:pPr>
-              <w:spacing w:after="0" w:before="0"/>
-            </w:pPr>
-            <w:r>
-              <w:rPr>
-                <w:b w:val="false"/>
-                <w:bCs w:val="false"/>
-                <w:i w:val="false"/>
-                <w:iCs w:val="false"/>
-              </w:rPr>
-              <w:t xml:space="preserve">C04, C06</w:t>
-            </w:r>
-          </w:p>
-        </w:tc>
-        <w:tc>
-          <w:tcPr>
-            <w:tcW w:type="dxa" w:w="1026"/>
-            <w:tcMar>
-              <w:top w:type="dxa" w:w="60"/>
-              <w:left w:type="dxa" w:w="100"/>
-              <w:bottom w:type="dxa" w:w="60"/>
-              <w:right w:type="dxa" w:w="100"/>
-            </w:tcMar>
-          </w:tcPr>
-          <w:p>
-            <w:pPr>
-              <w:spacing w:after="0" w:before="0"/>
-            </w:pPr>
-            <w:r>
-              <w:rPr>
-                <w:b w:val="false"/>
-                <w:bCs w:val="false"/>
-                <w:i w:val="false"/>
-                <w:iCs w:val="false"/>
-              </w:rPr>
-              <w:t xml:space="preserve"/>
-            </w:r>
-          </w:p>
-        </w:tc>
-        <w:tc>
-          <w:tcPr>
-            <w:tcW w:type="dxa" w:w="1026"/>
-            <w:tcMar>
-              <w:top w:type="dxa" w:w="60"/>
-              <w:left w:type="dxa" w:w="100"/>
-              <w:bottom w:type="dxa" w:w="60"/>
-              <w:right w:type="dxa" w:w="100"/>
-            </w:tcMar>
-          </w:tcPr>
-          <w:p>
-            <w:pPr>
-              <w:spacing w:after="0" w:before="0"/>
-            </w:pPr>
-            <w:r>
-              <w:rPr>
-                <w:b w:val="false"/>
-                <w:bCs w:val="false"/>
-                <w:i w:val="false"/>
-                <w:iCs w:val="false"/>
-              </w:rPr>
-              <w:t xml:space="preserve"/>
-            </w:r>
-          </w:p>
-        </w:tc>
-        <w:tc>
-          <w:tcPr>
-            <w:tcW w:type="dxa" w:w="1026"/>
-            <w:tcMar>
-              <w:top w:type="dxa" w:w="60"/>
-              <w:left w:type="dxa" w:w="100"/>
-              <w:bottom w:type="dxa" w:w="60"/>
-              <w:right w:type="dxa" w:w="100"/>
-            </w:tcMar>
-          </w:tcPr>
-          <w:p>
-            <w:pPr>
-              <w:spacing w:after="0" w:before="0"/>
-            </w:pPr>
-            <w:r>
-              <w:rPr>
-                <w:b w:val="false"/>
-                <w:bCs w:val="false"/>
-                <w:i w:val="false"/>
-                <w:iCs w:val="false"/>
-              </w:rPr>
-              <w:t xml:space="preserve"/>
-            </w:r>
-          </w:p>
-        </w:tc>
-      </w:tr>
-      <w:tr>
-        <w:tc>
-          <w:tcPr>
-            <w:tcW w:type="dxa" w:w="2394"/>
-            <w:tcMar>
-              <w:top w:type="dxa" w:w="60"/>
-              <w:left w:type="dxa" w:w="100"/>
-              <w:bottom w:type="dxa" w:w="60"/>
-              <w:right w:type="dxa" w:w="100"/>
-            </w:tcMar>
-          </w:tcPr>
-          <w:p>
-            <w:pPr>
-              <w:spacing w:after="0" w:before="0"/>
-            </w:pPr>
-            <w:r>
-              <w:rPr>
-                <w:b/>
-                <w:bCs/>
-                <w:i w:val="false"/>
-                <w:iCs w:val="false"/>
-              </w:rPr>
-              <w:t xml:space="preserve">3 Moderate</w:t>
-            </w:r>
-          </w:p>
-        </w:tc>
-        <w:tc>
-          <w:tcPr>
-            <w:tcW w:type="dxa" w:w="1795"/>
-            <w:tcMar>
-              <w:top w:type="dxa" w:w="60"/>
-              <w:left w:type="dxa" w:w="100"/>
-              <w:bottom w:type="dxa" w:w="60"/>
-              <w:right w:type="dxa" w:w="100"/>
-            </w:tcMar>
-          </w:tcPr>
-          <w:p>
-            <w:pPr>
-              <w:spacing w:after="0" w:before="0"/>
-            </w:pPr>
-            <w:r>
-              <w:rPr>
-                <w:b w:val="false"/>
-                <w:bCs w:val="false"/>
-                <w:i w:val="false"/>
-                <w:iCs w:val="false"/>
-              </w:rPr>
-              <w:t xml:space="preserve"/>
-            </w:r>
-          </w:p>
-        </w:tc>
-        <w:tc>
-          <w:tcPr>
-            <w:tcW w:type="dxa" w:w="1753"/>
-            <w:tcMar>
-              <w:top w:type="dxa" w:w="60"/>
-              <w:left w:type="dxa" w:w="100"/>
-              <w:bottom w:type="dxa" w:w="60"/>
-              <w:right w:type="dxa" w:w="100"/>
-            </w:tcMar>
-          </w:tcPr>
-          <w:p>
-            <w:pPr>
-              <w:spacing w:after="0" w:before="0"/>
-            </w:pPr>
-            <w:r>
-              <w:rPr>
-                <w:b w:val="false"/>
-                <w:bCs w:val="false"/>
-                <w:i w:val="false"/>
-                <w:iCs w:val="false"/>
-              </w:rPr>
-              <w:t xml:space="preserve">C05, C08, C10, C13, C15</w:t>
-            </w:r>
-          </w:p>
-        </w:tc>
-        <w:tc>
-          <w:tcPr>
-            <w:tcW w:type="dxa" w:w="1026"/>
-            <w:tcMar>
-              <w:top w:type="dxa" w:w="60"/>
-              <w:left w:type="dxa" w:w="100"/>
-              <w:bottom w:type="dxa" w:w="60"/>
-              <w:right w:type="dxa" w:w="100"/>
-            </w:tcMar>
-          </w:tcPr>
-          <w:p>
-            <w:pPr>
-              <w:spacing w:after="0" w:before="0"/>
-            </w:pPr>
-            <w:r>
-              <w:rPr>
-                <w:b w:val="false"/>
-                <w:bCs w:val="false"/>
-                <w:i w:val="false"/>
-                <w:iCs w:val="false"/>
-              </w:rPr>
-              <w:t xml:space="preserve"/>
-            </w:r>
-          </w:p>
-        </w:tc>
-        <w:tc>
-          <w:tcPr>
-            <w:tcW w:type="dxa" w:w="1026"/>
+            <w:tcW w:type="dxa" w:w="1022"/>
             <w:tcMar>
               <w:top w:type="dxa" w:w="60"/>
               <w:left w:type="dxa" w:w="100"/>
@@ -10920,8 +10920,8 @@
         </w:tblBorders>
       </w:tblPr>
       <w:tblGrid>
-        <w:gridCol w:w="1689"/>
-        <w:gridCol w:w="7331"/>
+        <w:gridCol w:w="1780"/>
+        <w:gridCol w:w="7240"/>
       </w:tblGrid>
       <w:tr>
         <w:trPr>
@@ -10929,7 +10929,7 @@
         </w:trPr>
         <w:tc>
           <w:tcPr>
-            <w:tcW w:type="dxa" w:w="1689"/>
+            <w:tcW w:type="dxa" w:w="1780"/>
             <w:shd w:fill="EDEDED" w:val="clear"/>
             <w:tcMar>
               <w:top w:type="dxa" w:w="60"/>
@@ -10955,7 +10955,7 @@
         </w:tc>
         <w:tc>
           <w:tcPr>
-            <w:tcW w:type="dxa" w:w="7331"/>
+            <w:tcW w:type="dxa" w:w="7240"/>
             <w:shd w:fill="EDEDED" w:val="clear"/>
             <w:tcMar>
               <w:top w:type="dxa" w:w="60"/>
@@ -10983,7 +10983,7 @@
       <w:tr>
         <w:tc>
           <w:tcPr>
-            <w:tcW w:type="dxa" w:w="1689"/>
+            <w:tcW w:type="dxa" w:w="1780"/>
             <w:tcMar>
               <w:top w:type="dxa" w:w="60"/>
               <w:left w:type="dxa" w:w="100"/>
@@ -11008,7 +11008,7 @@
         </w:tc>
         <w:tc>
           <w:tcPr>
-            <w:tcW w:type="dxa" w:w="7331"/>
+            <w:tcW w:type="dxa" w:w="7240"/>
             <w:tcMar>
               <w:top w:type="dxa" w:w="60"/>
               <w:left w:type="dxa" w:w="100"/>
@@ -11035,7 +11035,7 @@
       <w:tr>
         <w:tc>
           <w:tcPr>
-            <w:tcW w:type="dxa" w:w="1689"/>
+            <w:tcW w:type="dxa" w:w="1780"/>
             <w:tcMar>
               <w:top w:type="dxa" w:w="60"/>
               <w:left w:type="dxa" w:w="100"/>
@@ -11060,7 +11060,7 @@
         </w:tc>
         <w:tc>
           <w:tcPr>
-            <w:tcW w:type="dxa" w:w="7331"/>
+            <w:tcW w:type="dxa" w:w="7240"/>
             <w:tcMar>
               <w:top w:type="dxa" w:w="60"/>
               <w:left w:type="dxa" w:w="100"/>
@@ -11087,7 +11087,7 @@
       <w:tr>
         <w:tc>
           <w:tcPr>
-            <w:tcW w:type="dxa" w:w="1689"/>
+            <w:tcW w:type="dxa" w:w="1780"/>
             <w:tcMar>
               <w:top w:type="dxa" w:w="60"/>
               <w:left w:type="dxa" w:w="100"/>
@@ -11112,7 +11112,7 @@
         </w:tc>
         <w:tc>
           <w:tcPr>
-            <w:tcW w:type="dxa" w:w="7331"/>
+            <w:tcW w:type="dxa" w:w="7240"/>
             <w:tcMar>
               <w:top w:type="dxa" w:w="60"/>
               <w:left w:type="dxa" w:w="100"/>
@@ -11139,7 +11139,7 @@
       <w:tr>
         <w:tc>
           <w:tcPr>
-            <w:tcW w:type="dxa" w:w="1689"/>
+            <w:tcW w:type="dxa" w:w="1780"/>
             <w:tcMar>
               <w:top w:type="dxa" w:w="60"/>
               <w:left w:type="dxa" w:w="100"/>
@@ -11164,7 +11164,7 @@
         </w:tc>
         <w:tc>
           <w:tcPr>
-            <w:tcW w:type="dxa" w:w="7331"/>
+            <w:tcW w:type="dxa" w:w="7240"/>
             <w:tcMar>
               <w:top w:type="dxa" w:w="60"/>
               <w:left w:type="dxa" w:w="100"/>
@@ -11259,8 +11259,8 @@
         </w:tblBorders>
       </w:tblPr>
       <w:tblGrid>
-        <w:gridCol w:w="1585"/>
-        <w:gridCol w:w="7435"/>
+        <w:gridCol w:w="1670"/>
+        <w:gridCol w:w="7350"/>
       </w:tblGrid>
       <w:tr>
         <w:trPr>
@@ -11268,7 +11268,7 @@
         </w:trPr>
         <w:tc>
           <w:tcPr>
-            <w:tcW w:type="dxa" w:w="1585"/>
+            <w:tcW w:type="dxa" w:w="1670"/>
             <w:shd w:fill="EDEDED" w:val="clear"/>
             <w:tcMar>
               <w:top w:type="dxa" w:w="60"/>
@@ -11294,7 +11294,7 @@
         </w:tc>
         <w:tc>
           <w:tcPr>
-            <w:tcW w:type="dxa" w:w="7435"/>
+            <w:tcW w:type="dxa" w:w="7350"/>
             <w:shd w:fill="EDEDED" w:val="clear"/>
             <w:tcMar>
               <w:top w:type="dxa" w:w="60"/>
@@ -11322,7 +11322,7 @@
       <w:tr>
         <w:tc>
           <w:tcPr>
-            <w:tcW w:type="dxa" w:w="1585"/>
+            <w:tcW w:type="dxa" w:w="1670"/>
             <w:tcMar>
               <w:top w:type="dxa" w:w="60"/>
               <w:left w:type="dxa" w:w="100"/>
@@ -11347,7 +11347,7 @@
         </w:tc>
         <w:tc>
           <w:tcPr>
-            <w:tcW w:type="dxa" w:w="7435"/>
+            <w:tcW w:type="dxa" w:w="7350"/>
             <w:tcMar>
               <w:top w:type="dxa" w:w="60"/>
               <w:left w:type="dxa" w:w="100"/>
@@ -11374,7 +11374,7 @@
       <w:tr>
         <w:tc>
           <w:tcPr>
-            <w:tcW w:type="dxa" w:w="1585"/>
+            <w:tcW w:type="dxa" w:w="1670"/>
             <w:tcMar>
               <w:top w:type="dxa" w:w="60"/>
               <w:left w:type="dxa" w:w="100"/>
@@ -11399,7 +11399,7 @@
         </w:tc>
         <w:tc>
           <w:tcPr>
-            <w:tcW w:type="dxa" w:w="7435"/>
+            <w:tcW w:type="dxa" w:w="7350"/>
             <w:tcMar>
               <w:top w:type="dxa" w:w="60"/>
               <w:left w:type="dxa" w:w="100"/>
@@ -11426,7 +11426,7 @@
       <w:tr>
         <w:tc>
           <w:tcPr>
-            <w:tcW w:type="dxa" w:w="1585"/>
+            <w:tcW w:type="dxa" w:w="1670"/>
             <w:tcMar>
               <w:top w:type="dxa" w:w="60"/>
               <w:left w:type="dxa" w:w="100"/>
@@ -11451,7 +11451,7 @@
         </w:tc>
         <w:tc>
           <w:tcPr>
-            <w:tcW w:type="dxa" w:w="7435"/>
+            <w:tcW w:type="dxa" w:w="7350"/>
             <w:tcMar>
               <w:top w:type="dxa" w:w="60"/>
               <w:left w:type="dxa" w:w="100"/>
@@ -11478,7 +11478,7 @@
       <w:tr>
         <w:tc>
           <w:tcPr>
-            <w:tcW w:type="dxa" w:w="1585"/>
+            <w:tcW w:type="dxa" w:w="1670"/>
             <w:tcMar>
               <w:top w:type="dxa" w:w="60"/>
               <w:left w:type="dxa" w:w="100"/>
@@ -11503,7 +11503,7 @@
         </w:tc>
         <w:tc>
           <w:tcPr>
-            <w:tcW w:type="dxa" w:w="7435"/>
+            <w:tcW w:type="dxa" w:w="7350"/>
             <w:tcMar>
               <w:top w:type="dxa" w:w="60"/>
               <w:left w:type="dxa" w:w="100"/>
@@ -11530,7 +11530,7 @@
       <w:tr>
         <w:tc>
           <w:tcPr>
-            <w:tcW w:type="dxa" w:w="1585"/>
+            <w:tcW w:type="dxa" w:w="1670"/>
             <w:tcMar>
               <w:top w:type="dxa" w:w="60"/>
               <w:left w:type="dxa" w:w="100"/>
@@ -11555,7 +11555,7 @@
         </w:tc>
         <w:tc>
           <w:tcPr>
-            <w:tcW w:type="dxa" w:w="7435"/>
+            <w:tcW w:type="dxa" w:w="7350"/>
             <w:tcMar>
               <w:top w:type="dxa" w:w="60"/>
               <w:left w:type="dxa" w:w="100"/>
@@ -11582,7 +11582,7 @@
       <w:tr>
         <w:tc>
           <w:tcPr>
-            <w:tcW w:type="dxa" w:w="1585"/>
+            <w:tcW w:type="dxa" w:w="1670"/>
             <w:tcMar>
               <w:top w:type="dxa" w:w="60"/>
               <w:left w:type="dxa" w:w="100"/>
@@ -11607,7 +11607,7 @@
         </w:tc>
         <w:tc>
           <w:tcPr>
-            <w:tcW w:type="dxa" w:w="7435"/>
+            <w:tcW w:type="dxa" w:w="7350"/>
             <w:tcMar>
               <w:top w:type="dxa" w:w="60"/>
               <w:left w:type="dxa" w:w="100"/>
@@ -11634,7 +11634,7 @@
       <w:tr>
         <w:tc>
           <w:tcPr>
-            <w:tcW w:type="dxa" w:w="1585"/>
+            <w:tcW w:type="dxa" w:w="1670"/>
             <w:tcMar>
               <w:top w:type="dxa" w:w="60"/>
               <w:left w:type="dxa" w:w="100"/>
@@ -11659,7 +11659,7 @@
         </w:tc>
         <w:tc>
           <w:tcPr>
-            <w:tcW w:type="dxa" w:w="7435"/>
+            <w:tcW w:type="dxa" w:w="7350"/>
             <w:tcMar>
               <w:top w:type="dxa" w:w="60"/>
               <w:left w:type="dxa" w:w="100"/>
@@ -11686,7 +11686,7 @@
       <w:tr>
         <w:tc>
           <w:tcPr>
-            <w:tcW w:type="dxa" w:w="1585"/>
+            <w:tcW w:type="dxa" w:w="1670"/>
             <w:tcMar>
               <w:top w:type="dxa" w:w="60"/>
               <w:left w:type="dxa" w:w="100"/>
@@ -11711,7 +11711,7 @@
         </w:tc>
         <w:tc>
           <w:tcPr>
-            <w:tcW w:type="dxa" w:w="7435"/>
+            <w:tcW w:type="dxa" w:w="7350"/>
             <w:tcMar>
               <w:top w:type="dxa" w:w="60"/>
               <w:left w:type="dxa" w:w="100"/>
@@ -11738,7 +11738,7 @@
       <w:tr>
         <w:tc>
           <w:tcPr>
-            <w:tcW w:type="dxa" w:w="1585"/>
+            <w:tcW w:type="dxa" w:w="1670"/>
             <w:tcMar>
               <w:top w:type="dxa" w:w="60"/>
               <w:left w:type="dxa" w:w="100"/>
@@ -11763,7 +11763,7 @@
         </w:tc>
         <w:tc>
           <w:tcPr>
-            <w:tcW w:type="dxa" w:w="7435"/>
+            <w:tcW w:type="dxa" w:w="7350"/>
             <w:tcMar>
               <w:top w:type="dxa" w:w="60"/>
               <w:left w:type="dxa" w:w="100"/>
@@ -11790,7 +11790,7 @@
       <w:tr>
         <w:tc>
           <w:tcPr>
-            <w:tcW w:type="dxa" w:w="1585"/>
+            <w:tcW w:type="dxa" w:w="1670"/>
             <w:tcMar>
               <w:top w:type="dxa" w:w="60"/>
               <w:left w:type="dxa" w:w="100"/>
@@ -11815,7 +11815,7 @@
         </w:tc>
         <w:tc>
           <w:tcPr>
-            <w:tcW w:type="dxa" w:w="7435"/>
+            <w:tcW w:type="dxa" w:w="7350"/>
             <w:tcMar>
               <w:top w:type="dxa" w:w="60"/>
               <w:left w:type="dxa" w:w="100"/>
@@ -11842,7 +11842,7 @@
       <w:tr>
         <w:tc>
           <w:tcPr>
-            <w:tcW w:type="dxa" w:w="1585"/>
+            <w:tcW w:type="dxa" w:w="1670"/>
             <w:tcMar>
               <w:top w:type="dxa" w:w="60"/>
               <w:left w:type="dxa" w:w="100"/>
@@ -11867,7 +11867,7 @@
         </w:tc>
         <w:tc>
           <w:tcPr>
-            <w:tcW w:type="dxa" w:w="7435"/>
+            <w:tcW w:type="dxa" w:w="7350"/>
             <w:tcMar>
               <w:top w:type="dxa" w:w="60"/>
               <w:left w:type="dxa" w:w="100"/>
@@ -11894,7 +11894,7 @@
       <w:tr>
         <w:tc>
           <w:tcPr>
-            <w:tcW w:type="dxa" w:w="1585"/>
+            <w:tcW w:type="dxa" w:w="1670"/>
             <w:tcMar>
               <w:top w:type="dxa" w:w="60"/>
               <w:left w:type="dxa" w:w="100"/>
@@ -11919,7 +11919,7 @@
         </w:tc>
         <w:tc>
           <w:tcPr>
-            <w:tcW w:type="dxa" w:w="7435"/>
+            <w:tcW w:type="dxa" w:w="7350"/>
             <w:tcMar>
               <w:top w:type="dxa" w:w="60"/>
               <w:left w:type="dxa" w:w="100"/>
@@ -11946,7 +11946,7 @@
       <w:tr>
         <w:tc>
           <w:tcPr>
-            <w:tcW w:type="dxa" w:w="1585"/>
+            <w:tcW w:type="dxa" w:w="1670"/>
             <w:tcMar>
               <w:top w:type="dxa" w:w="60"/>
               <w:left w:type="dxa" w:w="100"/>
@@ -11971,7 +11971,7 @@
         </w:tc>
         <w:tc>
           <w:tcPr>
-            <w:tcW w:type="dxa" w:w="7435"/>
+            <w:tcW w:type="dxa" w:w="7350"/>
             <w:tcMar>
               <w:top w:type="dxa" w:w="60"/>
               <w:left w:type="dxa" w:w="100"/>
@@ -11998,7 +11998,7 @@
       <w:tr>
         <w:tc>
           <w:tcPr>
-            <w:tcW w:type="dxa" w:w="1585"/>
+            <w:tcW w:type="dxa" w:w="1670"/>
             <w:tcMar>
               <w:top w:type="dxa" w:w="60"/>
               <w:left w:type="dxa" w:w="100"/>
@@ -12023,7 +12023,7 @@
         </w:tc>
         <w:tc>
           <w:tcPr>
-            <w:tcW w:type="dxa" w:w="7435"/>
+            <w:tcW w:type="dxa" w:w="7350"/>
             <w:tcMar>
               <w:top w:type="dxa" w:w="60"/>
               <w:left w:type="dxa" w:w="100"/>
@@ -12050,7 +12050,7 @@
       <w:tr>
         <w:tc>
           <w:tcPr>
-            <w:tcW w:type="dxa" w:w="1585"/>
+            <w:tcW w:type="dxa" w:w="1670"/>
             <w:tcMar>
               <w:top w:type="dxa" w:w="60"/>
               <w:left w:type="dxa" w:w="100"/>
@@ -12075,7 +12075,7 @@
         </w:tc>
         <w:tc>
           <w:tcPr>
-            <w:tcW w:type="dxa" w:w="7435"/>
+            <w:tcW w:type="dxa" w:w="7350"/>
             <w:tcMar>
               <w:top w:type="dxa" w:w="60"/>
               <w:left w:type="dxa" w:w="100"/>
@@ -12982,9 +12982,9 @@
         </w:tblBorders>
       </w:tblPr>
       <w:tblGrid>
-        <w:gridCol w:w="1838"/>
-        <w:gridCol w:w="5901"/>
-        <w:gridCol w:w="1281"/>
+        <w:gridCol w:w="1834"/>
+        <w:gridCol w:w="5626"/>
+        <w:gridCol w:w="1560"/>
       </w:tblGrid>
       <w:tr>
         <w:trPr>
@@ -12992,7 +12992,7 @@
         </w:trPr>
         <w:tc>
           <w:tcPr>
-            <w:tcW w:type="dxa" w:w="1838"/>
+            <w:tcW w:type="dxa" w:w="1834"/>
             <w:shd w:fill="EDEDED" w:val="clear"/>
             <w:tcMar>
               <w:top w:type="dxa" w:w="60"/>
@@ -13018,7 +13018,7 @@
         </w:tc>
         <w:tc>
           <w:tcPr>
-            <w:tcW w:type="dxa" w:w="5901"/>
+            <w:tcW w:type="dxa" w:w="5626"/>
             <w:shd w:fill="EDEDED" w:val="clear"/>
             <w:tcMar>
               <w:top w:type="dxa" w:w="60"/>
@@ -13044,7 +13044,7 @@
         </w:tc>
         <w:tc>
           <w:tcPr>
-            <w:tcW w:type="dxa" w:w="1281"/>
+            <w:tcW w:type="dxa" w:w="1560"/>
             <w:shd w:fill="EDEDED" w:val="clear"/>
             <w:tcMar>
               <w:top w:type="dxa" w:w="60"/>
@@ -13072,7 +13072,7 @@
       <w:tr>
         <w:tc>
           <w:tcPr>
-            <w:tcW w:type="dxa" w:w="1838"/>
+            <w:tcW w:type="dxa" w:w="1834"/>
             <w:tcMar>
               <w:top w:type="dxa" w:w="60"/>
               <w:left w:type="dxa" w:w="100"/>
@@ -13097,7 +13097,7 @@
         </w:tc>
         <w:tc>
           <w:tcPr>
-            <w:tcW w:type="dxa" w:w="5901"/>
+            <w:tcW w:type="dxa" w:w="5626"/>
             <w:tcMar>
               <w:top w:type="dxa" w:w="60"/>
               <w:left w:type="dxa" w:w="100"/>
@@ -13122,7 +13122,7 @@
         </w:tc>
         <w:tc>
           <w:tcPr>
-            <w:tcW w:type="dxa" w:w="1281"/>
+            <w:tcW w:type="dxa" w:w="1560"/>
             <w:tcMar>
               <w:top w:type="dxa" w:w="60"/>
               <w:left w:type="dxa" w:w="100"/>
@@ -13149,7 +13149,7 @@
       <w:tr>
         <w:tc>
           <w:tcPr>
-            <w:tcW w:type="dxa" w:w="1838"/>
+            <w:tcW w:type="dxa" w:w="1834"/>
             <w:tcMar>
               <w:top w:type="dxa" w:w="60"/>
               <w:left w:type="dxa" w:w="100"/>
@@ -13174,7 +13174,7 @@
         </w:tc>
         <w:tc>
           <w:tcPr>
-            <w:tcW w:type="dxa" w:w="5901"/>
+            <w:tcW w:type="dxa" w:w="5626"/>
             <w:tcMar>
               <w:top w:type="dxa" w:w="60"/>
               <w:left w:type="dxa" w:w="100"/>
@@ -13199,7 +13199,7 @@
         </w:tc>
         <w:tc>
           <w:tcPr>
-            <w:tcW w:type="dxa" w:w="1281"/>
+            <w:tcW w:type="dxa" w:w="1560"/>
             <w:tcMar>
               <w:top w:type="dxa" w:w="60"/>
               <w:left w:type="dxa" w:w="100"/>
@@ -13226,7 +13226,7 @@
       <w:tr>
         <w:tc>
           <w:tcPr>
-            <w:tcW w:type="dxa" w:w="1838"/>
+            <w:tcW w:type="dxa" w:w="1834"/>
             <w:tcMar>
               <w:top w:type="dxa" w:w="60"/>
               <w:left w:type="dxa" w:w="100"/>
@@ -13251,7 +13251,7 @@
         </w:tc>
         <w:tc>
           <w:tcPr>
-            <w:tcW w:type="dxa" w:w="5901"/>
+            <w:tcW w:type="dxa" w:w="5626"/>
             <w:tcMar>
               <w:top w:type="dxa" w:w="60"/>
               <w:left w:type="dxa" w:w="100"/>
@@ -13276,7 +13276,7 @@
         </w:tc>
         <w:tc>
           <w:tcPr>
-            <w:tcW w:type="dxa" w:w="1281"/>
+            <w:tcW w:type="dxa" w:w="1560"/>
             <w:tcMar>
               <w:top w:type="dxa" w:w="60"/>
               <w:left w:type="dxa" w:w="100"/>
@@ -13303,7 +13303,7 @@
       <w:tr>
         <w:tc>
           <w:tcPr>
-            <w:tcW w:type="dxa" w:w="1838"/>
+            <w:tcW w:type="dxa" w:w="1834"/>
             <w:tcMar>
               <w:top w:type="dxa" w:w="60"/>
               <w:left w:type="dxa" w:w="100"/>
@@ -13328,7 +13328,7 @@
         </w:tc>
         <w:tc>
           <w:tcPr>
-            <w:tcW w:type="dxa" w:w="5901"/>
+            <w:tcW w:type="dxa" w:w="5626"/>
             <w:tcMar>
               <w:top w:type="dxa" w:w="60"/>
               <w:left w:type="dxa" w:w="100"/>
@@ -13353,7 +13353,7 @@
         </w:tc>
         <w:tc>
           <w:tcPr>
-            <w:tcW w:type="dxa" w:w="1281"/>
+            <w:tcW w:type="dxa" w:w="1560"/>
             <w:tcMar>
               <w:top w:type="dxa" w:w="60"/>
               <w:left w:type="dxa" w:w="100"/>
@@ -13380,7 +13380,7 @@
       <w:tr>
         <w:tc>
           <w:tcPr>
-            <w:tcW w:type="dxa" w:w="1838"/>
+            <w:tcW w:type="dxa" w:w="1834"/>
             <w:tcMar>
               <w:top w:type="dxa" w:w="60"/>
               <w:left w:type="dxa" w:w="100"/>
@@ -13405,7 +13405,7 @@
         </w:tc>
         <w:tc>
           <w:tcPr>
-            <w:tcW w:type="dxa" w:w="5901"/>
+            <w:tcW w:type="dxa" w:w="5626"/>
             <w:tcMar>
               <w:top w:type="dxa" w:w="60"/>
               <w:left w:type="dxa" w:w="100"/>
@@ -13430,7 +13430,7 @@
         </w:tc>
         <w:tc>
           <w:tcPr>
-            <w:tcW w:type="dxa" w:w="1281"/>
+            <w:tcW w:type="dxa" w:w="1560"/>
             <w:tcMar>
               <w:top w:type="dxa" w:w="60"/>
               <w:left w:type="dxa" w:w="100"/>
@@ -13457,7 +13457,7 @@
       <w:tr>
         <w:tc>
           <w:tcPr>
-            <w:tcW w:type="dxa" w:w="1838"/>
+            <w:tcW w:type="dxa" w:w="1834"/>
             <w:tcMar>
               <w:top w:type="dxa" w:w="60"/>
               <w:left w:type="dxa" w:w="100"/>
@@ -13482,7 +13482,7 @@
         </w:tc>
         <w:tc>
           <w:tcPr>
-            <w:tcW w:type="dxa" w:w="5901"/>
+            <w:tcW w:type="dxa" w:w="5626"/>
             <w:tcMar>
               <w:top w:type="dxa" w:w="60"/>
               <w:left w:type="dxa" w:w="100"/>
@@ -13507,7 +13507,7 @@
         </w:tc>
         <w:tc>
           <w:tcPr>
-            <w:tcW w:type="dxa" w:w="1281"/>
+            <w:tcW w:type="dxa" w:w="1560"/>
             <w:tcMar>
               <w:top w:type="dxa" w:w="60"/>
               <w:left w:type="dxa" w:w="100"/>
@@ -13534,7 +13534,7 @@
       <w:tr>
         <w:tc>
           <w:tcPr>
-            <w:tcW w:type="dxa" w:w="1838"/>
+            <w:tcW w:type="dxa" w:w="1834"/>
             <w:tcMar>
               <w:top w:type="dxa" w:w="60"/>
               <w:left w:type="dxa" w:w="100"/>
@@ -13559,7 +13559,7 @@
         </w:tc>
         <w:tc>
           <w:tcPr>
-            <w:tcW w:type="dxa" w:w="5901"/>
+            <w:tcW w:type="dxa" w:w="5626"/>
             <w:tcMar>
               <w:top w:type="dxa" w:w="60"/>
               <w:left w:type="dxa" w:w="100"/>
@@ -13584,7 +13584,7 @@
         </w:tc>
         <w:tc>
           <w:tcPr>
-            <w:tcW w:type="dxa" w:w="1281"/>
+            <w:tcW w:type="dxa" w:w="1560"/>
             <w:tcMar>
               <w:top w:type="dxa" w:w="60"/>
               <w:left w:type="dxa" w:w="100"/>
@@ -13611,7 +13611,7 @@
       <w:tr>
         <w:tc>
           <w:tcPr>
-            <w:tcW w:type="dxa" w:w="1838"/>
+            <w:tcW w:type="dxa" w:w="1834"/>
             <w:tcMar>
               <w:top w:type="dxa" w:w="60"/>
               <w:left w:type="dxa" w:w="100"/>
@@ -13636,7 +13636,7 @@
         </w:tc>
         <w:tc>
           <w:tcPr>
-            <w:tcW w:type="dxa" w:w="5901"/>
+            <w:tcW w:type="dxa" w:w="5626"/>
             <w:tcMar>
               <w:top w:type="dxa" w:w="60"/>
               <w:left w:type="dxa" w:w="100"/>
@@ -13661,7 +13661,7 @@
         </w:tc>
         <w:tc>
           <w:tcPr>
-            <w:tcW w:type="dxa" w:w="1281"/>
+            <w:tcW w:type="dxa" w:w="1560"/>
             <w:tcMar>
               <w:top w:type="dxa" w:w="60"/>
               <w:left w:type="dxa" w:w="100"/>
@@ -15391,8 +15391,8 @@
         </w:tblBorders>
       </w:tblPr>
       <w:tblGrid>
-        <w:gridCol w:w="1015"/>
-        <w:gridCol w:w="8005"/>
+        <w:gridCol w:w="1450"/>
+        <w:gridCol w:w="7570"/>
       </w:tblGrid>
       <w:tr>
         <w:trPr>
@@ -15400,7 +15400,7 @@
         </w:trPr>
         <w:tc>
           <w:tcPr>
-            <w:tcW w:type="dxa" w:w="1015"/>
+            <w:tcW w:type="dxa" w:w="1450"/>
             <w:shd w:fill="EDEDED" w:val="clear"/>
             <w:tcMar>
               <w:top w:type="dxa" w:w="60"/>
@@ -15426,7 +15426,7 @@
         </w:tc>
         <w:tc>
           <w:tcPr>
-            <w:tcW w:type="dxa" w:w="8005"/>
+            <w:tcW w:type="dxa" w:w="7570"/>
             <w:shd w:fill="EDEDED" w:val="clear"/>
             <w:tcMar>
               <w:top w:type="dxa" w:w="60"/>
@@ -15454,7 +15454,7 @@
       <w:tr>
         <w:tc>
           <w:tcPr>
-            <w:tcW w:type="dxa" w:w="1015"/>
+            <w:tcW w:type="dxa" w:w="1450"/>
             <w:tcMar>
               <w:top w:type="dxa" w:w="60"/>
               <w:left w:type="dxa" w:w="100"/>
@@ -15479,7 +15479,7 @@
         </w:tc>
         <w:tc>
           <w:tcPr>
-            <w:tcW w:type="dxa" w:w="8005"/>
+            <w:tcW w:type="dxa" w:w="7570"/>
             <w:tcMar>
               <w:top w:type="dxa" w:w="60"/>
               <w:left w:type="dxa" w:w="100"/>
@@ -15506,7 +15506,7 @@
       <w:tr>
         <w:tc>
           <w:tcPr>
-            <w:tcW w:type="dxa" w:w="1015"/>
+            <w:tcW w:type="dxa" w:w="1450"/>
             <w:tcMar>
               <w:top w:type="dxa" w:w="60"/>
               <w:left w:type="dxa" w:w="100"/>
@@ -15531,7 +15531,7 @@
         </w:tc>
         <w:tc>
           <w:tcPr>
-            <w:tcW w:type="dxa" w:w="8005"/>
+            <w:tcW w:type="dxa" w:w="7570"/>
             <w:tcMar>
               <w:top w:type="dxa" w:w="60"/>
               <w:left w:type="dxa" w:w="100"/>
@@ -15558,7 +15558,7 @@
       <w:tr>
         <w:tc>
           <w:tcPr>
-            <w:tcW w:type="dxa" w:w="1015"/>
+            <w:tcW w:type="dxa" w:w="1450"/>
             <w:tcMar>
               <w:top w:type="dxa" w:w="60"/>
               <w:left w:type="dxa" w:w="100"/>
@@ -15583,7 +15583,7 @@
         </w:tc>
         <w:tc>
           <w:tcPr>
-            <w:tcW w:type="dxa" w:w="8005"/>
+            <w:tcW w:type="dxa" w:w="7570"/>
             <w:tcMar>
               <w:top w:type="dxa" w:w="60"/>
               <w:left w:type="dxa" w:w="100"/>
@@ -15610,7 +15610,7 @@
       <w:tr>
         <w:tc>
           <w:tcPr>
-            <w:tcW w:type="dxa" w:w="1015"/>
+            <w:tcW w:type="dxa" w:w="1450"/>
             <w:tcMar>
               <w:top w:type="dxa" w:w="60"/>
               <w:left w:type="dxa" w:w="100"/>
@@ -15635,7 +15635,7 @@
         </w:tc>
         <w:tc>
           <w:tcPr>
-            <w:tcW w:type="dxa" w:w="8005"/>
+            <w:tcW w:type="dxa" w:w="7570"/>
             <w:tcMar>
               <w:top w:type="dxa" w:w="60"/>
               <w:left w:type="dxa" w:w="100"/>
@@ -15662,7 +15662,7 @@
       <w:tr>
         <w:tc>
           <w:tcPr>
-            <w:tcW w:type="dxa" w:w="1015"/>
+            <w:tcW w:type="dxa" w:w="1450"/>
             <w:tcMar>
               <w:top w:type="dxa" w:w="60"/>
               <w:left w:type="dxa" w:w="100"/>
@@ -15687,7 +15687,7 @@
         </w:tc>
         <w:tc>
           <w:tcPr>
-            <w:tcW w:type="dxa" w:w="8005"/>
+            <w:tcW w:type="dxa" w:w="7570"/>
             <w:tcMar>
               <w:top w:type="dxa" w:w="60"/>
               <w:left w:type="dxa" w:w="100"/>
@@ -15714,7 +15714,7 @@
       <w:tr>
         <w:tc>
           <w:tcPr>
-            <w:tcW w:type="dxa" w:w="1015"/>
+            <w:tcW w:type="dxa" w:w="1450"/>
             <w:tcMar>
               <w:top w:type="dxa" w:w="60"/>
               <w:left w:type="dxa" w:w="100"/>
@@ -15739,7 +15739,7 @@
         </w:tc>
         <w:tc>
           <w:tcPr>
-            <w:tcW w:type="dxa" w:w="8005"/>
+            <w:tcW w:type="dxa" w:w="7570"/>
             <w:tcMar>
               <w:top w:type="dxa" w:w="60"/>
               <w:left w:type="dxa" w:w="100"/>
@@ -15784,7 +15784,7 @@
       <w:tr>
         <w:tc>
           <w:tcPr>
-            <w:tcW w:type="dxa" w:w="1015"/>
+            <w:tcW w:type="dxa" w:w="1450"/>
             <w:tcMar>
               <w:top w:type="dxa" w:w="60"/>
               <w:left w:type="dxa" w:w="100"/>
@@ -15809,7 +15809,7 @@
         </w:tc>
         <w:tc>
           <w:tcPr>
-            <w:tcW w:type="dxa" w:w="8005"/>
+            <w:tcW w:type="dxa" w:w="7570"/>
             <w:tcMar>
               <w:top w:type="dxa" w:w="60"/>
               <w:left w:type="dxa" w:w="100"/>
@@ -15890,9 +15890,9 @@
         </w:tblBorders>
       </w:tblPr>
       <w:tblGrid>
-        <w:gridCol w:w="2105"/>
-        <w:gridCol w:w="1417"/>
-        <w:gridCol w:w="5498"/>
+        <w:gridCol w:w="2098"/>
+        <w:gridCol w:w="1560"/>
+        <w:gridCol w:w="5362"/>
       </w:tblGrid>
       <w:tr>
         <w:trPr>
@@ -15900,7 +15900,7 @@
         </w:trPr>
         <w:tc>
           <w:tcPr>
-            <w:tcW w:type="dxa" w:w="2105"/>
+            <w:tcW w:type="dxa" w:w="2098"/>
             <w:shd w:fill="EDEDED" w:val="clear"/>
             <w:tcMar>
               <w:top w:type="dxa" w:w="60"/>
@@ -15926,7 +15926,7 @@
         </w:tc>
         <w:tc>
           <w:tcPr>
-            <w:tcW w:type="dxa" w:w="1417"/>
+            <w:tcW w:type="dxa" w:w="1560"/>
             <w:shd w:fill="EDEDED" w:val="clear"/>
             <w:tcMar>
               <w:top w:type="dxa" w:w="60"/>
@@ -15952,7 +15952,7 @@
         </w:tc>
         <w:tc>
           <w:tcPr>
-            <w:tcW w:type="dxa" w:w="5498"/>
+            <w:tcW w:type="dxa" w:w="5362"/>
             <w:shd w:fill="EDEDED" w:val="clear"/>
             <w:tcMar>
               <w:top w:type="dxa" w:w="60"/>
@@ -15980,7 +15980,7 @@
       <w:tr>
         <w:tc>
           <w:tcPr>
-            <w:tcW w:type="dxa" w:w="2105"/>
+            <w:tcW w:type="dxa" w:w="2098"/>
             <w:tcMar>
               <w:top w:type="dxa" w:w="60"/>
               <w:left w:type="dxa" w:w="100"/>
@@ -16005,7 +16005,7 @@
         </w:tc>
         <w:tc>
           <w:tcPr>
-            <w:tcW w:type="dxa" w:w="1417"/>
+            <w:tcW w:type="dxa" w:w="1560"/>
             <w:tcMar>
               <w:top w:type="dxa" w:w="60"/>
               <w:left w:type="dxa" w:w="100"/>
@@ -16030,7 +16030,7 @@
         </w:tc>
         <w:tc>
           <w:tcPr>
-            <w:tcW w:type="dxa" w:w="5498"/>
+            <w:tcW w:type="dxa" w:w="5362"/>
             <w:tcMar>
               <w:top w:type="dxa" w:w="60"/>
               <w:left w:type="dxa" w:w="100"/>
@@ -16057,7 +16057,7 @@
       <w:tr>
         <w:tc>
           <w:tcPr>
-            <w:tcW w:type="dxa" w:w="2105"/>
+            <w:tcW w:type="dxa" w:w="2098"/>
             <w:tcMar>
               <w:top w:type="dxa" w:w="60"/>
               <w:left w:type="dxa" w:w="100"/>
@@ -16082,7 +16082,7 @@
         </w:tc>
         <w:tc>
           <w:tcPr>
-            <w:tcW w:type="dxa" w:w="1417"/>
+            <w:tcW w:type="dxa" w:w="1560"/>
             <w:tcMar>
               <w:top w:type="dxa" w:w="60"/>
               <w:left w:type="dxa" w:w="100"/>
@@ -16107,7 +16107,7 @@
         </w:tc>
         <w:tc>
           <w:tcPr>
-            <w:tcW w:type="dxa" w:w="5498"/>
+            <w:tcW w:type="dxa" w:w="5362"/>
             <w:tcMar>
               <w:top w:type="dxa" w:w="60"/>
               <w:left w:type="dxa" w:w="100"/>
@@ -16134,7 +16134,7 @@
       <w:tr>
         <w:tc>
           <w:tcPr>
-            <w:tcW w:type="dxa" w:w="2105"/>
+            <w:tcW w:type="dxa" w:w="2098"/>
             <w:tcMar>
               <w:top w:type="dxa" w:w="60"/>
               <w:left w:type="dxa" w:w="100"/>
@@ -16159,7 +16159,7 @@
         </w:tc>
         <w:tc>
           <w:tcPr>
-            <w:tcW w:type="dxa" w:w="1417"/>
+            <w:tcW w:type="dxa" w:w="1560"/>
             <w:tcMar>
               <w:top w:type="dxa" w:w="60"/>
               <w:left w:type="dxa" w:w="100"/>
@@ -16184,7 +16184,7 @@
         </w:tc>
         <w:tc>
           <w:tcPr>
-            <w:tcW w:type="dxa" w:w="5498"/>
+            <w:tcW w:type="dxa" w:w="5362"/>
             <w:tcMar>
               <w:top w:type="dxa" w:w="60"/>
               <w:left w:type="dxa" w:w="100"/>
@@ -16211,7 +16211,7 @@
       <w:tr>
         <w:tc>
           <w:tcPr>
-            <w:tcW w:type="dxa" w:w="2105"/>
+            <w:tcW w:type="dxa" w:w="2098"/>
             <w:tcMar>
               <w:top w:type="dxa" w:w="60"/>
               <w:left w:type="dxa" w:w="100"/>
@@ -16236,7 +16236,7 @@
         </w:tc>
         <w:tc>
           <w:tcPr>
-            <w:tcW w:type="dxa" w:w="1417"/>
+            <w:tcW w:type="dxa" w:w="1560"/>
             <w:tcMar>
               <w:top w:type="dxa" w:w="60"/>
               <w:left w:type="dxa" w:w="100"/>
@@ -16261,7 +16261,7 @@
         </w:tc>
         <w:tc>
           <w:tcPr>
-            <w:tcW w:type="dxa" w:w="5498"/>
+            <w:tcW w:type="dxa" w:w="5362"/>
             <w:tcMar>
               <w:top w:type="dxa" w:w="60"/>
               <w:left w:type="dxa" w:w="100"/>
@@ -16288,7 +16288,7 @@
       <w:tr>
         <w:tc>
           <w:tcPr>
-            <w:tcW w:type="dxa" w:w="2105"/>
+            <w:tcW w:type="dxa" w:w="2098"/>
             <w:tcMar>
               <w:top w:type="dxa" w:w="60"/>
               <w:left w:type="dxa" w:w="100"/>
@@ -16313,7 +16313,7 @@
         </w:tc>
         <w:tc>
           <w:tcPr>
-            <w:tcW w:type="dxa" w:w="1417"/>
+            <w:tcW w:type="dxa" w:w="1560"/>
             <w:tcMar>
               <w:top w:type="dxa" w:w="60"/>
               <w:left w:type="dxa" w:w="100"/>
@@ -16338,7 +16338,7 @@
         </w:tc>
         <w:tc>
           <w:tcPr>
-            <w:tcW w:type="dxa" w:w="5498"/>
+            <w:tcW w:type="dxa" w:w="5362"/>
             <w:tcMar>
               <w:top w:type="dxa" w:w="60"/>
               <w:left w:type="dxa" w:w="100"/>
@@ -16365,7 +16365,7 @@
       <w:tr>
         <w:tc>
           <w:tcPr>
-            <w:tcW w:type="dxa" w:w="2105"/>
+            <w:tcW w:type="dxa" w:w="2098"/>
             <w:tcMar>
               <w:top w:type="dxa" w:w="60"/>
               <w:left w:type="dxa" w:w="100"/>
@@ -16390,7 +16390,7 @@
         </w:tc>
         <w:tc>
           <w:tcPr>
-            <w:tcW w:type="dxa" w:w="1417"/>
+            <w:tcW w:type="dxa" w:w="1560"/>
             <w:tcMar>
               <w:top w:type="dxa" w:w="60"/>
               <w:left w:type="dxa" w:w="100"/>
@@ -16415,7 +16415,7 @@
         </w:tc>
         <w:tc>
           <w:tcPr>
-            <w:tcW w:type="dxa" w:w="5498"/>
+            <w:tcW w:type="dxa" w:w="5362"/>
             <w:tcMar>
               <w:top w:type="dxa" w:w="60"/>
               <w:left w:type="dxa" w:w="100"/>
@@ -16442,7 +16442,7 @@
       <w:tr>
         <w:tc>
           <w:tcPr>
-            <w:tcW w:type="dxa" w:w="2105"/>
+            <w:tcW w:type="dxa" w:w="2098"/>
             <w:tcMar>
               <w:top w:type="dxa" w:w="60"/>
               <w:left w:type="dxa" w:w="100"/>
@@ -16467,7 +16467,7 @@
         </w:tc>
         <w:tc>
           <w:tcPr>
-            <w:tcW w:type="dxa" w:w="1417"/>
+            <w:tcW w:type="dxa" w:w="1560"/>
             <w:tcMar>
               <w:top w:type="dxa" w:w="60"/>
               <w:left w:type="dxa" w:w="100"/>
@@ -16492,7 +16492,7 @@
         </w:tc>
         <w:tc>
           <w:tcPr>
-            <w:tcW w:type="dxa" w:w="5498"/>
+            <w:tcW w:type="dxa" w:w="5362"/>
             <w:tcMar>
               <w:top w:type="dxa" w:w="60"/>
               <w:left w:type="dxa" w:w="100"/>
@@ -16519,7 +16519,7 @@
       <w:tr>
         <w:tc>
           <w:tcPr>
-            <w:tcW w:type="dxa" w:w="2105"/>
+            <w:tcW w:type="dxa" w:w="2098"/>
             <w:tcMar>
               <w:top w:type="dxa" w:w="60"/>
               <w:left w:type="dxa" w:w="100"/>
@@ -16544,7 +16544,7 @@
         </w:tc>
         <w:tc>
           <w:tcPr>
-            <w:tcW w:type="dxa" w:w="1417"/>
+            <w:tcW w:type="dxa" w:w="1560"/>
             <w:tcMar>
               <w:top w:type="dxa" w:w="60"/>
               <w:left w:type="dxa" w:w="100"/>
@@ -16569,7 +16569,7 @@
         </w:tc>
         <w:tc>
           <w:tcPr>
-            <w:tcW w:type="dxa" w:w="5498"/>
+            <w:tcW w:type="dxa" w:w="5362"/>
             <w:tcMar>
               <w:top w:type="dxa" w:w="60"/>
               <w:left w:type="dxa" w:w="100"/>
@@ -16596,7 +16596,7 @@
       <w:tr>
         <w:tc>
           <w:tcPr>
-            <w:tcW w:type="dxa" w:w="2105"/>
+            <w:tcW w:type="dxa" w:w="2098"/>
             <w:tcMar>
               <w:top w:type="dxa" w:w="60"/>
               <w:left w:type="dxa" w:w="100"/>
@@ -16621,7 +16621,7 @@
         </w:tc>
         <w:tc>
           <w:tcPr>
-            <w:tcW w:type="dxa" w:w="1417"/>
+            <w:tcW w:type="dxa" w:w="1560"/>
             <w:tcMar>
               <w:top w:type="dxa" w:w="60"/>
               <w:left w:type="dxa" w:w="100"/>
@@ -16646,7 +16646,7 @@
         </w:tc>
         <w:tc>
           <w:tcPr>
-            <w:tcW w:type="dxa" w:w="5498"/>
+            <w:tcW w:type="dxa" w:w="5362"/>
             <w:tcMar>
               <w:top w:type="dxa" w:w="60"/>
               <w:left w:type="dxa" w:w="100"/>
@@ -16673,7 +16673,7 @@
       <w:tr>
         <w:tc>
           <w:tcPr>
-            <w:tcW w:type="dxa" w:w="2105"/>
+            <w:tcW w:type="dxa" w:w="2098"/>
             <w:tcMar>
               <w:top w:type="dxa" w:w="60"/>
               <w:left w:type="dxa" w:w="100"/>
@@ -16698,7 +16698,7 @@
         </w:tc>
         <w:tc>
           <w:tcPr>
-            <w:tcW w:type="dxa" w:w="1417"/>
+            <w:tcW w:type="dxa" w:w="1560"/>
             <w:tcMar>
               <w:top w:type="dxa" w:w="60"/>
               <w:left w:type="dxa" w:w="100"/>
@@ -16723,7 +16723,7 @@
         </w:tc>
         <w:tc>
           <w:tcPr>
-            <w:tcW w:type="dxa" w:w="5498"/>
+            <w:tcW w:type="dxa" w:w="5362"/>
             <w:tcMar>
               <w:top w:type="dxa" w:w="60"/>
               <w:left w:type="dxa" w:w="100"/>
@@ -16790,9 +16790,9 @@
         </w:tblBorders>
       </w:tblPr>
       <w:tblGrid>
-        <w:gridCol w:w="1307"/>
-        <w:gridCol w:w="2035"/>
-        <w:gridCol w:w="5678"/>
+        <w:gridCol w:w="1560"/>
+        <w:gridCol w:w="2004"/>
+        <w:gridCol w:w="5456"/>
       </w:tblGrid>
       <w:tr>
         <w:trPr>
@@ -16800,7 +16800,7 @@
         </w:trPr>
         <w:tc>
           <w:tcPr>
-            <w:tcW w:type="dxa" w:w="1307"/>
+            <w:tcW w:type="dxa" w:w="1560"/>
             <w:shd w:fill="EDEDED" w:val="clear"/>
             <w:tcMar>
               <w:top w:type="dxa" w:w="60"/>
@@ -16826,7 +16826,7 @@
         </w:tc>
         <w:tc>
           <w:tcPr>
-            <w:tcW w:type="dxa" w:w="2035"/>
+            <w:tcW w:type="dxa" w:w="2004"/>
             <w:shd w:fill="EDEDED" w:val="clear"/>
             <w:tcMar>
               <w:top w:type="dxa" w:w="60"/>
@@ -16852,7 +16852,7 @@
         </w:tc>
         <w:tc>
           <w:tcPr>
-            <w:tcW w:type="dxa" w:w="5678"/>
+            <w:tcW w:type="dxa" w:w="5456"/>
             <w:shd w:fill="EDEDED" w:val="clear"/>
             <w:tcMar>
               <w:top w:type="dxa" w:w="60"/>
@@ -16880,7 +16880,7 @@
       <w:tr>
         <w:tc>
           <w:tcPr>
-            <w:tcW w:type="dxa" w:w="1307"/>
+            <w:tcW w:type="dxa" w:w="1560"/>
             <w:tcMar>
               <w:top w:type="dxa" w:w="60"/>
               <w:left w:type="dxa" w:w="100"/>
@@ -16905,7 +16905,7 @@
         </w:tc>
         <w:tc>
           <w:tcPr>
-            <w:tcW w:type="dxa" w:w="2035"/>
+            <w:tcW w:type="dxa" w:w="2004"/>
             <w:tcMar>
               <w:top w:type="dxa" w:w="60"/>
               <w:left w:type="dxa" w:w="100"/>
@@ -16930,7 +16930,7 @@
         </w:tc>
         <w:tc>
           <w:tcPr>
-            <w:tcW w:type="dxa" w:w="5678"/>
+            <w:tcW w:type="dxa" w:w="5456"/>
             <w:tcMar>
               <w:top w:type="dxa" w:w="60"/>
               <w:left w:type="dxa" w:w="100"/>
@@ -16957,7 +16957,7 @@
       <w:tr>
         <w:tc>
           <w:tcPr>
-            <w:tcW w:type="dxa" w:w="1307"/>
+            <w:tcW w:type="dxa" w:w="1560"/>
             <w:tcMar>
               <w:top w:type="dxa" w:w="60"/>
               <w:left w:type="dxa" w:w="100"/>
@@ -16982,7 +16982,7 @@
         </w:tc>
         <w:tc>
           <w:tcPr>
-            <w:tcW w:type="dxa" w:w="2035"/>
+            <w:tcW w:type="dxa" w:w="2004"/>
             <w:tcMar>
               <w:top w:type="dxa" w:w="60"/>
               <w:left w:type="dxa" w:w="100"/>
@@ -17007,7 +17007,7 @@
         </w:tc>
         <w:tc>
           <w:tcPr>
-            <w:tcW w:type="dxa" w:w="5678"/>
+            <w:tcW w:type="dxa" w:w="5456"/>
             <w:tcMar>
               <w:top w:type="dxa" w:w="60"/>
               <w:left w:type="dxa" w:w="100"/>
@@ -17034,7 +17034,7 @@
       <w:tr>
         <w:tc>
           <w:tcPr>
-            <w:tcW w:type="dxa" w:w="1307"/>
+            <w:tcW w:type="dxa" w:w="1560"/>
             <w:tcMar>
               <w:top w:type="dxa" w:w="60"/>
               <w:left w:type="dxa" w:w="100"/>
@@ -17059,7 +17059,7 @@
         </w:tc>
         <w:tc>
           <w:tcPr>
-            <w:tcW w:type="dxa" w:w="2035"/>
+            <w:tcW w:type="dxa" w:w="2004"/>
             <w:tcMar>
               <w:top w:type="dxa" w:w="60"/>
               <w:left w:type="dxa" w:w="100"/>
@@ -17084,7 +17084,7 @@
         </w:tc>
         <w:tc>
           <w:tcPr>
-            <w:tcW w:type="dxa" w:w="5678"/>
+            <w:tcW w:type="dxa" w:w="5456"/>
             <w:tcMar>
               <w:top w:type="dxa" w:w="60"/>
               <w:left w:type="dxa" w:w="100"/>
@@ -17840,9 +17840,9 @@
         </w:tblBorders>
       </w:tblPr>
       <w:tblGrid>
-        <w:gridCol w:w="1310"/>
-        <w:gridCol w:w="4965"/>
-        <w:gridCol w:w="2745"/>
+        <w:gridCol w:w="1780"/>
+        <w:gridCol w:w="4614"/>
+        <w:gridCol w:w="2626"/>
       </w:tblGrid>
       <w:tr>
         <w:trPr>
@@ -17850,7 +17850,7 @@
         </w:trPr>
         <w:tc>
           <w:tcPr>
-            <w:tcW w:type="dxa" w:w="1310"/>
+            <w:tcW w:type="dxa" w:w="1780"/>
             <w:shd w:fill="EDEDED" w:val="clear"/>
             <w:tcMar>
               <w:top w:type="dxa" w:w="60"/>
@@ -17876,7 +17876,7 @@
         </w:tc>
         <w:tc>
           <w:tcPr>
-            <w:tcW w:type="dxa" w:w="4965"/>
+            <w:tcW w:type="dxa" w:w="4614"/>
             <w:shd w:fill="EDEDED" w:val="clear"/>
             <w:tcMar>
               <w:top w:type="dxa" w:w="60"/>
@@ -17902,7 +17902,7 @@
         </w:tc>
         <w:tc>
           <w:tcPr>
-            <w:tcW w:type="dxa" w:w="2745"/>
+            <w:tcW w:type="dxa" w:w="2626"/>
             <w:shd w:fill="EDEDED" w:val="clear"/>
             <w:tcMar>
               <w:top w:type="dxa" w:w="60"/>
@@ -17930,7 +17930,7 @@
       <w:tr>
         <w:tc>
           <w:tcPr>
-            <w:tcW w:type="dxa" w:w="1310"/>
+            <w:tcW w:type="dxa" w:w="1780"/>
             <w:tcMar>
               <w:top w:type="dxa" w:w="60"/>
               <w:left w:type="dxa" w:w="100"/>
@@ -17955,7 +17955,7 @@
         </w:tc>
         <w:tc>
           <w:tcPr>
-            <w:tcW w:type="dxa" w:w="4965"/>
+            <w:tcW w:type="dxa" w:w="4614"/>
             <w:tcMar>
               <w:top w:type="dxa" w:w="60"/>
               <w:left w:type="dxa" w:w="100"/>
@@ -17980,7 +17980,7 @@
         </w:tc>
         <w:tc>
           <w:tcPr>
-            <w:tcW w:type="dxa" w:w="2745"/>
+            <w:tcW w:type="dxa" w:w="2626"/>
             <w:tcMar>
               <w:top w:type="dxa" w:w="60"/>
               <w:left w:type="dxa" w:w="100"/>
@@ -18007,7 +18007,7 @@
       <w:tr>
         <w:tc>
           <w:tcPr>
-            <w:tcW w:type="dxa" w:w="1310"/>
+            <w:tcW w:type="dxa" w:w="1780"/>
             <w:tcMar>
               <w:top w:type="dxa" w:w="60"/>
               <w:left w:type="dxa" w:w="100"/>
@@ -18032,7 +18032,7 @@
         </w:tc>
         <w:tc>
           <w:tcPr>
-            <w:tcW w:type="dxa" w:w="4965"/>
+            <w:tcW w:type="dxa" w:w="4614"/>
             <w:tcMar>
               <w:top w:type="dxa" w:w="60"/>
               <w:left w:type="dxa" w:w="100"/>
@@ -18057,7 +18057,7 @@
         </w:tc>
         <w:tc>
           <w:tcPr>
-            <w:tcW w:type="dxa" w:w="2745"/>
+            <w:tcW w:type="dxa" w:w="2626"/>
             <w:tcMar>
               <w:top w:type="dxa" w:w="60"/>
               <w:left w:type="dxa" w:w="100"/>
@@ -18084,7 +18084,7 @@
       <w:tr>
         <w:tc>
           <w:tcPr>
-            <w:tcW w:type="dxa" w:w="1310"/>
+            <w:tcW w:type="dxa" w:w="1780"/>
             <w:tcMar>
               <w:top w:type="dxa" w:w="60"/>
               <w:left w:type="dxa" w:w="100"/>
@@ -18109,7 +18109,7 @@
         </w:tc>
         <w:tc>
           <w:tcPr>
-            <w:tcW w:type="dxa" w:w="4965"/>
+            <w:tcW w:type="dxa" w:w="4614"/>
             <w:tcMar>
               <w:top w:type="dxa" w:w="60"/>
               <w:left w:type="dxa" w:w="100"/>
@@ -18134,7 +18134,7 @@
         </w:tc>
         <w:tc>
           <w:tcPr>
-            <w:tcW w:type="dxa" w:w="2745"/>
+            <w:tcW w:type="dxa" w:w="2626"/>
             <w:tcMar>
               <w:top w:type="dxa" w:w="60"/>
               <w:left w:type="dxa" w:w="100"/>
@@ -18161,7 +18161,7 @@
       <w:tr>
         <w:tc>
           <w:tcPr>
-            <w:tcW w:type="dxa" w:w="1310"/>
+            <w:tcW w:type="dxa" w:w="1780"/>
             <w:tcMar>
               <w:top w:type="dxa" w:w="60"/>
               <w:left w:type="dxa" w:w="100"/>
@@ -18186,7 +18186,7 @@
         </w:tc>
         <w:tc>
           <w:tcPr>
-            <w:tcW w:type="dxa" w:w="4965"/>
+            <w:tcW w:type="dxa" w:w="4614"/>
             <w:tcMar>
               <w:top w:type="dxa" w:w="60"/>
               <w:left w:type="dxa" w:w="100"/>
@@ -18211,7 +18211,7 @@
         </w:tc>
         <w:tc>
           <w:tcPr>
-            <w:tcW w:type="dxa" w:w="2745"/>
+            <w:tcW w:type="dxa" w:w="2626"/>
             <w:tcMar>
               <w:top w:type="dxa" w:w="60"/>
               <w:left w:type="dxa" w:w="100"/>
@@ -18238,7 +18238,7 @@
       <w:tr>
         <w:tc>
           <w:tcPr>
-            <w:tcW w:type="dxa" w:w="1310"/>
+            <w:tcW w:type="dxa" w:w="1780"/>
             <w:tcMar>
               <w:top w:type="dxa" w:w="60"/>
               <w:left w:type="dxa" w:w="100"/>
@@ -18263,7 +18263,7 @@
         </w:tc>
         <w:tc>
           <w:tcPr>
-            <w:tcW w:type="dxa" w:w="4965"/>
+            <w:tcW w:type="dxa" w:w="4614"/>
             <w:tcMar>
               <w:top w:type="dxa" w:w="60"/>
               <w:left w:type="dxa" w:w="100"/>
@@ -18288,7 +18288,7 @@
         </w:tc>
         <w:tc>
           <w:tcPr>
-            <w:tcW w:type="dxa" w:w="2745"/>
+            <w:tcW w:type="dxa" w:w="2626"/>
             <w:tcMar>
               <w:top w:type="dxa" w:w="60"/>
               <w:left w:type="dxa" w:w="100"/>
@@ -18315,7 +18315,7 @@
       <w:tr>
         <w:tc>
           <w:tcPr>
-            <w:tcW w:type="dxa" w:w="1310"/>
+            <w:tcW w:type="dxa" w:w="1780"/>
             <w:tcMar>
               <w:top w:type="dxa" w:w="60"/>
               <w:left w:type="dxa" w:w="100"/>
@@ -18340,7 +18340,7 @@
         </w:tc>
         <w:tc>
           <w:tcPr>
-            <w:tcW w:type="dxa" w:w="4965"/>
+            <w:tcW w:type="dxa" w:w="4614"/>
             <w:tcMar>
               <w:top w:type="dxa" w:w="60"/>
               <w:left w:type="dxa" w:w="100"/>
@@ -18365,7 +18365,7 @@
         </w:tc>
         <w:tc>
           <w:tcPr>
-            <w:tcW w:type="dxa" w:w="2745"/>
+            <w:tcW w:type="dxa" w:w="2626"/>
             <w:tcMar>
               <w:top w:type="dxa" w:w="60"/>
               <w:left w:type="dxa" w:w="100"/>
@@ -18392,7 +18392,7 @@
       <w:tr>
         <w:tc>
           <w:tcPr>
-            <w:tcW w:type="dxa" w:w="1310"/>
+            <w:tcW w:type="dxa" w:w="1780"/>
             <w:tcMar>
               <w:top w:type="dxa" w:w="60"/>
               <w:left w:type="dxa" w:w="100"/>
@@ -18417,7 +18417,7 @@
         </w:tc>
         <w:tc>
           <w:tcPr>
-            <w:tcW w:type="dxa" w:w="4965"/>
+            <w:tcW w:type="dxa" w:w="4614"/>
             <w:tcMar>
               <w:top w:type="dxa" w:w="60"/>
               <w:left w:type="dxa" w:w="100"/>
@@ -18442,7 +18442,7 @@
         </w:tc>
         <w:tc>
           <w:tcPr>
-            <w:tcW w:type="dxa" w:w="2745"/>
+            <w:tcW w:type="dxa" w:w="2626"/>
             <w:tcMar>
               <w:top w:type="dxa" w:w="60"/>
               <w:left w:type="dxa" w:w="100"/>
@@ -18469,7 +18469,7 @@
       <w:tr>
         <w:tc>
           <w:tcPr>
-            <w:tcW w:type="dxa" w:w="1310"/>
+            <w:tcW w:type="dxa" w:w="1780"/>
             <w:tcMar>
               <w:top w:type="dxa" w:w="60"/>
               <w:left w:type="dxa" w:w="100"/>
@@ -18494,7 +18494,7 @@
         </w:tc>
         <w:tc>
           <w:tcPr>
-            <w:tcW w:type="dxa" w:w="4965"/>
+            <w:tcW w:type="dxa" w:w="4614"/>
             <w:tcMar>
               <w:top w:type="dxa" w:w="60"/>
               <w:left w:type="dxa" w:w="100"/>
@@ -18519,7 +18519,7 @@
         </w:tc>
         <w:tc>
           <w:tcPr>
-            <w:tcW w:type="dxa" w:w="2745"/>
+            <w:tcW w:type="dxa" w:w="2626"/>
             <w:tcMar>
               <w:top w:type="dxa" w:w="60"/>
               <w:left w:type="dxa" w:w="100"/>
@@ -18546,7 +18546,7 @@
       <w:tr>
         <w:tc>
           <w:tcPr>
-            <w:tcW w:type="dxa" w:w="1310"/>
+            <w:tcW w:type="dxa" w:w="1780"/>
             <w:tcMar>
               <w:top w:type="dxa" w:w="60"/>
               <w:left w:type="dxa" w:w="100"/>
@@ -18571,7 +18571,7 @@
         </w:tc>
         <w:tc>
           <w:tcPr>
-            <w:tcW w:type="dxa" w:w="4965"/>
+            <w:tcW w:type="dxa" w:w="4614"/>
             <w:tcMar>
               <w:top w:type="dxa" w:w="60"/>
               <w:left w:type="dxa" w:w="100"/>
@@ -18596,7 +18596,7 @@
         </w:tc>
         <w:tc>
           <w:tcPr>
-            <w:tcW w:type="dxa" w:w="2745"/>
+            <w:tcW w:type="dxa" w:w="2626"/>
             <w:tcMar>
               <w:top w:type="dxa" w:w="60"/>
               <w:left w:type="dxa" w:w="100"/>
@@ -20509,8 +20509,8 @@
         </w:tblBorders>
       </w:tblPr>
       <w:tblGrid>
-        <w:gridCol w:w="1706"/>
-        <w:gridCol w:w="7314"/>
+        <w:gridCol w:w="1780"/>
+        <w:gridCol w:w="7240"/>
       </w:tblGrid>
       <w:tr>
         <w:trPr>
@@ -20518,7 +20518,7 @@
         </w:trPr>
         <w:tc>
           <w:tcPr>
-            <w:tcW w:type="dxa" w:w="1706"/>
+            <w:tcW w:type="dxa" w:w="1780"/>
             <w:shd w:fill="EDEDED" w:val="clear"/>
             <w:tcMar>
               <w:top w:type="dxa" w:w="60"/>
@@ -20544,7 +20544,7 @@
         </w:tc>
         <w:tc>
           <w:tcPr>
-            <w:tcW w:type="dxa" w:w="7314"/>
+            <w:tcW w:type="dxa" w:w="7240"/>
             <w:shd w:fill="EDEDED" w:val="clear"/>
             <w:tcMar>
               <w:top w:type="dxa" w:w="60"/>
@@ -20572,7 +20572,7 @@
       <w:tr>
         <w:tc>
           <w:tcPr>
-            <w:tcW w:type="dxa" w:w="1706"/>
+            <w:tcW w:type="dxa" w:w="1780"/>
             <w:tcMar>
               <w:top w:type="dxa" w:w="60"/>
               <w:left w:type="dxa" w:w="100"/>
@@ -20597,7 +20597,7 @@
         </w:tc>
         <w:tc>
           <w:tcPr>
-            <w:tcW w:type="dxa" w:w="7314"/>
+            <w:tcW w:type="dxa" w:w="7240"/>
             <w:tcMar>
               <w:top w:type="dxa" w:w="60"/>
               <w:left w:type="dxa" w:w="100"/>
@@ -20624,7 +20624,7 @@
       <w:tr>
         <w:tc>
           <w:tcPr>
-            <w:tcW w:type="dxa" w:w="1706"/>
+            <w:tcW w:type="dxa" w:w="1780"/>
             <w:tcMar>
               <w:top w:type="dxa" w:w="60"/>
               <w:left w:type="dxa" w:w="100"/>
@@ -20649,7 +20649,7 @@
         </w:tc>
         <w:tc>
           <w:tcPr>
-            <w:tcW w:type="dxa" w:w="7314"/>
+            <w:tcW w:type="dxa" w:w="7240"/>
             <w:tcMar>
               <w:top w:type="dxa" w:w="60"/>
               <w:left w:type="dxa" w:w="100"/>
@@ -20676,7 +20676,7 @@
       <w:tr>
         <w:tc>
           <w:tcPr>
-            <w:tcW w:type="dxa" w:w="1706"/>
+            <w:tcW w:type="dxa" w:w="1780"/>
             <w:tcMar>
               <w:top w:type="dxa" w:w="60"/>
               <w:left w:type="dxa" w:w="100"/>
@@ -20701,7 +20701,7 @@
         </w:tc>
         <w:tc>
           <w:tcPr>
-            <w:tcW w:type="dxa" w:w="7314"/>
+            <w:tcW w:type="dxa" w:w="7240"/>
             <w:tcMar>
               <w:top w:type="dxa" w:w="60"/>
               <w:left w:type="dxa" w:w="100"/>
@@ -20728,7 +20728,7 @@
       <w:tr>
         <w:tc>
           <w:tcPr>
-            <w:tcW w:type="dxa" w:w="1706"/>
+            <w:tcW w:type="dxa" w:w="1780"/>
             <w:tcMar>
               <w:top w:type="dxa" w:w="60"/>
               <w:left w:type="dxa" w:w="100"/>
@@ -20753,7 +20753,7 @@
         </w:tc>
         <w:tc>
           <w:tcPr>
-            <w:tcW w:type="dxa" w:w="7314"/>
+            <w:tcW w:type="dxa" w:w="7240"/>
             <w:tcMar>
               <w:top w:type="dxa" w:w="60"/>
               <w:left w:type="dxa" w:w="100"/>
@@ -20780,7 +20780,7 @@
       <w:tr>
         <w:tc>
           <w:tcPr>
-            <w:tcW w:type="dxa" w:w="1706"/>
+            <w:tcW w:type="dxa" w:w="1780"/>
             <w:tcMar>
               <w:top w:type="dxa" w:w="60"/>
               <w:left w:type="dxa" w:w="100"/>
@@ -20805,7 +20805,7 @@
         </w:tc>
         <w:tc>
           <w:tcPr>
-            <w:tcW w:type="dxa" w:w="7314"/>
+            <w:tcW w:type="dxa" w:w="7240"/>
             <w:tcMar>
               <w:top w:type="dxa" w:w="60"/>
               <w:left w:type="dxa" w:w="100"/>
@@ -20832,7 +20832,7 @@
       <w:tr>
         <w:tc>
           <w:tcPr>
-            <w:tcW w:type="dxa" w:w="1706"/>
+            <w:tcW w:type="dxa" w:w="1780"/>
             <w:tcMar>
               <w:top w:type="dxa" w:w="60"/>
               <w:left w:type="dxa" w:w="100"/>
@@ -20857,7 +20857,7 @@
         </w:tc>
         <w:tc>
           <w:tcPr>
-            <w:tcW w:type="dxa" w:w="7314"/>
+            <w:tcW w:type="dxa" w:w="7240"/>
             <w:tcMar>
               <w:top w:type="dxa" w:w="60"/>
               <w:left w:type="dxa" w:w="100"/>
@@ -22654,9 +22654,9 @@
         </w:tblBorders>
       </w:tblPr>
       <w:tblGrid>
-        <w:gridCol w:w="2240"/>
-        <w:gridCol w:w="5812"/>
-        <w:gridCol w:w="968"/>
+        <w:gridCol w:w="2212"/>
+        <w:gridCol w:w="5689"/>
+        <w:gridCol w:w="1119"/>
       </w:tblGrid>
       <w:tr>
         <w:trPr>
@@ -22664,7 +22664,7 @@
         </w:trPr>
         <w:tc>
           <w:tcPr>
-            <w:tcW w:type="dxa" w:w="2240"/>
+            <w:tcW w:type="dxa" w:w="2212"/>
             <w:shd w:fill="EDEDED" w:val="clear"/>
             <w:tcMar>
               <w:top w:type="dxa" w:w="60"/>
@@ -22690,7 +22690,7 @@
         </w:tc>
         <w:tc>
           <w:tcPr>
-            <w:tcW w:type="dxa" w:w="5812"/>
+            <w:tcW w:type="dxa" w:w="5689"/>
             <w:shd w:fill="EDEDED" w:val="clear"/>
             <w:tcMar>
               <w:top w:type="dxa" w:w="60"/>
@@ -22716,7 +22716,7 @@
         </w:tc>
         <w:tc>
           <w:tcPr>
-            <w:tcW w:type="dxa" w:w="968"/>
+            <w:tcW w:type="dxa" w:w="1119"/>
             <w:shd w:fill="EDEDED" w:val="clear"/>
             <w:tcMar>
               <w:top w:type="dxa" w:w="60"/>
@@ -22744,7 +22744,7 @@
       <w:tr>
         <w:tc>
           <w:tcPr>
-            <w:tcW w:type="dxa" w:w="2240"/>
+            <w:tcW w:type="dxa" w:w="2212"/>
             <w:tcMar>
               <w:top w:type="dxa" w:w="60"/>
               <w:left w:type="dxa" w:w="100"/>
@@ -22769,7 +22769,7 @@
         </w:tc>
         <w:tc>
           <w:tcPr>
-            <w:tcW w:type="dxa" w:w="5812"/>
+            <w:tcW w:type="dxa" w:w="5689"/>
             <w:tcMar>
               <w:top w:type="dxa" w:w="60"/>
               <w:left w:type="dxa" w:w="100"/>
@@ -22794,7 +22794,7 @@
         </w:tc>
         <w:tc>
           <w:tcPr>
-            <w:tcW w:type="dxa" w:w="968"/>
+            <w:tcW w:type="dxa" w:w="1119"/>
             <w:tcMar>
               <w:top w:type="dxa" w:w="60"/>
               <w:left w:type="dxa" w:w="100"/>
@@ -22821,7 +22821,7 @@
       <w:tr>
         <w:tc>
           <w:tcPr>
-            <w:tcW w:type="dxa" w:w="2240"/>
+            <w:tcW w:type="dxa" w:w="2212"/>
             <w:tcMar>
               <w:top w:type="dxa" w:w="60"/>
               <w:left w:type="dxa" w:w="100"/>
@@ -22846,7 +22846,7 @@
         </w:tc>
         <w:tc>
           <w:tcPr>
-            <w:tcW w:type="dxa" w:w="5812"/>
+            <w:tcW w:type="dxa" w:w="5689"/>
             <w:tcMar>
               <w:top w:type="dxa" w:w="60"/>
               <w:left w:type="dxa" w:w="100"/>
@@ -22871,7 +22871,7 @@
         </w:tc>
         <w:tc>
           <w:tcPr>
-            <w:tcW w:type="dxa" w:w="968"/>
+            <w:tcW w:type="dxa" w:w="1119"/>
             <w:tcMar>
               <w:top w:type="dxa" w:w="60"/>
               <w:left w:type="dxa" w:w="100"/>
@@ -22898,7 +22898,7 @@
       <w:tr>
         <w:tc>
           <w:tcPr>
-            <w:tcW w:type="dxa" w:w="2240"/>
+            <w:tcW w:type="dxa" w:w="2212"/>
             <w:tcMar>
               <w:top w:type="dxa" w:w="60"/>
               <w:left w:type="dxa" w:w="100"/>
@@ -22923,7 +22923,7 @@
         </w:tc>
         <w:tc>
           <w:tcPr>
-            <w:tcW w:type="dxa" w:w="5812"/>
+            <w:tcW w:type="dxa" w:w="5689"/>
             <w:tcMar>
               <w:top w:type="dxa" w:w="60"/>
               <w:left w:type="dxa" w:w="100"/>
@@ -22948,7 +22948,7 @@
         </w:tc>
         <w:tc>
           <w:tcPr>
-            <w:tcW w:type="dxa" w:w="968"/>
+            <w:tcW w:type="dxa" w:w="1119"/>
             <w:tcMar>
               <w:top w:type="dxa" w:w="60"/>
               <w:left w:type="dxa" w:w="100"/>

--- a/Cybersecurity-Risk-Management-Plan.docx
+++ b/Cybersecurity-Risk-Management-Plan.docx
@@ -17213,8 +17213,8 @@
         </w:tblBorders>
       </w:tblPr>
       <w:tblGrid>
-        <w:gridCol w:w="2400"/>
-        <w:gridCol w:w="6620"/>
+        <w:gridCol w:w="2277"/>
+        <w:gridCol w:w="6743"/>
       </w:tblGrid>
       <w:tr>
         <w:trPr>
@@ -17222,7 +17222,7 @@
         </w:trPr>
         <w:tc>
           <w:tcPr>
-            <w:tcW w:type="dxa" w:w="2400"/>
+            <w:tcW w:type="dxa" w:w="2277"/>
             <w:shd w:fill="EDEDED" w:val="clear"/>
             <w:tcMar>
               <w:top w:type="dxa" w:w="60"/>
@@ -17248,7 +17248,7 @@
         </w:tc>
         <w:tc>
           <w:tcPr>
-            <w:tcW w:type="dxa" w:w="6620"/>
+            <w:tcW w:type="dxa" w:w="6743"/>
             <w:shd w:fill="EDEDED" w:val="clear"/>
             <w:tcMar>
               <w:top w:type="dxa" w:w="60"/>
@@ -17276,32 +17276,32 @@
       <w:tr>
         <w:tc>
           <w:tcPr>
-            <w:tcW w:type="dxa" w:w="2400"/>
-            <w:tcMar>
-              <w:top w:type="dxa" w:w="60"/>
-              <w:left w:type="dxa" w:w="100"/>
-              <w:bottom w:type="dxa" w:w="60"/>
-              <w:right w:type="dxa" w:w="100"/>
-            </w:tcMar>
-          </w:tcPr>
-          <w:p>
-            <w:pPr>
-              <w:spacing w:after="0" w:before="0"/>
-            </w:pPr>
-            <w:r>
-              <w:rPr>
-                <w:b w:val="false"/>
-                <w:bCs w:val="false"/>
-                <w:i w:val="false"/>
-                <w:iCs w:val="false"/>
-              </w:rPr>
-              <w:t xml:space="preserve">Loss of a host, database node, switch, firewall, storage controller or one hardware security module</w:t>
-            </w:r>
-          </w:p>
-        </w:tc>
-        <w:tc>
-          <w:tcPr>
-            <w:tcW w:type="dxa" w:w="6620"/>
+            <w:tcW w:type="dxa" w:w="2277"/>
+            <w:tcMar>
+              <w:top w:type="dxa" w:w="60"/>
+              <w:left w:type="dxa" w:w="100"/>
+              <w:bottom w:type="dxa" w:w="60"/>
+              <w:right w:type="dxa" w:w="100"/>
+            </w:tcMar>
+          </w:tcPr>
+          <w:p>
+            <w:pPr>
+              <w:spacing w:after="0" w:before="0"/>
+            </w:pPr>
+            <w:r>
+              <w:rPr>
+                <w:b w:val="false"/>
+                <w:bCs w:val="false"/>
+                <w:i w:val="false"/>
+                <w:iCs w:val="false"/>
+              </w:rPr>
+              <w:t xml:space="preserve">Loss of a host, database node, switch, firewall or storage controller</w:t>
+            </w:r>
+          </w:p>
+        </w:tc>
+        <w:tc>
+          <w:tcPr>
+            <w:tcW w:type="dxa" w:w="6743"/>
             <w:tcMar>
               <w:top w:type="dxa" w:w="60"/>
               <w:left w:type="dxa" w:w="100"/>
@@ -17328,7 +17328,59 @@
       <w:tr>
         <w:tc>
           <w:tcPr>
-            <w:tcW w:type="dxa" w:w="2400"/>
+            <w:tcW w:type="dxa" w:w="2277"/>
+            <w:tcMar>
+              <w:top w:type="dxa" w:w="60"/>
+              <w:left w:type="dxa" w:w="100"/>
+              <w:bottom w:type="dxa" w:w="60"/>
+              <w:right w:type="dxa" w:w="100"/>
+            </w:tcMar>
+          </w:tcPr>
+          <w:p>
+            <w:pPr>
+              <w:spacing w:after="0" w:before="0"/>
+            </w:pPr>
+            <w:r>
+              <w:rPr>
+                <w:b w:val="false"/>
+                <w:bCs w:val="false"/>
+                <w:i w:val="false"/>
+                <w:iCs w:val="false"/>
+              </w:rPr>
+              <w:t xml:space="preserve">Loss of the hardware security module at the primary site</w:t>
+            </w:r>
+          </w:p>
+        </w:tc>
+        <w:tc>
+          <w:tcPr>
+            <w:tcW w:type="dxa" w:w="6743"/>
+            <w:tcMar>
+              <w:top w:type="dxa" w:w="60"/>
+              <w:left w:type="dxa" w:w="100"/>
+              <w:bottom w:type="dxa" w:w="60"/>
+              <w:right w:type="dxa" w:w="100"/>
+            </w:tcMar>
+          </w:tcPr>
+          <w:p>
+            <w:pPr>
+              <w:spacing w:after="0" w:before="0"/>
+            </w:pPr>
+            <w:r>
+              <w:rPr>
+                <w:b w:val="false"/>
+                <w:bCs w:val="false"/>
+                <w:i w:val="false"/>
+                <w:iCs w:val="false"/>
+              </w:rPr>
+              <w:t xml:space="preserve">Signing continues on the module at the secondary site, over the encrypted connection between the sites; the module replaced under the support model</w:t>
+            </w:r>
+          </w:p>
+        </w:tc>
+      </w:tr>
+      <w:tr>
+        <w:tc>
+          <w:tcPr>
+            <w:tcW w:type="dxa" w:w="2277"/>
             <w:tcMar>
               <w:top w:type="dxa" w:w="60"/>
               <w:left w:type="dxa" w:w="100"/>
@@ -17353,7 +17405,7 @@
         </w:tc>
         <w:tc>
           <w:tcPr>
-            <w:tcW w:type="dxa" w:w="6620"/>
+            <w:tcW w:type="dxa" w:w="6743"/>
             <w:tcMar>
               <w:top w:type="dxa" w:w="60"/>
               <w:left w:type="dxa" w:w="100"/>
@@ -17380,7 +17432,7 @@
       <w:tr>
         <w:tc>
           <w:tcPr>
-            <w:tcW w:type="dxa" w:w="2400"/>
+            <w:tcW w:type="dxa" w:w="2277"/>
             <w:tcMar>
               <w:top w:type="dxa" w:w="60"/>
               <w:left w:type="dxa" w:w="100"/>
@@ -17405,7 +17457,7 @@
         </w:tc>
         <w:tc>
           <w:tcPr>
-            <w:tcW w:type="dxa" w:w="6620"/>
+            <w:tcW w:type="dxa" w:w="6743"/>
             <w:tcMar>
               <w:top w:type="dxa" w:w="60"/>
               <w:left w:type="dxa" w:w="100"/>
@@ -17432,7 +17484,7 @@
       <w:tr>
         <w:tc>
           <w:tcPr>
-            <w:tcW w:type="dxa" w:w="2400"/>
+            <w:tcW w:type="dxa" w:w="2277"/>
             <w:tcMar>
               <w:top w:type="dxa" w:w="60"/>
               <w:left w:type="dxa" w:w="100"/>
@@ -17457,7 +17509,7 @@
         </w:tc>
         <w:tc>
           <w:tcPr>
-            <w:tcW w:type="dxa" w:w="6620"/>
+            <w:tcW w:type="dxa" w:w="6743"/>
             <w:tcMar>
               <w:top w:type="dxa" w:w="60"/>
               <w:left w:type="dxa" w:w="100"/>
@@ -17484,7 +17536,7 @@
       <w:tr>
         <w:tc>
           <w:tcPr>
-            <w:tcW w:type="dxa" w:w="2400"/>
+            <w:tcW w:type="dxa" w:w="2277"/>
             <w:tcMar>
               <w:top w:type="dxa" w:w="60"/>
               <w:left w:type="dxa" w:w="100"/>
@@ -17509,7 +17561,7 @@
         </w:tc>
         <w:tc>
           <w:tcPr>
-            <w:tcW w:type="dxa" w:w="6620"/>
+            <w:tcW w:type="dxa" w:w="6743"/>
             <w:tcMar>
               <w:top w:type="dxa" w:w="60"/>
               <w:left w:type="dxa" w:w="100"/>
@@ -17536,7 +17588,7 @@
       <w:tr>
         <w:tc>
           <w:tcPr>
-            <w:tcW w:type="dxa" w:w="2400"/>
+            <w:tcW w:type="dxa" w:w="2277"/>
             <w:tcMar>
               <w:top w:type="dxa" w:w="60"/>
               <w:left w:type="dxa" w:w="100"/>
@@ -17561,7 +17613,7 @@
         </w:tc>
         <w:tc>
           <w:tcPr>
-            <w:tcW w:type="dxa" w:w="6620"/>
+            <w:tcW w:type="dxa" w:w="6743"/>
             <w:tcMar>
               <w:top w:type="dxa" w:w="60"/>
               <w:left w:type="dxa" w:w="100"/>

--- a/Cybersecurity-Risk-Management-Plan.docx
+++ b/Cybersecurity-Risk-Management-Plan.docx
@@ -11730,7 +11730,7 @@
                 <w:i w:val="false"/>
                 <w:iCs w:val="false"/>
               </w:rPr>
-              <w:t xml:space="preserve">Machine Control Zone on its own switches; removable media controlled; integrity baseline from factory acceptance; compensating firewall rules within seven days of an advisory</w:t>
+              <w:t xml:space="preserve">Machine Control Zone on its own VLAN, reached only through the firewall pair; removable media controlled; integrity baseline from factory acceptance; compensating firewall rules within seven days of an advisory</w:t>
             </w:r>
           </w:p>
         </w:tc>

--- a/Cybersecurity-Risk-Management-Plan.docx
+++ b/Cybersecurity-Risk-Management-Plan.docx
@@ -34,13 +34,769 @@
       </w:sdtPr>
       <w:sdtContent>
         <w:p>
+          <w:pPr>
+            <w:pStyle w:val="TOC1"/>
+            <w:tabs>
+              <w:tab w:val="clear" w:pos="9026"/>
+              <w:tab w:val="right" w:pos="9025" w:leader="dot"/>
+            </w:tabs>
+          </w:pPr>
           <w:r>
             <w:fldChar w:fldCharType="begin" w:dirty="true"/>
             <w:instrText xml:space="preserve">TOC \h \o "1-2"</w:instrText>
             <w:fldChar w:fldCharType="separate"/>
           </w:r>
+          <w:hyperlink w:history="1" w:anchor="sec_1">
+            <w:r>
+              <w:rPr>
+                <w:rStyle w:val="IndexLink"/>
+              </w:rPr>
+              <w:t xml:space="default">1. Scope and Approach</w:t>
+              <w:tab/>
+              <w:t xml:space="default">3</w:t>
+            </w:r>
+          </w:hyperlink>
         </w:p>
         <w:p>
+          <w:pPr>
+            <w:pStyle w:val="TOC2"/>
+            <w:tabs>
+              <w:tab w:val="clear" w:pos="8786"/>
+              <w:tab w:val="right" w:pos="9025" w:leader="dot"/>
+            </w:tabs>
+          </w:pPr>
+          <w:hyperlink w:history="1" w:anchor="sec_1_1">
+            <w:r>
+              <w:rPr>
+                <w:rStyle w:val="IndexLink"/>
+              </w:rPr>
+              <w:t xml:space="default">1.1 Purpose and scope</w:t>
+              <w:tab/>
+              <w:t xml:space="default">3</w:t>
+            </w:r>
+          </w:hyperlink>
+        </w:p>
+        <w:p>
+          <w:pPr>
+            <w:pStyle w:val="TOC2"/>
+            <w:tabs>
+              <w:tab w:val="clear" w:pos="8786"/>
+              <w:tab w:val="right" w:pos="9025" w:leader="dot"/>
+            </w:tabs>
+          </w:pPr>
+          <w:hyperlink w:history="1" w:anchor="sec_1_2">
+            <w:r>
+              <w:rPr>
+                <w:rStyle w:val="IndexLink"/>
+              </w:rPr>
+              <w:t xml:space="default">1.2 Frameworks and method</w:t>
+              <w:tab/>
+              <w:t xml:space="default">4</w:t>
+            </w:r>
+          </w:hyperlink>
+        </w:p>
+        <w:p>
+          <w:pPr>
+            <w:pStyle w:val="TOC1"/>
+            <w:tabs>
+              <w:tab w:val="clear" w:pos="9026"/>
+              <w:tab w:val="right" w:pos="9025" w:leader="dot"/>
+            </w:tabs>
+          </w:pPr>
+          <w:hyperlink w:history="1" w:anchor="sec_2">
+            <w:r>
+              <w:rPr>
+                <w:rStyle w:val="IndexLink"/>
+              </w:rPr>
+              <w:t xml:space="default">2. Governance</w:t>
+              <w:tab/>
+              <w:t xml:space="default">5</w:t>
+            </w:r>
+          </w:hyperlink>
+        </w:p>
+        <w:p>
+          <w:pPr>
+            <w:pStyle w:val="TOC2"/>
+            <w:tabs>
+              <w:tab w:val="clear" w:pos="8786"/>
+              <w:tab w:val="right" w:pos="9025" w:leader="dot"/>
+            </w:tabs>
+          </w:pPr>
+          <w:hyperlink w:history="1" w:anchor="sec_2_1">
+            <w:r>
+              <w:rPr>
+                <w:rStyle w:val="IndexLink"/>
+              </w:rPr>
+              <w:t xml:space="default">2.1 Governance and decision rights</w:t>
+              <w:tab/>
+              <w:t xml:space="default">5</w:t>
+            </w:r>
+          </w:hyperlink>
+        </w:p>
+        <w:p>
+          <w:pPr>
+            <w:pStyle w:val="TOC2"/>
+            <w:tabs>
+              <w:tab w:val="clear" w:pos="8786"/>
+              <w:tab w:val="right" w:pos="9025" w:leader="dot"/>
+            </w:tabs>
+          </w:pPr>
+          <w:hyperlink w:history="1" w:anchor="sec_2_2">
+            <w:r>
+              <w:rPr>
+                <w:rStyle w:val="IndexLink"/>
+              </w:rPr>
+              <w:t xml:space="default">2.2 Security policies</w:t>
+              <w:tab/>
+              <w:t xml:space="default">5</w:t>
+            </w:r>
+          </w:hyperlink>
+        </w:p>
+        <w:p>
+          <w:pPr>
+            <w:pStyle w:val="TOC1"/>
+            <w:tabs>
+              <w:tab w:val="clear" w:pos="9026"/>
+              <w:tab w:val="right" w:pos="9025" w:leader="dot"/>
+            </w:tabs>
+          </w:pPr>
+          <w:hyperlink w:history="1" w:anchor="sec_3">
+            <w:r>
+              <w:rPr>
+                <w:rStyle w:val="IndexLink"/>
+              </w:rPr>
+              <w:t xml:space="default">3. Architecture and Framework Compliance</w:t>
+              <w:tab/>
+              <w:t xml:space="default">7</w:t>
+            </w:r>
+          </w:hyperlink>
+        </w:p>
+        <w:p>
+          <w:pPr>
+            <w:pStyle w:val="TOC2"/>
+            <w:tabs>
+              <w:tab w:val="clear" w:pos="8786"/>
+              <w:tab w:val="right" w:pos="9025" w:leader="dot"/>
+            </w:tabs>
+          </w:pPr>
+          <w:hyperlink w:history="1" w:anchor="sec_3_1">
+            <w:r>
+              <w:rPr>
+                <w:rStyle w:val="IndexLink"/>
+              </w:rPr>
+              <w:t xml:space="default">3.1 Cybersecurity architecture</w:t>
+              <w:tab/>
+              <w:t xml:space="default">7</w:t>
+            </w:r>
+          </w:hyperlink>
+        </w:p>
+        <w:p>
+          <w:pPr>
+            <w:pStyle w:val="TOC2"/>
+            <w:tabs>
+              <w:tab w:val="clear" w:pos="8786"/>
+              <w:tab w:val="right" w:pos="9025" w:leader="dot"/>
+            </w:tabs>
+          </w:pPr>
+          <w:hyperlink w:history="1" w:anchor="sec_3_2">
+            <w:r>
+              <w:rPr>
+                <w:rStyle w:val="IndexLink"/>
+              </w:rPr>
+              <w:t xml:space="default">3.2 Framework compliance matrix</w:t>
+              <w:tab/>
+              <w:t xml:space="default">7</w:t>
+            </w:r>
+          </w:hyperlink>
+        </w:p>
+        <w:p>
+          <w:pPr>
+            <w:pStyle w:val="TOC1"/>
+            <w:tabs>
+              <w:tab w:val="clear" w:pos="9026"/>
+              <w:tab w:val="right" w:pos="9025" w:leader="dot"/>
+            </w:tabs>
+          </w:pPr>
+          <w:hyperlink w:history="1" w:anchor="sec_4">
+            <w:r>
+              <w:rPr>
+                <w:rStyle w:val="IndexLink"/>
+              </w:rPr>
+              <w:t xml:space="default">4. Risk Assessment</w:t>
+              <w:tab/>
+              <w:t xml:space="default">9</w:t>
+            </w:r>
+          </w:hyperlink>
+        </w:p>
+        <w:p>
+          <w:pPr>
+            <w:pStyle w:val="TOC2"/>
+            <w:tabs>
+              <w:tab w:val="clear" w:pos="8786"/>
+              <w:tab w:val="right" w:pos="9025" w:leader="dot"/>
+            </w:tabs>
+          </w:pPr>
+          <w:hyperlink w:history="1" w:anchor="sec_4_1">
+            <w:r>
+              <w:rPr>
+                <w:rStyle w:val="IndexLink"/>
+              </w:rPr>
+              <w:t xml:space="default">4.1 Method</w:t>
+              <w:tab/>
+              <w:t xml:space="default">9</w:t>
+            </w:r>
+          </w:hyperlink>
+        </w:p>
+        <w:p>
+          <w:pPr>
+            <w:pStyle w:val="TOC2"/>
+            <w:tabs>
+              <w:tab w:val="clear" w:pos="8786"/>
+              <w:tab w:val="right" w:pos="9025" w:leader="dot"/>
+            </w:tabs>
+          </w:pPr>
+          <w:hyperlink w:history="1" w:anchor="sec_4_2">
+            <w:r>
+              <w:rPr>
+                <w:rStyle w:val="IndexLink"/>
+              </w:rPr>
+              <w:t xml:space="default">4.2 Risk criteria and assessment matrix</w:t>
+              <w:tab/>
+              <w:t xml:space="default">9</w:t>
+            </w:r>
+          </w:hyperlink>
+        </w:p>
+        <w:p>
+          <w:pPr>
+            <w:pStyle w:val="TOC2"/>
+            <w:tabs>
+              <w:tab w:val="clear" w:pos="8786"/>
+              <w:tab w:val="right" w:pos="9025" w:leader="dot"/>
+            </w:tabs>
+          </w:pPr>
+          <w:hyperlink w:history="1" w:anchor="sec_4_3">
+            <w:r>
+              <w:rPr>
+                <w:rStyle w:val="IndexLink"/>
+              </w:rPr>
+              <w:t xml:space="default">4.3 Risk identification register</w:t>
+              <w:tab/>
+              <w:t xml:space="default">10</w:t>
+            </w:r>
+          </w:hyperlink>
+        </w:p>
+        <w:p>
+          <w:pPr>
+            <w:pStyle w:val="TOC2"/>
+            <w:tabs>
+              <w:tab w:val="clear" w:pos="8786"/>
+              <w:tab w:val="right" w:pos="9025" w:leader="dot"/>
+            </w:tabs>
+          </w:pPr>
+          <w:hyperlink w:history="1" w:anchor="sec_4_4">
+            <w:r>
+              <w:rPr>
+                <w:rStyle w:val="IndexLink"/>
+              </w:rPr>
+              <w:t xml:space="default">4.4 Risk position before and after treatment</w:t>
+              <w:tab/>
+              <w:t xml:space="default">11</w:t>
+            </w:r>
+          </w:hyperlink>
+        </w:p>
+        <w:p>
+          <w:pPr>
+            <w:pStyle w:val="TOC1"/>
+            <w:tabs>
+              <w:tab w:val="clear" w:pos="9026"/>
+              <w:tab w:val="right" w:pos="9025" w:leader="dot"/>
+            </w:tabs>
+          </w:pPr>
+          <w:hyperlink w:history="1" w:anchor="sec_5">
+            <w:r>
+              <w:rPr>
+                <w:rStyle w:val="IndexLink"/>
+              </w:rPr>
+              <w:t xml:space="default">5. Mitigation and Control Strategy</w:t>
+              <w:tab/>
+              <w:t xml:space="default">12</w:t>
+            </w:r>
+          </w:hyperlink>
+        </w:p>
+        <w:p>
+          <w:pPr>
+            <w:pStyle w:val="TOC2"/>
+            <w:tabs>
+              <w:tab w:val="clear" w:pos="8786"/>
+              <w:tab w:val="right" w:pos="9025" w:leader="dot"/>
+            </w:tabs>
+          </w:pPr>
+          <w:hyperlink w:history="1" w:anchor="sec_5_1">
+            <w:r>
+              <w:rPr>
+                <w:rStyle w:val="IndexLink"/>
+              </w:rPr>
+              <w:t xml:space="default">5.1 Control strategy</w:t>
+              <w:tab/>
+              <w:t xml:space="default">12</w:t>
+            </w:r>
+          </w:hyperlink>
+        </w:p>
+        <w:p>
+          <w:pPr>
+            <w:pStyle w:val="TOC2"/>
+            <w:tabs>
+              <w:tab w:val="clear" w:pos="8786"/>
+              <w:tab w:val="right" w:pos="9025" w:leader="dot"/>
+            </w:tabs>
+          </w:pPr>
+          <w:hyperlink w:history="1" w:anchor="sec_5_2">
+            <w:r>
+              <w:rPr>
+                <w:rStyle w:val="IndexLink"/>
+              </w:rPr>
+              <w:t xml:space="default">5.2 Controls by risk</w:t>
+              <w:tab/>
+              <w:t xml:space="default">12</w:t>
+            </w:r>
+          </w:hyperlink>
+        </w:p>
+        <w:p>
+          <w:pPr>
+            <w:pStyle w:val="TOC2"/>
+            <w:tabs>
+              <w:tab w:val="clear" w:pos="8786"/>
+              <w:tab w:val="right" w:pos="9025" w:leader="dot"/>
+            </w:tabs>
+          </w:pPr>
+          <w:hyperlink w:history="1" w:anchor="sec_5_3">
+            <w:r>
+              <w:rPr>
+                <w:rStyle w:val="IndexLink"/>
+              </w:rPr>
+              <w:t xml:space="default">5.3 Mitigation and control strategy template</w:t>
+              <w:tab/>
+              <w:t xml:space="default">13</w:t>
+            </w:r>
+          </w:hyperlink>
+        </w:p>
+        <w:p>
+          <w:pPr>
+            <w:pStyle w:val="TOC1"/>
+            <w:tabs>
+              <w:tab w:val="clear" w:pos="9026"/>
+              <w:tab w:val="right" w:pos="9025" w:leader="dot"/>
+            </w:tabs>
+          </w:pPr>
+          <w:hyperlink w:history="1" w:anchor="sec_6">
+            <w:r>
+              <w:rPr>
+                <w:rStyle w:val="IndexLink"/>
+              </w:rPr>
+              <w:t xml:space="default">6. Implementation Method Statement</w:t>
+              <w:tab/>
+              <w:t xml:space="default">15</w:t>
+            </w:r>
+          </w:hyperlink>
+        </w:p>
+        <w:p>
+          <w:pPr>
+            <w:pStyle w:val="TOC2"/>
+            <w:tabs>
+              <w:tab w:val="clear" w:pos="8786"/>
+              <w:tab w:val="right" w:pos="9025" w:leader="dot"/>
+            </w:tabs>
+          </w:pPr>
+          <w:hyperlink w:history="1" w:anchor="sec_6_1">
+            <w:r>
+              <w:rPr>
+                <w:rStyle w:val="IndexLink"/>
+              </w:rPr>
+              <w:t xml:space="default">6.1 Security activities by phase</w:t>
+              <w:tab/>
+              <w:t xml:space="default">15</w:t>
+            </w:r>
+          </w:hyperlink>
+        </w:p>
+        <w:p>
+          <w:pPr>
+            <w:pStyle w:val="TOC2"/>
+            <w:tabs>
+              <w:tab w:val="clear" w:pos="8786"/>
+              <w:tab w:val="right" w:pos="9025" w:leader="dot"/>
+            </w:tabs>
+          </w:pPr>
+          <w:hyperlink w:history="1" w:anchor="sec_6_2">
+            <w:r>
+              <w:rPr>
+                <w:rStyle w:val="IndexLink"/>
+              </w:rPr>
+              <w:t xml:space="default">6.2 Security testing</w:t>
+              <w:tab/>
+              <w:t xml:space="default">15</w:t>
+            </w:r>
+          </w:hyperlink>
+        </w:p>
+        <w:p>
+          <w:pPr>
+            <w:pStyle w:val="TOC2"/>
+            <w:tabs>
+              <w:tab w:val="clear" w:pos="8786"/>
+              <w:tab w:val="right" w:pos="9025" w:leader="dot"/>
+            </w:tabs>
+          </w:pPr>
+          <w:hyperlink w:history="1" w:anchor="sec_6_3">
+            <w:r>
+              <w:rPr>
+                <w:rStyle w:val="IndexLink"/>
+              </w:rPr>
+              <w:t xml:space="default">6.3 Handover and operation</w:t>
+              <w:tab/>
+              <w:t xml:space="default">16</w:t>
+            </w:r>
+          </w:hyperlink>
+        </w:p>
+        <w:p>
+          <w:pPr>
+            <w:pStyle w:val="TOC1"/>
+            <w:tabs>
+              <w:tab w:val="clear" w:pos="9026"/>
+              <w:tab w:val="right" w:pos="9025" w:leader="dot"/>
+            </w:tabs>
+          </w:pPr>
+          <w:hyperlink w:history="1" w:anchor="sec_7">
+            <w:r>
+              <w:rPr>
+                <w:rStyle w:val="IndexLink"/>
+              </w:rPr>
+              <w:t xml:space="default">7. Incident Response Plan</w:t>
+              <w:tab/>
+              <w:t xml:space="default">17</w:t>
+            </w:r>
+          </w:hyperlink>
+        </w:p>
+        <w:p>
+          <w:pPr>
+            <w:pStyle w:val="TOC2"/>
+            <w:tabs>
+              <w:tab w:val="clear" w:pos="8786"/>
+              <w:tab w:val="right" w:pos="9025" w:leader="dot"/>
+            </w:tabs>
+          </w:pPr>
+          <w:hyperlink w:history="1" w:anchor="sec_7_1">
+            <w:r>
+              <w:rPr>
+                <w:rStyle w:val="IndexLink"/>
+              </w:rPr>
+              <w:t xml:space="default">7.1 Team and escalation matrix</w:t>
+              <w:tab/>
+              <w:t xml:space="default">17</w:t>
+            </w:r>
+          </w:hyperlink>
+        </w:p>
+        <w:p>
+          <w:pPr>
+            <w:pStyle w:val="TOC2"/>
+            <w:tabs>
+              <w:tab w:val="clear" w:pos="8786"/>
+              <w:tab w:val="right" w:pos="9025" w:leader="dot"/>
+            </w:tabs>
+          </w:pPr>
+          <w:hyperlink w:history="1" w:anchor="sec_7_2">
+            <w:r>
+              <w:rPr>
+                <w:rStyle w:val="IndexLink"/>
+              </w:rPr>
+              <w:t xml:space="default">7.2 Response process</w:t>
+              <w:tab/>
+              <w:t xml:space="default">17</w:t>
+            </w:r>
+          </w:hyperlink>
+        </w:p>
+        <w:p>
+          <w:pPr>
+            <w:pStyle w:val="TOC2"/>
+            <w:tabs>
+              <w:tab w:val="clear" w:pos="8786"/>
+              <w:tab w:val="right" w:pos="9025" w:leader="dot"/>
+            </w:tabs>
+          </w:pPr>
+          <w:hyperlink w:history="1" w:anchor="sec_7_3">
+            <w:r>
+              <w:rPr>
+                <w:rStyle w:val="IndexLink"/>
+              </w:rPr>
+              <w:t xml:space="default">7.3 Contractual incident categories</w:t>
+              <w:tab/>
+              <w:t xml:space="default">18</w:t>
+            </w:r>
+          </w:hyperlink>
+        </w:p>
+        <w:p>
+          <w:pPr>
+            <w:pStyle w:val="TOC2"/>
+            <w:tabs>
+              <w:tab w:val="clear" w:pos="8786"/>
+              <w:tab w:val="right" w:pos="9025" w:leader="dot"/>
+            </w:tabs>
+          </w:pPr>
+          <w:hyperlink w:history="1" w:anchor="sec_7_4">
+            <w:r>
+              <w:rPr>
+                <w:rStyle w:val="IndexLink"/>
+              </w:rPr>
+              <w:t xml:space="default">7.4 Notification and reporting</w:t>
+              <w:tab/>
+              <w:t xml:space="default">19</w:t>
+            </w:r>
+          </w:hyperlink>
+        </w:p>
+        <w:p>
+          <w:pPr>
+            <w:pStyle w:val="TOC1"/>
+            <w:tabs>
+              <w:tab w:val="clear" w:pos="9026"/>
+              <w:tab w:val="right" w:pos="9025" w:leader="dot"/>
+            </w:tabs>
+          </w:pPr>
+          <w:hyperlink w:history="1" w:anchor="sec_8">
+            <w:r>
+              <w:rPr>
+                <w:rStyle w:val="IndexLink"/>
+              </w:rPr>
+              <w:t xml:space="default">8. Business Continuity Response Plan</w:t>
+              <w:tab/>
+              <w:t xml:space="default">20</w:t>
+            </w:r>
+          </w:hyperlink>
+        </w:p>
+        <w:p>
+          <w:pPr>
+            <w:pStyle w:val="TOC2"/>
+            <w:tabs>
+              <w:tab w:val="clear" w:pos="8786"/>
+              <w:tab w:val="right" w:pos="9025" w:leader="dot"/>
+            </w:tabs>
+          </w:pPr>
+          <w:hyperlink w:history="1" w:anchor="sec_8_1">
+            <w:r>
+              <w:rPr>
+                <w:rStyle w:val="IndexLink"/>
+              </w:rPr>
+              <w:t xml:space="default">8.1 Recovery targets and scenarios</w:t>
+              <w:tab/>
+              <w:t xml:space="default">20</w:t>
+            </w:r>
+          </w:hyperlink>
+        </w:p>
+        <w:p>
+          <w:pPr>
+            <w:pStyle w:val="TOC2"/>
+            <w:tabs>
+              <w:tab w:val="clear" w:pos="8786"/>
+              <w:tab w:val="right" w:pos="9025" w:leader="dot"/>
+            </w:tabs>
+          </w:pPr>
+          <w:hyperlink w:history="1" w:anchor="sec_8_2">
+            <w:r>
+              <w:rPr>
+                <w:rStyle w:val="IndexLink"/>
+              </w:rPr>
+              <w:t xml:space="default">8.2 Activation, communication and testing</w:t>
+              <w:tab/>
+              <w:t xml:space="default">20</w:t>
+            </w:r>
+          </w:hyperlink>
+        </w:p>
+        <w:p>
+          <w:pPr>
+            <w:pStyle w:val="TOC1"/>
+            <w:tabs>
+              <w:tab w:val="clear" w:pos="9026"/>
+              <w:tab w:val="right" w:pos="9025" w:leader="dot"/>
+            </w:tabs>
+          </w:pPr>
+          <w:hyperlink w:history="1" w:anchor="sec_9">
+            <w:r>
+              <w:rPr>
+                <w:rStyle w:val="IndexLink"/>
+              </w:rPr>
+              <w:t xml:space="default">9. Resources, Schedule and Capacity Building</w:t>
+              <w:tab/>
+              <w:t xml:space="default">22</w:t>
+            </w:r>
+          </w:hyperlink>
+        </w:p>
+        <w:p>
+          <w:pPr>
+            <w:pStyle w:val="TOC2"/>
+            <w:tabs>
+              <w:tab w:val="clear" w:pos="8786"/>
+              <w:tab w:val="right" w:pos="9025" w:leader="dot"/>
+            </w:tabs>
+          </w:pPr>
+          <w:hyperlink w:history="1" w:anchor="sec_9_1">
+            <w:r>
+              <w:rPr>
+                <w:rStyle w:val="IndexLink"/>
+              </w:rPr>
+              <w:t xml:space="default">9.1 Cybersecurity work breakdown structure</w:t>
+              <w:tab/>
+              <w:t xml:space="default">22</w:t>
+            </w:r>
+          </w:hyperlink>
+        </w:p>
+        <w:p>
+          <w:pPr>
+            <w:pStyle w:val="TOC2"/>
+            <w:tabs>
+              <w:tab w:val="clear" w:pos="8786"/>
+              <w:tab w:val="right" w:pos="9025" w:leader="dot"/>
+            </w:tabs>
+          </w:pPr>
+          <w:hyperlink w:history="1" w:anchor="sec_9_2">
+            <w:r>
+              <w:rPr>
+                <w:rStyle w:val="IndexLink"/>
+              </w:rPr>
+              <w:t xml:space="default">9.2 Timeline</w:t>
+              <w:tab/>
+              <w:t xml:space="default">23</w:t>
+            </w:r>
+          </w:hyperlink>
+        </w:p>
+        <w:p>
+          <w:pPr>
+            <w:pStyle w:val="TOC2"/>
+            <w:tabs>
+              <w:tab w:val="clear" w:pos="8786"/>
+              <w:tab w:val="right" w:pos="9025" w:leader="dot"/>
+            </w:tabs>
+          </w:pPr>
+          <w:hyperlink w:history="1" w:anchor="sec_9_3">
+            <w:r>
+              <w:rPr>
+                <w:rStyle w:val="IndexLink"/>
+              </w:rPr>
+              <w:t xml:space="default">9.3 Resource and skill matrix</w:t>
+              <w:tab/>
+              <w:t xml:space="default">23</w:t>
+            </w:r>
+          </w:hyperlink>
+        </w:p>
+        <w:p>
+          <w:pPr>
+            <w:pStyle w:val="TOC2"/>
+            <w:tabs>
+              <w:tab w:val="clear" w:pos="8786"/>
+              <w:tab w:val="right" w:pos="9025" w:leader="dot"/>
+            </w:tabs>
+          </w:pPr>
+          <w:hyperlink w:history="1" w:anchor="sec_9_4">
+            <w:r>
+              <w:rPr>
+                <w:rStyle w:val="IndexLink"/>
+              </w:rPr>
+              <w:t xml:space="default">9.4 Capacity building and knowledge transfer</w:t>
+              <w:tab/>
+              <w:t xml:space="default">24</w:t>
+            </w:r>
+          </w:hyperlink>
+        </w:p>
+        <w:p>
+          <w:pPr>
+            <w:pStyle w:val="TOC1"/>
+            <w:tabs>
+              <w:tab w:val="clear" w:pos="9026"/>
+              <w:tab w:val="right" w:pos="9025" w:leader="dot"/>
+            </w:tabs>
+          </w:pPr>
+          <w:hyperlink w:history="1" w:anchor="sec_10">
+            <w:r>
+              <w:rPr>
+                <w:rStyle w:val="IndexLink"/>
+              </w:rPr>
+              <w:t xml:space="default">10. Innovations</w:t>
+              <w:tab/>
+              <w:t xml:space="default">26</w:t>
+            </w:r>
+          </w:hyperlink>
+        </w:p>
+        <w:p>
+          <w:pPr>
+            <w:pStyle w:val="TOC1"/>
+            <w:tabs>
+              <w:tab w:val="clear" w:pos="9026"/>
+              <w:tab w:val="right" w:pos="9025" w:leader="dot"/>
+            </w:tabs>
+          </w:pPr>
+          <w:hyperlink w:history="1" w:anchor="sec_11">
+            <w:r>
+              <w:rPr>
+                <w:rStyle w:val="IndexLink"/>
+              </w:rPr>
+              <w:t xml:space="default">11. Compliance</w:t>
+              <w:tab/>
+              <w:t xml:space="default">27</w:t>
+            </w:r>
+          </w:hyperlink>
+        </w:p>
+        <w:p>
+          <w:pPr>
+            <w:pStyle w:val="TOC2"/>
+            <w:tabs>
+              <w:tab w:val="clear" w:pos="8786"/>
+              <w:tab w:val="right" w:pos="9025" w:leader="dot"/>
+            </w:tabs>
+          </w:pPr>
+          <w:hyperlink w:history="1" w:anchor="sec_11_1">
+            <w:r>
+              <w:rPr>
+                <w:rStyle w:val="IndexLink"/>
+              </w:rPr>
+              <w:t xml:space="default">11.1 Compliance and governance statement</w:t>
+              <w:tab/>
+              <w:t xml:space="default">27</w:t>
+            </w:r>
+          </w:hyperlink>
+        </w:p>
+        <w:p>
+          <w:pPr>
+            <w:pStyle w:val="TOC2"/>
+            <w:tabs>
+              <w:tab w:val="clear" w:pos="8786"/>
+              <w:tab w:val="right" w:pos="9025" w:leader="dot"/>
+            </w:tabs>
+          </w:pPr>
+          <w:hyperlink w:history="1" w:anchor="sec_11_2">
+            <w:r>
+              <w:rPr>
+                <w:rStyle w:val="IndexLink"/>
+              </w:rPr>
+              <w:t xml:space="default">11.2 Requirements compliance matrix</w:t>
+              <w:tab/>
+              <w:t xml:space="default">27</w:t>
+            </w:r>
+          </w:hyperlink>
+        </w:p>
+        <w:p>
+          <w:pPr>
+            <w:pStyle w:val="TOC2"/>
+            <w:tabs>
+              <w:tab w:val="clear" w:pos="8786"/>
+              <w:tab w:val="right" w:pos="9025" w:leader="dot"/>
+            </w:tabs>
+          </w:pPr>
+          <w:hyperlink w:history="1" w:anchor="sec_11_3">
+            <w:r>
+              <w:rPr>
+                <w:rStyle w:val="IndexLink"/>
+              </w:rPr>
+              <w:t xml:space="default">11.3 Certifications and evidence of past implementation</w:t>
+              <w:tab/>
+              <w:t xml:space="default">28</w:t>
+            </w:r>
+          </w:hyperlink>
           <w:r>
             <w:fldChar w:fldCharType="end"/>
           </w:r>
@@ -48,18 +804,9 @@
       </w:sdtContent>
     </w:sdt>
     <w:p>
-      <w:r>
-        <w:br w:type="page"/>
-      </w:r>
-    </w:p>
-    <w:p>
-      <w:r>
-        <w:br w:type="page"/>
-      </w:r>
-    </w:p>
-    <w:p>
       <w:pPr>
         <w:pStyle w:val="Heading1"/>
+        <w:pageBreakBefore/>
         <w:numPr>
           <w:ilvl w:val="0"/>
           <w:numId w:val="2"/>
@@ -130,7 +877,25 @@
           <w:i w:val="false"/>
           <w:iCs w:val="false"/>
         </w:rPr>
-        <w:t xml:space="preserve">It covers the Information System at the Card Production Facility and in the secondary environment, from the Effective Date through the warranty period. The security controls themselves are described in System Architecture Section 10, and this plan refers to them rather than repeating them.</w:t>
+        <w:t xml:space="preserve">It covers the Information System at the Card Production Facility and in the secondary environment, from the Effective Date through the warranty period. The security controls themselves are described in </w:t>
+      </w:r>
+      <w:r>
+        <w:rPr>
+          <w:b w:val="false"/>
+          <w:bCs w:val="false"/>
+          <w:i w:val="false"/>
+          <w:iCs w:val="false"/>
+        </w:rPr>
+        <w:t xml:space="preserve">System Architecture Section 10</w:t>
+      </w:r>
+      <w:r>
+        <w:rPr>
+          <w:b w:val="false"/>
+          <w:bCs w:val="false"/>
+          <w:i w:val="false"/>
+          <w:iCs w:val="false"/>
+        </w:rPr>
+        <w:t xml:space="preserve">, and this plan refers to them rather than repeating them.</w:t>
       </w:r>
     </w:p>
     <w:tbl>
@@ -1866,18 +2631,9 @@
       </w:r>
     </w:p>
     <w:p>
-      <w:r>
-        <w:br w:type="page"/>
-      </w:r>
-    </w:p>
-    <w:p>
-      <w:r>
-        <w:br w:type="page"/>
-      </w:r>
-    </w:p>
-    <w:p>
       <w:pPr>
         <w:pStyle w:val="Heading1"/>
+        <w:pageBreakBefore/>
         <w:numPr>
           <w:ilvl w:val="0"/>
           <w:numId w:val="2"/>
@@ -2650,7 +3406,25 @@
           <w:i w:val="false"/>
           <w:iCs w:val="false"/>
         </w:rPr>
-        <w:t xml:space="preserve">The System enforces the following policies, as stated in System Architecture Section 10.7. They are drafted during design, approved with it in week 6, and owned by NRB from handover.</w:t>
+        <w:t xml:space="preserve">The System enforces the following policies, as stated in </w:t>
+      </w:r>
+      <w:r>
+        <w:rPr>
+          <w:b w:val="false"/>
+          <w:bCs w:val="false"/>
+          <w:i w:val="false"/>
+          <w:iCs w:val="false"/>
+        </w:rPr>
+        <w:t xml:space="preserve">System Architecture Section 10.7</w:t>
+      </w:r>
+      <w:r>
+        <w:rPr>
+          <w:b w:val="false"/>
+          <w:bCs w:val="false"/>
+          <w:i w:val="false"/>
+          <w:iCs w:val="false"/>
+        </w:rPr>
+        <w:t xml:space="preserve">. They are drafted during design, approved with it in week 6, and owned by NRB from handover.</w:t>
       </w:r>
     </w:p>
     <w:tbl>
@@ -3390,18 +4164,9 @@
       </w:r>
     </w:p>
     <w:p>
-      <w:r>
-        <w:br w:type="page"/>
-      </w:r>
-    </w:p>
-    <w:p>
-      <w:r>
-        <w:br w:type="page"/>
-      </w:r>
-    </w:p>
-    <w:p>
       <w:pPr>
         <w:pStyle w:val="Heading1"/>
+        <w:pageBreakBefore/>
         <w:numPr>
           <w:ilvl w:val="0"/>
           <w:numId w:val="2"/>
@@ -3458,7 +4223,43 @@
           <w:i w:val="false"/>
           <w:iCs w:val="false"/>
         </w:rPr>
-        <w:t xml:space="preserve">The architecture is layered, so that no single control is the only thing standing between an attacker and citizen data or the signing key. It is described in System Architecture Section 10, with the network zones in System Architecture Section 9.2.</w:t>
+        <w:t xml:space="preserve">The architecture is layered, so that no single control is the only thing standing between an attacker and citizen data or the signing key. It is described in </w:t>
+      </w:r>
+      <w:r>
+        <w:rPr>
+          <w:b w:val="false"/>
+          <w:bCs w:val="false"/>
+          <w:i w:val="false"/>
+          <w:iCs w:val="false"/>
+        </w:rPr>
+        <w:t xml:space="preserve">System Architecture Section 10</w:t>
+      </w:r>
+      <w:r>
+        <w:rPr>
+          <w:b w:val="false"/>
+          <w:bCs w:val="false"/>
+          <w:i w:val="false"/>
+          <w:iCs w:val="false"/>
+        </w:rPr>
+        <w:t xml:space="preserve">, with the network zones in </w:t>
+      </w:r>
+      <w:r>
+        <w:rPr>
+          <w:b w:val="false"/>
+          <w:bCs w:val="false"/>
+          <w:i w:val="false"/>
+          <w:iCs w:val="false"/>
+        </w:rPr>
+        <w:t xml:space="preserve">System Architecture Section 9.2</w:t>
+      </w:r>
+      <w:r>
+        <w:rPr>
+          <w:b w:val="false"/>
+          <w:bCs w:val="false"/>
+          <w:i w:val="false"/>
+          <w:iCs w:val="false"/>
+        </w:rPr>
+        <w:t xml:space="preserve">.</w:t>
       </w:r>
     </w:p>
     <w:p>
@@ -4257,7 +5058,16 @@
                 <w:i w:val="false"/>
                 <w:iCs w:val="false"/>
               </w:rPr>
-              <w:t xml:space="preserve">Hardware, software, certificate and key inventories; serialized blank stock; data classification, System Architecture Sections 6.10 and 10.2</w:t>
+              <w:t xml:space="preserve">Hardware, software, certificate and key inventories; serialized blank stock; data classification, </w:t>
+            </w:r>
+            <w:r>
+              <w:rPr>
+                <w:b w:val="false"/>
+                <w:bCs w:val="false"/>
+                <w:i w:val="false"/>
+                <w:iCs w:val="false"/>
+              </w:rPr>
+              <w:t xml:space="preserve">System Architecture Sections 6.10 and 10.2</w:t>
             </w:r>
           </w:p>
         </w:tc>
@@ -4502,7 +5312,16 @@
                 <w:i w:val="false"/>
                 <w:iCs w:val="false"/>
               </w:rPr>
-              <w:t xml:space="preserve">Single sign-on, multi-factor authentication, privileged and just-in-time access, recertification, System Architecture Section 10.3</w:t>
+              <w:t xml:space="preserve">Single sign-on, multi-factor authentication, privileged and just-in-time access, recertification, </w:t>
+            </w:r>
+            <w:r>
+              <w:rPr>
+                <w:b w:val="false"/>
+                <w:bCs w:val="false"/>
+                <w:i w:val="false"/>
+                <w:iCs w:val="false"/>
+              </w:rPr>
+              <w:t xml:space="preserve">System Architecture Section 10.3</w:t>
             </w:r>
           </w:p>
         </w:tc>
@@ -4670,7 +5489,16 @@
                 <w:i w:val="false"/>
                 <w:iCs w:val="false"/>
               </w:rPr>
-              <w:t xml:space="preserve">AES-256 at rest, TLS 1.2 or higher in transit, masking, minimization, encrypted immutable backups, System Architecture Section 10.2</w:t>
+              <w:t xml:space="preserve">AES-256 at rest, TLS 1.2 or higher in transit, masking, minimization, encrypted immutable backups, </w:t>
+            </w:r>
+            <w:r>
+              <w:rPr>
+                <w:b w:val="false"/>
+                <w:bCs w:val="false"/>
+                <w:i w:val="false"/>
+                <w:iCs w:val="false"/>
+              </w:rPr>
+              <w:t xml:space="preserve">System Architecture Section 10.2</w:t>
             </w:r>
           </w:p>
         </w:tc>
@@ -4747,7 +5575,16 @@
                 <w:i w:val="false"/>
                 <w:iCs w:val="false"/>
               </w:rPr>
-              <w:t xml:space="preserve">Hardened CIS baselines, secure boot, patching, endpoint detection, secure development, System Architecture Sections 9.1 and 10.5</w:t>
+              <w:t xml:space="preserve">Hardened CIS baselines, secure boot, patching, endpoint detection, secure development, </w:t>
+            </w:r>
+            <w:r>
+              <w:rPr>
+                <w:b w:val="false"/>
+                <w:bCs w:val="false"/>
+                <w:i w:val="false"/>
+                <w:iCs w:val="false"/>
+              </w:rPr>
+              <w:t xml:space="preserve">System Architecture Sections 9.1 and 10.5</w:t>
             </w:r>
           </w:p>
         </w:tc>
@@ -4824,7 +5661,16 @@
                 <w:i w:val="false"/>
                 <w:iCs w:val="false"/>
               </w:rPr>
-              <w:t xml:space="preserve">Segregated zones, firewall pair, clustering, secondary environment, System Architecture Sections 9.2 and 9.3</w:t>
+              <w:t xml:space="preserve">Segregated zones, firewall pair, clustering, secondary environment, </w:t>
+            </w:r>
+            <w:r>
+              <w:rPr>
+                <w:b w:val="false"/>
+                <w:bCs w:val="false"/>
+                <w:i w:val="false"/>
+                <w:iCs w:val="false"/>
+              </w:rPr>
+              <w:t xml:space="preserve">System Architecture Sections 9.2 and 9.3</w:t>
             </w:r>
           </w:p>
         </w:tc>
@@ -4901,7 +5747,16 @@
                 <w:i w:val="false"/>
                 <w:iCs w:val="false"/>
               </w:rPr>
-              <w:t xml:space="preserve">Security information and event management at all hours, behavior analytics, physical events, System Architecture Section 10.7</w:t>
+              <w:t xml:space="preserve">Security information and event management at all hours, behavior analytics, physical events, </w:t>
+            </w:r>
+            <w:r>
+              <w:rPr>
+                <w:b w:val="false"/>
+                <w:bCs w:val="false"/>
+                <w:i w:val="false"/>
+                <w:iCs w:val="false"/>
+              </w:rPr>
+              <w:t xml:space="preserve">System Architecture Section 10.7</w:t>
             </w:r>
           </w:p>
         </w:tc>
@@ -5164,7 +6019,16 @@
                 <w:i w:val="false"/>
                 <w:iCs w:val="false"/>
               </w:rPr>
-              <w:t xml:space="preserve">Evidence preserved with chain of custody, System Architecture Section 10.7</w:t>
+              <w:t xml:space="preserve">Evidence preserved with chain of custody, </w:t>
+            </w:r>
+            <w:r>
+              <w:rPr>
+                <w:b w:val="false"/>
+                <w:bCs w:val="false"/>
+                <w:i w:val="false"/>
+                <w:iCs w:val="false"/>
+              </w:rPr>
+              <w:t xml:space="preserve">System Architecture Section 10.7</w:t>
             </w:r>
           </w:p>
         </w:tc>
@@ -5556,22 +6420,8 @@
     </w:tbl>
     <w:p>
       <w:pPr>
-        <w:spacing w:after="140"/>
-      </w:pPr>
-    </w:p>
-    <w:p>
-      <w:r>
-        <w:br w:type="page"/>
-      </w:r>
-    </w:p>
-    <w:p>
-      <w:r>
-        <w:br w:type="page"/>
-      </w:r>
-    </w:p>
-    <w:p>
-      <w:pPr>
         <w:pStyle w:val="Heading1"/>
+        <w:pageBreakBefore/>
         <w:numPr>
           <w:ilvl w:val="0"/>
           <w:numId w:val="2"/>
@@ -10850,18 +11700,9 @@
       </w:r>
     </w:p>
     <w:p>
-      <w:r>
-        <w:br w:type="page"/>
-      </w:r>
-    </w:p>
-    <w:p>
-      <w:r>
-        <w:br w:type="page"/>
-      </w:r>
-    </w:p>
-    <w:p>
       <w:pPr>
         <w:pStyle w:val="Heading1"/>
+        <w:pageBreakBefore/>
         <w:numPr>
           <w:ilvl w:val="0"/>
           <w:numId w:val="2"/>
@@ -12894,22 +13735,8 @@
     </w:tbl>
     <w:p>
       <w:pPr>
-        <w:spacing w:after="140"/>
-      </w:pPr>
-    </w:p>
-    <w:p>
-      <w:r>
-        <w:br w:type="page"/>
-      </w:r>
-    </w:p>
-    <w:p>
-      <w:r>
-        <w:br w:type="page"/>
-      </w:r>
-    </w:p>
-    <w:p>
-      <w:pPr>
         <w:pStyle w:val="Heading1"/>
+        <w:pageBreakBefore/>
         <w:numPr>
           <w:ilvl w:val="0"/>
           <w:numId w:val="2"/>
@@ -12966,7 +13793,25 @@
           <w:i w:val="false"/>
           <w:iCs w:val="false"/>
         </w:rPr>
-        <w:t xml:space="preserve">Security runs through every phase of the Implementation Sub-Plan in Preliminary Project Plan Section 2.1, and the milestones below carry a security condition.</w:t>
+        <w:t xml:space="preserve">Security runs through every phase of the Implementation Sub-Plan in </w:t>
+      </w:r>
+      <w:r>
+        <w:rPr>
+          <w:b w:val="false"/>
+          <w:bCs w:val="false"/>
+          <w:i w:val="false"/>
+          <w:iCs w:val="false"/>
+        </w:rPr>
+        <w:t xml:space="preserve">Preliminary Project Plan Section 2.1</w:t>
+      </w:r>
+      <w:r>
+        <w:rPr>
+          <w:b w:val="false"/>
+          <w:bCs w:val="false"/>
+          <w:i w:val="false"/>
+          <w:iCs w:val="false"/>
+        </w:rPr>
+        <w:t xml:space="preserve">, and the milestones below carry a security condition.</w:t>
       </w:r>
     </w:p>
     <w:tbl>
@@ -14364,18 +15209,9 @@
       </w:r>
     </w:p>
     <w:p>
-      <w:r>
-        <w:br w:type="page"/>
-      </w:r>
-    </w:p>
-    <w:p>
-      <w:r>
-        <w:br w:type="page"/>
-      </w:r>
-    </w:p>
-    <w:p>
       <w:pPr>
         <w:pStyle w:val="Heading1"/>
+        <w:pageBreakBefore/>
         <w:numPr>
           <w:ilvl w:val="0"/>
           <w:numId w:val="2"/>
@@ -14432,7 +15268,25 @@
           <w:i w:val="false"/>
           <w:iCs w:val="false"/>
         </w:rPr>
-        <w:t xml:space="preserve">The plan is aligned with NIST Special Publication 800-61 Revision 3 and uses the incident classes S1 to S4 defined in System Architecture Section 10.7.</w:t>
+        <w:t xml:space="preserve">The plan is aligned with NIST Special Publication 800-61 Revision 3 and uses the incident classes S1 to S4 defined in </w:t>
+      </w:r>
+      <w:r>
+        <w:rPr>
+          <w:b w:val="false"/>
+          <w:bCs w:val="false"/>
+          <w:i w:val="false"/>
+          <w:iCs w:val="false"/>
+        </w:rPr>
+        <w:t xml:space="preserve">System Architecture Section 10.7</w:t>
+      </w:r>
+      <w:r>
+        <w:rPr>
+          <w:b w:val="false"/>
+          <w:bCs w:val="false"/>
+          <w:i w:val="false"/>
+          <w:iCs w:val="false"/>
+        </w:rPr>
+        <w:t xml:space="preserve">.</w:t>
       </w:r>
     </w:p>
     <w:tbl>
@@ -15654,7 +16508,16 @@
                 <w:i w:val="false"/>
                 <w:iCs w:val="false"/>
               </w:rPr>
-              <w:t xml:space="preserve">Logs, memory and disk images captured before anything is rebuilt, under System Architecture Section 10.7</w:t>
+              <w:t xml:space="preserve">Logs, memory and disk images captured before anything is rebuilt, under </w:t>
+            </w:r>
+            <w:r>
+              <w:rPr>
+                <w:b w:val="false"/>
+                <w:bCs w:val="false"/>
+                <w:i w:val="false"/>
+                <w:iCs w:val="false"/>
+              </w:rPr>
+              <w:t xml:space="preserve">System Architecture Section 10.7</w:t>
             </w:r>
           </w:p>
         </w:tc>
@@ -17129,18 +17992,9 @@
       </w:r>
     </w:p>
     <w:p>
-      <w:r>
-        <w:br w:type="page"/>
-      </w:r>
-    </w:p>
-    <w:p>
-      <w:r>
-        <w:br w:type="page"/>
-      </w:r>
-    </w:p>
-    <w:p>
       <w:pPr>
         <w:pStyle w:val="Heading1"/>
+        <w:pageBreakBefore/>
         <w:numPr>
           <w:ilvl w:val="0"/>
           <w:numId w:val="2"/>
@@ -17197,7 +18051,25 @@
           <w:i w:val="false"/>
           <w:iCs w:val="false"/>
         </w:rPr>
-        <w:t xml:space="preserve">NRIS is the system of record, so a disruption delays cards and does not lose them, provided the record of every card produced and in progress, and the means of signing cards, are preserved. The recovery targets are those of System Architecture Section 9.3: automatic failover within 60 seconds, full service recovery within 5 to 15 minutes, data loss of not more than 5 minutes, and availability of not less than 99 percent. They are confirmed with the Purchaser during design.</w:t>
+        <w:t xml:space="preserve">NRIS is the system of record, so a disruption delays cards and does not lose them, provided the record of every card produced and in progress, and the means of signing cards, are preserved. The recovery targets are those of </w:t>
+      </w:r>
+      <w:r>
+        <w:rPr>
+          <w:b w:val="false"/>
+          <w:bCs w:val="false"/>
+          <w:i w:val="false"/>
+          <w:iCs w:val="false"/>
+        </w:rPr>
+        <w:t xml:space="preserve">System Architecture Section 9.3</w:t>
+      </w:r>
+      <w:r>
+        <w:rPr>
+          <w:b w:val="false"/>
+          <w:bCs w:val="false"/>
+          <w:i w:val="false"/>
+          <w:iCs w:val="false"/>
+        </w:rPr>
+        <w:t xml:space="preserve">: automatic failover within 60 seconds, full service recovery within 5 to 15 minutes, data loss of not more than 5 minutes, and availability of not less than 99 percent. They are confirmed with the Purchaser during design.</w:t>
       </w:r>
     </w:p>
     <w:tbl>
@@ -17632,7 +18504,16 @@
                 <w:i w:val="false"/>
                 <w:iCs w:val="false"/>
               </w:rPr>
-              <w:t xml:space="preserve">Production continues on records already retrieved; status events held and sent on restoration, under System Architecture Section 7.15</w:t>
+              <w:t xml:space="preserve">Production continues on records already retrieved; status events held and sent on restoration, under </w:t>
+            </w:r>
+            <w:r>
+              <w:rPr>
+                <w:b w:val="false"/>
+                <w:bCs w:val="false"/>
+                <w:i w:val="false"/>
+                <w:iCs w:val="false"/>
+              </w:rPr>
+              <w:t xml:space="preserve">System Architecture Section 7.15</w:t>
             </w:r>
           </w:p>
         </w:tc>
@@ -17822,18 +18703,9 @@
       </w:r>
     </w:p>
     <w:p>
-      <w:r>
-        <w:br w:type="page"/>
-      </w:r>
-    </w:p>
-    <w:p>
-      <w:r>
-        <w:br w:type="page"/>
-      </w:r>
-    </w:p>
-    <w:p>
       <w:pPr>
         <w:pStyle w:val="Heading1"/>
+        <w:pageBreakBefore/>
         <w:numPr>
           <w:ilvl w:val="0"/>
           <w:numId w:val="2"/>
@@ -18760,7 +19632,25 @@
           <w:i/>
           <w:iCs/>
         </w:rPr>
-        <w:t xml:space="preserve">Figure 9.1: Cybersecurity timeline by work package, against the ten contractual milestones of the Information System schedule in Preliminary Project Plan Section 2.2. Solid bars are the Supplier's work; hatched bars are performed with or by NRB; open diamonds are security gates and events.</w:t>
+        <w:t xml:space="preserve">Figure 9.1: Cybersecurity timeline by work package, against the ten contractual milestones of the Information System schedule in </w:t>
+      </w:r>
+      <w:r>
+        <w:rPr>
+          <w:b w:val="false"/>
+          <w:bCs w:val="false"/>
+          <w:i/>
+          <w:iCs/>
+        </w:rPr>
+        <w:t xml:space="preserve">Preliminary Project Plan Section 2.2</w:t>
+      </w:r>
+      <w:r>
+        <w:rPr>
+          <w:b w:val="false"/>
+          <w:bCs w:val="false"/>
+          <w:i/>
+          <w:iCs/>
+        </w:rPr>
+        <w:t xml:space="preserve">. Solid bars are the Supplier's work; hatched bars are performed with or by NRB; open diamonds are security gates and events.</w:t>
       </w:r>
     </w:p>
     <w:p>
@@ -20126,7 +21016,25 @@
           <w:i w:val="false"/>
           <w:iCs w:val="false"/>
         </w:rPr>
-        <w:t xml:space="preserve">The aim is that NRB operates the facility's security without the Supplier at handover, and has already done so under observation. Three security engineers are trained for two posts, under the Training Sub-Plan in Preliminary Project Plan Section 3.</w:t>
+        <w:t xml:space="preserve">The aim is that NRB operates the facility's security without the Supplier at handover, and has already done so under observation. Three security engineers are trained for two posts, under the Training Sub-Plan in </w:t>
+      </w:r>
+      <w:r>
+        <w:rPr>
+          <w:b w:val="false"/>
+          <w:bCs w:val="false"/>
+          <w:i w:val="false"/>
+          <w:iCs w:val="false"/>
+        </w:rPr>
+        <w:t xml:space="preserve">Preliminary Project Plan Section 3</w:t>
+      </w:r>
+      <w:r>
+        <w:rPr>
+          <w:b w:val="false"/>
+          <w:bCs w:val="false"/>
+          <w:i w:val="false"/>
+          <w:iCs w:val="false"/>
+        </w:rPr>
+        <w:t xml:space="preserve">.</w:t>
       </w:r>
     </w:p>
     <w:tbl>
@@ -20515,18 +21423,9 @@
       </w:r>
     </w:p>
     <w:p>
-      <w:r>
-        <w:br w:type="page"/>
-      </w:r>
-    </w:p>
-    <w:p>
-      <w:r>
-        <w:br w:type="page"/>
-      </w:r>
-    </w:p>
-    <w:p>
       <w:pPr>
         <w:pStyle w:val="Heading1"/>
+        <w:pageBreakBefore/>
         <w:numPr>
           <w:ilvl w:val="0"/>
           <w:numId w:val="2"/>
@@ -20936,22 +21835,8 @@
     </w:tbl>
     <w:p>
       <w:pPr>
-        <w:spacing w:after="140"/>
-      </w:pPr>
-    </w:p>
-    <w:p>
-      <w:r>
-        <w:br w:type="page"/>
-      </w:r>
-    </w:p>
-    <w:p>
-      <w:r>
-        <w:br w:type="page"/>
-      </w:r>
-    </w:p>
-    <w:p>
-      <w:pPr>
         <w:pStyle w:val="Heading1"/>
+        <w:pageBreakBefore/>
         <w:numPr>
           <w:ilvl w:val="0"/>
           <w:numId w:val="2"/>
@@ -21027,7 +21912,25 @@
           <w:i w:val="false"/>
           <w:iCs w:val="false"/>
         </w:rPr>
-        <w:t xml:space="preserve">design, implement and maintain the security architecture required by Section VII clause 1.6, as described in System Architecture Section 10 and governed by this plan;</w:t>
+        <w:t xml:space="preserve">design, implement and maintain the security architecture required by Section VII clause 1.6, as described in </w:t>
+      </w:r>
+      <w:r>
+        <w:rPr>
+          <w:b w:val="false"/>
+          <w:bCs w:val="false"/>
+          <w:i w:val="false"/>
+          <w:iCs w:val="false"/>
+        </w:rPr>
+        <w:t xml:space="preserve">System Architecture Section 10</w:t>
+      </w:r>
+      <w:r>
+        <w:rPr>
+          <w:b w:val="false"/>
+          <w:bCs w:val="false"/>
+          <w:i w:val="false"/>
+          <w:iCs w:val="false"/>
+        </w:rPr>
+        <w:t xml:space="preserve"> and governed by this plan;</w:t>
       </w:r>
     </w:p>
     <w:p>
@@ -21362,7 +22265,25 @@
                 <w:i w:val="false"/>
                 <w:iCs w:val="false"/>
               </w:rPr>
-              <w:t xml:space="preserve">Complies. System Architecture Section 10.1; </w:t>
+              <w:t xml:space="preserve">Complies. </w:t>
+            </w:r>
+            <w:r>
+              <w:rPr>
+                <w:b w:val="false"/>
+                <w:bCs w:val="false"/>
+                <w:i w:val="false"/>
+                <w:iCs w:val="false"/>
+              </w:rPr>
+              <w:t xml:space="preserve">System Architecture Section 10.1</w:t>
+            </w:r>
+            <w:r>
+              <w:rPr>
+                <w:b w:val="false"/>
+                <w:bCs w:val="false"/>
+                <w:i w:val="false"/>
+                <w:iCs w:val="false"/>
+              </w:rPr>
+              <w:t xml:space="preserve">; </w:t>
             </w:r>
             <w:r>
               <w:rPr>
@@ -21437,7 +22358,25 @@
                 <w:i w:val="false"/>
                 <w:iCs w:val="false"/>
               </w:rPr>
-              <w:t xml:space="preserve">Complies. System Architecture Sections 9.2, 10.1 to 10.6</w:t>
+              <w:t xml:space="preserve">Complies. </w:t>
+            </w:r>
+            <w:r>
+              <w:rPr>
+                <w:b w:val="false"/>
+                <w:bCs w:val="false"/>
+                <w:i w:val="false"/>
+                <w:iCs w:val="false"/>
+              </w:rPr>
+              <w:t xml:space="preserve">System Architecture Sections 9.2, 10.1</w:t>
+            </w:r>
+            <w:r>
+              <w:rPr>
+                <w:b w:val="false"/>
+                <w:bCs w:val="false"/>
+                <w:i w:val="false"/>
+                <w:iCs w:val="false"/>
+              </w:rPr>
+              <w:t xml:space="preserve"> to 10.6</w:t>
             </w:r>
           </w:p>
         </w:tc>
@@ -21498,7 +22437,16 @@
                 <w:i w:val="false"/>
                 <w:iCs w:val="false"/>
               </w:rPr>
-              <w:t xml:space="preserve">Complies. System Architecture Section 10.2</w:t>
+              <w:t xml:space="preserve">Complies. </w:t>
+            </w:r>
+            <w:r>
+              <w:rPr>
+                <w:b w:val="false"/>
+                <w:bCs w:val="false"/>
+                <w:i w:val="false"/>
+                <w:iCs w:val="false"/>
+              </w:rPr>
+              <w:t xml:space="preserve">System Architecture Section 10.2</w:t>
             </w:r>
           </w:p>
         </w:tc>
@@ -21559,7 +22507,16 @@
                 <w:i w:val="false"/>
                 <w:iCs w:val="false"/>
               </w:rPr>
-              <w:t xml:space="preserve">Complies. System Architecture Section 10.3</w:t>
+              <w:t xml:space="preserve">Complies. </w:t>
+            </w:r>
+            <w:r>
+              <w:rPr>
+                <w:b w:val="false"/>
+                <w:bCs w:val="false"/>
+                <w:i w:val="false"/>
+                <w:iCs w:val="false"/>
+              </w:rPr>
+              <w:t xml:space="preserve">System Architecture Section 10.3</w:t>
             </w:r>
           </w:p>
         </w:tc>
@@ -21620,7 +22577,25 @@
                 <w:i w:val="false"/>
                 <w:iCs w:val="false"/>
               </w:rPr>
-              <w:t xml:space="preserve">Complies. System Architecture Section 10.5; </w:t>
+              <w:t xml:space="preserve">Complies. </w:t>
+            </w:r>
+            <w:r>
+              <w:rPr>
+                <w:b w:val="false"/>
+                <w:bCs w:val="false"/>
+                <w:i w:val="false"/>
+                <w:iCs w:val="false"/>
+              </w:rPr>
+              <w:t xml:space="preserve">System Architecture Section 10.5</w:t>
+            </w:r>
+            <w:r>
+              <w:rPr>
+                <w:b w:val="false"/>
+                <w:bCs w:val="false"/>
+                <w:i w:val="false"/>
+                <w:iCs w:val="false"/>
+              </w:rPr>
+              <w:t xml:space="preserve">; </w:t>
             </w:r>
             <w:r>
               <w:rPr>
@@ -21695,7 +22670,16 @@
                 <w:i w:val="false"/>
                 <w:iCs w:val="false"/>
               </w:rPr>
-              <w:t xml:space="preserve">Complies. System Architecture Sections 9.1, 9.2 and 10.7</w:t>
+              <w:t xml:space="preserve">Complies. </w:t>
+            </w:r>
+            <w:r>
+              <w:rPr>
+                <w:b w:val="false"/>
+                <w:bCs w:val="false"/>
+                <w:i w:val="false"/>
+                <w:iCs w:val="false"/>
+              </w:rPr>
+              <w:t xml:space="preserve">System Architecture Sections 9.1, 9.2 and 10.7</w:t>
             </w:r>
           </w:p>
         </w:tc>
@@ -21756,7 +22740,16 @@
                 <w:i w:val="false"/>
                 <w:iCs w:val="false"/>
               </w:rPr>
-              <w:t xml:space="preserve">Complies. Installed under the facility works and integrated with security monitoring. System Architecture Section 9.5</w:t>
+              <w:t xml:space="preserve">Complies. Installed under the facility works and integrated with security monitoring. </w:t>
+            </w:r>
+            <w:r>
+              <w:rPr>
+                <w:b w:val="false"/>
+                <w:bCs w:val="false"/>
+                <w:i w:val="false"/>
+                <w:iCs w:val="false"/>
+              </w:rPr>
+              <w:t xml:space="preserve">System Architecture Section 9.5</w:t>
             </w:r>
           </w:p>
         </w:tc>
@@ -21817,7 +22810,25 @@
                 <w:i w:val="false"/>
                 <w:iCs w:val="false"/>
               </w:rPr>
-              <w:t xml:space="preserve">Complies. System Architecture Section 10.7; </w:t>
+              <w:t xml:space="preserve">Complies. </w:t>
+            </w:r>
+            <w:r>
+              <w:rPr>
+                <w:b w:val="false"/>
+                <w:bCs w:val="false"/>
+                <w:i w:val="false"/>
+                <w:iCs w:val="false"/>
+              </w:rPr>
+              <w:t xml:space="preserve">System Architecture Section 10.7</w:t>
+            </w:r>
+            <w:r>
+              <w:rPr>
+                <w:b w:val="false"/>
+                <w:bCs w:val="false"/>
+                <w:i w:val="false"/>
+                <w:iCs w:val="false"/>
+              </w:rPr>
+              <w:t xml:space="preserve">; </w:t>
             </w:r>
             <w:r>
               <w:rPr>
@@ -21976,7 +22987,25 @@
                 <w:i w:val="false"/>
                 <w:iCs w:val="false"/>
               </w:rPr>
-              <w:t xml:space="preserve">Complies. System Architecture Sections 9.3 and 12.3; </w:t>
+              <w:t xml:space="preserve">Complies. </w:t>
+            </w:r>
+            <w:r>
+              <w:rPr>
+                <w:b w:val="false"/>
+                <w:bCs w:val="false"/>
+                <w:i w:val="false"/>
+                <w:iCs w:val="false"/>
+              </w:rPr>
+              <w:t xml:space="preserve">System Architecture Sections 9.3 and 12.3</w:t>
+            </w:r>
+            <w:r>
+              <w:rPr>
+                <w:b w:val="false"/>
+                <w:bCs w:val="false"/>
+                <w:i w:val="false"/>
+                <w:iCs w:val="false"/>
+              </w:rPr>
+              <w:t xml:space="preserve">; </w:t>
             </w:r>
             <w:r>
               <w:rPr>
@@ -22233,7 +23262,16 @@
                 <w:i w:val="false"/>
                 <w:iCs w:val="false"/>
               </w:rPr>
-              <w:t xml:space="preserve">; System Architecture Section 10.8</w:t>
+              <w:t xml:space="preserve">; </w:t>
+            </w:r>
+            <w:r>
+              <w:rPr>
+                <w:b w:val="false"/>
+                <w:bCs w:val="false"/>
+                <w:i w:val="false"/>
+                <w:iCs w:val="false"/>
+              </w:rPr>
+              <w:t xml:space="preserve">System Architecture Section 10.8</w:t>
             </w:r>
           </w:p>
         </w:tc>
@@ -22294,7 +23332,16 @@
                 <w:i w:val="false"/>
                 <w:iCs w:val="false"/>
               </w:rPr>
-              <w:t xml:space="preserve">Complies. System Architecture Section 10.4</w:t>
+              <w:t xml:space="preserve">Complies. </w:t>
+            </w:r>
+            <w:r>
+              <w:rPr>
+                <w:b w:val="false"/>
+                <w:bCs w:val="false"/>
+                <w:i w:val="false"/>
+                <w:iCs w:val="false"/>
+              </w:rPr>
+              <w:t xml:space="preserve">System Architecture Section 10.4</w:t>
             </w:r>
           </w:p>
         </w:tc>
@@ -22378,7 +23425,16 @@
                 <w:i w:val="false"/>
                 <w:iCs w:val="false"/>
               </w:rPr>
-              <w:t xml:space="preserve">; System Architecture Section 10.2</w:t>
+              <w:t xml:space="preserve">; </w:t>
+            </w:r>
+            <w:r>
+              <w:rPr>
+                <w:b w:val="false"/>
+                <w:bCs w:val="false"/>
+                <w:i w:val="false"/>
+                <w:iCs w:val="false"/>
+              </w:rPr>
+              <w:t xml:space="preserve">System Architecture Section 10.2</w:t>
             </w:r>
           </w:p>
         </w:tc>
@@ -23475,5 +24531,22 @@
       <w:szCs w:val="20"/>
     </w:rPr>
   </w:style>
+  <w:style w:type="paragraph" w:styleId="TOC1">
+    <w:name w:val="toc 1"/>
+    <w:basedOn w:val="Normal"/>
+    <w:next w:val="Normal"/>
+    <w:pPr>
+      <w:spacing w:after="100"/>
+    </w:pPr>
+  </w:style>
+  <w:style w:type="paragraph" w:styleId="TOC2">
+    <w:name w:val="toc 2"/>
+    <w:basedOn w:val="Normal"/>
+    <w:next w:val="Normal"/>
+    <w:pPr>
+      <w:spacing w:after="100"/>
+      <w:ind w:left="210"/>
+    </w:pPr>
+  </w:style>
 </w:styles>
 </file>
--- a/Cybersecurity-Risk-Management-Plan.docx
+++ b/Cybersecurity-Risk-Management-Plan.docx
@@ -863,7 +863,7 @@
           <w:i w:val="false"/>
           <w:iCs w:val="false"/>
         </w:rPr>
-        <w:t xml:space="preserve">This plan sets out the method statement, management strategies, implementation plans and innovations by which the cyber security risks of the Information System are managed, as required by PDS ITP 11.2(j), and is the cybersecurity risk part of the plan evaluated under Category 3 of Section III. Together with the Change Management Plan, presented separately, it forms the Cybersecurity Risk and Change Management Plan referred to in the System Architecture.</w:t>
+        <w:t xml:space="preserve">This plan sets out the method statement, management strategies, implementation plans and innovations by which the cyber security risks of the Information System are managed, as required by PDS ITP 11.2(j), and is the cybersecurity risk part of the plan evaluated under Category 3 of Section III. Together with the Change Management and Configuration Governance Plan, presented separately, it forms the Cybersecurity Risk and Change Management Plan referred to in the System Architecture.</w:t>
       </w:r>
     </w:p>
     <w:p>

--- a/Cybersecurity-Risk-Management-Plan.docx
+++ b/Cybersecurity-Risk-Management-Plan.docx
@@ -22149,8 +22149,8 @@
         </w:tblBorders>
       </w:tblPr>
       <w:tblGrid>
-        <w:gridCol w:w="6438"/>
-        <w:gridCol w:w="2582"/>
+        <w:gridCol w:w="6513"/>
+        <w:gridCol w:w="2507"/>
       </w:tblGrid>
       <w:tr>
         <w:trPr>
@@ -22158,7 +22158,7 @@
         </w:trPr>
         <w:tc>
           <w:tcPr>
-            <w:tcW w:type="dxa" w:w="6438"/>
+            <w:tcW w:type="dxa" w:w="6513"/>
             <w:shd w:fill="EDEDED" w:val="clear"/>
             <w:tcMar>
               <w:top w:type="dxa" w:w="60"/>
@@ -22184,7 +22184,7 @@
         </w:tc>
         <w:tc>
           <w:tcPr>
-            <w:tcW w:type="dxa" w:w="2582"/>
+            <w:tcW w:type="dxa" w:w="2507"/>
             <w:shd w:fill="EDEDED" w:val="clear"/>
             <w:tcMar>
               <w:top w:type="dxa" w:w="60"/>
@@ -22212,7 +22212,7 @@
       <w:tr>
         <w:tc>
           <w:tcPr>
-            <w:tcW w:type="dxa" w:w="6438"/>
+            <w:tcW w:type="dxa" w:w="6513"/>
             <w:tcMar>
               <w:top w:type="dxa" w:w="60"/>
               <w:left w:type="dxa" w:w="100"/>
@@ -22246,7 +22246,7 @@
         </w:tc>
         <w:tc>
           <w:tcPr>
-            <w:tcW w:type="dxa" w:w="2582"/>
+            <w:tcW w:type="dxa" w:w="2507"/>
             <w:tcMar>
               <w:top w:type="dxa" w:w="60"/>
               <w:left w:type="dxa" w:w="100"/>
@@ -22305,7 +22305,7 @@
       <w:tr>
         <w:tc>
           <w:tcPr>
-            <w:tcW w:type="dxa" w:w="6438"/>
+            <w:tcW w:type="dxa" w:w="6513"/>
             <w:tcMar>
               <w:top w:type="dxa" w:w="60"/>
               <w:left w:type="dxa" w:w="100"/>
@@ -22339,7 +22339,7 @@
         </w:tc>
         <w:tc>
           <w:tcPr>
-            <w:tcW w:type="dxa" w:w="2582"/>
+            <w:tcW w:type="dxa" w:w="2507"/>
             <w:tcMar>
               <w:top w:type="dxa" w:w="60"/>
               <w:left w:type="dxa" w:w="100"/>
@@ -22384,7 +22384,7 @@
       <w:tr>
         <w:tc>
           <w:tcPr>
-            <w:tcW w:type="dxa" w:w="6438"/>
+            <w:tcW w:type="dxa" w:w="6513"/>
             <w:tcMar>
               <w:top w:type="dxa" w:w="60"/>
               <w:left w:type="dxa" w:w="100"/>
@@ -22418,7 +22418,7 @@
         </w:tc>
         <w:tc>
           <w:tcPr>
-            <w:tcW w:type="dxa" w:w="2582"/>
+            <w:tcW w:type="dxa" w:w="2507"/>
             <w:tcMar>
               <w:top w:type="dxa" w:w="60"/>
               <w:left w:type="dxa" w:w="100"/>
@@ -22454,7 +22454,7 @@
       <w:tr>
         <w:tc>
           <w:tcPr>
-            <w:tcW w:type="dxa" w:w="6438"/>
+            <w:tcW w:type="dxa" w:w="6513"/>
             <w:tcMar>
               <w:top w:type="dxa" w:w="60"/>
               <w:left w:type="dxa" w:w="100"/>
@@ -22488,7 +22488,7 @@
         </w:tc>
         <w:tc>
           <w:tcPr>
-            <w:tcW w:type="dxa" w:w="2582"/>
+            <w:tcW w:type="dxa" w:w="2507"/>
             <w:tcMar>
               <w:top w:type="dxa" w:w="60"/>
               <w:left w:type="dxa" w:w="100"/>
@@ -22524,7 +22524,7 @@
       <w:tr>
         <w:tc>
           <w:tcPr>
-            <w:tcW w:type="dxa" w:w="6438"/>
+            <w:tcW w:type="dxa" w:w="6513"/>
             <w:tcMar>
               <w:top w:type="dxa" w:w="60"/>
               <w:left w:type="dxa" w:w="100"/>
@@ -22558,7 +22558,7 @@
         </w:tc>
         <w:tc>
           <w:tcPr>
-            <w:tcW w:type="dxa" w:w="2582"/>
+            <w:tcW w:type="dxa" w:w="2507"/>
             <w:tcMar>
               <w:top w:type="dxa" w:w="60"/>
               <w:left w:type="dxa" w:w="100"/>
@@ -22617,7 +22617,7 @@
       <w:tr>
         <w:tc>
           <w:tcPr>
-            <w:tcW w:type="dxa" w:w="6438"/>
+            <w:tcW w:type="dxa" w:w="6513"/>
             <w:tcMar>
               <w:top w:type="dxa" w:w="60"/>
               <w:left w:type="dxa" w:w="100"/>
@@ -22651,7 +22651,7 @@
         </w:tc>
         <w:tc>
           <w:tcPr>
-            <w:tcW w:type="dxa" w:w="2582"/>
+            <w:tcW w:type="dxa" w:w="2507"/>
             <w:tcMar>
               <w:top w:type="dxa" w:w="60"/>
               <w:left w:type="dxa" w:w="100"/>
@@ -22687,7 +22687,7 @@
       <w:tr>
         <w:tc>
           <w:tcPr>
-            <w:tcW w:type="dxa" w:w="6438"/>
+            <w:tcW w:type="dxa" w:w="6513"/>
             <w:tcMar>
               <w:top w:type="dxa" w:w="60"/>
               <w:left w:type="dxa" w:w="100"/>
@@ -22721,7 +22721,7 @@
         </w:tc>
         <w:tc>
           <w:tcPr>
-            <w:tcW w:type="dxa" w:w="2582"/>
+            <w:tcW w:type="dxa" w:w="2507"/>
             <w:tcMar>
               <w:top w:type="dxa" w:w="60"/>
               <w:left w:type="dxa" w:w="100"/>
@@ -22757,7 +22757,7 @@
       <w:tr>
         <w:tc>
           <w:tcPr>
-            <w:tcW w:type="dxa" w:w="6438"/>
+            <w:tcW w:type="dxa" w:w="6513"/>
             <w:tcMar>
               <w:top w:type="dxa" w:w="60"/>
               <w:left w:type="dxa" w:w="100"/>
@@ -22791,7 +22791,7 @@
         </w:tc>
         <w:tc>
           <w:tcPr>
-            <w:tcW w:type="dxa" w:w="2582"/>
+            <w:tcW w:type="dxa" w:w="2507"/>
             <w:tcMar>
               <w:top w:type="dxa" w:w="60"/>
               <w:left w:type="dxa" w:w="100"/>
@@ -22845,7 +22845,7 @@
       <w:tr>
         <w:tc>
           <w:tcPr>
-            <w:tcW w:type="dxa" w:w="6438"/>
+            <w:tcW w:type="dxa" w:w="6513"/>
             <w:tcMar>
               <w:top w:type="dxa" w:w="60"/>
               <w:left w:type="dxa" w:w="100"/>
@@ -22879,7 +22879,7 @@
         </w:tc>
         <w:tc>
           <w:tcPr>
-            <w:tcW w:type="dxa" w:w="2582"/>
+            <w:tcW w:type="dxa" w:w="2507"/>
             <w:tcMar>
               <w:top w:type="dxa" w:w="60"/>
               <w:left w:type="dxa" w:w="100"/>
@@ -22934,7 +22934,7 @@
       <w:tr>
         <w:tc>
           <w:tcPr>
-            <w:tcW w:type="dxa" w:w="6438"/>
+            <w:tcW w:type="dxa" w:w="6513"/>
             <w:tcMar>
               <w:top w:type="dxa" w:w="60"/>
               <w:left w:type="dxa" w:w="100"/>
@@ -22968,7 +22968,7 @@
         </w:tc>
         <w:tc>
           <w:tcPr>
-            <w:tcW w:type="dxa" w:w="2582"/>
+            <w:tcW w:type="dxa" w:w="2507"/>
             <w:tcMar>
               <w:top w:type="dxa" w:w="60"/>
               <w:left w:type="dxa" w:w="100"/>
@@ -23022,7 +23022,7 @@
       <w:tr>
         <w:tc>
           <w:tcPr>
-            <w:tcW w:type="dxa" w:w="6438"/>
+            <w:tcW w:type="dxa" w:w="6513"/>
             <w:tcMar>
               <w:top w:type="dxa" w:w="60"/>
               <w:left w:type="dxa" w:w="100"/>
@@ -23056,7 +23056,7 @@
         </w:tc>
         <w:tc>
           <w:tcPr>
-            <w:tcW w:type="dxa" w:w="2582"/>
+            <w:tcW w:type="dxa" w:w="2507"/>
             <w:tcMar>
               <w:top w:type="dxa" w:w="60"/>
               <w:left w:type="dxa" w:w="100"/>
@@ -23111,7 +23111,7 @@
       <w:tr>
         <w:tc>
           <w:tcPr>
-            <w:tcW w:type="dxa" w:w="6438"/>
+            <w:tcW w:type="dxa" w:w="6513"/>
             <w:tcMar>
               <w:top w:type="dxa" w:w="60"/>
               <w:left w:type="dxa" w:w="100"/>
@@ -23145,26 +23145,26 @@
         </w:tc>
         <w:tc>
           <w:tcPr>
-            <w:tcW w:type="dxa" w:w="2582"/>
-            <w:tcMar>
-              <w:top w:type="dxa" w:w="60"/>
-              <w:left w:type="dxa" w:w="100"/>
-              <w:bottom w:type="dxa" w:w="60"/>
-              <w:right w:type="dxa" w:w="100"/>
-            </w:tcMar>
-          </w:tcPr>
-          <w:p>
-            <w:pPr>
-              <w:spacing w:after="0" w:before="0"/>
-            </w:pPr>
-            <w:r>
-              <w:rPr>
-                <w:b w:val="false"/>
-                <w:bCs w:val="false"/>
-                <w:i w:val="false"/>
-                <w:iCs w:val="false"/>
-              </w:rPr>
-              <w:t xml:space="preserve">ISO/IEC 27001: complies, certificate attached. ISO 9001 and ISO/IEC 20000-1: [Inkript to confirm]. </w:t>
+            <w:tcW w:type="dxa" w:w="2507"/>
+            <w:tcMar>
+              <w:top w:type="dxa" w:w="60"/>
+              <w:left w:type="dxa" w:w="100"/>
+              <w:bottom w:type="dxa" w:w="60"/>
+              <w:right w:type="dxa" w:w="100"/>
+            </w:tcMar>
+          </w:tcPr>
+          <w:p>
+            <w:pPr>
+              <w:spacing w:after="0" w:before="0"/>
+            </w:pPr>
+            <w:r>
+              <w:rPr>
+                <w:b w:val="false"/>
+                <w:bCs w:val="false"/>
+                <w:i w:val="false"/>
+                <w:iCs w:val="false"/>
+              </w:rPr>
+              <w:t xml:space="preserve">ISO/IEC 27001 and ISO 9001: complies, certificates attached. </w:t>
             </w:r>
             <w:r>
               <w:rPr>
@@ -23186,7 +23186,7 @@
       <w:tr>
         <w:tc>
           <w:tcPr>
-            <w:tcW w:type="dxa" w:w="6438"/>
+            <w:tcW w:type="dxa" w:w="6513"/>
             <w:tcMar>
               <w:top w:type="dxa" w:w="60"/>
               <w:left w:type="dxa" w:w="100"/>
@@ -23220,7 +23220,7 @@
         </w:tc>
         <w:tc>
           <w:tcPr>
-            <w:tcW w:type="dxa" w:w="2582"/>
+            <w:tcW w:type="dxa" w:w="2507"/>
             <w:tcMar>
               <w:top w:type="dxa" w:w="60"/>
               <w:left w:type="dxa" w:w="100"/>
@@ -23279,7 +23279,7 @@
       <w:tr>
         <w:tc>
           <w:tcPr>
-            <w:tcW w:type="dxa" w:w="6438"/>
+            <w:tcW w:type="dxa" w:w="6513"/>
             <w:tcMar>
               <w:top w:type="dxa" w:w="60"/>
               <w:left w:type="dxa" w:w="100"/>
@@ -23313,7 +23313,7 @@
         </w:tc>
         <w:tc>
           <w:tcPr>
-            <w:tcW w:type="dxa" w:w="2582"/>
+            <w:tcW w:type="dxa" w:w="2507"/>
             <w:tcMar>
               <w:top w:type="dxa" w:w="60"/>
               <w:left w:type="dxa" w:w="100"/>
@@ -23349,7 +23349,7 @@
       <w:tr>
         <w:tc>
           <w:tcPr>
-            <w:tcW w:type="dxa" w:w="6438"/>
+            <w:tcW w:type="dxa" w:w="6513"/>
             <w:tcMar>
               <w:top w:type="dxa" w:w="60"/>
               <w:left w:type="dxa" w:w="100"/>
@@ -23383,7 +23383,7 @@
         </w:tc>
         <w:tc>
           <w:tcPr>
-            <w:tcW w:type="dxa" w:w="2582"/>
+            <w:tcW w:type="dxa" w:w="2507"/>
             <w:tcMar>
               <w:top w:type="dxa" w:w="60"/>
               <w:left w:type="dxa" w:w="100"/>
@@ -23442,7 +23442,7 @@
       <w:tr>
         <w:tc>
           <w:tcPr>
-            <w:tcW w:type="dxa" w:w="6438"/>
+            <w:tcW w:type="dxa" w:w="6513"/>
             <w:tcMar>
               <w:top w:type="dxa" w:w="60"/>
               <w:left w:type="dxa" w:w="100"/>
@@ -23476,7 +23476,7 @@
         </w:tc>
         <w:tc>
           <w:tcPr>
-            <w:tcW w:type="dxa" w:w="2582"/>
+            <w:tcW w:type="dxa" w:w="2507"/>
             <w:tcMar>
               <w:top w:type="dxa" w:w="60"/>
               <w:left w:type="dxa" w:w="100"/>
@@ -23531,7 +23531,7 @@
       <w:tr>
         <w:tc>
           <w:tcPr>
-            <w:tcW w:type="dxa" w:w="6438"/>
+            <w:tcW w:type="dxa" w:w="6513"/>
             <w:tcMar>
               <w:top w:type="dxa" w:w="60"/>
               <w:left w:type="dxa" w:w="100"/>
@@ -23565,7 +23565,7 @@
         </w:tc>
         <w:tc>
           <w:tcPr>
-            <w:tcW w:type="dxa" w:w="2582"/>
+            <w:tcW w:type="dxa" w:w="2507"/>
             <w:tcMar>
               <w:top w:type="dxa" w:w="60"/>
               <w:left w:type="dxa" w:w="100"/>
@@ -23606,7 +23606,7 @@
       <w:tr>
         <w:tc>
           <w:tcPr>
-            <w:tcW w:type="dxa" w:w="6438"/>
+            <w:tcW w:type="dxa" w:w="6513"/>
             <w:tcMar>
               <w:top w:type="dxa" w:w="60"/>
               <w:left w:type="dxa" w:w="100"/>
@@ -23640,7 +23640,7 @@
         </w:tc>
         <w:tc>
           <w:tcPr>
-            <w:tcW w:type="dxa" w:w="2582"/>
+            <w:tcW w:type="dxa" w:w="2507"/>
             <w:tcMar>
               <w:top w:type="dxa" w:w="60"/>
               <w:left w:type="dxa" w:w="100"/>
@@ -23723,7 +23723,7 @@
           <w:i w:val="false"/>
           <w:iCs w:val="false"/>
         </w:rPr>
-        <w:t xml:space="preserve"> Inkript's ISO/IEC 27001 certificate; the CVs and certificates of the Cybersecurity and PKI Specialist, including CISSP, CISM and CEH; and the FIPS 140 validation certificates of the hardware security modules offered.</w:t>
+        <w:t xml:space="preserve"> Inkript's ISO/IEC 27001 and ISO 9001 certificates; the CVs and certificates of the Cybersecurity and PKI Specialist, including CISSP, CISM and CEH; and the FIPS 140 validation certificates of the hardware security modules offered.</w:t>
       </w:r>
     </w:p>
     <w:p>

--- a/Cybersecurity-Risk-Management-Plan.docx
+++ b/Cybersecurity-Risk-Management-Plan.docx
@@ -91,7 +91,7 @@
               </w:rPr>
               <w:t xml:space="default">1.2 Frameworks and method</w:t>
               <w:tab/>
-              <w:t xml:space="default">4</w:t>
+              <w:t xml:space="default">3</w:t>
             </w:r>
           </w:hyperlink>
         </w:p>
@@ -776,25 +776,6 @@
               <w:t xml:space="default">11.2 Requirements compliance matrix</w:t>
               <w:tab/>
               <w:t xml:space="default">27</w:t>
-            </w:r>
-          </w:hyperlink>
-        </w:p>
-        <w:p>
-          <w:pPr>
-            <w:pStyle w:val="TOC2"/>
-            <w:tabs>
-              <w:tab w:val="clear" w:pos="8786"/>
-              <w:tab w:val="right" w:pos="9025" w:leader="dot"/>
-            </w:tabs>
-          </w:pPr>
-          <w:hyperlink w:history="1" w:anchor="sec_11_3">
-            <w:r>
-              <w:rPr>
-                <w:rStyle w:val="IndexLink"/>
-              </w:rPr>
-              <w:t xml:space="default">11.3 Certifications and evidence of past implementation</w:t>
-              <w:tab/>
-              <w:t xml:space="default">28</w:t>
             </w:r>
           </w:hyperlink>
           <w:r>
@@ -912,8 +893,8 @@
       </w:tblPr>
       <w:tblGrid>
         <w:gridCol w:w="1890"/>
-        <w:gridCol w:w="4932"/>
-        <w:gridCol w:w="2198"/>
+        <w:gridCol w:w="4923"/>
+        <w:gridCol w:w="2207"/>
       </w:tblGrid>
       <w:tr>
         <w:trPr>
@@ -947,7 +928,7 @@
         </w:tc>
         <w:tc>
           <w:tcPr>
-            <w:tcW w:type="dxa" w:w="4932"/>
+            <w:tcW w:type="dxa" w:w="4923"/>
             <w:shd w:fill="EDEDED" w:val="clear"/>
             <w:tcMar>
               <w:top w:type="dxa" w:w="60"/>
@@ -973,7 +954,7 @@
         </w:tc>
         <w:tc>
           <w:tcPr>
-            <w:tcW w:type="dxa" w:w="2198"/>
+            <w:tcW w:type="dxa" w:w="2207"/>
             <w:shd w:fill="EDEDED" w:val="clear"/>
             <w:tcMar>
               <w:top w:type="dxa" w:w="60"/>
@@ -1026,7 +1007,7 @@
         </w:tc>
         <w:tc>
           <w:tcPr>
-            <w:tcW w:type="dxa" w:w="4932"/>
+            <w:tcW w:type="dxa" w:w="4923"/>
             <w:tcMar>
               <w:top w:type="dxa" w:w="60"/>
               <w:left w:type="dxa" w:w="100"/>
@@ -1051,7 +1032,7 @@
         </w:tc>
         <w:tc>
           <w:tcPr>
-            <w:tcW w:type="dxa" w:w="2198"/>
+            <w:tcW w:type="dxa" w:w="2207"/>
             <w:tcMar>
               <w:top w:type="dxa" w:w="60"/>
               <w:left w:type="dxa" w:w="100"/>
@@ -1117,7 +1098,7 @@
         </w:tc>
         <w:tc>
           <w:tcPr>
-            <w:tcW w:type="dxa" w:w="4932"/>
+            <w:tcW w:type="dxa" w:w="4923"/>
             <w:tcMar>
               <w:top w:type="dxa" w:w="60"/>
               <w:left w:type="dxa" w:w="100"/>
@@ -1142,7 +1123,7 @@
         </w:tc>
         <w:tc>
           <w:tcPr>
-            <w:tcW w:type="dxa" w:w="2198"/>
+            <w:tcW w:type="dxa" w:w="2207"/>
             <w:tcMar>
               <w:top w:type="dxa" w:w="60"/>
               <w:left w:type="dxa" w:w="100"/>
@@ -1199,7 +1180,7 @@
         </w:tc>
         <w:tc>
           <w:tcPr>
-            <w:tcW w:type="dxa" w:w="4932"/>
+            <w:tcW w:type="dxa" w:w="4923"/>
             <w:tcMar>
               <w:top w:type="dxa" w:w="60"/>
               <w:left w:type="dxa" w:w="100"/>
@@ -1224,7 +1205,7 @@
         </w:tc>
         <w:tc>
           <w:tcPr>
-            <w:tcW w:type="dxa" w:w="2198"/>
+            <w:tcW w:type="dxa" w:w="2207"/>
             <w:tcMar>
               <w:top w:type="dxa" w:w="60"/>
               <w:left w:type="dxa" w:w="100"/>
@@ -1275,95 +1256,13 @@
                 <w:i w:val="false"/>
                 <w:iCs w:val="false"/>
               </w:rPr>
-              <w:t xml:space="preserve"/>
-            </w:r>
-          </w:p>
-        </w:tc>
-        <w:tc>
-          <w:tcPr>
-            <w:tcW w:type="dxa" w:w="4932"/>
-            <w:tcMar>
-              <w:top w:type="dxa" w:w="60"/>
-              <w:left w:type="dxa" w:w="100"/>
-              <w:bottom w:type="dxa" w:w="60"/>
-              <w:right w:type="dxa" w:w="100"/>
-            </w:tcMar>
-          </w:tcPr>
-          <w:p>
-            <w:pPr>
-              <w:spacing w:after="0" w:before="0"/>
-            </w:pPr>
-            <w:r>
-              <w:rPr>
-                <w:b w:val="false"/>
-                <w:bCs w:val="false"/>
-                <w:i w:val="false"/>
-                <w:iCs w:val="false"/>
-              </w:rPr>
-              <w:t xml:space="preserve">Evidence of past implementation</w:t>
-            </w:r>
-          </w:p>
-        </w:tc>
-        <w:tc>
-          <w:tcPr>
-            <w:tcW w:type="dxa" w:w="2198"/>
-            <w:tcMar>
-              <w:top w:type="dxa" w:w="60"/>
-              <w:left w:type="dxa" w:w="100"/>
-              <w:bottom w:type="dxa" w:w="60"/>
-              <w:right w:type="dxa" w:w="100"/>
-            </w:tcMar>
-          </w:tcPr>
-          <w:p>
-            <w:pPr>
-              <w:spacing w:after="0" w:before="0"/>
-            </w:pPr>
-            <w:r>
-              <w:rPr>
-                <w:b w:val="false"/>
-                <w:bCs w:val="false"/>
-                <w:i w:val="false"/>
-                <w:iCs w:val="false"/>
-              </w:rPr>
-              <w:t xml:space="preserve">Section </w:t>
-            </w:r>
-            <w:fldSimple w:instr="REF sec_11_3 \w \h">
-              <w:r>
-                <w:t xml:space="preserve">11.3</w:t>
-              </w:r>
-            </w:fldSimple>
-          </w:p>
-        </w:tc>
-      </w:tr>
-      <w:tr>
-        <w:tc>
-          <w:tcPr>
-            <w:tcW w:type="dxa" w:w="1890"/>
-            <w:tcMar>
-              <w:top w:type="dxa" w:w="60"/>
-              <w:left w:type="dxa" w:w="100"/>
-              <w:bottom w:type="dxa" w:w="60"/>
-              <w:right w:type="dxa" w:w="100"/>
-            </w:tcMar>
-          </w:tcPr>
-          <w:p>
-            <w:pPr>
-              <w:spacing w:after="0" w:before="0"/>
-            </w:pPr>
-            <w:r>
-              <w:rPr>
-                <w:b w:val="false"/>
-                <w:bCs w:val="false"/>
-                <w:i w:val="false"/>
-                <w:iCs w:val="false"/>
-              </w:rPr>
               <w:t xml:space="preserve">2. Risk identification, mitigation and response</w:t>
             </w:r>
           </w:p>
         </w:tc>
         <w:tc>
           <w:tcPr>
-            <w:tcW w:type="dxa" w:w="4932"/>
+            <w:tcW w:type="dxa" w:w="4923"/>
             <w:tcMar>
               <w:top w:type="dxa" w:w="60"/>
               <w:left w:type="dxa" w:w="100"/>
@@ -1388,7 +1287,7 @@
         </w:tc>
         <w:tc>
           <w:tcPr>
-            <w:tcW w:type="dxa" w:w="2198"/>
+            <w:tcW w:type="dxa" w:w="2207"/>
             <w:tcMar>
               <w:top w:type="dxa" w:w="60"/>
               <w:left w:type="dxa" w:w="100"/>
@@ -1445,7 +1344,7 @@
         </w:tc>
         <w:tc>
           <w:tcPr>
-            <w:tcW w:type="dxa" w:w="4932"/>
+            <w:tcW w:type="dxa" w:w="4923"/>
             <w:tcMar>
               <w:top w:type="dxa" w:w="60"/>
               <w:left w:type="dxa" w:w="100"/>
@@ -1470,7 +1369,7 @@
         </w:tc>
         <w:tc>
           <w:tcPr>
-            <w:tcW w:type="dxa" w:w="2198"/>
+            <w:tcW w:type="dxa" w:w="2207"/>
             <w:tcMar>
               <w:top w:type="dxa" w:w="60"/>
               <w:left w:type="dxa" w:w="100"/>
@@ -1541,7 +1440,7 @@
         </w:tc>
         <w:tc>
           <w:tcPr>
-            <w:tcW w:type="dxa" w:w="4932"/>
+            <w:tcW w:type="dxa" w:w="4923"/>
             <w:tcMar>
               <w:top w:type="dxa" w:w="60"/>
               <w:left w:type="dxa" w:w="100"/>
@@ -1566,7 +1465,7 @@
         </w:tc>
         <w:tc>
           <w:tcPr>
-            <w:tcW w:type="dxa" w:w="2198"/>
+            <w:tcW w:type="dxa" w:w="2207"/>
             <w:tcMar>
               <w:top w:type="dxa" w:w="60"/>
               <w:left w:type="dxa" w:w="100"/>
@@ -1618,7 +1517,7 @@
         </w:tc>
         <w:tc>
           <w:tcPr>
-            <w:tcW w:type="dxa" w:w="4932"/>
+            <w:tcW w:type="dxa" w:w="4923"/>
             <w:tcMar>
               <w:top w:type="dxa" w:w="60"/>
               <w:left w:type="dxa" w:w="100"/>
@@ -1643,7 +1542,7 @@
         </w:tc>
         <w:tc>
           <w:tcPr>
-            <w:tcW w:type="dxa" w:w="2198"/>
+            <w:tcW w:type="dxa" w:w="2207"/>
             <w:tcMar>
               <w:top w:type="dxa" w:w="60"/>
               <w:left w:type="dxa" w:w="100"/>
@@ -1695,7 +1594,7 @@
         </w:tc>
         <w:tc>
           <w:tcPr>
-            <w:tcW w:type="dxa" w:w="4932"/>
+            <w:tcW w:type="dxa" w:w="4923"/>
             <w:tcMar>
               <w:top w:type="dxa" w:w="60"/>
               <w:left w:type="dxa" w:w="100"/>
@@ -1720,7 +1619,7 @@
         </w:tc>
         <w:tc>
           <w:tcPr>
-            <w:tcW w:type="dxa" w:w="2198"/>
+            <w:tcW w:type="dxa" w:w="2207"/>
             <w:tcMar>
               <w:top w:type="dxa" w:w="60"/>
               <w:left w:type="dxa" w:w="100"/>
@@ -1772,7 +1671,7 @@
         </w:tc>
         <w:tc>
           <w:tcPr>
-            <w:tcW w:type="dxa" w:w="4932"/>
+            <w:tcW w:type="dxa" w:w="4923"/>
             <w:tcMar>
               <w:top w:type="dxa" w:w="60"/>
               <w:left w:type="dxa" w:w="100"/>
@@ -1797,7 +1696,7 @@
         </w:tc>
         <w:tc>
           <w:tcPr>
-            <w:tcW w:type="dxa" w:w="2198"/>
+            <w:tcW w:type="dxa" w:w="2207"/>
             <w:tcMar>
               <w:top w:type="dxa" w:w="60"/>
               <w:left w:type="dxa" w:w="100"/>
@@ -1854,7 +1753,7 @@
         </w:tc>
         <w:tc>
           <w:tcPr>
-            <w:tcW w:type="dxa" w:w="4932"/>
+            <w:tcW w:type="dxa" w:w="4923"/>
             <w:tcMar>
               <w:top w:type="dxa" w:w="60"/>
               <w:left w:type="dxa" w:w="100"/>
@@ -1879,7 +1778,7 @@
         </w:tc>
         <w:tc>
           <w:tcPr>
-            <w:tcW w:type="dxa" w:w="2198"/>
+            <w:tcW w:type="dxa" w:w="2207"/>
             <w:tcMar>
               <w:top w:type="dxa" w:w="60"/>
               <w:left w:type="dxa" w:w="100"/>
@@ -1936,7 +1835,7 @@
         </w:tc>
         <w:tc>
           <w:tcPr>
-            <w:tcW w:type="dxa" w:w="4932"/>
+            <w:tcW w:type="dxa" w:w="4923"/>
             <w:tcMar>
               <w:top w:type="dxa" w:w="60"/>
               <w:left w:type="dxa" w:w="100"/>
@@ -1961,7 +1860,7 @@
         </w:tc>
         <w:tc>
           <w:tcPr>
-            <w:tcW w:type="dxa" w:w="2198"/>
+            <w:tcW w:type="dxa" w:w="2207"/>
             <w:tcMar>
               <w:top w:type="dxa" w:w="60"/>
               <w:left w:type="dxa" w:w="100"/>
@@ -2018,7 +1917,7 @@
         </w:tc>
         <w:tc>
           <w:tcPr>
-            <w:tcW w:type="dxa" w:w="4932"/>
+            <w:tcW w:type="dxa" w:w="4923"/>
             <w:tcMar>
               <w:top w:type="dxa" w:w="60"/>
               <w:left w:type="dxa" w:w="100"/>
@@ -2043,7 +1942,7 @@
         </w:tc>
         <w:tc>
           <w:tcPr>
-            <w:tcW w:type="dxa" w:w="2198"/>
+            <w:tcW w:type="dxa" w:w="2207"/>
             <w:tcMar>
               <w:top w:type="dxa" w:w="60"/>
               <w:left w:type="dxa" w:w="100"/>
@@ -2100,7 +1999,7 @@
         </w:tc>
         <w:tc>
           <w:tcPr>
-            <w:tcW w:type="dxa" w:w="4932"/>
+            <w:tcW w:type="dxa" w:w="4923"/>
             <w:tcMar>
               <w:top w:type="dxa" w:w="60"/>
               <w:left w:type="dxa" w:w="100"/>
@@ -2125,7 +2024,7 @@
         </w:tc>
         <w:tc>
           <w:tcPr>
-            <w:tcW w:type="dxa" w:w="2198"/>
+            <w:tcW w:type="dxa" w:w="2207"/>
             <w:tcMar>
               <w:top w:type="dxa" w:w="60"/>
               <w:left w:type="dxa" w:w="100"/>
@@ -2182,7 +2081,7 @@
         </w:tc>
         <w:tc>
           <w:tcPr>
-            <w:tcW w:type="dxa" w:w="4932"/>
+            <w:tcW w:type="dxa" w:w="4923"/>
             <w:tcMar>
               <w:top w:type="dxa" w:w="60"/>
               <w:left w:type="dxa" w:w="100"/>
@@ -2207,7 +2106,7 @@
         </w:tc>
         <w:tc>
           <w:tcPr>
-            <w:tcW w:type="dxa" w:w="2198"/>
+            <w:tcW w:type="dxa" w:w="2207"/>
             <w:tcMar>
               <w:top w:type="dxa" w:w="60"/>
               <w:left w:type="dxa" w:w="100"/>
@@ -2264,7 +2163,7 @@
         </w:tc>
         <w:tc>
           <w:tcPr>
-            <w:tcW w:type="dxa" w:w="4932"/>
+            <w:tcW w:type="dxa" w:w="4923"/>
             <w:tcMar>
               <w:top w:type="dxa" w:w="60"/>
               <w:left w:type="dxa" w:w="100"/>
@@ -2289,7 +2188,7 @@
         </w:tc>
         <w:tc>
           <w:tcPr>
-            <w:tcW w:type="dxa" w:w="2198"/>
+            <w:tcW w:type="dxa" w:w="2207"/>
             <w:tcMar>
               <w:top w:type="dxa" w:w="60"/>
               <w:left w:type="dxa" w:w="100"/>
@@ -2341,7 +2240,7 @@
         </w:tc>
         <w:tc>
           <w:tcPr>
-            <w:tcW w:type="dxa" w:w="4932"/>
+            <w:tcW w:type="dxa" w:w="4923"/>
             <w:tcMar>
               <w:top w:type="dxa" w:w="60"/>
               <w:left w:type="dxa" w:w="100"/>
@@ -2366,7 +2265,7 @@
         </w:tc>
         <w:tc>
           <w:tcPr>
-            <w:tcW w:type="dxa" w:w="2198"/>
+            <w:tcW w:type="dxa" w:w="2207"/>
             <w:tcMar>
               <w:top w:type="dxa" w:w="60"/>
               <w:left w:type="dxa" w:w="100"/>
@@ -2418,7 +2317,7 @@
         </w:tc>
         <w:tc>
           <w:tcPr>
-            <w:tcW w:type="dxa" w:w="4932"/>
+            <w:tcW w:type="dxa" w:w="4923"/>
             <w:tcMar>
               <w:top w:type="dxa" w:w="60"/>
               <w:left w:type="dxa" w:w="100"/>
@@ -2443,7 +2342,7 @@
         </w:tc>
         <w:tc>
           <w:tcPr>
-            <w:tcW w:type="dxa" w:w="2198"/>
+            <w:tcW w:type="dxa" w:w="2207"/>
             <w:tcMar>
               <w:top w:type="dxa" w:w="60"/>
               <w:left w:type="dxa" w:w="100"/>
@@ -22149,8 +22048,8 @@
         </w:tblBorders>
       </w:tblPr>
       <w:tblGrid>
-        <w:gridCol w:w="6513"/>
-        <w:gridCol w:w="2507"/>
+        <w:gridCol w:w="6562"/>
+        <w:gridCol w:w="2458"/>
       </w:tblGrid>
       <w:tr>
         <w:trPr>
@@ -22158,7 +22057,7 @@
         </w:trPr>
         <w:tc>
           <w:tcPr>
-            <w:tcW w:type="dxa" w:w="6513"/>
+            <w:tcW w:type="dxa" w:w="6562"/>
             <w:shd w:fill="EDEDED" w:val="clear"/>
             <w:tcMar>
               <w:top w:type="dxa" w:w="60"/>
@@ -22184,7 +22083,7 @@
         </w:tc>
         <w:tc>
           <w:tcPr>
-            <w:tcW w:type="dxa" w:w="2507"/>
+            <w:tcW w:type="dxa" w:w="2458"/>
             <w:shd w:fill="EDEDED" w:val="clear"/>
             <w:tcMar>
               <w:top w:type="dxa" w:w="60"/>
@@ -22212,7 +22111,7 @@
       <w:tr>
         <w:tc>
           <w:tcPr>
-            <w:tcW w:type="dxa" w:w="6513"/>
+            <w:tcW w:type="dxa" w:w="6562"/>
             <w:tcMar>
               <w:top w:type="dxa" w:w="60"/>
               <w:left w:type="dxa" w:w="100"/>
@@ -22246,7 +22145,7 @@
         </w:tc>
         <w:tc>
           <w:tcPr>
-            <w:tcW w:type="dxa" w:w="2507"/>
+            <w:tcW w:type="dxa" w:w="2458"/>
             <w:tcMar>
               <w:top w:type="dxa" w:w="60"/>
               <w:left w:type="dxa" w:w="100"/>
@@ -22305,7 +22204,7 @@
       <w:tr>
         <w:tc>
           <w:tcPr>
-            <w:tcW w:type="dxa" w:w="6513"/>
+            <w:tcW w:type="dxa" w:w="6562"/>
             <w:tcMar>
               <w:top w:type="dxa" w:w="60"/>
               <w:left w:type="dxa" w:w="100"/>
@@ -22339,7 +22238,7 @@
         </w:tc>
         <w:tc>
           <w:tcPr>
-            <w:tcW w:type="dxa" w:w="2507"/>
+            <w:tcW w:type="dxa" w:w="2458"/>
             <w:tcMar>
               <w:top w:type="dxa" w:w="60"/>
               <w:left w:type="dxa" w:w="100"/>
@@ -22384,7 +22283,7 @@
       <w:tr>
         <w:tc>
           <w:tcPr>
-            <w:tcW w:type="dxa" w:w="6513"/>
+            <w:tcW w:type="dxa" w:w="6562"/>
             <w:tcMar>
               <w:top w:type="dxa" w:w="60"/>
               <w:left w:type="dxa" w:w="100"/>
@@ -22418,7 +22317,7 @@
         </w:tc>
         <w:tc>
           <w:tcPr>
-            <w:tcW w:type="dxa" w:w="2507"/>
+            <w:tcW w:type="dxa" w:w="2458"/>
             <w:tcMar>
               <w:top w:type="dxa" w:w="60"/>
               <w:left w:type="dxa" w:w="100"/>
@@ -22454,7 +22353,7 @@
       <w:tr>
         <w:tc>
           <w:tcPr>
-            <w:tcW w:type="dxa" w:w="6513"/>
+            <w:tcW w:type="dxa" w:w="6562"/>
             <w:tcMar>
               <w:top w:type="dxa" w:w="60"/>
               <w:left w:type="dxa" w:w="100"/>
@@ -22488,7 +22387,7 @@
         </w:tc>
         <w:tc>
           <w:tcPr>
-            <w:tcW w:type="dxa" w:w="2507"/>
+            <w:tcW w:type="dxa" w:w="2458"/>
             <w:tcMar>
               <w:top w:type="dxa" w:w="60"/>
               <w:left w:type="dxa" w:w="100"/>
@@ -22524,7 +22423,7 @@
       <w:tr>
         <w:tc>
           <w:tcPr>
-            <w:tcW w:type="dxa" w:w="6513"/>
+            <w:tcW w:type="dxa" w:w="6562"/>
             <w:tcMar>
               <w:top w:type="dxa" w:w="60"/>
               <w:left w:type="dxa" w:w="100"/>
@@ -22558,7 +22457,7 @@
         </w:tc>
         <w:tc>
           <w:tcPr>
-            <w:tcW w:type="dxa" w:w="2507"/>
+            <w:tcW w:type="dxa" w:w="2458"/>
             <w:tcMar>
               <w:top w:type="dxa" w:w="60"/>
               <w:left w:type="dxa" w:w="100"/>
@@ -22617,7 +22516,7 @@
       <w:tr>
         <w:tc>
           <w:tcPr>
-            <w:tcW w:type="dxa" w:w="6513"/>
+            <w:tcW w:type="dxa" w:w="6562"/>
             <w:tcMar>
               <w:top w:type="dxa" w:w="60"/>
               <w:left w:type="dxa" w:w="100"/>
@@ -22651,7 +22550,7 @@
         </w:tc>
         <w:tc>
           <w:tcPr>
-            <w:tcW w:type="dxa" w:w="2507"/>
+            <w:tcW w:type="dxa" w:w="2458"/>
             <w:tcMar>
               <w:top w:type="dxa" w:w="60"/>
               <w:left w:type="dxa" w:w="100"/>
@@ -22687,7 +22586,7 @@
       <w:tr>
         <w:tc>
           <w:tcPr>
-            <w:tcW w:type="dxa" w:w="6513"/>
+            <w:tcW w:type="dxa" w:w="6562"/>
             <w:tcMar>
               <w:top w:type="dxa" w:w="60"/>
               <w:left w:type="dxa" w:w="100"/>
@@ -22721,7 +22620,7 @@
         </w:tc>
         <w:tc>
           <w:tcPr>
-            <w:tcW w:type="dxa" w:w="2507"/>
+            <w:tcW w:type="dxa" w:w="2458"/>
             <w:tcMar>
               <w:top w:type="dxa" w:w="60"/>
               <w:left w:type="dxa" w:w="100"/>
@@ -22757,7 +22656,7 @@
       <w:tr>
         <w:tc>
           <w:tcPr>
-            <w:tcW w:type="dxa" w:w="6513"/>
+            <w:tcW w:type="dxa" w:w="6562"/>
             <w:tcMar>
               <w:top w:type="dxa" w:w="60"/>
               <w:left w:type="dxa" w:w="100"/>
@@ -22791,7 +22690,7 @@
         </w:tc>
         <w:tc>
           <w:tcPr>
-            <w:tcW w:type="dxa" w:w="2507"/>
+            <w:tcW w:type="dxa" w:w="2458"/>
             <w:tcMar>
               <w:top w:type="dxa" w:w="60"/>
               <w:left w:type="dxa" w:w="100"/>
@@ -22845,7 +22744,7 @@
       <w:tr>
         <w:tc>
           <w:tcPr>
-            <w:tcW w:type="dxa" w:w="6513"/>
+            <w:tcW w:type="dxa" w:w="6562"/>
             <w:tcMar>
               <w:top w:type="dxa" w:w="60"/>
               <w:left w:type="dxa" w:w="100"/>
@@ -22879,7 +22778,7 @@
         </w:tc>
         <w:tc>
           <w:tcPr>
-            <w:tcW w:type="dxa" w:w="2507"/>
+            <w:tcW w:type="dxa" w:w="2458"/>
             <w:tcMar>
               <w:top w:type="dxa" w:w="60"/>
               <w:left w:type="dxa" w:w="100"/>
@@ -22934,7 +22833,7 @@
       <w:tr>
         <w:tc>
           <w:tcPr>
-            <w:tcW w:type="dxa" w:w="6513"/>
+            <w:tcW w:type="dxa" w:w="6562"/>
             <w:tcMar>
               <w:top w:type="dxa" w:w="60"/>
               <w:left w:type="dxa" w:w="100"/>
@@ -22968,7 +22867,7 @@
         </w:tc>
         <w:tc>
           <w:tcPr>
-            <w:tcW w:type="dxa" w:w="2507"/>
+            <w:tcW w:type="dxa" w:w="2458"/>
             <w:tcMar>
               <w:top w:type="dxa" w:w="60"/>
               <w:left w:type="dxa" w:w="100"/>
@@ -23022,7 +22921,7 @@
       <w:tr>
         <w:tc>
           <w:tcPr>
-            <w:tcW w:type="dxa" w:w="6513"/>
+            <w:tcW w:type="dxa" w:w="6562"/>
             <w:tcMar>
               <w:top w:type="dxa" w:w="60"/>
               <w:left w:type="dxa" w:w="100"/>
@@ -23056,7 +22955,7 @@
         </w:tc>
         <w:tc>
           <w:tcPr>
-            <w:tcW w:type="dxa" w:w="2507"/>
+            <w:tcW w:type="dxa" w:w="2458"/>
             <w:tcMar>
               <w:top w:type="dxa" w:w="60"/>
               <w:left w:type="dxa" w:w="100"/>
@@ -23084,34 +22983,20 @@
                 <w:i w:val="false"/>
                 <w:iCs w:val="false"/>
               </w:rPr>
-              <w:t xml:space="preserve">Sections </w:t>
+              <w:t xml:space="preserve">Section </w:t>
             </w:r>
             <w:fldSimple w:instr="REF sec_9_3 \w \h">
               <w:r>
                 <w:t xml:space="preserve">9.3</w:t>
               </w:r>
             </w:fldSimple>
-            <w:r>
-              <w:rPr>
-                <w:b w:val="false"/>
-                <w:bCs w:val="false"/>
-                <w:i w:val="false"/>
-                <w:iCs w:val="false"/>
-              </w:rPr>
-              <w:t xml:space="preserve"> and </w:t>
-            </w:r>
-            <w:fldSimple w:instr="REF sec_11_3 \w \h">
-              <w:r>
-                <w:t xml:space="preserve">11.3</w:t>
-              </w:r>
-            </w:fldSimple>
-          </w:p>
-        </w:tc>
-      </w:tr>
-      <w:tr>
-        <w:tc>
-          <w:tcPr>
-            <w:tcW w:type="dxa" w:w="6513"/>
+          </w:p>
+        </w:tc>
+      </w:tr>
+      <w:tr>
+        <w:tc>
+          <w:tcPr>
+            <w:tcW w:type="dxa" w:w="6562"/>
             <w:tcMar>
               <w:top w:type="dxa" w:w="60"/>
               <w:left w:type="dxa" w:w="100"/>
@@ -23145,48 +23030,34 @@
         </w:tc>
         <w:tc>
           <w:tcPr>
-            <w:tcW w:type="dxa" w:w="2507"/>
-            <w:tcMar>
-              <w:top w:type="dxa" w:w="60"/>
-              <w:left w:type="dxa" w:w="100"/>
-              <w:bottom w:type="dxa" w:w="60"/>
-              <w:right w:type="dxa" w:w="100"/>
-            </w:tcMar>
-          </w:tcPr>
-          <w:p>
-            <w:pPr>
-              <w:spacing w:after="0" w:before="0"/>
-            </w:pPr>
-            <w:r>
-              <w:rPr>
-                <w:b w:val="false"/>
-                <w:bCs w:val="false"/>
-                <w:i w:val="false"/>
-                <w:iCs w:val="false"/>
-              </w:rPr>
-              <w:t xml:space="preserve">ISO/IEC 27001 and ISO 9001: complies, certificates attached. </w:t>
-            </w:r>
-            <w:r>
-              <w:rPr>
-                <w:b w:val="false"/>
-                <w:bCs w:val="false"/>
-                <w:i w:val="false"/>
-                <w:iCs w:val="false"/>
-              </w:rPr>
-              <w:t xml:space="preserve">Section </w:t>
-            </w:r>
-            <w:fldSimple w:instr="REF sec_11_3 \w \h">
-              <w:r>
-                <w:t xml:space="preserve">11.3</w:t>
-              </w:r>
-            </w:fldSimple>
-          </w:p>
-        </w:tc>
-      </w:tr>
-      <w:tr>
-        <w:tc>
-          <w:tcPr>
-            <w:tcW w:type="dxa" w:w="6513"/>
+            <w:tcW w:type="dxa" w:w="2458"/>
+            <w:tcMar>
+              <w:top w:type="dxa" w:w="60"/>
+              <w:left w:type="dxa" w:w="100"/>
+              <w:bottom w:type="dxa" w:w="60"/>
+              <w:right w:type="dxa" w:w="100"/>
+            </w:tcMar>
+          </w:tcPr>
+          <w:p>
+            <w:pPr>
+              <w:spacing w:after="0" w:before="0"/>
+            </w:pPr>
+            <w:r>
+              <w:rPr>
+                <w:b w:val="false"/>
+                <w:bCs w:val="false"/>
+                <w:i w:val="false"/>
+                <w:iCs w:val="false"/>
+              </w:rPr>
+              <w:t xml:space="preserve">ISO/IEC 27001 and ISO 9001: complies, certificates attached</w:t>
+            </w:r>
+          </w:p>
+        </w:tc>
+      </w:tr>
+      <w:tr>
+        <w:tc>
+          <w:tcPr>
+            <w:tcW w:type="dxa" w:w="6562"/>
             <w:tcMar>
               <w:top w:type="dxa" w:w="60"/>
               <w:left w:type="dxa" w:w="100"/>
@@ -23220,7 +23091,7 @@
         </w:tc>
         <w:tc>
           <w:tcPr>
-            <w:tcW w:type="dxa" w:w="2507"/>
+            <w:tcW w:type="dxa" w:w="2458"/>
             <w:tcMar>
               <w:top w:type="dxa" w:w="60"/>
               <w:left w:type="dxa" w:w="100"/>
@@ -23279,7 +23150,7 @@
       <w:tr>
         <w:tc>
           <w:tcPr>
-            <w:tcW w:type="dxa" w:w="6513"/>
+            <w:tcW w:type="dxa" w:w="6562"/>
             <w:tcMar>
               <w:top w:type="dxa" w:w="60"/>
               <w:left w:type="dxa" w:w="100"/>
@@ -23313,7 +23184,7 @@
         </w:tc>
         <w:tc>
           <w:tcPr>
-            <w:tcW w:type="dxa" w:w="2507"/>
+            <w:tcW w:type="dxa" w:w="2458"/>
             <w:tcMar>
               <w:top w:type="dxa" w:w="60"/>
               <w:left w:type="dxa" w:w="100"/>
@@ -23349,7 +23220,7 @@
       <w:tr>
         <w:tc>
           <w:tcPr>
-            <w:tcW w:type="dxa" w:w="6513"/>
+            <w:tcW w:type="dxa" w:w="6562"/>
             <w:tcMar>
               <w:top w:type="dxa" w:w="60"/>
               <w:left w:type="dxa" w:w="100"/>
@@ -23383,7 +23254,7 @@
         </w:tc>
         <w:tc>
           <w:tcPr>
-            <w:tcW w:type="dxa" w:w="2507"/>
+            <w:tcW w:type="dxa" w:w="2458"/>
             <w:tcMar>
               <w:top w:type="dxa" w:w="60"/>
               <w:left w:type="dxa" w:w="100"/>
@@ -23442,7 +23313,7 @@
       <w:tr>
         <w:tc>
           <w:tcPr>
-            <w:tcW w:type="dxa" w:w="6513"/>
+            <w:tcW w:type="dxa" w:w="6562"/>
             <w:tcMar>
               <w:top w:type="dxa" w:w="60"/>
               <w:left w:type="dxa" w:w="100"/>
@@ -23476,7 +23347,7 @@
         </w:tc>
         <w:tc>
           <w:tcPr>
-            <w:tcW w:type="dxa" w:w="2507"/>
+            <w:tcW w:type="dxa" w:w="2458"/>
             <w:tcMar>
               <w:top w:type="dxa" w:w="60"/>
               <w:left w:type="dxa" w:w="100"/>
@@ -23531,7 +23402,7 @@
       <w:tr>
         <w:tc>
           <w:tcPr>
-            <w:tcW w:type="dxa" w:w="6513"/>
+            <w:tcW w:type="dxa" w:w="6562"/>
             <w:tcMar>
               <w:top w:type="dxa" w:w="60"/>
               <w:left w:type="dxa" w:w="100"/>
@@ -23565,7 +23436,7 @@
         </w:tc>
         <w:tc>
           <w:tcPr>
-            <w:tcW w:type="dxa" w:w="2507"/>
+            <w:tcW w:type="dxa" w:w="2458"/>
             <w:tcMar>
               <w:top w:type="dxa" w:w="60"/>
               <w:left w:type="dxa" w:w="100"/>
@@ -23606,7 +23477,7 @@
       <w:tr>
         <w:tc>
           <w:tcPr>
-            <w:tcW w:type="dxa" w:w="6513"/>
+            <w:tcW w:type="dxa" w:w="6562"/>
             <w:tcMar>
               <w:top w:type="dxa" w:w="60"/>
               <w:left w:type="dxa" w:w="100"/>
@@ -23640,7 +23511,7 @@
         </w:tc>
         <w:tc>
           <w:tcPr>
-            <w:tcW w:type="dxa" w:w="2507"/>
+            <w:tcW w:type="dxa" w:w="2458"/>
             <w:tcMar>
               <w:top w:type="dxa" w:w="60"/>
               <w:left w:type="dxa" w:w="100"/>
@@ -23669,413 +23540,6 @@
                 <w:iCs w:val="false"/>
               </w:rPr>
               <w:t xml:space="preserve">Section 7</w:t>
-            </w:r>
-          </w:p>
-        </w:tc>
-      </w:tr>
-    </w:tbl>
-    <w:p>
-      <w:pPr>
-        <w:spacing w:after="140"/>
-      </w:pPr>
-    </w:p>
-    <w:p>
-      <w:pPr>
-        <w:pStyle w:val="Heading2"/>
-        <w:numPr>
-          <w:ilvl w:val="1"/>
-          <w:numId w:val="2"/>
-        </w:numPr>
-        <w:spacing w:after="140" w:before="260"/>
-      </w:pPr>
-      <w:r>
-        <w:t xml:space="preserve">C</w:t>
-      </w:r>
-      <w:bookmarkStart w:name="sec_11_3" w:id="1"/>
-      <w:r>
-        <w:rPr>
-          <w:b w:val="false"/>
-          <w:bCs w:val="false"/>
-          <w:i w:val="false"/>
-          <w:iCs w:val="false"/>
-        </w:rPr>
-        <w:t xml:space="preserve">ertifications and evidence of past implementation</w:t>
-      </w:r>
-      <w:bookmarkEnd w:id="1"/>
-    </w:p>
-    <w:p>
-      <w:pPr>
-        <w:spacing w:after="140" w:line="276"/>
-      </w:pPr>
-      <w:r>
-        <w:rPr>
-          <w:b/>
-          <w:bCs/>
-          <w:i w:val="false"/>
-          <w:iCs w:val="false"/>
-        </w:rPr>
-        <w:t xml:space="preserve">Attached to the Technical Proposal.</w:t>
-      </w:r>
-      <w:r>
-        <w:rPr>
-          <w:b w:val="false"/>
-          <w:bCs w:val="false"/>
-          <w:i w:val="false"/>
-          <w:iCs w:val="false"/>
-        </w:rPr>
-        <w:t xml:space="preserve"> Inkript's ISO/IEC 27001 and ISO 9001 certificates; the CVs and certificates of the Cybersecurity and PKI Specialist, including CISSP, CISM and CEH; and the FIPS 140 validation certificates of the hardware security modules offered.</w:t>
-      </w:r>
-    </w:p>
-    <w:p>
-      <w:pPr>
-        <w:spacing w:after="140" w:line="276"/>
-      </w:pPr>
-      <w:r>
-        <w:rPr>
-          <w:b/>
-          <w:bCs/>
-          <w:i w:val="false"/>
-          <w:iCs w:val="false"/>
-        </w:rPr>
-        <w:t xml:space="preserve">Past implementation.</w:t>
-      </w:r>
-      <w:r>
-        <w:rPr>
-          <w:b w:val="false"/>
-          <w:bCs w:val="false"/>
-          <w:i w:val="false"/>
-          <w:iCs w:val="false"/>
-        </w:rPr>
-        <w:t xml:space="preserve"> [Inkript to complete with two or three references and attach the client letters.]</w:t>
-      </w:r>
-    </w:p>
-    <w:tbl>
-      <w:tblPr>
-        <w:tblW w:type="dxa" w:w="9020"/>
-        <w:tblBorders>
-          <w:top w:val="single" w:color="auto" w:sz="4"/>
-          <w:left w:val="single" w:color="auto" w:sz="4"/>
-          <w:bottom w:val="single" w:color="auto" w:sz="4"/>
-          <w:right w:val="single" w:color="auto" w:sz="4"/>
-          <w:insideH w:val="single" w:color="auto" w:sz="4"/>
-          <w:insideV w:val="single" w:color="auto" w:sz="4"/>
-        </w:tblBorders>
-      </w:tblPr>
-      <w:tblGrid>
-        <w:gridCol w:w="2212"/>
-        <w:gridCol w:w="5689"/>
-        <w:gridCol w:w="1119"/>
-      </w:tblGrid>
-      <w:tr>
-        <w:trPr>
-          <w:tblHeader/>
-        </w:trPr>
-        <w:tc>
-          <w:tcPr>
-            <w:tcW w:type="dxa" w:w="2212"/>
-            <w:shd w:fill="EDEDED" w:val="clear"/>
-            <w:tcMar>
-              <w:top w:type="dxa" w:w="60"/>
-              <w:left w:type="dxa" w:w="100"/>
-              <w:bottom w:type="dxa" w:w="60"/>
-              <w:right w:type="dxa" w:w="100"/>
-            </w:tcMar>
-          </w:tcPr>
-          <w:p>
-            <w:pPr>
-              <w:spacing w:after="0" w:before="0"/>
-            </w:pPr>
-            <w:r>
-              <w:rPr>
-                <w:b/>
-                <w:bCs/>
-                <w:i w:val="false"/>
-                <w:iCs w:val="false"/>
-              </w:rPr>
-              <w:t xml:space="preserve">Project, client, country and period</w:t>
-            </w:r>
-          </w:p>
-        </w:tc>
-        <w:tc>
-          <w:tcPr>
-            <w:tcW w:type="dxa" w:w="5689"/>
-            <w:shd w:fill="EDEDED" w:val="clear"/>
-            <w:tcMar>
-              <w:top w:type="dxa" w:w="60"/>
-              <w:left w:type="dxa" w:w="100"/>
-              <w:bottom w:type="dxa" w:w="60"/>
-              <w:right w:type="dxa" w:w="100"/>
-            </w:tcMar>
-          </w:tcPr>
-          <w:p>
-            <w:pPr>
-              <w:spacing w:after="0" w:before="0"/>
-            </w:pPr>
-            <w:r>
-              <w:rPr>
-                <w:b/>
-                <w:bCs/>
-                <w:i w:val="false"/>
-                <w:iCs w:val="false"/>
-              </w:rPr>
-              <w:t xml:space="preserve">Security scope comparable to this Contract</w:t>
-            </w:r>
-          </w:p>
-        </w:tc>
-        <w:tc>
-          <w:tcPr>
-            <w:tcW w:type="dxa" w:w="1119"/>
-            <w:shd w:fill="EDEDED" w:val="clear"/>
-            <w:tcMar>
-              <w:top w:type="dxa" w:w="60"/>
-              <w:left w:type="dxa" w:w="100"/>
-              <w:bottom w:type="dxa" w:w="60"/>
-              <w:right w:type="dxa" w:w="100"/>
-            </w:tcMar>
-          </w:tcPr>
-          <w:p>
-            <w:pPr>
-              <w:spacing w:after="0" w:before="0"/>
-            </w:pPr>
-            <w:r>
-              <w:rPr>
-                <w:b/>
-                <w:bCs/>
-                <w:i w:val="false"/>
-                <w:iCs w:val="false"/>
-              </w:rPr>
-              <w:t xml:space="preserve">Evidence attached</w:t>
-            </w:r>
-          </w:p>
-        </w:tc>
-      </w:tr>
-      <w:tr>
-        <w:tc>
-          <w:tcPr>
-            <w:tcW w:type="dxa" w:w="2212"/>
-            <w:tcMar>
-              <w:top w:type="dxa" w:w="60"/>
-              <w:left w:type="dxa" w:w="100"/>
-              <w:bottom w:type="dxa" w:w="60"/>
-              <w:right w:type="dxa" w:w="100"/>
-            </w:tcMar>
-          </w:tcPr>
-          <w:p>
-            <w:pPr>
-              <w:spacing w:after="0" w:before="0"/>
-            </w:pPr>
-            <w:r>
-              <w:rPr>
-                <w:b w:val="false"/>
-                <w:bCs w:val="false"/>
-                <w:i w:val="false"/>
-                <w:iCs w:val="false"/>
-              </w:rPr>
-              <w:t xml:space="preserve">[Reference 1]</w:t>
-            </w:r>
-          </w:p>
-        </w:tc>
-        <w:tc>
-          <w:tcPr>
-            <w:tcW w:type="dxa" w:w="5689"/>
-            <w:tcMar>
-              <w:top w:type="dxa" w:w="60"/>
-              <w:left w:type="dxa" w:w="100"/>
-              <w:bottom w:type="dxa" w:w="60"/>
-              <w:right w:type="dxa" w:w="100"/>
-            </w:tcMar>
-          </w:tcPr>
-          <w:p>
-            <w:pPr>
-              <w:spacing w:after="0" w:before="0"/>
-            </w:pPr>
-            <w:r>
-              <w:rPr>
-                <w:b w:val="false"/>
-                <w:bCs w:val="false"/>
-                <w:i w:val="false"/>
-                <w:iCs w:val="false"/>
-              </w:rPr>
-              <w:t xml:space="preserve">[For example: identity document personalization facility with HSM signing, Security Operations Center, penetration testing and ISO/IEC 27001 controls]</w:t>
-            </w:r>
-          </w:p>
-        </w:tc>
-        <w:tc>
-          <w:tcPr>
-            <w:tcW w:type="dxa" w:w="1119"/>
-            <w:tcMar>
-              <w:top w:type="dxa" w:w="60"/>
-              <w:left w:type="dxa" w:w="100"/>
-              <w:bottom w:type="dxa" w:w="60"/>
-              <w:right w:type="dxa" w:w="100"/>
-            </w:tcMar>
-          </w:tcPr>
-          <w:p>
-            <w:pPr>
-              <w:spacing w:after="0" w:before="0"/>
-            </w:pPr>
-            <w:r>
-              <w:rPr>
-                <w:b w:val="false"/>
-                <w:bCs w:val="false"/>
-                <w:i w:val="false"/>
-                <w:iCs w:val="false"/>
-              </w:rPr>
-              <w:t xml:space="preserve">[Client letter]</w:t>
-            </w:r>
-          </w:p>
-        </w:tc>
-      </w:tr>
-      <w:tr>
-        <w:tc>
-          <w:tcPr>
-            <w:tcW w:type="dxa" w:w="2212"/>
-            <w:tcMar>
-              <w:top w:type="dxa" w:w="60"/>
-              <w:left w:type="dxa" w:w="100"/>
-              <w:bottom w:type="dxa" w:w="60"/>
-              <w:right w:type="dxa" w:w="100"/>
-            </w:tcMar>
-          </w:tcPr>
-          <w:p>
-            <w:pPr>
-              <w:spacing w:after="0" w:before="0"/>
-            </w:pPr>
-            <w:r>
-              <w:rPr>
-                <w:b w:val="false"/>
-                <w:bCs w:val="false"/>
-                <w:i w:val="false"/>
-                <w:iCs w:val="false"/>
-              </w:rPr>
-              <w:t xml:space="preserve">[Reference 2]</w:t>
-            </w:r>
-          </w:p>
-        </w:tc>
-        <w:tc>
-          <w:tcPr>
-            <w:tcW w:type="dxa" w:w="5689"/>
-            <w:tcMar>
-              <w:top w:type="dxa" w:w="60"/>
-              <w:left w:type="dxa" w:w="100"/>
-              <w:bottom w:type="dxa" w:w="60"/>
-              <w:right w:type="dxa" w:w="100"/>
-            </w:tcMar>
-          </w:tcPr>
-          <w:p>
-            <w:pPr>
-              <w:spacing w:after="0" w:before="0"/>
-            </w:pPr>
-            <w:r>
-              <w:rPr>
-                <w:b w:val="false"/>
-                <w:bCs w:val="false"/>
-                <w:i w:val="false"/>
-                <w:iCs w:val="false"/>
-              </w:rPr>
-              <w:t xml:space="preserve"/>
-            </w:r>
-          </w:p>
-        </w:tc>
-        <w:tc>
-          <w:tcPr>
-            <w:tcW w:type="dxa" w:w="1119"/>
-            <w:tcMar>
-              <w:top w:type="dxa" w:w="60"/>
-              <w:left w:type="dxa" w:w="100"/>
-              <w:bottom w:type="dxa" w:w="60"/>
-              <w:right w:type="dxa" w:w="100"/>
-            </w:tcMar>
-          </w:tcPr>
-          <w:p>
-            <w:pPr>
-              <w:spacing w:after="0" w:before="0"/>
-            </w:pPr>
-            <w:r>
-              <w:rPr>
-                <w:b w:val="false"/>
-                <w:bCs w:val="false"/>
-                <w:i w:val="false"/>
-                <w:iCs w:val="false"/>
-              </w:rPr>
-              <w:t xml:space="preserve"/>
-            </w:r>
-          </w:p>
-        </w:tc>
-      </w:tr>
-      <w:tr>
-        <w:tc>
-          <w:tcPr>
-            <w:tcW w:type="dxa" w:w="2212"/>
-            <w:tcMar>
-              <w:top w:type="dxa" w:w="60"/>
-              <w:left w:type="dxa" w:w="100"/>
-              <w:bottom w:type="dxa" w:w="60"/>
-              <w:right w:type="dxa" w:w="100"/>
-            </w:tcMar>
-          </w:tcPr>
-          <w:p>
-            <w:pPr>
-              <w:spacing w:after="0" w:before="0"/>
-            </w:pPr>
-            <w:r>
-              <w:rPr>
-                <w:b w:val="false"/>
-                <w:bCs w:val="false"/>
-                <w:i w:val="false"/>
-                <w:iCs w:val="false"/>
-              </w:rPr>
-              <w:t xml:space="preserve">[Reference 3]</w:t>
-            </w:r>
-          </w:p>
-        </w:tc>
-        <w:tc>
-          <w:tcPr>
-            <w:tcW w:type="dxa" w:w="5689"/>
-            <w:tcMar>
-              <w:top w:type="dxa" w:w="60"/>
-              <w:left w:type="dxa" w:w="100"/>
-              <w:bottom w:type="dxa" w:w="60"/>
-              <w:right w:type="dxa" w:w="100"/>
-            </w:tcMar>
-          </w:tcPr>
-          <w:p>
-            <w:pPr>
-              <w:spacing w:after="0" w:before="0"/>
-            </w:pPr>
-            <w:r>
-              <w:rPr>
-                <w:b w:val="false"/>
-                <w:bCs w:val="false"/>
-                <w:i w:val="false"/>
-                <w:iCs w:val="false"/>
-              </w:rPr>
-              <w:t xml:space="preserve"/>
-            </w:r>
-          </w:p>
-        </w:tc>
-        <w:tc>
-          <w:tcPr>
-            <w:tcW w:type="dxa" w:w="1119"/>
-            <w:tcMar>
-              <w:top w:type="dxa" w:w="60"/>
-              <w:left w:type="dxa" w:w="100"/>
-              <w:bottom w:type="dxa" w:w="60"/>
-              <w:right w:type="dxa" w:w="100"/>
-            </w:tcMar>
-          </w:tcPr>
-          <w:p>
-            <w:pPr>
-              <w:spacing w:after="0" w:before="0"/>
-            </w:pPr>
-            <w:r>
-              <w:rPr>
-                <w:b w:val="false"/>
-                <w:bCs w:val="false"/>
-                <w:i w:val="false"/>
-                <w:iCs w:val="false"/>
-              </w:rPr>
-              <w:t xml:space="preserve"/>
             </w:r>
           </w:p>
         </w:tc>

--- a/Cybersecurity-Risk-Management-Plan.docx
+++ b/Cybersecurity-Risk-Management-Plan.docx
@@ -2503,7 +2503,7 @@
           <w:i w:val="false"/>
           <w:iCs w:val="false"/>
         </w:rPr>
-        <w:t xml:space="preserve"> provides the management system and the Annex A controls. Inkript's information security management system is certified to ISO/IEC 27001, and the certificate is included in the Technical Proposal.</w:t>
+        <w:t xml:space="preserve"> provides the management system and the Annex A controls. The information security management system of Inkript, the joint venture member responsible for the Information System, is certified to ISO/IEC 27001, and the certificate is included in the Technical Proposal.</w:t>
       </w:r>
     </w:p>
     <w:p>
@@ -3267,7 +3267,7 @@
           <w:i w:val="false"/>
           <w:iCs w:val="false"/>
         </w:rPr>
-        <w:t xml:space="preserve">Inkript remains the single point of accountability under ITP 16.2(b). Its obligations under GCC 44.1 are flowed down in writing to the equipment manufacturer, the card manufacturer and the facility works subcontractor, according to what each touches.</w:t>
+        <w:t xml:space="preserve">The Supplier remains the single point of accountability under ITP 16.2(b). Its obligations under GCC 44.1 are flowed down in writing to the equipment manufacturer, the card manufacturer and the facility works subcontractor, according to what each touches.</w:t>
       </w:r>
     </w:p>
     <w:p>
@@ -14913,7 +14913,7 @@
           <w:i w:val="false"/>
           <w:iCs w:val="false"/>
         </w:rPr>
-        <w:t xml:space="preserve">The penetration tester is independent of Inkript, and its scope and rules of engagement are approved by NRB before testing begins.</w:t>
+        <w:t xml:space="preserve">The penetration tester is independent of the Supplier, and its scope and rules of engagement are approved by NRB before testing begins.</w:t>
       </w:r>
     </w:p>
     <w:p>
@@ -20465,9 +20465,9 @@
         </w:tblBorders>
       </w:tblPr>
       <w:tblGrid>
-        <w:gridCol w:w="1822"/>
-        <w:gridCol w:w="5018"/>
-        <w:gridCol w:w="2180"/>
+        <w:gridCol w:w="1811"/>
+        <w:gridCol w:w="5043"/>
+        <w:gridCol w:w="2166"/>
       </w:tblGrid>
       <w:tr>
         <w:trPr>
@@ -20475,7 +20475,7 @@
         </w:trPr>
         <w:tc>
           <w:tcPr>
-            <w:tcW w:type="dxa" w:w="1822"/>
+            <w:tcW w:type="dxa" w:w="1811"/>
             <w:shd w:fill="EDEDED" w:val="clear"/>
             <w:tcMar>
               <w:top w:type="dxa" w:w="60"/>
@@ -20501,7 +20501,7 @@
         </w:tc>
         <w:tc>
           <w:tcPr>
-            <w:tcW w:type="dxa" w:w="5018"/>
+            <w:tcW w:type="dxa" w:w="5043"/>
             <w:shd w:fill="EDEDED" w:val="clear"/>
             <w:tcMar>
               <w:top w:type="dxa" w:w="60"/>
@@ -20527,7 +20527,7 @@
         </w:tc>
         <w:tc>
           <w:tcPr>
-            <w:tcW w:type="dxa" w:w="2180"/>
+            <w:tcW w:type="dxa" w:w="2166"/>
             <w:shd w:fill="EDEDED" w:val="clear"/>
             <w:tcMar>
               <w:top w:type="dxa" w:w="60"/>
@@ -20555,7 +20555,7 @@
       <w:tr>
         <w:tc>
           <w:tcPr>
-            <w:tcW w:type="dxa" w:w="1822"/>
+            <w:tcW w:type="dxa" w:w="1811"/>
             <w:tcMar>
               <w:top w:type="dxa" w:w="60"/>
               <w:left w:type="dxa" w:w="100"/>
@@ -20580,7 +20580,7 @@
         </w:tc>
         <w:tc>
           <w:tcPr>
-            <w:tcW w:type="dxa" w:w="5018"/>
+            <w:tcW w:type="dxa" w:w="5043"/>
             <w:tcMar>
               <w:top w:type="dxa" w:w="60"/>
               <w:left w:type="dxa" w:w="100"/>
@@ -20605,7 +20605,7 @@
         </w:tc>
         <w:tc>
           <w:tcPr>
-            <w:tcW w:type="dxa" w:w="2180"/>
+            <w:tcW w:type="dxa" w:w="2166"/>
             <w:tcMar>
               <w:top w:type="dxa" w:w="60"/>
               <w:left w:type="dxa" w:w="100"/>
@@ -20632,7 +20632,7 @@
       <w:tr>
         <w:tc>
           <w:tcPr>
-            <w:tcW w:type="dxa" w:w="1822"/>
+            <w:tcW w:type="dxa" w:w="1811"/>
             <w:tcMar>
               <w:top w:type="dxa" w:w="60"/>
               <w:left w:type="dxa" w:w="100"/>
@@ -20657,7 +20657,7 @@
         </w:tc>
         <w:tc>
           <w:tcPr>
-            <w:tcW w:type="dxa" w:w="5018"/>
+            <w:tcW w:type="dxa" w:w="5043"/>
             <w:tcMar>
               <w:top w:type="dxa" w:w="60"/>
               <w:left w:type="dxa" w:w="100"/>
@@ -20682,7 +20682,7 @@
         </w:tc>
         <w:tc>
           <w:tcPr>
-            <w:tcW w:type="dxa" w:w="2180"/>
+            <w:tcW w:type="dxa" w:w="2166"/>
             <w:tcMar>
               <w:top w:type="dxa" w:w="60"/>
               <w:left w:type="dxa" w:w="100"/>
@@ -20709,7 +20709,7 @@
       <w:tr>
         <w:tc>
           <w:tcPr>
-            <w:tcW w:type="dxa" w:w="1822"/>
+            <w:tcW w:type="dxa" w:w="1811"/>
             <w:tcMar>
               <w:top w:type="dxa" w:w="60"/>
               <w:left w:type="dxa" w:w="100"/>
@@ -20734,7 +20734,7 @@
         </w:tc>
         <w:tc>
           <w:tcPr>
-            <w:tcW w:type="dxa" w:w="5018"/>
+            <w:tcW w:type="dxa" w:w="5043"/>
             <w:tcMar>
               <w:top w:type="dxa" w:w="60"/>
               <w:left w:type="dxa" w:w="100"/>
@@ -20759,7 +20759,7 @@
         </w:tc>
         <w:tc>
           <w:tcPr>
-            <w:tcW w:type="dxa" w:w="2180"/>
+            <w:tcW w:type="dxa" w:w="2166"/>
             <w:tcMar>
               <w:top w:type="dxa" w:w="60"/>
               <w:left w:type="dxa" w:w="100"/>
@@ -20786,7 +20786,7 @@
       <w:tr>
         <w:tc>
           <w:tcPr>
-            <w:tcW w:type="dxa" w:w="1822"/>
+            <w:tcW w:type="dxa" w:w="1811"/>
             <w:tcMar>
               <w:top w:type="dxa" w:w="60"/>
               <w:left w:type="dxa" w:w="100"/>
@@ -20811,32 +20811,32 @@
         </w:tc>
         <w:tc>
           <w:tcPr>
-            <w:tcW w:type="dxa" w:w="5018"/>
-            <w:tcMar>
-              <w:top w:type="dxa" w:w="60"/>
-              <w:left w:type="dxa" w:w="100"/>
-              <w:bottom w:type="dxa" w:w="60"/>
-              <w:right w:type="dxa" w:w="100"/>
-            </w:tcMar>
-          </w:tcPr>
-          <w:p>
-            <w:pPr>
-              <w:spacing w:after="0" w:before="0"/>
-            </w:pPr>
-            <w:r>
-              <w:rPr>
-                <w:b w:val="false"/>
-                <w:bCs w:val="false"/>
-                <w:i w:val="false"/>
-                <w:iCs w:val="false"/>
-              </w:rPr>
-              <w:t xml:space="preserve">Independent of Inkript; CREST accredited or equivalent</w:t>
-            </w:r>
-          </w:p>
-        </w:tc>
-        <w:tc>
-          <w:tcPr>
-            <w:tcW w:type="dxa" w:w="2180"/>
+            <w:tcW w:type="dxa" w:w="5043"/>
+            <w:tcMar>
+              <w:top w:type="dxa" w:w="60"/>
+              <w:left w:type="dxa" w:w="100"/>
+              <w:bottom w:type="dxa" w:w="60"/>
+              <w:right w:type="dxa" w:w="100"/>
+            </w:tcMar>
+          </w:tcPr>
+          <w:p>
+            <w:pPr>
+              <w:spacing w:after="0" w:before="0"/>
+            </w:pPr>
+            <w:r>
+              <w:rPr>
+                <w:b w:val="false"/>
+                <w:bCs w:val="false"/>
+                <w:i w:val="false"/>
+                <w:iCs w:val="false"/>
+              </w:rPr>
+              <w:t xml:space="preserve">Independent of the Supplier; CREST accredited or equivalent</w:t>
+            </w:r>
+          </w:p>
+        </w:tc>
+        <w:tc>
+          <w:tcPr>
+            <w:tcW w:type="dxa" w:w="2166"/>
             <w:tcMar>
               <w:top w:type="dxa" w:w="60"/>
               <w:left w:type="dxa" w:w="100"/>
@@ -21792,7 +21792,7 @@
           <w:i w:val="false"/>
           <w:iCs w:val="false"/>
         </w:rPr>
-        <w:t xml:space="preserve">Inkript confirms that, if awarded the Contract, it will:</w:t>
+        <w:t xml:space="preserve">The Proposer confirms that, if awarded the Contract, it will:</w:t>
       </w:r>
     </w:p>
     <w:p>
@@ -21966,7 +21966,7 @@
           <w:i w:val="false"/>
           <w:iCs w:val="false"/>
         </w:rPr>
-        <w:t xml:space="preserve">maintain its ISO/IEC 27001 certification throughout the Contract; and</w:t>
+        <w:t xml:space="preserve">ensure that Inkript, the joint venture member responsible for the Information System, maintains its ISO/IEC 27001 certification throughout the Contract; and</w:t>
       </w:r>
     </w:p>
     <w:p>

--- a/Cybersecurity-Risk-Management-Plan.docx
+++ b/Cybersecurity-Risk-Management-Plan.docx
@@ -20465,9 +20465,9 @@
         </w:tblBorders>
       </w:tblPr>
       <w:tblGrid>
-        <w:gridCol w:w="1811"/>
-        <w:gridCol w:w="5043"/>
-        <w:gridCol w:w="2166"/>
+        <w:gridCol w:w="2065"/>
+        <w:gridCol w:w="4484"/>
+        <w:gridCol w:w="2471"/>
       </w:tblGrid>
       <w:tr>
         <w:trPr>
@@ -20475,7 +20475,7 @@
         </w:trPr>
         <w:tc>
           <w:tcPr>
-            <w:tcW w:type="dxa" w:w="1811"/>
+            <w:tcW w:type="dxa" w:w="2065"/>
             <w:shd w:fill="EDEDED" w:val="clear"/>
             <w:tcMar>
               <w:top w:type="dxa" w:w="60"/>
@@ -20501,7 +20501,7 @@
         </w:tc>
         <w:tc>
           <w:tcPr>
-            <w:tcW w:type="dxa" w:w="5043"/>
+            <w:tcW w:type="dxa" w:w="4484"/>
             <w:shd w:fill="EDEDED" w:val="clear"/>
             <w:tcMar>
               <w:top w:type="dxa" w:w="60"/>
@@ -20527,7 +20527,7 @@
         </w:tc>
         <w:tc>
           <w:tcPr>
-            <w:tcW w:type="dxa" w:w="2166"/>
+            <w:tcW w:type="dxa" w:w="2471"/>
             <w:shd w:fill="EDEDED" w:val="clear"/>
             <w:tcMar>
               <w:top w:type="dxa" w:w="60"/>
@@ -20555,7 +20555,7 @@
       <w:tr>
         <w:tc>
           <w:tcPr>
-            <w:tcW w:type="dxa" w:w="1811"/>
+            <w:tcW w:type="dxa" w:w="2065"/>
             <w:tcMar>
               <w:top w:type="dxa" w:w="60"/>
               <w:left w:type="dxa" w:w="100"/>
@@ -20580,32 +20580,32 @@
         </w:tc>
         <w:tc>
           <w:tcPr>
-            <w:tcW w:type="dxa" w:w="5043"/>
-            <w:tcMar>
-              <w:top w:type="dxa" w:w="60"/>
-              <w:left w:type="dxa" w:w="100"/>
-              <w:bottom w:type="dxa" w:w="60"/>
-              <w:right w:type="dxa" w:w="100"/>
-            </w:tcMar>
-          </w:tcPr>
-          <w:p>
-            <w:pPr>
-              <w:spacing w:after="0" w:before="0"/>
-            </w:pPr>
-            <w:r>
-              <w:rPr>
-                <w:b w:val="false"/>
-                <w:bCs w:val="false"/>
-                <w:i w:val="false"/>
-                <w:iCs w:val="false"/>
-              </w:rPr>
-              <w:t xml:space="preserve">Degree in cybersecurity, computer science or information security; at least seven years in cybersecurity, three in identity management or PKI; CISSP, CISM and CEH; experience with hardware security modules, encryption and certificates</w:t>
-            </w:r>
-          </w:p>
-        </w:tc>
-        <w:tc>
-          <w:tcPr>
-            <w:tcW w:type="dxa" w:w="2166"/>
+            <w:tcW w:type="dxa" w:w="4484"/>
+            <w:tcMar>
+              <w:top w:type="dxa" w:w="60"/>
+              <w:left w:type="dxa" w:w="100"/>
+              <w:bottom w:type="dxa" w:w="60"/>
+              <w:right w:type="dxa" w:w="100"/>
+            </w:tcMar>
+          </w:tcPr>
+          <w:p>
+            <w:pPr>
+              <w:spacing w:after="0" w:before="0"/>
+            </w:pPr>
+            <w:r>
+              <w:rPr>
+                <w:b w:val="false"/>
+                <w:bCs w:val="false"/>
+                <w:i w:val="false"/>
+                <w:iCs w:val="false"/>
+              </w:rPr>
+              <w:t xml:space="preserve">Degree in cybersecurity, computer science or information security; experience with hardware security modules, encryption and certificates</w:t>
+            </w:r>
+          </w:p>
+        </w:tc>
+        <w:tc>
+          <w:tcPr>
+            <w:tcW w:type="dxa" w:w="2471"/>
             <w:tcMar>
               <w:top w:type="dxa" w:w="60"/>
               <w:left w:type="dxa" w:w="100"/>
@@ -20632,7 +20632,7 @@
       <w:tr>
         <w:tc>
           <w:tcPr>
-            <w:tcW w:type="dxa" w:w="1811"/>
+            <w:tcW w:type="dxa" w:w="2065"/>
             <w:tcMar>
               <w:top w:type="dxa" w:w="60"/>
               <w:left w:type="dxa" w:w="100"/>
@@ -20657,7 +20657,7 @@
         </w:tc>
         <w:tc>
           <w:tcPr>
-            <w:tcW w:type="dxa" w:w="5043"/>
+            <w:tcW w:type="dxa" w:w="4484"/>
             <w:tcMar>
               <w:top w:type="dxa" w:w="60"/>
               <w:left w:type="dxa" w:w="100"/>
@@ -20682,7 +20682,7 @@
         </w:tc>
         <w:tc>
           <w:tcPr>
-            <w:tcW w:type="dxa" w:w="2166"/>
+            <w:tcW w:type="dxa" w:w="2471"/>
             <w:tcMar>
               <w:top w:type="dxa" w:w="60"/>
               <w:left w:type="dxa" w:w="100"/>
@@ -20709,7 +20709,7 @@
       <w:tr>
         <w:tc>
           <w:tcPr>
-            <w:tcW w:type="dxa" w:w="1811"/>
+            <w:tcW w:type="dxa" w:w="2065"/>
             <w:tcMar>
               <w:top w:type="dxa" w:w="60"/>
               <w:left w:type="dxa" w:w="100"/>
@@ -20734,7 +20734,7 @@
         </w:tc>
         <w:tc>
           <w:tcPr>
-            <w:tcW w:type="dxa" w:w="5043"/>
+            <w:tcW w:type="dxa" w:w="4484"/>
             <w:tcMar>
               <w:top w:type="dxa" w:w="60"/>
               <w:left w:type="dxa" w:w="100"/>
@@ -20759,7 +20759,7 @@
         </w:tc>
         <w:tc>
           <w:tcPr>
-            <w:tcW w:type="dxa" w:w="2166"/>
+            <w:tcW w:type="dxa" w:w="2471"/>
             <w:tcMar>
               <w:top w:type="dxa" w:w="60"/>
               <w:left w:type="dxa" w:w="100"/>
@@ -20786,7 +20786,7 @@
       <w:tr>
         <w:tc>
           <w:tcPr>
-            <w:tcW w:type="dxa" w:w="1811"/>
+            <w:tcW w:type="dxa" w:w="2065"/>
             <w:tcMar>
               <w:top w:type="dxa" w:w="60"/>
               <w:left w:type="dxa" w:w="100"/>
@@ -20811,7 +20811,7 @@
         </w:tc>
         <w:tc>
           <w:tcPr>
-            <w:tcW w:type="dxa" w:w="5043"/>
+            <w:tcW w:type="dxa" w:w="4484"/>
             <w:tcMar>
               <w:top w:type="dxa" w:w="60"/>
               <w:left w:type="dxa" w:w="100"/>
@@ -20836,7 +20836,7 @@
         </w:tc>
         <w:tc>
           <w:tcPr>
-            <w:tcW w:type="dxa" w:w="2166"/>
+            <w:tcW w:type="dxa" w:w="2471"/>
             <w:tcMar>
               <w:top w:type="dxa" w:w="60"/>
               <w:left w:type="dxa" w:w="100"/>
@@ -20877,7 +20877,7 @@
           <w:i w:val="false"/>
           <w:iCs w:val="false"/>
         </w:rPr>
-        <w:t xml:space="preserve">The other roles meet the qualifications of Section VII clause 2.4 for their positions.</w:t>
+        <w:t xml:space="preserve">The qualifications of the other roles are set out in the Key Personnel CVs.</w:t>
       </w:r>
     </w:p>
     <w:p>

--- a/Cybersecurity-Risk-Management-Plan.docx
+++ b/Cybersecurity-Risk-Management-Plan.docx
@@ -18066,7 +18066,7 @@
                 <w:i w:val="false"/>
                 <w:iCs w:val="false"/>
               </w:rPr>
-              <w:t xml:space="preserve">Loss of a host, database node, switch, firewall or storage controller</w:t>
+              <w:t xml:space="preserve">Loss of a host, switch, firewall, load balancer or storage controller</w:t>
             </w:r>
           </w:p>
         </w:tc>

--- a/Cybersecurity-Risk-Management-Plan.docx
+++ b/Cybersecurity-Risk-Management-Plan.docx
@@ -821,7 +821,7 @@
       <w:r>
         <w:t xml:space="preserve">P</w:t>
       </w:r>
-      <w:bookmarkStart w:name="sec_1_1" w:id="1"/>
+      <w:bookmarkStart w:name="sec_1_1" w:id="2"/>
       <w:r>
         <w:rPr>
           <w:b w:val="false"/>
@@ -831,7 +831,7 @@
         </w:rPr>
         <w:t xml:space="preserve">urpose and scope</w:t>
       </w:r>
-      <w:bookmarkEnd w:id="1"/>
+      <w:bookmarkEnd w:id="2"/>
     </w:p>
     <w:p>
       <w:pPr>
@@ -2384,7 +2384,7 @@
       <w:r>
         <w:t xml:space="preserve">F</w:t>
       </w:r>
-      <w:bookmarkStart w:name="sec_1_2" w:id="1"/>
+      <w:bookmarkStart w:name="sec_1_2" w:id="3"/>
       <w:r>
         <w:rPr>
           <w:b w:val="false"/>
@@ -2394,7 +2394,7 @@
         </w:rPr>
         <w:t xml:space="preserve">rameworks and method</w:t>
       </w:r>
-      <w:bookmarkEnd w:id="1"/>
+      <w:bookmarkEnd w:id="3"/>
     </w:p>
     <w:p>
       <w:pPr>
@@ -2542,7 +2542,7 @@
       <w:r>
         <w:t xml:space="preserve">G</w:t>
       </w:r>
-      <w:bookmarkStart w:name="sec_2" w:id="1"/>
+      <w:bookmarkStart w:name="sec_2" w:id="4"/>
       <w:r>
         <w:rPr>
           <w:b w:val="false"/>
@@ -2552,7 +2552,7 @@
         </w:rPr>
         <w:t xml:space="preserve">overnance</w:t>
       </w:r>
-      <w:bookmarkEnd w:id="1"/>
+      <w:bookmarkEnd w:id="4"/>
     </w:p>
     <w:p>
       <w:pPr>
@@ -2566,7 +2566,7 @@
       <w:r>
         <w:t xml:space="preserve">G</w:t>
       </w:r>
-      <w:bookmarkStart w:name="sec_2_1" w:id="1"/>
+      <w:bookmarkStart w:name="sec_2_1" w:id="5"/>
       <w:r>
         <w:rPr>
           <w:b w:val="false"/>
@@ -2576,7 +2576,7 @@
         </w:rPr>
         <w:t xml:space="preserve">overnance and decision rights</w:t>
       </w:r>
-      <w:bookmarkEnd w:id="1"/>
+      <w:bookmarkEnd w:id="5"/>
     </w:p>
     <w:tbl>
       <w:tblPr>
@@ -3282,7 +3282,7 @@
       <w:r>
         <w:t xml:space="preserve">S</w:t>
       </w:r>
-      <w:bookmarkStart w:name="sec_2_2" w:id="1"/>
+      <w:bookmarkStart w:name="sec_2_2" w:id="6"/>
       <w:r>
         <w:rPr>
           <w:b w:val="false"/>
@@ -3292,7 +3292,7 @@
         </w:rPr>
         <w:t xml:space="preserve">ecurity policies</w:t>
       </w:r>
-      <w:bookmarkEnd w:id="1"/>
+      <w:bookmarkEnd w:id="6"/>
     </w:p>
     <w:p>
       <w:pPr>
@@ -4075,7 +4075,7 @@
       <w:r>
         <w:t xml:space="preserve">A</w:t>
       </w:r>
-      <w:bookmarkStart w:name="sec_3" w:id="1"/>
+      <w:bookmarkStart w:name="sec_3" w:id="7"/>
       <w:r>
         <w:rPr>
           <w:b w:val="false"/>
@@ -4085,7 +4085,7 @@
         </w:rPr>
         <w:t xml:space="preserve">rchitecture and Framework Compliance</w:t>
       </w:r>
-      <w:bookmarkEnd w:id="1"/>
+      <w:bookmarkEnd w:id="7"/>
     </w:p>
     <w:p>
       <w:pPr>
@@ -4099,7 +4099,7 @@
       <w:r>
         <w:t xml:space="preserve">C</w:t>
       </w:r>
-      <w:bookmarkStart w:name="sec_3_1" w:id="1"/>
+      <w:bookmarkStart w:name="sec_3_1" w:id="8"/>
       <w:r>
         <w:rPr>
           <w:b w:val="false"/>
@@ -4109,7 +4109,7 @@
         </w:rPr>
         <w:t xml:space="preserve">ybersecurity architecture</w:t>
       </w:r>
-      <w:bookmarkEnd w:id="1"/>
+      <w:bookmarkEnd w:id="8"/>
     </w:p>
     <w:p>
       <w:pPr>
@@ -4234,7 +4234,7 @@
       <w:r>
         <w:t xml:space="preserve">F</w:t>
       </w:r>
-      <w:bookmarkStart w:name="sec_3_2" w:id="1"/>
+      <w:bookmarkStart w:name="sec_3_2" w:id="9"/>
       <w:r>
         <w:rPr>
           <w:b w:val="false"/>
@@ -4244,7 +4244,7 @@
         </w:rPr>
         <w:t xml:space="preserve">ramework compliance matrix</w:t>
       </w:r>
-      <w:bookmarkEnd w:id="1"/>
+      <w:bookmarkEnd w:id="9"/>
     </w:p>
     <w:tbl>
       <w:tblPr>
@@ -6330,7 +6330,7 @@
       <w:r>
         <w:t xml:space="preserve">R</w:t>
       </w:r>
-      <w:bookmarkStart w:name="sec_4" w:id="1"/>
+      <w:bookmarkStart w:name="sec_4" w:id="10"/>
       <w:r>
         <w:rPr>
           <w:b w:val="false"/>
@@ -6340,7 +6340,7 @@
         </w:rPr>
         <w:t xml:space="preserve">isk Assessment</w:t>
       </w:r>
-      <w:bookmarkEnd w:id="1"/>
+      <w:bookmarkEnd w:id="10"/>
     </w:p>
     <w:p>
       <w:pPr>
@@ -6354,7 +6354,7 @@
       <w:r>
         <w:t xml:space="preserve">M</w:t>
       </w:r>
-      <w:bookmarkStart w:name="sec_4_1" w:id="1"/>
+      <w:bookmarkStart w:name="sec_4_1" w:id="11"/>
       <w:r>
         <w:rPr>
           <w:b w:val="false"/>
@@ -6364,7 +6364,7 @@
         </w:rPr>
         <w:t xml:space="preserve">ethod</w:t>
       </w:r>
-      <w:bookmarkEnd w:id="1"/>
+      <w:bookmarkEnd w:id="11"/>
     </w:p>
     <w:p>
       <w:pPr>
@@ -6661,7 +6661,7 @@
       <w:r>
         <w:t xml:space="preserve">R</w:t>
       </w:r>
-      <w:bookmarkStart w:name="sec_4_2" w:id="1"/>
+      <w:bookmarkStart w:name="sec_4_2" w:id="12"/>
       <w:r>
         <w:rPr>
           <w:b w:val="false"/>
@@ -6671,7 +6671,7 @@
         </w:rPr>
         <w:t xml:space="preserve">isk criteria and assessment matrix</w:t>
       </w:r>
-      <w:bookmarkEnd w:id="1"/>
+      <w:bookmarkEnd w:id="12"/>
     </w:p>
     <w:tbl>
       <w:tblPr>
@@ -8399,7 +8399,7 @@
       <w:r>
         <w:t xml:space="preserve">R</w:t>
       </w:r>
-      <w:bookmarkStart w:name="sec_4_3" w:id="1"/>
+      <w:bookmarkStart w:name="sec_4_3" w:id="13"/>
       <w:r>
         <w:rPr>
           <w:b w:val="false"/>
@@ -8409,7 +8409,7 @@
         </w:rPr>
         <w:t xml:space="preserve">isk identification register</w:t>
       </w:r>
-      <w:bookmarkEnd w:id="1"/>
+      <w:bookmarkEnd w:id="13"/>
     </w:p>
     <w:p>
       <w:pPr>
@@ -10258,7 +10258,7 @@
       <w:r>
         <w:t xml:space="preserve">R</w:t>
       </w:r>
-      <w:bookmarkStart w:name="sec_4_4" w:id="1"/>
+      <w:bookmarkStart w:name="sec_4_4" w:id="14"/>
       <w:r>
         <w:rPr>
           <w:b w:val="false"/>
@@ -10268,7 +10268,7 @@
         </w:rPr>
         <w:t xml:space="preserve">isk position before and after treatment</w:t>
       </w:r>
-      <w:bookmarkEnd w:id="1"/>
+      <w:bookmarkEnd w:id="14"/>
     </w:p>
     <w:p>
       <w:pPr>
@@ -11611,7 +11611,7 @@
       <w:r>
         <w:t xml:space="preserve">M</w:t>
       </w:r>
-      <w:bookmarkStart w:name="sec_5" w:id="1"/>
+      <w:bookmarkStart w:name="sec_5" w:id="15"/>
       <w:r>
         <w:rPr>
           <w:b w:val="false"/>
@@ -11621,7 +11621,7 @@
         </w:rPr>
         <w:t xml:space="preserve">itigation and Control Strategy</w:t>
       </w:r>
-      <w:bookmarkEnd w:id="1"/>
+      <w:bookmarkEnd w:id="15"/>
     </w:p>
     <w:p>
       <w:pPr>
@@ -11635,7 +11635,7 @@
       <w:r>
         <w:t xml:space="preserve">C</w:t>
       </w:r>
-      <w:bookmarkStart w:name="sec_5_1" w:id="1"/>
+      <w:bookmarkStart w:name="sec_5_1" w:id="16"/>
       <w:r>
         <w:rPr>
           <w:b w:val="false"/>
@@ -11645,7 +11645,7 @@
         </w:rPr>
         <w:t xml:space="preserve">ontrol strategy</w:t>
       </w:r>
-      <w:bookmarkEnd w:id="1"/>
+      <w:bookmarkEnd w:id="16"/>
     </w:p>
     <w:tbl>
       <w:tblPr>
@@ -11974,7 +11974,7 @@
       <w:r>
         <w:t xml:space="preserve">C</w:t>
       </w:r>
-      <w:bookmarkStart w:name="sec_5_2" w:id="1"/>
+      <w:bookmarkStart w:name="sec_5_2" w:id="17"/>
       <w:r>
         <w:rPr>
           <w:b w:val="false"/>
@@ -11984,7 +11984,7 @@
         </w:rPr>
         <w:t xml:space="preserve">ontrols by risk</w:t>
       </w:r>
-      <w:bookmarkEnd w:id="1"/>
+      <w:bookmarkEnd w:id="17"/>
     </w:p>
     <w:tbl>
       <w:tblPr>
@@ -12857,7 +12857,7 @@
       <w:r>
         <w:t xml:space="preserve">M</w:t>
       </w:r>
-      <w:bookmarkStart w:name="sec_5_3" w:id="1"/>
+      <w:bookmarkStart w:name="sec_5_3" w:id="18"/>
       <w:r>
         <w:rPr>
           <w:b w:val="false"/>
@@ -12867,7 +12867,7 @@
         </w:rPr>
         <w:t xml:space="preserve">itigation and control strategy template</w:t>
       </w:r>
-      <w:bookmarkEnd w:id="1"/>
+      <w:bookmarkEnd w:id="18"/>
     </w:p>
     <w:p>
       <w:pPr>
@@ -13645,7 +13645,7 @@
       <w:r>
         <w:t xml:space="preserve">I</w:t>
       </w:r>
-      <w:bookmarkStart w:name="sec_6" w:id="1"/>
+      <w:bookmarkStart w:name="sec_6" w:id="19"/>
       <w:r>
         <w:rPr>
           <w:b w:val="false"/>
@@ -13655,7 +13655,7 @@
         </w:rPr>
         <w:t xml:space="preserve">mplementation Method Statement</w:t>
       </w:r>
-      <w:bookmarkEnd w:id="1"/>
+      <w:bookmarkEnd w:id="19"/>
     </w:p>
     <w:p>
       <w:pPr>
@@ -13669,7 +13669,7 @@
       <w:r>
         <w:t xml:space="preserve">S</w:t>
       </w:r>
-      <w:bookmarkStart w:name="sec_6_1" w:id="1"/>
+      <w:bookmarkStart w:name="sec_6_1" w:id="20"/>
       <w:r>
         <w:rPr>
           <w:b w:val="false"/>
@@ -13679,7 +13679,7 @@
         </w:rPr>
         <w:t xml:space="preserve">ecurity activities by phase</w:t>
       </w:r>
-      <w:bookmarkEnd w:id="1"/>
+      <w:bookmarkEnd w:id="20"/>
     </w:p>
     <w:p>
       <w:pPr>
@@ -14447,7 +14447,7 @@
       <w:r>
         <w:t xml:space="preserve">S</w:t>
       </w:r>
-      <w:bookmarkStart w:name="sec_6_2" w:id="1"/>
+      <w:bookmarkStart w:name="sec_6_2" w:id="21"/>
       <w:r>
         <w:rPr>
           <w:b w:val="false"/>
@@ -14457,7 +14457,7 @@
         </w:rPr>
         <w:t xml:space="preserve">ecurity testing</w:t>
       </w:r>
-      <w:bookmarkEnd w:id="1"/>
+      <w:bookmarkEnd w:id="21"/>
     </w:p>
     <w:tbl>
       <w:tblPr>
@@ -14928,7 +14928,7 @@
       <w:r>
         <w:t xml:space="preserve">H</w:t>
       </w:r>
-      <w:bookmarkStart w:name="sec_6_3" w:id="1"/>
+      <w:bookmarkStart w:name="sec_6_3" w:id="22"/>
       <w:r>
         <w:rPr>
           <w:b w:val="false"/>
@@ -14938,7 +14938,7 @@
         </w:rPr>
         <w:t xml:space="preserve">andover and operation</w:t>
       </w:r>
-      <w:bookmarkEnd w:id="1"/>
+      <w:bookmarkEnd w:id="22"/>
     </w:p>
     <w:p>
       <w:pPr>
@@ -15120,7 +15120,7 @@
       <w:r>
         <w:t xml:space="preserve">I</w:t>
       </w:r>
-      <w:bookmarkStart w:name="sec_7" w:id="1"/>
+      <w:bookmarkStart w:name="sec_7" w:id="23"/>
       <w:r>
         <w:rPr>
           <w:b w:val="false"/>
@@ -15130,7 +15130,7 @@
         </w:rPr>
         <w:t xml:space="preserve">ncident Response Plan</w:t>
       </w:r>
-      <w:bookmarkEnd w:id="1"/>
+      <w:bookmarkEnd w:id="23"/>
     </w:p>
     <w:p>
       <w:pPr>
@@ -15144,7 +15144,7 @@
       <w:r>
         <w:t xml:space="preserve">T</w:t>
       </w:r>
-      <w:bookmarkStart w:name="sec_7_1" w:id="1"/>
+      <w:bookmarkStart w:name="sec_7_1" w:id="24"/>
       <w:r>
         <w:rPr>
           <w:b w:val="false"/>
@@ -15154,7 +15154,7 @@
         </w:rPr>
         <w:t xml:space="preserve">eam and escalation matrix</w:t>
       </w:r>
-      <w:bookmarkEnd w:id="1"/>
+      <w:bookmarkEnd w:id="24"/>
     </w:p>
     <w:p>
       <w:pPr>
@@ -16119,7 +16119,7 @@
       <w:r>
         <w:t xml:space="preserve">R</w:t>
       </w:r>
-      <w:bookmarkStart w:name="sec_7_2" w:id="1"/>
+      <w:bookmarkStart w:name="sec_7_2" w:id="25"/>
       <w:r>
         <w:rPr>
           <w:b w:val="false"/>
@@ -16129,7 +16129,7 @@
         </w:rPr>
         <w:t xml:space="preserve">esponse process</w:t>
       </w:r>
-      <w:bookmarkEnd w:id="1"/>
+      <w:bookmarkEnd w:id="25"/>
     </w:p>
     <w:tbl>
       <w:tblPr>
@@ -16613,7 +16613,7 @@
       <w:r>
         <w:t xml:space="preserve">C</w:t>
       </w:r>
-      <w:bookmarkStart w:name="sec_7_3" w:id="1"/>
+      <w:bookmarkStart w:name="sec_7_3" w:id="26"/>
       <w:r>
         <w:rPr>
           <w:b w:val="false"/>
@@ -16623,7 +16623,7 @@
         </w:rPr>
         <w:t xml:space="preserve">ontractual incident categories</w:t>
       </w:r>
-      <w:bookmarkEnd w:id="1"/>
+      <w:bookmarkEnd w:id="26"/>
     </w:p>
     <w:p>
       <w:pPr>
@@ -17527,7 +17527,7 @@
       <w:r>
         <w:t xml:space="preserve">N</w:t>
       </w:r>
-      <w:bookmarkStart w:name="sec_7_4" w:id="1"/>
+      <w:bookmarkStart w:name="sec_7_4" w:id="27"/>
       <w:r>
         <w:rPr>
           <w:b w:val="false"/>
@@ -17537,7 +17537,7 @@
         </w:rPr>
         <w:t xml:space="preserve">otification and reporting</w:t>
       </w:r>
-      <w:bookmarkEnd w:id="1"/>
+      <w:bookmarkEnd w:id="27"/>
     </w:p>
     <w:tbl>
       <w:tblPr>
@@ -17903,7 +17903,7 @@
       <w:r>
         <w:t xml:space="preserve">B</w:t>
       </w:r>
-      <w:bookmarkStart w:name="sec_8" w:id="1"/>
+      <w:bookmarkStart w:name="sec_8" w:id="28"/>
       <w:r>
         <w:rPr>
           <w:b w:val="false"/>
@@ -17913,7 +17913,7 @@
         </w:rPr>
         <w:t xml:space="preserve">usiness Continuity Response Plan</w:t>
       </w:r>
-      <w:bookmarkEnd w:id="1"/>
+      <w:bookmarkEnd w:id="28"/>
     </w:p>
     <w:p>
       <w:pPr>
@@ -17927,7 +17927,7 @@
       <w:r>
         <w:t xml:space="preserve">R</w:t>
       </w:r>
-      <w:bookmarkStart w:name="sec_8_1" w:id="1"/>
+      <w:bookmarkStart w:name="sec_8_1" w:id="29"/>
       <w:r>
         <w:rPr>
           <w:b w:val="false"/>
@@ -17937,7 +17937,7 @@
         </w:rPr>
         <w:t xml:space="preserve">ecovery targets and scenarios</w:t>
       </w:r>
-      <w:bookmarkEnd w:id="1"/>
+      <w:bookmarkEnd w:id="29"/>
     </w:p>
     <w:p>
       <w:pPr>
@@ -18449,7 +18449,7 @@
       <w:r>
         <w:t xml:space="preserve">A</w:t>
       </w:r>
-      <w:bookmarkStart w:name="sec_8_2" w:id="1"/>
+      <w:bookmarkStart w:name="sec_8_2" w:id="30"/>
       <w:r>
         <w:rPr>
           <w:b w:val="false"/>
@@ -18459,7 +18459,7 @@
         </w:rPr>
         <w:t xml:space="preserve">ctivation, communication and testing</w:t>
       </w:r>
-      <w:bookmarkEnd w:id="1"/>
+      <w:bookmarkEnd w:id="30"/>
     </w:p>
     <w:p>
       <w:pPr>
@@ -18614,7 +18614,7 @@
       <w:r>
         <w:t xml:space="preserve">R</w:t>
       </w:r>
-      <w:bookmarkStart w:name="sec_9" w:id="1"/>
+      <w:bookmarkStart w:name="sec_9" w:id="31"/>
       <w:r>
         <w:rPr>
           <w:b w:val="false"/>
@@ -18624,7 +18624,7 @@
         </w:rPr>
         <w:t xml:space="preserve">esources, Schedule and Capacity Building</w:t>
       </w:r>
-      <w:bookmarkEnd w:id="1"/>
+      <w:bookmarkEnd w:id="31"/>
     </w:p>
     <w:p>
       <w:pPr>
@@ -18638,7 +18638,7 @@
       <w:r>
         <w:t xml:space="preserve">C</w:t>
       </w:r>
-      <w:bookmarkStart w:name="sec_9_1" w:id="1"/>
+      <w:bookmarkStart w:name="sec_9_1" w:id="32"/>
       <w:r>
         <w:rPr>
           <w:b w:val="false"/>
@@ -18648,7 +18648,7 @@
         </w:rPr>
         <w:t xml:space="preserve">ybersecurity work breakdown structure</w:t>
       </w:r>
-      <w:bookmarkEnd w:id="1"/>
+      <w:bookmarkEnd w:id="32"/>
     </w:p>
     <w:tbl>
       <w:tblPr>
@@ -19461,7 +19461,7 @@
       <w:r>
         <w:t xml:space="preserve">T</w:t>
       </w:r>
-      <w:bookmarkStart w:name="sec_9_2" w:id="1"/>
+      <w:bookmarkStart w:name="sec_9_2" w:id="33"/>
       <w:r>
         <w:rPr>
           <w:b w:val="false"/>
@@ -19471,7 +19471,7 @@
         </w:rPr>
         <w:t xml:space="preserve">imeline</w:t>
       </w:r>
-      <w:bookmarkEnd w:id="1"/>
+      <w:bookmarkEnd w:id="33"/>
     </w:p>
     <w:p>
       <w:pPr>
@@ -19564,7 +19564,7 @@
       <w:r>
         <w:t xml:space="preserve">R</w:t>
       </w:r>
-      <w:bookmarkStart w:name="sec_9_3" w:id="1"/>
+      <w:bookmarkStart w:name="sec_9_3" w:id="34"/>
       <w:r>
         <w:rPr>
           <w:b w:val="false"/>
@@ -19574,7 +19574,7 @@
         </w:rPr>
         <w:t xml:space="preserve">esource and skill matrix</w:t>
       </w:r>
-      <w:bookmarkEnd w:id="1"/>
+      <w:bookmarkEnd w:id="34"/>
     </w:p>
     <w:tbl>
       <w:tblPr>
@@ -20892,7 +20892,7 @@
       <w:r>
         <w:t xml:space="preserve">C</w:t>
       </w:r>
-      <w:bookmarkStart w:name="sec_9_4" w:id="1"/>
+      <w:bookmarkStart w:name="sec_9_4" w:id="35"/>
       <w:r>
         <w:rPr>
           <w:b w:val="false"/>
@@ -20902,7 +20902,7 @@
         </w:rPr>
         <w:t xml:space="preserve">apacity building and knowledge transfer</w:t>
       </w:r>
-      <w:bookmarkEnd w:id="1"/>
+      <w:bookmarkEnd w:id="35"/>
     </w:p>
     <w:p>
       <w:pPr>
@@ -21334,7 +21334,7 @@
       <w:r>
         <w:t xml:space="preserve">I</w:t>
       </w:r>
-      <w:bookmarkStart w:name="sec_10" w:id="1"/>
+      <w:bookmarkStart w:name="sec_10" w:id="36"/>
       <w:r>
         <w:rPr>
           <w:b w:val="false"/>
@@ -21344,7 +21344,7 @@
         </w:rPr>
         <w:t xml:space="preserve">nnovations</w:t>
       </w:r>
-      <w:bookmarkEnd w:id="1"/>
+      <w:bookmarkEnd w:id="36"/>
     </w:p>
     <w:tbl>
       <w:tblPr>
@@ -21745,7 +21745,7 @@
       <w:r>
         <w:t xml:space="preserve">C</w:t>
       </w:r>
-      <w:bookmarkStart w:name="sec_11" w:id="1"/>
+      <w:bookmarkStart w:name="sec_11" w:id="37"/>
       <w:r>
         <w:rPr>
           <w:b w:val="false"/>
@@ -21755,7 +21755,7 @@
         </w:rPr>
         <w:t xml:space="preserve">ompliance</w:t>
       </w:r>
-      <w:bookmarkEnd w:id="1"/>
+      <w:bookmarkEnd w:id="37"/>
     </w:p>
     <w:p>
       <w:pPr>
@@ -21769,7 +21769,7 @@
       <w:r>
         <w:t xml:space="preserve">C</w:t>
       </w:r>
-      <w:bookmarkStart w:name="sec_11_1" w:id="1"/>
+      <w:bookmarkStart w:name="sec_11_1" w:id="38"/>
       <w:r>
         <w:rPr>
           <w:b w:val="false"/>
@@ -21779,7 +21779,7 @@
         </w:rPr>
         <w:t xml:space="preserve">ompliance and governance statement</w:t>
       </w:r>
-      <w:bookmarkEnd w:id="1"/>
+      <w:bookmarkEnd w:id="38"/>
     </w:p>
     <w:p>
       <w:pPr>
@@ -22023,7 +22023,7 @@
       <w:r>
         <w:t xml:space="preserve">R</w:t>
       </w:r>
-      <w:bookmarkStart w:name="sec_11_2" w:id="1"/>
+      <w:bookmarkStart w:name="sec_11_2" w:id="39"/>
       <w:r>
         <w:rPr>
           <w:b w:val="false"/>
@@ -22033,7 +22033,7 @@
         </w:rPr>
         <w:t xml:space="preserve">equirements compliance matrix</w:t>
       </w:r>
-      <w:bookmarkEnd w:id="1"/>
+      <w:bookmarkEnd w:id="39"/>
     </w:p>
     <w:tbl>
       <w:tblPr>

--- a/Cybersecurity-Risk-Management-Plan.docx
+++ b/Cybersecurity-Risk-Management-Plan.docx
@@ -1053,11 +1053,17 @@
               </w:rPr>
               <w:t xml:space="preserve">Sections </w:t>
             </w:r>
-            <w:fldSimple w:instr="REF sec_1_2 \w \h">
+            <w:hyperlink w:history="1" w:anchor="sec_1_2">
               <w:r>
+                <w:rPr>
+                  <w:b w:val="false"/>
+                  <w:bCs w:val="false"/>
+                  <w:i w:val="false"/>
+                  <w:iCs w:val="false"/>
+                </w:rPr>
                 <w:t xml:space="preserve">1.2</w:t>
               </w:r>
-            </w:fldSimple>
+            </w:hyperlink>
             <w:r>
               <w:rPr>
                 <w:b w:val="false"/>
@@ -1144,11 +1150,17 @@
               </w:rPr>
               <w:t xml:space="preserve">Section </w:t>
             </w:r>
-            <w:fldSimple w:instr="REF sec_3_2 \w \h">
+            <w:hyperlink w:history="1" w:anchor="sec_3_2">
               <w:r>
+                <w:rPr>
+                  <w:b w:val="false"/>
+                  <w:bCs w:val="false"/>
+                  <w:i w:val="false"/>
+                  <w:iCs w:val="false"/>
+                </w:rPr>
                 <w:t xml:space="preserve">3.2</w:t>
               </w:r>
-            </w:fldSimple>
+            </w:hyperlink>
           </w:p>
         </w:tc>
       </w:tr>
@@ -1226,11 +1238,17 @@
               </w:rPr>
               <w:t xml:space="preserve">Section </w:t>
             </w:r>
-            <w:fldSimple w:instr="REF sec_3_1 \w \h">
+            <w:hyperlink w:history="1" w:anchor="sec_3_1">
               <w:r>
+                <w:rPr>
+                  <w:b w:val="false"/>
+                  <w:bCs w:val="false"/>
+                  <w:i w:val="false"/>
+                  <w:iCs w:val="false"/>
+                </w:rPr>
                 <w:t xml:space="preserve">3.1</w:t>
               </w:r>
-            </w:fldSimple>
+            </w:hyperlink>
           </w:p>
         </w:tc>
       </w:tr>
@@ -1308,11 +1326,17 @@
               </w:rPr>
               <w:t xml:space="preserve">Section </w:t>
             </w:r>
-            <w:fldSimple w:instr="REF sec_4_3 \w \h">
+            <w:hyperlink w:history="1" w:anchor="sec_4_3">
               <w:r>
+                <w:rPr>
+                  <w:b w:val="false"/>
+                  <w:bCs w:val="false"/>
+                  <w:i w:val="false"/>
+                  <w:iCs w:val="false"/>
+                </w:rPr>
                 <w:t xml:space="preserve">4.3</w:t>
               </w:r>
-            </w:fldSimple>
+            </w:hyperlink>
           </w:p>
         </w:tc>
       </w:tr>
@@ -1390,11 +1414,17 @@
               </w:rPr>
               <w:t xml:space="preserve">Sections </w:t>
             </w:r>
-            <w:fldSimple w:instr="REF sec_4_2 \w \h">
+            <w:hyperlink w:history="1" w:anchor="sec_4_2">
               <w:r>
+                <w:rPr>
+                  <w:b w:val="false"/>
+                  <w:bCs w:val="false"/>
+                  <w:i w:val="false"/>
+                  <w:iCs w:val="false"/>
+                </w:rPr>
                 <w:t xml:space="preserve">4.2</w:t>
               </w:r>
-            </w:fldSimple>
+            </w:hyperlink>
             <w:r>
               <w:rPr>
                 <w:b w:val="false"/>
@@ -1404,11 +1434,17 @@
               </w:rPr>
               <w:t xml:space="preserve"> and </w:t>
             </w:r>
-            <w:fldSimple w:instr="REF sec_4_4 \w \h">
+            <w:hyperlink w:history="1" w:anchor="sec_4_4">
               <w:r>
+                <w:rPr>
+                  <w:b w:val="false"/>
+                  <w:bCs w:val="false"/>
+                  <w:i w:val="false"/>
+                  <w:iCs w:val="false"/>
+                </w:rPr>
                 <w:t xml:space="preserve">4.4</w:t>
               </w:r>
-            </w:fldSimple>
+            </w:hyperlink>
           </w:p>
         </w:tc>
       </w:tr>
@@ -1717,11 +1753,17 @@
               </w:rPr>
               <w:t xml:space="preserve">Sections 2 and </w:t>
             </w:r>
-            <w:fldSimple w:instr="REF sec_11_1 \w \h">
+            <w:hyperlink w:history="1" w:anchor="sec_11_1">
               <w:r>
+                <w:rPr>
+                  <w:b w:val="false"/>
+                  <w:bCs w:val="false"/>
+                  <w:i w:val="false"/>
+                  <w:iCs w:val="false"/>
+                </w:rPr>
                 <w:t xml:space="preserve">11.1</w:t>
               </w:r>
-            </w:fldSimple>
+            </w:hyperlink>
           </w:p>
         </w:tc>
       </w:tr>
@@ -1799,11 +1841,17 @@
               </w:rPr>
               <w:t xml:space="preserve">Section </w:t>
             </w:r>
-            <w:fldSimple w:instr="REF sec_9_1 \w \h">
+            <w:hyperlink w:history="1" w:anchor="sec_9_1">
               <w:r>
+                <w:rPr>
+                  <w:b w:val="false"/>
+                  <w:bCs w:val="false"/>
+                  <w:i w:val="false"/>
+                  <w:iCs w:val="false"/>
+                </w:rPr>
                 <w:t xml:space="preserve">9.1</w:t>
               </w:r>
-            </w:fldSimple>
+            </w:hyperlink>
           </w:p>
         </w:tc>
       </w:tr>
@@ -1881,11 +1929,17 @@
               </w:rPr>
               <w:t xml:space="preserve">Section </w:t>
             </w:r>
-            <w:fldSimple w:instr="REF sec_9_3 \w \h">
+            <w:hyperlink w:history="1" w:anchor="sec_9_3">
               <w:r>
+                <w:rPr>
+                  <w:b w:val="false"/>
+                  <w:bCs w:val="false"/>
+                  <w:i w:val="false"/>
+                  <w:iCs w:val="false"/>
+                </w:rPr>
                 <w:t xml:space="preserve">9.3</w:t>
               </w:r>
-            </w:fldSimple>
+            </w:hyperlink>
           </w:p>
         </w:tc>
       </w:tr>
@@ -1963,11 +2017,17 @@
               </w:rPr>
               <w:t xml:space="preserve">Section </w:t>
             </w:r>
-            <w:fldSimple w:instr="REF sec_9_4 \w \h">
+            <w:hyperlink w:history="1" w:anchor="sec_9_4">
               <w:r>
+                <w:rPr>
+                  <w:b w:val="false"/>
+                  <w:bCs w:val="false"/>
+                  <w:i w:val="false"/>
+                  <w:iCs w:val="false"/>
+                </w:rPr>
                 <w:t xml:space="preserve">9.4</w:t>
               </w:r>
-            </w:fldSimple>
+            </w:hyperlink>
           </w:p>
         </w:tc>
       </w:tr>
@@ -2045,11 +2105,17 @@
               </w:rPr>
               <w:t xml:space="preserve">Section </w:t>
             </w:r>
-            <w:fldSimple w:instr="REF sec_9_2 \w \h">
+            <w:hyperlink w:history="1" w:anchor="sec_9_2">
               <w:r>
+                <w:rPr>
+                  <w:b w:val="false"/>
+                  <w:bCs w:val="false"/>
+                  <w:i w:val="false"/>
+                  <w:iCs w:val="false"/>
+                </w:rPr>
                 <w:t xml:space="preserve">9.2</w:t>
               </w:r>
-            </w:fldSimple>
+            </w:hyperlink>
           </w:p>
         </w:tc>
       </w:tr>
@@ -2127,11 +2193,17 @@
               </w:rPr>
               <w:t xml:space="preserve">Section </w:t>
             </w:r>
-            <w:fldSimple w:instr="REF sec_11_2 \w \h">
+            <w:hyperlink w:history="1" w:anchor="sec_11_2">
               <w:r>
+                <w:rPr>
+                  <w:b w:val="false"/>
+                  <w:bCs w:val="false"/>
+                  <w:i w:val="false"/>
+                  <w:iCs w:val="false"/>
+                </w:rPr>
                 <w:t xml:space="preserve">11.2</w:t>
               </w:r>
-            </w:fldSimple>
+            </w:hyperlink>
           </w:p>
         </w:tc>
       </w:tr>
@@ -2427,11 +2499,17 @@
         </w:rPr>
         <w:t xml:space="preserve">Section </w:t>
       </w:r>
-      <w:fldSimple w:instr="REF sec_3_2 \w \h">
+      <w:hyperlink w:history="1" w:anchor="sec_3_2">
         <w:r>
+          <w:rPr>
+            <w:b w:val="false"/>
+            <w:bCs w:val="false"/>
+            <w:i w:val="false"/>
+            <w:iCs w:val="false"/>
+          </w:rPr>
           <w:t xml:space="preserve">3.2</w:t>
         </w:r>
-      </w:fldSimple>
+      </w:hyperlink>
       <w:r>
         <w:rPr>
           <w:b w:val="false"/>
@@ -4404,11 +4482,17 @@
               </w:rPr>
               <w:t xml:space="preserve">Section </w:t>
             </w:r>
-            <w:fldSimple w:instr="REF sec_4_2 \w \h">
+            <w:hyperlink w:history="1" w:anchor="sec_4_2">
               <w:r>
+                <w:rPr>
+                  <w:b w:val="false"/>
+                  <w:bCs w:val="false"/>
+                  <w:i w:val="false"/>
+                  <w:iCs w:val="false"/>
+                </w:rPr>
                 <w:t xml:space="preserve">4.2</w:t>
               </w:r>
-            </w:fldSimple>
+            </w:hyperlink>
           </w:p>
         </w:tc>
         <w:tc>
@@ -4581,11 +4665,17 @@
               </w:rPr>
               <w:t xml:space="preserve">Section </w:t>
             </w:r>
-            <w:fldSimple w:instr="REF sec_2_1 \w \h">
+            <w:hyperlink w:history="1" w:anchor="sec_2_1">
               <w:r>
+                <w:rPr>
+                  <w:b w:val="false"/>
+                  <w:bCs w:val="false"/>
+                  <w:i w:val="false"/>
+                  <w:iCs w:val="false"/>
+                </w:rPr>
                 <w:t xml:space="preserve">2.1</w:t>
               </w:r>
-            </w:fldSimple>
+            </w:hyperlink>
             <w:r>
               <w:rPr>
                 <w:b w:val="false"/>
@@ -4604,11 +4694,17 @@
               </w:rPr>
               <w:t xml:space="preserve">Section </w:t>
             </w:r>
-            <w:fldSimple w:instr="REF sec_9_3 \w \h">
+            <w:hyperlink w:history="1" w:anchor="sec_9_3">
               <w:r>
+                <w:rPr>
+                  <w:b w:val="false"/>
+                  <w:bCs w:val="false"/>
+                  <w:i w:val="false"/>
+                  <w:iCs w:val="false"/>
+                </w:rPr>
                 <w:t xml:space="preserve">9.3</w:t>
               </w:r>
-            </w:fldSimple>
+            </w:hyperlink>
           </w:p>
         </w:tc>
         <w:tc>
@@ -4695,11 +4791,17 @@
               </w:rPr>
               <w:t xml:space="preserve">Section </w:t>
             </w:r>
-            <w:fldSimple w:instr="REF sec_2_2 \w \h">
+            <w:hyperlink w:history="1" w:anchor="sec_2_2">
               <w:r>
+                <w:rPr>
+                  <w:b w:val="false"/>
+                  <w:bCs w:val="false"/>
+                  <w:i w:val="false"/>
+                  <w:iCs w:val="false"/>
+                </w:rPr>
                 <w:t xml:space="preserve">2.2</w:t>
               </w:r>
-            </w:fldSimple>
+            </w:hyperlink>
           </w:p>
         </w:tc>
         <w:tc>
@@ -4786,11 +4888,17 @@
               </w:rPr>
               <w:t xml:space="preserve">Section </w:t>
             </w:r>
-            <w:fldSimple w:instr="REF sec_6_3 \w \h">
+            <w:hyperlink w:history="1" w:anchor="sec_6_3">
               <w:r>
+                <w:rPr>
+                  <w:b w:val="false"/>
+                  <w:bCs w:val="false"/>
+                  <w:i w:val="false"/>
+                  <w:iCs w:val="false"/>
+                </w:rPr>
                 <w:t xml:space="preserve">6.3</w:t>
               </w:r>
-            </w:fldSimple>
+            </w:hyperlink>
           </w:p>
         </w:tc>
         <w:tc>
@@ -4877,11 +4985,17 @@
               </w:rPr>
               <w:t xml:space="preserve">Section </w:t>
             </w:r>
-            <w:fldSimple w:instr="REF sec_6_1 \w \h">
+            <w:hyperlink w:history="1" w:anchor="sec_6_1">
               <w:r>
+                <w:rPr>
+                  <w:b w:val="false"/>
+                  <w:bCs w:val="false"/>
+                  <w:i w:val="false"/>
+                  <w:iCs w:val="false"/>
+                </w:rPr>
                 <w:t xml:space="preserve">6.1</w:t>
               </w:r>
-            </w:fldSimple>
+            </w:hyperlink>
           </w:p>
         </w:tc>
         <w:tc>
@@ -5054,11 +5168,17 @@
               </w:rPr>
               <w:t xml:space="preserve">Sections 4 and </w:t>
             </w:r>
-            <w:fldSimple w:instr="REF sec_6_1 \w \h">
+            <w:hyperlink w:history="1" w:anchor="sec_6_1">
               <w:r>
+                <w:rPr>
+                  <w:b w:val="false"/>
+                  <w:bCs w:val="false"/>
+                  <w:i w:val="false"/>
+                  <w:iCs w:val="false"/>
+                </w:rPr>
                 <w:t xml:space="preserve">6.1</w:t>
               </w:r>
-            </w:fldSimple>
+            </w:hyperlink>
           </w:p>
         </w:tc>
         <w:tc>
@@ -5308,11 +5428,17 @@
               </w:rPr>
               <w:t xml:space="preserve">Section </w:t>
             </w:r>
-            <w:fldSimple w:instr="REF sec_9_4 \w \h">
+            <w:hyperlink w:history="1" w:anchor="sec_9_4">
               <w:r>
+                <w:rPr>
+                  <w:b w:val="false"/>
+                  <w:bCs w:val="false"/>
+                  <w:i w:val="false"/>
+                  <w:iCs w:val="false"/>
+                </w:rPr>
                 <w:t xml:space="preserve">9.4</w:t>
               </w:r>
-            </w:fldSimple>
+            </w:hyperlink>
           </w:p>
         </w:tc>
         <w:tc>
@@ -5743,11 +5869,17 @@
               </w:rPr>
               <w:t xml:space="preserve">Sections </w:t>
             </w:r>
-            <w:fldSimple w:instr="REF sec_7_2 \w \h">
+            <w:hyperlink w:history="1" w:anchor="sec_7_2">
               <w:r>
+                <w:rPr>
+                  <w:b w:val="false"/>
+                  <w:bCs w:val="false"/>
+                  <w:i w:val="false"/>
+                  <w:iCs w:val="false"/>
+                </w:rPr>
                 <w:t xml:space="preserve">7.2</w:t>
               </w:r>
-            </w:fldSimple>
+            </w:hyperlink>
             <w:r>
               <w:rPr>
                 <w:b w:val="false"/>
@@ -6015,11 +6147,17 @@
               </w:rPr>
               <w:t xml:space="preserve">Section </w:t>
             </w:r>
-            <w:fldSimple w:instr="REF sec_7_4 \w \h">
+            <w:hyperlink w:history="1" w:anchor="sec_7_4">
               <w:r>
+                <w:rPr>
+                  <w:b w:val="false"/>
+                  <w:bCs w:val="false"/>
+                  <w:i w:val="false"/>
+                  <w:iCs w:val="false"/>
+                </w:rPr>
                 <w:t xml:space="preserve">7.4</w:t>
               </w:r>
-            </w:fldSimple>
+            </w:hyperlink>
           </w:p>
         </w:tc>
         <w:tc>
@@ -6106,11 +6244,17 @@
               </w:rPr>
               <w:t xml:space="preserve">Section </w:t>
             </w:r>
-            <w:fldSimple w:instr="REF sec_7_3 \w \h">
+            <w:hyperlink w:history="1" w:anchor="sec_7_3">
               <w:r>
+                <w:rPr>
+                  <w:b w:val="false"/>
+                  <w:bCs w:val="false"/>
+                  <w:i w:val="false"/>
+                  <w:iCs w:val="false"/>
+                </w:rPr>
                 <w:t xml:space="preserve">7.3</w:t>
               </w:r>
-            </w:fldSimple>
+            </w:hyperlink>
           </w:p>
         </w:tc>
         <w:tc>
@@ -6283,11 +6427,17 @@
               </w:rPr>
               <w:t xml:space="preserve">Section </w:t>
             </w:r>
-            <w:fldSimple w:instr="REF sec_8_2 \w \h">
+            <w:hyperlink w:history="1" w:anchor="sec_8_2">
               <w:r>
+                <w:rPr>
+                  <w:b w:val="false"/>
+                  <w:bCs w:val="false"/>
+                  <w:i w:val="false"/>
+                  <w:iCs w:val="false"/>
+                </w:rPr>
                 <w:t xml:space="preserve">8.2</w:t>
               </w:r>
-            </w:fldSimple>
+            </w:hyperlink>
           </w:p>
         </w:tc>
         <w:tc>
@@ -6444,11 +6594,17 @@
         </w:rPr>
         <w:t xml:space="preserve">Section </w:t>
       </w:r>
-      <w:fldSimple w:instr="REF sec_4_2 \w \h">
+      <w:hyperlink w:history="1" w:anchor="sec_4_2">
         <w:r>
+          <w:rPr>
+            <w:b w:val="false"/>
+            <w:bCs w:val="false"/>
+            <w:i w:val="false"/>
+            <w:iCs w:val="false"/>
+          </w:rPr>
           <w:t xml:space="preserve">4.2</w:t>
         </w:r>
-      </w:fldSimple>
+      </w:hyperlink>
       <w:r>
         <w:rPr>
           <w:b w:val="false"/>
@@ -6495,11 +6651,17 @@
         </w:rPr>
         <w:t xml:space="preserve">Section </w:t>
       </w:r>
-      <w:fldSimple w:instr="REF sec_5_2 \w \h">
+      <w:hyperlink w:history="1" w:anchor="sec_5_2">
         <w:r>
+          <w:rPr>
+            <w:b w:val="false"/>
+            <w:bCs w:val="false"/>
+            <w:i w:val="false"/>
+            <w:iCs w:val="false"/>
+          </w:rPr>
           <w:t xml:space="preserve">5.2</w:t>
         </w:r>
-      </w:fldSimple>
+      </w:hyperlink>
       <w:r>
         <w:rPr>
           <w:b w:val="false"/>
@@ -6518,11 +6680,17 @@
         </w:rPr>
         <w:t xml:space="preserve">Section </w:t>
       </w:r>
-      <w:fldSimple w:instr="REF sec_5_3 \w \h">
+      <w:hyperlink w:history="1" w:anchor="sec_5_3">
         <w:r>
+          <w:rPr>
+            <w:b w:val="false"/>
+            <w:bCs w:val="false"/>
+            <w:i w:val="false"/>
+            <w:iCs w:val="false"/>
+          </w:rPr>
           <w:t xml:space="preserve">5.3</w:t>
         </w:r>
-      </w:fldSimple>
+      </w:hyperlink>
       <w:r>
         <w:rPr>
           <w:b w:val="false"/>
@@ -6569,11 +6737,17 @@
         </w:rPr>
         <w:t xml:space="preserve">Section </w:t>
       </w:r>
-      <w:fldSimple w:instr="REF sec_4_2 \w \h">
+      <w:hyperlink w:history="1" w:anchor="sec_4_2">
         <w:r>
+          <w:rPr>
+            <w:b w:val="false"/>
+            <w:bCs w:val="false"/>
+            <w:i w:val="false"/>
+            <w:iCs w:val="false"/>
+          </w:rPr>
           <w:t xml:space="preserve">4.2</w:t>
         </w:r>
-      </w:fldSimple>
+      </w:hyperlink>
       <w:r>
         <w:rPr>
           <w:b w:val="false"/>
@@ -6634,11 +6808,17 @@
         </w:rPr>
         <w:t xml:space="preserve">Section </w:t>
       </w:r>
-      <w:fldSimple w:instr="REF sec_4_3 \w \h">
+      <w:hyperlink w:history="1" w:anchor="sec_4_3">
         <w:r>
+          <w:rPr>
+            <w:b w:val="false"/>
+            <w:bCs w:val="false"/>
+            <w:i w:val="false"/>
+            <w:iCs w:val="false"/>
+          </w:rPr>
           <w:t xml:space="preserve">4.3</w:t>
         </w:r>
-      </w:fldSimple>
+      </w:hyperlink>
       <w:r>
         <w:rPr>
           <w:b w:val="false"/>
@@ -8433,11 +8613,17 @@
         </w:rPr>
         <w:t xml:space="preserve">Section </w:t>
       </w:r>
-      <w:fldSimple w:instr="REF sec_5_2 \w \h">
+      <w:hyperlink w:history="1" w:anchor="sec_5_2">
         <w:r>
+          <w:rPr>
+            <w:b w:val="false"/>
+            <w:bCs w:val="false"/>
+            <w:i w:val="false"/>
+            <w:iCs w:val="false"/>
+          </w:rPr>
           <w:t xml:space="preserve">5.2</w:t>
         </w:r>
-      </w:fldSimple>
+      </w:hyperlink>
       <w:r>
         <w:rPr>
           <w:b w:val="false"/>
@@ -11934,11 +12120,17 @@
               </w:rPr>
               <w:t xml:space="preserve">Section </w:t>
             </w:r>
-            <w:fldSimple w:instr="REF sec_6_2 \w \h">
+            <w:hyperlink w:history="1" w:anchor="sec_6_2">
               <w:r>
+                <w:rPr>
+                  <w:b w:val="false"/>
+                  <w:bCs w:val="false"/>
+                  <w:i w:val="false"/>
+                  <w:iCs w:val="false"/>
+                </w:rPr>
                 <w:t xml:space="preserve">6.2</w:t>
               </w:r>
-            </w:fldSimple>
+            </w:hyperlink>
           </w:p>
         </w:tc>
       </w:tr>
@@ -13118,11 +13310,17 @@
               </w:rPr>
               <w:t xml:space="preserve">Section </w:t>
             </w:r>
-            <w:fldSimple w:instr="REF sec_4_2 \w \h">
+            <w:hyperlink w:history="1" w:anchor="sec_4_2">
               <w:r>
+                <w:rPr>
+                  <w:b w:val="false"/>
+                  <w:bCs w:val="false"/>
+                  <w:i w:val="false"/>
+                  <w:iCs w:val="false"/>
+                </w:rPr>
                 <w:t xml:space="preserve">4.2</w:t>
               </w:r>
-            </w:fldSimple>
+            </w:hyperlink>
           </w:p>
         </w:tc>
       </w:tr>
@@ -13340,11 +13538,17 @@
               </w:rPr>
               <w:t xml:space="preserve">Section </w:t>
             </w:r>
-            <w:fldSimple w:instr="REF sec_7_3 \w \h">
+            <w:hyperlink w:history="1" w:anchor="sec_7_3">
               <w:r>
+                <w:rPr>
+                  <w:b w:val="false"/>
+                  <w:bCs w:val="false"/>
+                  <w:i w:val="false"/>
+                  <w:iCs w:val="false"/>
+                </w:rPr>
                 <w:t xml:space="preserve">7.3</w:t>
               </w:r>
-            </w:fldSimple>
+            </w:hyperlink>
             <w:r>
               <w:rPr>
                 <w:b w:val="false"/>
@@ -13363,11 +13567,17 @@
               </w:rPr>
               <w:t xml:space="preserve">Section </w:t>
             </w:r>
-            <w:fldSimple w:instr="REF sec_8_1 \w \h">
+            <w:hyperlink w:history="1" w:anchor="sec_8_1">
               <w:r>
+                <w:rPr>
+                  <w:b w:val="false"/>
+                  <w:bCs w:val="false"/>
+                  <w:i w:val="false"/>
+                  <w:iCs w:val="false"/>
+                </w:rPr>
                 <w:t xml:space="preserve">8.1</w:t>
               </w:r>
-            </w:fldSimple>
+            </w:hyperlink>
           </w:p>
         </w:tc>
       </w:tr>
@@ -21306,11 +21516,17 @@
         </w:rPr>
         <w:t xml:space="preserve">Section </w:t>
       </w:r>
-      <w:fldSimple w:instr="REF sec_7_3 \w \h">
+      <w:hyperlink w:history="1" w:anchor="sec_7_3">
         <w:r>
+          <w:rPr>
+            <w:b w:val="false"/>
+            <w:bCs w:val="false"/>
+            <w:i w:val="false"/>
+            <w:iCs w:val="false"/>
+          </w:rPr>
           <w:t xml:space="preserve">7.3</w:t>
         </w:r>
-      </w:fldSimple>
+      </w:hyperlink>
       <w:r>
         <w:rPr>
           <w:b w:val="false"/>
@@ -21878,11 +22094,17 @@
         </w:rPr>
         <w:t xml:space="preserve">Section </w:t>
       </w:r>
-      <w:fldSimple w:instr="REF sec_7_4 \w \h">
+      <w:hyperlink w:history="1" w:anchor="sec_7_4">
         <w:r>
+          <w:rPr>
+            <w:b w:val="false"/>
+            <w:bCs w:val="false"/>
+            <w:i w:val="false"/>
+            <w:iCs w:val="false"/>
+          </w:rPr>
           <w:t xml:space="preserve">7.4</w:t>
         </w:r>
-      </w:fldSimple>
+      </w:hyperlink>
       <w:r>
         <w:rPr>
           <w:b w:val="false"/>
@@ -21996,11 +22218,17 @@
         </w:rPr>
         <w:t xml:space="preserve">Section </w:t>
       </w:r>
-      <w:fldSimple w:instr="REF sec_2_1 \w \h">
+      <w:hyperlink w:history="1" w:anchor="sec_2_1">
         <w:r>
+          <w:rPr>
+            <w:b w:val="false"/>
+            <w:bCs w:val="false"/>
+            <w:i w:val="false"/>
+            <w:iCs w:val="false"/>
+          </w:rPr>
           <w:t xml:space="preserve">2.1</w:t>
         </w:r>
-      </w:fldSimple>
+      </w:hyperlink>
       <w:r>
         <w:rPr>
           <w:b w:val="false"/>
@@ -22193,11 +22421,17 @@
               </w:rPr>
               <w:t xml:space="preserve">Section </w:t>
             </w:r>
-            <w:fldSimple w:instr="REF sec_3_1 \w \h">
+            <w:hyperlink w:history="1" w:anchor="sec_3_1">
               <w:r>
+                <w:rPr>
+                  <w:b w:val="false"/>
+                  <w:bCs w:val="false"/>
+                  <w:i w:val="false"/>
+                  <w:iCs w:val="false"/>
+                </w:rPr>
                 <w:t xml:space="preserve">3.1</w:t>
               </w:r>
-            </w:fldSimple>
+            </w:hyperlink>
           </w:p>
         </w:tc>
       </w:tr>
@@ -22505,11 +22739,17 @@
               </w:rPr>
               <w:t xml:space="preserve">Section </w:t>
             </w:r>
-            <w:fldSimple w:instr="REF sec_6_2 \w \h">
+            <w:hyperlink w:history="1" w:anchor="sec_6_2">
               <w:r>
+                <w:rPr>
+                  <w:b w:val="false"/>
+                  <w:bCs w:val="false"/>
+                  <w:i w:val="false"/>
+                  <w:iCs w:val="false"/>
+                </w:rPr>
                 <w:t xml:space="preserve">6.2</w:t>
               </w:r>
-            </w:fldSimple>
+            </w:hyperlink>
           </w:p>
         </w:tc>
       </w:tr>
@@ -22808,11 +23048,17 @@
               </w:rPr>
               <w:t xml:space="preserve">Sections </w:t>
             </w:r>
-            <w:fldSimple w:instr="REF sec_6_2 \w \h">
+            <w:hyperlink w:history="1" w:anchor="sec_6_2">
               <w:r>
+                <w:rPr>
+                  <w:b w:val="false"/>
+                  <w:bCs w:val="false"/>
+                  <w:i w:val="false"/>
+                  <w:iCs w:val="false"/>
+                </w:rPr>
                 <w:t xml:space="preserve">6.2</w:t>
               </w:r>
-            </w:fldSimple>
+            </w:hyperlink>
             <w:r>
               <w:rPr>
                 <w:b w:val="false"/>
@@ -22822,11 +23068,17 @@
               </w:rPr>
               <w:t xml:space="preserve"> and </w:t>
             </w:r>
-            <w:fldSimple w:instr="REF sec_6_3 \w \h">
+            <w:hyperlink w:history="1" w:anchor="sec_6_3">
               <w:r>
+                <w:rPr>
+                  <w:b w:val="false"/>
+                  <w:bCs w:val="false"/>
+                  <w:i w:val="false"/>
+                  <w:iCs w:val="false"/>
+                </w:rPr>
                 <w:t xml:space="preserve">6.3</w:t>
               </w:r>
-            </w:fldSimple>
+            </w:hyperlink>
           </w:p>
         </w:tc>
       </w:tr>
@@ -22985,11 +23237,17 @@
               </w:rPr>
               <w:t xml:space="preserve">Section </w:t>
             </w:r>
-            <w:fldSimple w:instr="REF sec_9_3 \w \h">
+            <w:hyperlink w:history="1" w:anchor="sec_9_3">
               <w:r>
+                <w:rPr>
+                  <w:b w:val="false"/>
+                  <w:bCs w:val="false"/>
+                  <w:i w:val="false"/>
+                  <w:iCs w:val="false"/>
+                </w:rPr>
                 <w:t xml:space="preserve">9.3</w:t>
               </w:r>
-            </w:fldSimple>
+            </w:hyperlink>
           </w:p>
         </w:tc>
       </w:tr>
@@ -23121,11 +23379,17 @@
               </w:rPr>
               <w:t xml:space="preserve">Section </w:t>
             </w:r>
-            <w:fldSimple w:instr="REF sec_3_2 \w \h">
+            <w:hyperlink w:history="1" w:anchor="sec_3_2">
               <w:r>
+                <w:rPr>
+                  <w:b w:val="false"/>
+                  <w:bCs w:val="false"/>
+                  <w:i w:val="false"/>
+                  <w:iCs w:val="false"/>
+                </w:rPr>
                 <w:t xml:space="preserve">3.2</w:t>
               </w:r>
-            </w:fldSimple>
+            </w:hyperlink>
             <w:r>
               <w:rPr>
                 <w:b w:val="false"/>
@@ -23284,11 +23548,17 @@
               </w:rPr>
               <w:t xml:space="preserve">Section </w:t>
             </w:r>
-            <w:fldSimple w:instr="REF sec_11_1 \w \h">
+            <w:hyperlink w:history="1" w:anchor="sec_11_1">
               <w:r>
+                <w:rPr>
+                  <w:b w:val="false"/>
+                  <w:bCs w:val="false"/>
+                  <w:i w:val="false"/>
+                  <w:iCs w:val="false"/>
+                </w:rPr>
                 <w:t xml:space="preserve">11.1</w:t>
               </w:r>
-            </w:fldSimple>
+            </w:hyperlink>
             <w:r>
               <w:rPr>
                 <w:b w:val="false"/>
@@ -23377,11 +23647,17 @@
               </w:rPr>
               <w:t xml:space="preserve">Sections </w:t>
             </w:r>
-            <w:fldSimple w:instr="REF sec_2_1 \w \h">
+            <w:hyperlink w:history="1" w:anchor="sec_2_1">
               <w:r>
+                <w:rPr>
+                  <w:b w:val="false"/>
+                  <w:bCs w:val="false"/>
+                  <w:i w:val="false"/>
+                  <w:iCs w:val="false"/>
+                </w:rPr>
                 <w:t xml:space="preserve">2.1</w:t>
               </w:r>
-            </w:fldSimple>
+            </w:hyperlink>
             <w:r>
               <w:rPr>
                 <w:b w:val="false"/>
@@ -23391,11 +23667,17 @@
               </w:rPr>
               <w:t xml:space="preserve"> and </w:t>
             </w:r>
-            <w:fldSimple w:instr="REF sec_11_1 \w \h">
+            <w:hyperlink w:history="1" w:anchor="sec_11_1">
               <w:r>
+                <w:rPr>
+                  <w:b w:val="false"/>
+                  <w:bCs w:val="false"/>
+                  <w:i w:val="false"/>
+                  <w:iCs w:val="false"/>
+                </w:rPr>
                 <w:t xml:space="preserve">11.1</w:t>
               </w:r>
-            </w:fldSimple>
+            </w:hyperlink>
           </w:p>
         </w:tc>
       </w:tr>
@@ -23466,11 +23748,17 @@
               </w:rPr>
               <w:t xml:space="preserve">Section </w:t>
             </w:r>
-            <w:fldSimple w:instr="REF sec_6_3 \w \h">
+            <w:hyperlink w:history="1" w:anchor="sec_6_3">
               <w:r>
+                <w:rPr>
+                  <w:b w:val="false"/>
+                  <w:bCs w:val="false"/>
+                  <w:i w:val="false"/>
+                  <w:iCs w:val="false"/>
+                </w:rPr>
                 <w:t xml:space="preserve">6.3</w:t>
               </w:r>
-            </w:fldSimple>
+            </w:hyperlink>
           </w:p>
         </w:tc>
       </w:tr>

--- a/Cybersecurity-Risk-Management-Plan.docx
+++ b/Cybersecurity-Risk-Management-Plan.docx
@@ -46,7 +46,7 @@
             <w:instrText xml:space="preserve">TOC \h \o "1-2"</w:instrText>
             <w:fldChar w:fldCharType="separate"/>
           </w:r>
-          <w:hyperlink w:history="1" w:anchor="sec_1">
+          <w:hyperlink w:history="1" w:anchor="_Toc100000001">
             <w:r>
               <w:rPr>
                 <w:rStyle w:val="IndexLink"/>
@@ -65,7 +65,7 @@
               <w:tab w:val="right" w:pos="9025" w:leader="dot"/>
             </w:tabs>
           </w:pPr>
-          <w:hyperlink w:history="1" w:anchor="sec_1_1">
+          <w:hyperlink w:history="1" w:anchor="_Toc100000002">
             <w:r>
               <w:rPr>
                 <w:rStyle w:val="IndexLink"/>
@@ -84,7 +84,7 @@
               <w:tab w:val="right" w:pos="9025" w:leader="dot"/>
             </w:tabs>
           </w:pPr>
-          <w:hyperlink w:history="1" w:anchor="sec_1_2">
+          <w:hyperlink w:history="1" w:anchor="_Toc100000003">
             <w:r>
               <w:rPr>
                 <w:rStyle w:val="IndexLink"/>
@@ -103,7 +103,7 @@
               <w:tab w:val="right" w:pos="9025" w:leader="dot"/>
             </w:tabs>
           </w:pPr>
-          <w:hyperlink w:history="1" w:anchor="sec_2">
+          <w:hyperlink w:history="1" w:anchor="_Toc100000004">
             <w:r>
               <w:rPr>
                 <w:rStyle w:val="IndexLink"/>
@@ -122,7 +122,7 @@
               <w:tab w:val="right" w:pos="9025" w:leader="dot"/>
             </w:tabs>
           </w:pPr>
-          <w:hyperlink w:history="1" w:anchor="sec_2_1">
+          <w:hyperlink w:history="1" w:anchor="_Toc100000005">
             <w:r>
               <w:rPr>
                 <w:rStyle w:val="IndexLink"/>
@@ -141,7 +141,7 @@
               <w:tab w:val="right" w:pos="9025" w:leader="dot"/>
             </w:tabs>
           </w:pPr>
-          <w:hyperlink w:history="1" w:anchor="sec_2_2">
+          <w:hyperlink w:history="1" w:anchor="_Toc100000006">
             <w:r>
               <w:rPr>
                 <w:rStyle w:val="IndexLink"/>
@@ -160,7 +160,7 @@
               <w:tab w:val="right" w:pos="9025" w:leader="dot"/>
             </w:tabs>
           </w:pPr>
-          <w:hyperlink w:history="1" w:anchor="sec_3">
+          <w:hyperlink w:history="1" w:anchor="_Toc100000007">
             <w:r>
               <w:rPr>
                 <w:rStyle w:val="IndexLink"/>
@@ -179,7 +179,7 @@
               <w:tab w:val="right" w:pos="9025" w:leader="dot"/>
             </w:tabs>
           </w:pPr>
-          <w:hyperlink w:history="1" w:anchor="sec_3_1">
+          <w:hyperlink w:history="1" w:anchor="_Toc100000008">
             <w:r>
               <w:rPr>
                 <w:rStyle w:val="IndexLink"/>
@@ -198,7 +198,7 @@
               <w:tab w:val="right" w:pos="9025" w:leader="dot"/>
             </w:tabs>
           </w:pPr>
-          <w:hyperlink w:history="1" w:anchor="sec_3_2">
+          <w:hyperlink w:history="1" w:anchor="_Toc100000009">
             <w:r>
               <w:rPr>
                 <w:rStyle w:val="IndexLink"/>
@@ -217,7 +217,7 @@
               <w:tab w:val="right" w:pos="9025" w:leader="dot"/>
             </w:tabs>
           </w:pPr>
-          <w:hyperlink w:history="1" w:anchor="sec_4">
+          <w:hyperlink w:history="1" w:anchor="_Toc100000010">
             <w:r>
               <w:rPr>
                 <w:rStyle w:val="IndexLink"/>
@@ -236,7 +236,7 @@
               <w:tab w:val="right" w:pos="9025" w:leader="dot"/>
             </w:tabs>
           </w:pPr>
-          <w:hyperlink w:history="1" w:anchor="sec_4_1">
+          <w:hyperlink w:history="1" w:anchor="_Toc100000011">
             <w:r>
               <w:rPr>
                 <w:rStyle w:val="IndexLink"/>
@@ -255,7 +255,7 @@
               <w:tab w:val="right" w:pos="9025" w:leader="dot"/>
             </w:tabs>
           </w:pPr>
-          <w:hyperlink w:history="1" w:anchor="sec_4_2">
+          <w:hyperlink w:history="1" w:anchor="_Toc100000012">
             <w:r>
               <w:rPr>
                 <w:rStyle w:val="IndexLink"/>
@@ -274,7 +274,7 @@
               <w:tab w:val="right" w:pos="9025" w:leader="dot"/>
             </w:tabs>
           </w:pPr>
-          <w:hyperlink w:history="1" w:anchor="sec_4_3">
+          <w:hyperlink w:history="1" w:anchor="_Toc100000013">
             <w:r>
               <w:rPr>
                 <w:rStyle w:val="IndexLink"/>
@@ -293,7 +293,7 @@
               <w:tab w:val="right" w:pos="9025" w:leader="dot"/>
             </w:tabs>
           </w:pPr>
-          <w:hyperlink w:history="1" w:anchor="sec_4_4">
+          <w:hyperlink w:history="1" w:anchor="_Toc100000014">
             <w:r>
               <w:rPr>
                 <w:rStyle w:val="IndexLink"/>
@@ -312,7 +312,7 @@
               <w:tab w:val="right" w:pos="9025" w:leader="dot"/>
             </w:tabs>
           </w:pPr>
-          <w:hyperlink w:history="1" w:anchor="sec_5">
+          <w:hyperlink w:history="1" w:anchor="_Toc100000015">
             <w:r>
               <w:rPr>
                 <w:rStyle w:val="IndexLink"/>
@@ -331,7 +331,7 @@
               <w:tab w:val="right" w:pos="9025" w:leader="dot"/>
             </w:tabs>
           </w:pPr>
-          <w:hyperlink w:history="1" w:anchor="sec_5_1">
+          <w:hyperlink w:history="1" w:anchor="_Toc100000016">
             <w:r>
               <w:rPr>
                 <w:rStyle w:val="IndexLink"/>
@@ -350,7 +350,7 @@
               <w:tab w:val="right" w:pos="9025" w:leader="dot"/>
             </w:tabs>
           </w:pPr>
-          <w:hyperlink w:history="1" w:anchor="sec_5_2">
+          <w:hyperlink w:history="1" w:anchor="_Toc100000017">
             <w:r>
               <w:rPr>
                 <w:rStyle w:val="IndexLink"/>
@@ -369,7 +369,7 @@
               <w:tab w:val="right" w:pos="9025" w:leader="dot"/>
             </w:tabs>
           </w:pPr>
-          <w:hyperlink w:history="1" w:anchor="sec_5_3">
+          <w:hyperlink w:history="1" w:anchor="_Toc100000018">
             <w:r>
               <w:rPr>
                 <w:rStyle w:val="IndexLink"/>
@@ -388,7 +388,7 @@
               <w:tab w:val="right" w:pos="9025" w:leader="dot"/>
             </w:tabs>
           </w:pPr>
-          <w:hyperlink w:history="1" w:anchor="sec_6">
+          <w:hyperlink w:history="1" w:anchor="_Toc100000019">
             <w:r>
               <w:rPr>
                 <w:rStyle w:val="IndexLink"/>
@@ -407,7 +407,7 @@
               <w:tab w:val="right" w:pos="9025" w:leader="dot"/>
             </w:tabs>
           </w:pPr>
-          <w:hyperlink w:history="1" w:anchor="sec_6_1">
+          <w:hyperlink w:history="1" w:anchor="_Toc100000020">
             <w:r>
               <w:rPr>
                 <w:rStyle w:val="IndexLink"/>
@@ -426,7 +426,7 @@
               <w:tab w:val="right" w:pos="9025" w:leader="dot"/>
             </w:tabs>
           </w:pPr>
-          <w:hyperlink w:history="1" w:anchor="sec_6_2">
+          <w:hyperlink w:history="1" w:anchor="_Toc100000021">
             <w:r>
               <w:rPr>
                 <w:rStyle w:val="IndexLink"/>
@@ -445,7 +445,7 @@
               <w:tab w:val="right" w:pos="9025" w:leader="dot"/>
             </w:tabs>
           </w:pPr>
-          <w:hyperlink w:history="1" w:anchor="sec_6_3">
+          <w:hyperlink w:history="1" w:anchor="_Toc100000022">
             <w:r>
               <w:rPr>
                 <w:rStyle w:val="IndexLink"/>
@@ -464,7 +464,7 @@
               <w:tab w:val="right" w:pos="9025" w:leader="dot"/>
             </w:tabs>
           </w:pPr>
-          <w:hyperlink w:history="1" w:anchor="sec_7">
+          <w:hyperlink w:history="1" w:anchor="_Toc100000023">
             <w:r>
               <w:rPr>
                 <w:rStyle w:val="IndexLink"/>
@@ -483,7 +483,7 @@
               <w:tab w:val="right" w:pos="9025" w:leader="dot"/>
             </w:tabs>
           </w:pPr>
-          <w:hyperlink w:history="1" w:anchor="sec_7_1">
+          <w:hyperlink w:history="1" w:anchor="_Toc100000024">
             <w:r>
               <w:rPr>
                 <w:rStyle w:val="IndexLink"/>
@@ -502,7 +502,7 @@
               <w:tab w:val="right" w:pos="9025" w:leader="dot"/>
             </w:tabs>
           </w:pPr>
-          <w:hyperlink w:history="1" w:anchor="sec_7_2">
+          <w:hyperlink w:history="1" w:anchor="_Toc100000025">
             <w:r>
               <w:rPr>
                 <w:rStyle w:val="IndexLink"/>
@@ -521,7 +521,7 @@
               <w:tab w:val="right" w:pos="9025" w:leader="dot"/>
             </w:tabs>
           </w:pPr>
-          <w:hyperlink w:history="1" w:anchor="sec_7_3">
+          <w:hyperlink w:history="1" w:anchor="_Toc100000026">
             <w:r>
               <w:rPr>
                 <w:rStyle w:val="IndexLink"/>
@@ -540,7 +540,7 @@
               <w:tab w:val="right" w:pos="9025" w:leader="dot"/>
             </w:tabs>
           </w:pPr>
-          <w:hyperlink w:history="1" w:anchor="sec_7_4">
+          <w:hyperlink w:history="1" w:anchor="_Toc100000027">
             <w:r>
               <w:rPr>
                 <w:rStyle w:val="IndexLink"/>
@@ -559,7 +559,7 @@
               <w:tab w:val="right" w:pos="9025" w:leader="dot"/>
             </w:tabs>
           </w:pPr>
-          <w:hyperlink w:history="1" w:anchor="sec_8">
+          <w:hyperlink w:history="1" w:anchor="_Toc100000028">
             <w:r>
               <w:rPr>
                 <w:rStyle w:val="IndexLink"/>
@@ -578,7 +578,7 @@
               <w:tab w:val="right" w:pos="9025" w:leader="dot"/>
             </w:tabs>
           </w:pPr>
-          <w:hyperlink w:history="1" w:anchor="sec_8_1">
+          <w:hyperlink w:history="1" w:anchor="_Toc100000029">
             <w:r>
               <w:rPr>
                 <w:rStyle w:val="IndexLink"/>
@@ -597,7 +597,7 @@
               <w:tab w:val="right" w:pos="9025" w:leader="dot"/>
             </w:tabs>
           </w:pPr>
-          <w:hyperlink w:history="1" w:anchor="sec_8_2">
+          <w:hyperlink w:history="1" w:anchor="_Toc100000030">
             <w:r>
               <w:rPr>
                 <w:rStyle w:val="IndexLink"/>
@@ -616,7 +616,7 @@
               <w:tab w:val="right" w:pos="9025" w:leader="dot"/>
             </w:tabs>
           </w:pPr>
-          <w:hyperlink w:history="1" w:anchor="sec_9">
+          <w:hyperlink w:history="1" w:anchor="_Toc100000031">
             <w:r>
               <w:rPr>
                 <w:rStyle w:val="IndexLink"/>
@@ -635,7 +635,7 @@
               <w:tab w:val="right" w:pos="9025" w:leader="dot"/>
             </w:tabs>
           </w:pPr>
-          <w:hyperlink w:history="1" w:anchor="sec_9_1">
+          <w:hyperlink w:history="1" w:anchor="_Toc100000032">
             <w:r>
               <w:rPr>
                 <w:rStyle w:val="IndexLink"/>
@@ -654,7 +654,7 @@
               <w:tab w:val="right" w:pos="9025" w:leader="dot"/>
             </w:tabs>
           </w:pPr>
-          <w:hyperlink w:history="1" w:anchor="sec_9_2">
+          <w:hyperlink w:history="1" w:anchor="_Toc100000033">
             <w:r>
               <w:rPr>
                 <w:rStyle w:val="IndexLink"/>
@@ -673,7 +673,7 @@
               <w:tab w:val="right" w:pos="9025" w:leader="dot"/>
             </w:tabs>
           </w:pPr>
-          <w:hyperlink w:history="1" w:anchor="sec_9_3">
+          <w:hyperlink w:history="1" w:anchor="_Toc100000034">
             <w:r>
               <w:rPr>
                 <w:rStyle w:val="IndexLink"/>
@@ -692,7 +692,7 @@
               <w:tab w:val="right" w:pos="9025" w:leader="dot"/>
             </w:tabs>
           </w:pPr>
-          <w:hyperlink w:history="1" w:anchor="sec_9_4">
+          <w:hyperlink w:history="1" w:anchor="_Toc100000035">
             <w:r>
               <w:rPr>
                 <w:rStyle w:val="IndexLink"/>
@@ -711,7 +711,7 @@
               <w:tab w:val="right" w:pos="9025" w:leader="dot"/>
             </w:tabs>
           </w:pPr>
-          <w:hyperlink w:history="1" w:anchor="sec_10">
+          <w:hyperlink w:history="1" w:anchor="_Toc100000036">
             <w:r>
               <w:rPr>
                 <w:rStyle w:val="IndexLink"/>
@@ -730,7 +730,7 @@
               <w:tab w:val="right" w:pos="9025" w:leader="dot"/>
             </w:tabs>
           </w:pPr>
-          <w:hyperlink w:history="1" w:anchor="sec_11">
+          <w:hyperlink w:history="1" w:anchor="_Toc100000037">
             <w:r>
               <w:rPr>
                 <w:rStyle w:val="IndexLink"/>
@@ -749,7 +749,7 @@
               <w:tab w:val="right" w:pos="9025" w:leader="dot"/>
             </w:tabs>
           </w:pPr>
-          <w:hyperlink w:history="1" w:anchor="sec_11_1">
+          <w:hyperlink w:history="1" w:anchor="_Toc100000038">
             <w:r>
               <w:rPr>
                 <w:rStyle w:val="IndexLink"/>
@@ -768,7 +768,7 @@
               <w:tab w:val="right" w:pos="9025" w:leader="dot"/>
             </w:tabs>
           </w:pPr>
-          <w:hyperlink w:history="1" w:anchor="sec_11_2">
+          <w:hyperlink w:history="1" w:anchor="_Toc100000039">
             <w:r>
               <w:rPr>
                 <w:rStyle w:val="IndexLink"/>
@@ -794,6 +794,7 @@
         </w:numPr>
         <w:spacing w:after="140" w:before="240"/>
       </w:pPr>
+      <w:bookmarkStart w:name="_Toc100000001" w:id="2"/>
       <w:r>
         <w:t xml:space="preserve">S</w:t>
       </w:r>
@@ -808,6 +809,7 @@
         <w:t xml:space="preserve">cope and Approach</w:t>
       </w:r>
       <w:bookmarkEnd w:id="1"/>
+      <w:bookmarkEnd w:id="2"/>
     </w:p>
     <w:p>
       <w:pPr>
@@ -818,10 +820,11 @@
         </w:numPr>
         <w:spacing w:after="140" w:before="260"/>
       </w:pPr>
+      <w:bookmarkStart w:name="_Toc100000002" w:id="4"/>
       <w:r>
         <w:t xml:space="preserve">P</w:t>
       </w:r>
-      <w:bookmarkStart w:name="sec_1_1" w:id="2"/>
+      <w:bookmarkStart w:name="sec_1_1" w:id="3"/>
       <w:r>
         <w:rPr>
           <w:b w:val="false"/>
@@ -831,7 +834,8 @@
         </w:rPr>
         <w:t xml:space="preserve">urpose and scope</w:t>
       </w:r>
-      <w:bookmarkEnd w:id="2"/>
+      <w:bookmarkEnd w:id="3"/>
+      <w:bookmarkEnd w:id="4"/>
     </w:p>
     <w:p>
       <w:pPr>
@@ -2453,10 +2457,11 @@
         </w:numPr>
         <w:spacing w:after="140" w:before="260"/>
       </w:pPr>
+      <w:bookmarkStart w:name="_Toc100000003" w:id="6"/>
       <w:r>
         <w:t xml:space="preserve">F</w:t>
       </w:r>
-      <w:bookmarkStart w:name="sec_1_2" w:id="3"/>
+      <w:bookmarkStart w:name="sec_1_2" w:id="5"/>
       <w:r>
         <w:rPr>
           <w:b w:val="false"/>
@@ -2466,7 +2471,8 @@
         </w:rPr>
         <w:t xml:space="preserve">rameworks and method</w:t>
       </w:r>
-      <w:bookmarkEnd w:id="3"/>
+      <w:bookmarkEnd w:id="5"/>
+      <w:bookmarkEnd w:id="6"/>
     </w:p>
     <w:p>
       <w:pPr>
@@ -2617,10 +2623,11 @@
         </w:numPr>
         <w:spacing w:after="140" w:before="240"/>
       </w:pPr>
+      <w:bookmarkStart w:name="_Toc100000004" w:id="8"/>
       <w:r>
         <w:t xml:space="preserve">G</w:t>
       </w:r>
-      <w:bookmarkStart w:name="sec_2" w:id="4"/>
+      <w:bookmarkStart w:name="sec_2" w:id="7"/>
       <w:r>
         <w:rPr>
           <w:b w:val="false"/>
@@ -2630,7 +2637,8 @@
         </w:rPr>
         <w:t xml:space="preserve">overnance</w:t>
       </w:r>
-      <w:bookmarkEnd w:id="4"/>
+      <w:bookmarkEnd w:id="7"/>
+      <w:bookmarkEnd w:id="8"/>
     </w:p>
     <w:p>
       <w:pPr>
@@ -2641,10 +2649,11 @@
         </w:numPr>
         <w:spacing w:after="140" w:before="260"/>
       </w:pPr>
+      <w:bookmarkStart w:name="_Toc100000005" w:id="10"/>
       <w:r>
         <w:t xml:space="preserve">G</w:t>
       </w:r>
-      <w:bookmarkStart w:name="sec_2_1" w:id="5"/>
+      <w:bookmarkStart w:name="sec_2_1" w:id="9"/>
       <w:r>
         <w:rPr>
           <w:b w:val="false"/>
@@ -2654,7 +2663,8 @@
         </w:rPr>
         <w:t xml:space="preserve">overnance and decision rights</w:t>
       </w:r>
-      <w:bookmarkEnd w:id="5"/>
+      <w:bookmarkEnd w:id="9"/>
+      <w:bookmarkEnd w:id="10"/>
     </w:p>
     <w:tbl>
       <w:tblPr>
@@ -3357,10 +3367,11 @@
         </w:numPr>
         <w:spacing w:after="140" w:before="260"/>
       </w:pPr>
+      <w:bookmarkStart w:name="_Toc100000006" w:id="12"/>
       <w:r>
         <w:t xml:space="preserve">S</w:t>
       </w:r>
-      <w:bookmarkStart w:name="sec_2_2" w:id="6"/>
+      <w:bookmarkStart w:name="sec_2_2" w:id="11"/>
       <w:r>
         <w:rPr>
           <w:b w:val="false"/>
@@ -3370,7 +3381,8 @@
         </w:rPr>
         <w:t xml:space="preserve">ecurity policies</w:t>
       </w:r>
-      <w:bookmarkEnd w:id="6"/>
+      <w:bookmarkEnd w:id="11"/>
+      <w:bookmarkEnd w:id="12"/>
     </w:p>
     <w:p>
       <w:pPr>
@@ -4150,10 +4162,11 @@
         </w:numPr>
         <w:spacing w:after="140" w:before="240"/>
       </w:pPr>
+      <w:bookmarkStart w:name="_Toc100000007" w:id="14"/>
       <w:r>
         <w:t xml:space="preserve">A</w:t>
       </w:r>
-      <w:bookmarkStart w:name="sec_3" w:id="7"/>
+      <w:bookmarkStart w:name="sec_3" w:id="13"/>
       <w:r>
         <w:rPr>
           <w:b w:val="false"/>
@@ -4163,7 +4176,8 @@
         </w:rPr>
         <w:t xml:space="preserve">rchitecture and Framework Compliance</w:t>
       </w:r>
-      <w:bookmarkEnd w:id="7"/>
+      <w:bookmarkEnd w:id="13"/>
+      <w:bookmarkEnd w:id="14"/>
     </w:p>
     <w:p>
       <w:pPr>
@@ -4174,10 +4188,11 @@
         </w:numPr>
         <w:spacing w:after="140" w:before="260"/>
       </w:pPr>
+      <w:bookmarkStart w:name="_Toc100000008" w:id="16"/>
       <w:r>
         <w:t xml:space="preserve">C</w:t>
       </w:r>
-      <w:bookmarkStart w:name="sec_3_1" w:id="8"/>
+      <w:bookmarkStart w:name="sec_3_1" w:id="15"/>
       <w:r>
         <w:rPr>
           <w:b w:val="false"/>
@@ -4187,7 +4202,8 @@
         </w:rPr>
         <w:t xml:space="preserve">ybersecurity architecture</w:t>
       </w:r>
-      <w:bookmarkEnd w:id="8"/>
+      <w:bookmarkEnd w:id="15"/>
+      <w:bookmarkEnd w:id="16"/>
     </w:p>
     <w:p>
       <w:pPr>
@@ -4309,10 +4325,11 @@
         </w:numPr>
         <w:spacing w:after="140" w:before="260"/>
       </w:pPr>
+      <w:bookmarkStart w:name="_Toc100000009" w:id="18"/>
       <w:r>
         <w:t xml:space="preserve">F</w:t>
       </w:r>
-      <w:bookmarkStart w:name="sec_3_2" w:id="9"/>
+      <w:bookmarkStart w:name="sec_3_2" w:id="17"/>
       <w:r>
         <w:rPr>
           <w:b w:val="false"/>
@@ -4322,7 +4339,8 @@
         </w:rPr>
         <w:t xml:space="preserve">ramework compliance matrix</w:t>
       </w:r>
-      <w:bookmarkEnd w:id="9"/>
+      <w:bookmarkEnd w:id="17"/>
+      <w:bookmarkEnd w:id="18"/>
     </w:p>
     <w:tbl>
       <w:tblPr>
@@ -6477,10 +6495,11 @@
         </w:numPr>
         <w:spacing w:after="140" w:before="240"/>
       </w:pPr>
+      <w:bookmarkStart w:name="_Toc100000010" w:id="20"/>
       <w:r>
         <w:t xml:space="preserve">R</w:t>
       </w:r>
-      <w:bookmarkStart w:name="sec_4" w:id="10"/>
+      <w:bookmarkStart w:name="sec_4" w:id="19"/>
       <w:r>
         <w:rPr>
           <w:b w:val="false"/>
@@ -6490,7 +6509,8 @@
         </w:rPr>
         <w:t xml:space="preserve">isk Assessment</w:t>
       </w:r>
-      <w:bookmarkEnd w:id="10"/>
+      <w:bookmarkEnd w:id="19"/>
+      <w:bookmarkEnd w:id="20"/>
     </w:p>
     <w:p>
       <w:pPr>
@@ -6501,10 +6521,11 @@
         </w:numPr>
         <w:spacing w:after="140" w:before="260"/>
       </w:pPr>
+      <w:bookmarkStart w:name="_Toc100000011" w:id="22"/>
       <w:r>
         <w:t xml:space="preserve">M</w:t>
       </w:r>
-      <w:bookmarkStart w:name="sec_4_1" w:id="11"/>
+      <w:bookmarkStart w:name="sec_4_1" w:id="21"/>
       <w:r>
         <w:rPr>
           <w:b w:val="false"/>
@@ -6514,7 +6535,8 @@
         </w:rPr>
         <w:t xml:space="preserve">ethod</w:t>
       </w:r>
-      <w:bookmarkEnd w:id="11"/>
+      <w:bookmarkEnd w:id="21"/>
+      <w:bookmarkEnd w:id="22"/>
     </w:p>
     <w:p>
       <w:pPr>
@@ -6838,10 +6860,11 @@
         </w:numPr>
         <w:spacing w:after="140" w:before="260"/>
       </w:pPr>
+      <w:bookmarkStart w:name="_Toc100000012" w:id="24"/>
       <w:r>
         <w:t xml:space="preserve">R</w:t>
       </w:r>
-      <w:bookmarkStart w:name="sec_4_2" w:id="12"/>
+      <w:bookmarkStart w:name="sec_4_2" w:id="23"/>
       <w:r>
         <w:rPr>
           <w:b w:val="false"/>
@@ -6851,7 +6874,8 @@
         </w:rPr>
         <w:t xml:space="preserve">isk criteria and assessment matrix</w:t>
       </w:r>
-      <w:bookmarkEnd w:id="12"/>
+      <w:bookmarkEnd w:id="23"/>
+      <w:bookmarkEnd w:id="24"/>
     </w:p>
     <w:tbl>
       <w:tblPr>
@@ -8576,10 +8600,11 @@
         </w:numPr>
         <w:spacing w:after="140" w:before="260"/>
       </w:pPr>
+      <w:bookmarkStart w:name="_Toc100000013" w:id="26"/>
       <w:r>
         <w:t xml:space="preserve">R</w:t>
       </w:r>
-      <w:bookmarkStart w:name="sec_4_3" w:id="13"/>
+      <w:bookmarkStart w:name="sec_4_3" w:id="25"/>
       <w:r>
         <w:rPr>
           <w:b w:val="false"/>
@@ -8589,7 +8614,8 @@
         </w:rPr>
         <w:t xml:space="preserve">isk identification register</w:t>
       </w:r>
-      <w:bookmarkEnd w:id="13"/>
+      <w:bookmarkEnd w:id="25"/>
+      <w:bookmarkEnd w:id="26"/>
     </w:p>
     <w:p>
       <w:pPr>
@@ -10441,10 +10467,11 @@
         </w:numPr>
         <w:spacing w:after="140" w:before="260"/>
       </w:pPr>
+      <w:bookmarkStart w:name="_Toc100000014" w:id="28"/>
       <w:r>
         <w:t xml:space="preserve">R</w:t>
       </w:r>
-      <w:bookmarkStart w:name="sec_4_4" w:id="14"/>
+      <w:bookmarkStart w:name="sec_4_4" w:id="27"/>
       <w:r>
         <w:rPr>
           <w:b w:val="false"/>
@@ -10454,7 +10481,8 @@
         </w:rPr>
         <w:t xml:space="preserve">isk position before and after treatment</w:t>
       </w:r>
-      <w:bookmarkEnd w:id="14"/>
+      <w:bookmarkEnd w:id="27"/>
+      <w:bookmarkEnd w:id="28"/>
     </w:p>
     <w:p>
       <w:pPr>
@@ -11794,10 +11822,11 @@
         </w:numPr>
         <w:spacing w:after="140" w:before="240"/>
       </w:pPr>
+      <w:bookmarkStart w:name="_Toc100000015" w:id="30"/>
       <w:r>
         <w:t xml:space="preserve">M</w:t>
       </w:r>
-      <w:bookmarkStart w:name="sec_5" w:id="15"/>
+      <w:bookmarkStart w:name="sec_5" w:id="29"/>
       <w:r>
         <w:rPr>
           <w:b w:val="false"/>
@@ -11807,7 +11836,8 @@
         </w:rPr>
         <w:t xml:space="preserve">itigation and Control Strategy</w:t>
       </w:r>
-      <w:bookmarkEnd w:id="15"/>
+      <w:bookmarkEnd w:id="29"/>
+      <w:bookmarkEnd w:id="30"/>
     </w:p>
     <w:p>
       <w:pPr>
@@ -11818,10 +11848,11 @@
         </w:numPr>
         <w:spacing w:after="140" w:before="260"/>
       </w:pPr>
+      <w:bookmarkStart w:name="_Toc100000016" w:id="32"/>
       <w:r>
         <w:t xml:space="preserve">C</w:t>
       </w:r>
-      <w:bookmarkStart w:name="sec_5_1" w:id="16"/>
+      <w:bookmarkStart w:name="sec_5_1" w:id="31"/>
       <w:r>
         <w:rPr>
           <w:b w:val="false"/>
@@ -11831,7 +11862,8 @@
         </w:rPr>
         <w:t xml:space="preserve">ontrol strategy</w:t>
       </w:r>
-      <w:bookmarkEnd w:id="16"/>
+      <w:bookmarkEnd w:id="31"/>
+      <w:bookmarkEnd w:id="32"/>
     </w:p>
     <w:tbl>
       <w:tblPr>
@@ -12163,10 +12195,11 @@
         </w:numPr>
         <w:spacing w:after="140" w:before="260"/>
       </w:pPr>
+      <w:bookmarkStart w:name="_Toc100000017" w:id="34"/>
       <w:r>
         <w:t xml:space="preserve">C</w:t>
       </w:r>
-      <w:bookmarkStart w:name="sec_5_2" w:id="17"/>
+      <w:bookmarkStart w:name="sec_5_2" w:id="33"/>
       <w:r>
         <w:rPr>
           <w:b w:val="false"/>
@@ -12176,7 +12209,8 @@
         </w:rPr>
         <w:t xml:space="preserve">ontrols by risk</w:t>
       </w:r>
-      <w:bookmarkEnd w:id="17"/>
+      <w:bookmarkEnd w:id="33"/>
+      <w:bookmarkEnd w:id="34"/>
     </w:p>
     <w:tbl>
       <w:tblPr>
@@ -13046,10 +13080,11 @@
         </w:numPr>
         <w:spacing w:after="140" w:before="260"/>
       </w:pPr>
+      <w:bookmarkStart w:name="_Toc100000018" w:id="36"/>
       <w:r>
         <w:t xml:space="preserve">M</w:t>
       </w:r>
-      <w:bookmarkStart w:name="sec_5_3" w:id="18"/>
+      <w:bookmarkStart w:name="sec_5_3" w:id="35"/>
       <w:r>
         <w:rPr>
           <w:b w:val="false"/>
@@ -13059,7 +13094,8 @@
         </w:rPr>
         <w:t xml:space="preserve">itigation and control strategy template</w:t>
       </w:r>
-      <w:bookmarkEnd w:id="18"/>
+      <w:bookmarkEnd w:id="35"/>
+      <w:bookmarkEnd w:id="36"/>
     </w:p>
     <w:p>
       <w:pPr>
@@ -13852,10 +13888,11 @@
         </w:numPr>
         <w:spacing w:after="140" w:before="240"/>
       </w:pPr>
+      <w:bookmarkStart w:name="_Toc100000019" w:id="38"/>
       <w:r>
         <w:t xml:space="preserve">I</w:t>
       </w:r>
-      <w:bookmarkStart w:name="sec_6" w:id="19"/>
+      <w:bookmarkStart w:name="sec_6" w:id="37"/>
       <w:r>
         <w:rPr>
           <w:b w:val="false"/>
@@ -13865,7 +13902,8 @@
         </w:rPr>
         <w:t xml:space="preserve">mplementation Method Statement</w:t>
       </w:r>
-      <w:bookmarkEnd w:id="19"/>
+      <w:bookmarkEnd w:id="37"/>
+      <w:bookmarkEnd w:id="38"/>
     </w:p>
     <w:p>
       <w:pPr>
@@ -13876,10 +13914,11 @@
         </w:numPr>
         <w:spacing w:after="140" w:before="260"/>
       </w:pPr>
+      <w:bookmarkStart w:name="_Toc100000020" w:id="40"/>
       <w:r>
         <w:t xml:space="preserve">S</w:t>
       </w:r>
-      <w:bookmarkStart w:name="sec_6_1" w:id="20"/>
+      <w:bookmarkStart w:name="sec_6_1" w:id="39"/>
       <w:r>
         <w:rPr>
           <w:b w:val="false"/>
@@ -13889,7 +13928,8 @@
         </w:rPr>
         <w:t xml:space="preserve">ecurity activities by phase</w:t>
       </w:r>
-      <w:bookmarkEnd w:id="20"/>
+      <w:bookmarkEnd w:id="39"/>
+      <w:bookmarkEnd w:id="40"/>
     </w:p>
     <w:p>
       <w:pPr>
@@ -14654,10 +14694,11 @@
         </w:numPr>
         <w:spacing w:after="140" w:before="260"/>
       </w:pPr>
+      <w:bookmarkStart w:name="_Toc100000021" w:id="42"/>
       <w:r>
         <w:t xml:space="preserve">S</w:t>
       </w:r>
-      <w:bookmarkStart w:name="sec_6_2" w:id="21"/>
+      <w:bookmarkStart w:name="sec_6_2" w:id="41"/>
       <w:r>
         <w:rPr>
           <w:b w:val="false"/>
@@ -14667,7 +14708,8 @@
         </w:rPr>
         <w:t xml:space="preserve">ecurity testing</w:t>
       </w:r>
-      <w:bookmarkEnd w:id="21"/>
+      <w:bookmarkEnd w:id="41"/>
+      <w:bookmarkEnd w:id="42"/>
     </w:p>
     <w:tbl>
       <w:tblPr>
@@ -15135,10 +15177,11 @@
         </w:numPr>
         <w:spacing w:after="140" w:before="260"/>
       </w:pPr>
+      <w:bookmarkStart w:name="_Toc100000022" w:id="44"/>
       <w:r>
         <w:t xml:space="preserve">H</w:t>
       </w:r>
-      <w:bookmarkStart w:name="sec_6_3" w:id="22"/>
+      <w:bookmarkStart w:name="sec_6_3" w:id="43"/>
       <w:r>
         <w:rPr>
           <w:b w:val="false"/>
@@ -15148,7 +15191,8 @@
         </w:rPr>
         <w:t xml:space="preserve">andover and operation</w:t>
       </w:r>
-      <w:bookmarkEnd w:id="22"/>
+      <w:bookmarkEnd w:id="43"/>
+      <w:bookmarkEnd w:id="44"/>
     </w:p>
     <w:p>
       <w:pPr>
@@ -15327,10 +15371,11 @@
         </w:numPr>
         <w:spacing w:after="140" w:before="240"/>
       </w:pPr>
+      <w:bookmarkStart w:name="_Toc100000023" w:id="46"/>
       <w:r>
         <w:t xml:space="preserve">I</w:t>
       </w:r>
-      <w:bookmarkStart w:name="sec_7" w:id="23"/>
+      <w:bookmarkStart w:name="sec_7" w:id="45"/>
       <w:r>
         <w:rPr>
           <w:b w:val="false"/>
@@ -15340,7 +15385,8 @@
         </w:rPr>
         <w:t xml:space="preserve">ncident Response Plan</w:t>
       </w:r>
-      <w:bookmarkEnd w:id="23"/>
+      <w:bookmarkEnd w:id="45"/>
+      <w:bookmarkEnd w:id="46"/>
     </w:p>
     <w:p>
       <w:pPr>
@@ -15351,10 +15397,11 @@
         </w:numPr>
         <w:spacing w:after="140" w:before="260"/>
       </w:pPr>
+      <w:bookmarkStart w:name="_Toc100000024" w:id="48"/>
       <w:r>
         <w:t xml:space="preserve">T</w:t>
       </w:r>
-      <w:bookmarkStart w:name="sec_7_1" w:id="24"/>
+      <w:bookmarkStart w:name="sec_7_1" w:id="47"/>
       <w:r>
         <w:rPr>
           <w:b w:val="false"/>
@@ -15364,7 +15411,8 @@
         </w:rPr>
         <w:t xml:space="preserve">eam and escalation matrix</w:t>
       </w:r>
-      <w:bookmarkEnd w:id="24"/>
+      <w:bookmarkEnd w:id="47"/>
+      <w:bookmarkEnd w:id="48"/>
     </w:p>
     <w:p>
       <w:pPr>
@@ -16326,10 +16374,11 @@
         </w:numPr>
         <w:spacing w:after="140" w:before="260"/>
       </w:pPr>
+      <w:bookmarkStart w:name="_Toc100000025" w:id="50"/>
       <w:r>
         <w:t xml:space="preserve">R</w:t>
       </w:r>
-      <w:bookmarkStart w:name="sec_7_2" w:id="25"/>
+      <w:bookmarkStart w:name="sec_7_2" w:id="49"/>
       <w:r>
         <w:rPr>
           <w:b w:val="false"/>
@@ -16339,7 +16388,8 @@
         </w:rPr>
         <w:t xml:space="preserve">esponse process</w:t>
       </w:r>
-      <w:bookmarkEnd w:id="25"/>
+      <w:bookmarkEnd w:id="49"/>
+      <w:bookmarkEnd w:id="50"/>
     </w:p>
     <w:tbl>
       <w:tblPr>
@@ -16820,10 +16870,11 @@
         </w:numPr>
         <w:spacing w:after="140" w:before="260"/>
       </w:pPr>
+      <w:bookmarkStart w:name="_Toc100000026" w:id="52"/>
       <w:r>
         <w:t xml:space="preserve">C</w:t>
       </w:r>
-      <w:bookmarkStart w:name="sec_7_3" w:id="26"/>
+      <w:bookmarkStart w:name="sec_7_3" w:id="51"/>
       <w:r>
         <w:rPr>
           <w:b w:val="false"/>
@@ -16833,7 +16884,8 @@
         </w:rPr>
         <w:t xml:space="preserve">ontractual incident categories</w:t>
       </w:r>
-      <w:bookmarkEnd w:id="26"/>
+      <w:bookmarkEnd w:id="51"/>
+      <w:bookmarkEnd w:id="52"/>
     </w:p>
     <w:p>
       <w:pPr>
@@ -17734,10 +17786,11 @@
         </w:numPr>
         <w:spacing w:after="140" w:before="260"/>
       </w:pPr>
+      <w:bookmarkStart w:name="_Toc100000027" w:id="54"/>
       <w:r>
         <w:t xml:space="preserve">N</w:t>
       </w:r>
-      <w:bookmarkStart w:name="sec_7_4" w:id="27"/>
+      <w:bookmarkStart w:name="sec_7_4" w:id="53"/>
       <w:r>
         <w:rPr>
           <w:b w:val="false"/>
@@ -17747,7 +17800,8 @@
         </w:rPr>
         <w:t xml:space="preserve">otification and reporting</w:t>
       </w:r>
-      <w:bookmarkEnd w:id="27"/>
+      <w:bookmarkEnd w:id="53"/>
+      <w:bookmarkEnd w:id="54"/>
     </w:p>
     <w:tbl>
       <w:tblPr>
@@ -18110,10 +18164,11 @@
         </w:numPr>
         <w:spacing w:after="140" w:before="240"/>
       </w:pPr>
+      <w:bookmarkStart w:name="_Toc100000028" w:id="56"/>
       <w:r>
         <w:t xml:space="preserve">B</w:t>
       </w:r>
-      <w:bookmarkStart w:name="sec_8" w:id="28"/>
+      <w:bookmarkStart w:name="sec_8" w:id="55"/>
       <w:r>
         <w:rPr>
           <w:b w:val="false"/>
@@ -18123,7 +18178,8 @@
         </w:rPr>
         <w:t xml:space="preserve">usiness Continuity Response Plan</w:t>
       </w:r>
-      <w:bookmarkEnd w:id="28"/>
+      <w:bookmarkEnd w:id="55"/>
+      <w:bookmarkEnd w:id="56"/>
     </w:p>
     <w:p>
       <w:pPr>
@@ -18134,10 +18190,11 @@
         </w:numPr>
         <w:spacing w:after="140" w:before="260"/>
       </w:pPr>
+      <w:bookmarkStart w:name="_Toc100000029" w:id="58"/>
       <w:r>
         <w:t xml:space="preserve">R</w:t>
       </w:r>
-      <w:bookmarkStart w:name="sec_8_1" w:id="29"/>
+      <w:bookmarkStart w:name="sec_8_1" w:id="57"/>
       <w:r>
         <w:rPr>
           <w:b w:val="false"/>
@@ -18147,7 +18204,8 @@
         </w:rPr>
         <w:t xml:space="preserve">ecovery targets and scenarios</w:t>
       </w:r>
-      <w:bookmarkEnd w:id="29"/>
+      <w:bookmarkEnd w:id="57"/>
+      <w:bookmarkEnd w:id="58"/>
     </w:p>
     <w:p>
       <w:pPr>
@@ -18656,10 +18714,11 @@
         </w:numPr>
         <w:spacing w:after="140" w:before="260"/>
       </w:pPr>
+      <w:bookmarkStart w:name="_Toc100000030" w:id="60"/>
       <w:r>
         <w:t xml:space="preserve">A</w:t>
       </w:r>
-      <w:bookmarkStart w:name="sec_8_2" w:id="30"/>
+      <w:bookmarkStart w:name="sec_8_2" w:id="59"/>
       <w:r>
         <w:rPr>
           <w:b w:val="false"/>
@@ -18669,7 +18728,8 @@
         </w:rPr>
         <w:t xml:space="preserve">ctivation, communication and testing</w:t>
       </w:r>
-      <w:bookmarkEnd w:id="30"/>
+      <w:bookmarkEnd w:id="59"/>
+      <w:bookmarkEnd w:id="60"/>
     </w:p>
     <w:p>
       <w:pPr>
@@ -18821,10 +18881,11 @@
         </w:numPr>
         <w:spacing w:after="140" w:before="240"/>
       </w:pPr>
+      <w:bookmarkStart w:name="_Toc100000031" w:id="62"/>
       <w:r>
         <w:t xml:space="preserve">R</w:t>
       </w:r>
-      <w:bookmarkStart w:name="sec_9" w:id="31"/>
+      <w:bookmarkStart w:name="sec_9" w:id="61"/>
       <w:r>
         <w:rPr>
           <w:b w:val="false"/>
@@ -18834,7 +18895,8 @@
         </w:rPr>
         <w:t xml:space="preserve">esources, Schedule and Capacity Building</w:t>
       </w:r>
-      <w:bookmarkEnd w:id="31"/>
+      <w:bookmarkEnd w:id="61"/>
+      <w:bookmarkEnd w:id="62"/>
     </w:p>
     <w:p>
       <w:pPr>
@@ -18845,10 +18907,11 @@
         </w:numPr>
         <w:spacing w:after="140" w:before="260"/>
       </w:pPr>
+      <w:bookmarkStart w:name="_Toc100000032" w:id="64"/>
       <w:r>
         <w:t xml:space="preserve">C</w:t>
       </w:r>
-      <w:bookmarkStart w:name="sec_9_1" w:id="32"/>
+      <w:bookmarkStart w:name="sec_9_1" w:id="63"/>
       <w:r>
         <w:rPr>
           <w:b w:val="false"/>
@@ -18858,7 +18921,8 @@
         </w:rPr>
         <w:t xml:space="preserve">ybersecurity work breakdown structure</w:t>
       </w:r>
-      <w:bookmarkEnd w:id="32"/>
+      <w:bookmarkEnd w:id="63"/>
+      <w:bookmarkEnd w:id="64"/>
     </w:p>
     <w:tbl>
       <w:tblPr>
@@ -19668,10 +19732,11 @@
         </w:numPr>
         <w:spacing w:after="140" w:before="260"/>
       </w:pPr>
+      <w:bookmarkStart w:name="_Toc100000033" w:id="66"/>
       <w:r>
         <w:t xml:space="preserve">T</w:t>
       </w:r>
-      <w:bookmarkStart w:name="sec_9_2" w:id="33"/>
+      <w:bookmarkStart w:name="sec_9_2" w:id="65"/>
       <w:r>
         <w:rPr>
           <w:b w:val="false"/>
@@ -19681,7 +19746,8 @@
         </w:rPr>
         <w:t xml:space="preserve">imeline</w:t>
       </w:r>
-      <w:bookmarkEnd w:id="33"/>
+      <w:bookmarkEnd w:id="65"/>
+      <w:bookmarkEnd w:id="66"/>
     </w:p>
     <w:p>
       <w:pPr>
@@ -19771,10 +19837,11 @@
         </w:numPr>
         <w:spacing w:after="140" w:before="260"/>
       </w:pPr>
+      <w:bookmarkStart w:name="_Toc100000034" w:id="68"/>
       <w:r>
         <w:t xml:space="preserve">R</w:t>
       </w:r>
-      <w:bookmarkStart w:name="sec_9_3" w:id="34"/>
+      <w:bookmarkStart w:name="sec_9_3" w:id="67"/>
       <w:r>
         <w:rPr>
           <w:b w:val="false"/>
@@ -19784,7 +19851,8 @@
         </w:rPr>
         <w:t xml:space="preserve">esource and skill matrix</w:t>
       </w:r>
-      <w:bookmarkEnd w:id="34"/>
+      <w:bookmarkEnd w:id="67"/>
+      <w:bookmarkEnd w:id="68"/>
     </w:p>
     <w:tbl>
       <w:tblPr>
@@ -21099,10 +21167,11 @@
         </w:numPr>
         <w:spacing w:after="140" w:before="260"/>
       </w:pPr>
+      <w:bookmarkStart w:name="_Toc100000035" w:id="70"/>
       <w:r>
         <w:t xml:space="preserve">C</w:t>
       </w:r>
-      <w:bookmarkStart w:name="sec_9_4" w:id="35"/>
+      <w:bookmarkStart w:name="sec_9_4" w:id="69"/>
       <w:r>
         <w:rPr>
           <w:b w:val="false"/>
@@ -21112,7 +21181,8 @@
         </w:rPr>
         <w:t xml:space="preserve">apacity building and knowledge transfer</w:t>
       </w:r>
-      <w:bookmarkEnd w:id="35"/>
+      <w:bookmarkEnd w:id="69"/>
+      <w:bookmarkEnd w:id="70"/>
     </w:p>
     <w:p>
       <w:pPr>
@@ -21547,10 +21617,11 @@
         </w:numPr>
         <w:spacing w:after="140" w:before="240"/>
       </w:pPr>
+      <w:bookmarkStart w:name="_Toc100000036" w:id="72"/>
       <w:r>
         <w:t xml:space="preserve">I</w:t>
       </w:r>
-      <w:bookmarkStart w:name="sec_10" w:id="36"/>
+      <w:bookmarkStart w:name="sec_10" w:id="71"/>
       <w:r>
         <w:rPr>
           <w:b w:val="false"/>
@@ -21560,7 +21631,8 @@
         </w:rPr>
         <w:t xml:space="preserve">nnovations</w:t>
       </w:r>
-      <w:bookmarkEnd w:id="36"/>
+      <w:bookmarkEnd w:id="71"/>
+      <w:bookmarkEnd w:id="72"/>
     </w:p>
     <w:tbl>
       <w:tblPr>
@@ -21958,10 +22030,11 @@
         </w:numPr>
         <w:spacing w:after="140" w:before="240"/>
       </w:pPr>
+      <w:bookmarkStart w:name="_Toc100000037" w:id="74"/>
       <w:r>
         <w:t xml:space="preserve">C</w:t>
       </w:r>
-      <w:bookmarkStart w:name="sec_11" w:id="37"/>
+      <w:bookmarkStart w:name="sec_11" w:id="73"/>
       <w:r>
         <w:rPr>
           <w:b w:val="false"/>
@@ -21971,7 +22044,8 @@
         </w:rPr>
         <w:t xml:space="preserve">ompliance</w:t>
       </w:r>
-      <w:bookmarkEnd w:id="37"/>
+      <w:bookmarkEnd w:id="73"/>
+      <w:bookmarkEnd w:id="74"/>
     </w:p>
     <w:p>
       <w:pPr>
@@ -21982,10 +22056,11 @@
         </w:numPr>
         <w:spacing w:after="140" w:before="260"/>
       </w:pPr>
+      <w:bookmarkStart w:name="_Toc100000038" w:id="76"/>
       <w:r>
         <w:t xml:space="preserve">C</w:t>
       </w:r>
-      <w:bookmarkStart w:name="sec_11_1" w:id="38"/>
+      <w:bookmarkStart w:name="sec_11_1" w:id="75"/>
       <w:r>
         <w:rPr>
           <w:b w:val="false"/>
@@ -21995,7 +22070,8 @@
         </w:rPr>
         <w:t xml:space="preserve">ompliance and governance statement</w:t>
       </w:r>
-      <w:bookmarkEnd w:id="38"/>
+      <w:bookmarkEnd w:id="75"/>
+      <w:bookmarkEnd w:id="76"/>
     </w:p>
     <w:p>
       <w:pPr>
@@ -22248,10 +22324,11 @@
         </w:numPr>
         <w:spacing w:after="140" w:before="260"/>
       </w:pPr>
+      <w:bookmarkStart w:name="_Toc100000039" w:id="78"/>
       <w:r>
         <w:t xml:space="preserve">R</w:t>
       </w:r>
-      <w:bookmarkStart w:name="sec_11_2" w:id="39"/>
+      <w:bookmarkStart w:name="sec_11_2" w:id="77"/>
       <w:r>
         <w:rPr>
           <w:b w:val="false"/>
@@ -22261,7 +22338,8 @@
         </w:rPr>
         <w:t xml:space="preserve">equirements compliance matrix</w:t>
       </w:r>
-      <w:bookmarkEnd w:id="39"/>
+      <w:bookmarkEnd w:id="77"/>
+      <w:bookmarkEnd w:id="78"/>
     </w:p>
     <w:tbl>
       <w:tblPr>
